--- a/МатМодиИИ/rpd__doc_docx/Б1.О.02.02_Русский язык и культура речи.docx
+++ b/МатМодиИИ/rpd__doc_docx/Б1.О.02.02_Русский язык и культура речи.docx
@@ -1081,6 +1081,62 @@
     </w:p>
     <w:p>
       <w:pPr>
+        <w:pageBreakBefore/>
+        <w:spacing w:after="160"/>
+      </w:pPr>
+      <w:r>
+        <w:rPr>
+          <w:rFonts w:ascii="Times New Roman" w:hAnsi="Times New Roman"/>
+          <w:b w:val="0"/>
+          <w:sz w:val="28"/>
+        </w:rPr>
+        <w:t>Разработана в соответствии с ФГОС ВО по специальности 01.05.01 «Фундаментальные математика и механика», утверждённым приказом Минобрнауки России от 10 января 2018 г. № 16.</w:t>
+      </w:r>
+    </w:p>
+    <w:p>
+      <w:pPr>
+        <w:spacing w:after="160"/>
+      </w:pPr>
+      <w:r>
+        <w:rPr>
+          <w:rFonts w:ascii="Times New Roman" w:hAnsi="Times New Roman"/>
+          <w:b w:val="0"/>
+          <w:sz w:val="28"/>
+        </w:rPr>
+        <w:t>Учебный план по специальности 01.05.01 «Фундаментальные математика и механика», специализация «Математическое моделирование и искусственный интеллект», одобрен учёным советом РГУ имени С.А. Есенина «___» __________ 20___ г.</w:t>
+      </w:r>
+    </w:p>
+    <w:p>
+      <w:pPr>
+        <w:spacing w:after="160"/>
+      </w:pPr>
+      <w:r>
+        <w:rPr>
+          <w:rFonts w:ascii="Times New Roman" w:hAnsi="Times New Roman"/>
+          <w:b w:val="0"/>
+          <w:sz w:val="28"/>
+        </w:rPr>
+        <w:t>Рабочая программа дисциплины (модуля) утверждена на заседании кафедры русского языка и методики его преподавания «___» __________ 20___ г., протокол № ____.</w:t>
+      </w:r>
+    </w:p>
+    <w:p>
+      <w:pPr>
+        <w:spacing w:after="160"/>
+      </w:pPr>
+      <w:r>
+        <w:rPr>
+          <w:rFonts w:ascii="Times New Roman" w:hAnsi="Times New Roman"/>
+          <w:b w:val="0"/>
+          <w:sz w:val="28"/>
+        </w:rPr>
+        <w:t>Разработчик — __________________________________________________________</w:t>
+        <w:br/>
+        <w:t>(учёная степень, учёное звание, должность, Ф.И.О.)</w:t>
+      </w:r>
+    </w:p>
+    <w:p>
+      <w:pPr>
+        <w:pageBreakBefore/>
         <w:spacing w:after="120"/>
         <w:jc w:val="center"/>
         <w:rPr>
@@ -1093,7 +1149,6 @@
           <w:b/>
           <w:sz w:val="28"/>
         </w:rPr>
-        <w:br w:type="page"/>
       </w:r>
       <w:r>
         <w:rPr>
@@ -1655,16 +1710,8 @@
     <w:p>
       <w:pPr>
         <w:rPr>
-          <w:sz w:val="24"/>
-          <w:szCs w:val="24"/>
-        </w:rPr>
-      </w:pPr>
-    </w:p>
-    <w:p>
-      <w:pPr>
-        <w:rPr>
-          <w:sz w:val="24"/>
-          <w:szCs w:val="24"/>
+          <w:sz w:val="2"/>
+          <w:szCs w:val="2"/>
         </w:rPr>
         <w:sectPr>
           <w:headerReference w:type="default" r:id="rId7"/>
@@ -1676,6 +1723,7 @@
           <w:titlePg/>
           <w:docGrid w:linePitch="360"/>
         </w:sectPr>
+        <w:spacing w:before="0" w:after="0" w:line="20" w:lineRule="exact"/>
       </w:pPr>
     </w:p>
     <w:p>
@@ -1816,6 +1864,7 @@
         <w:trPr>
           <w:trHeight w:val="633"/>
           <w:jc w:val="center"/>
+          <w:tblHeader/>
         </w:trPr>
         <w:tc>
           <w:tcPr>
@@ -1837,7 +1886,7 @@
             </w:pPr>
             <w:r>
               <w:rPr>
-                <w:rFonts w:eastAsia="Calibri"/>
+                <w:rFonts w:eastAsia="Calibri" w:ascii="Times New Roman" w:hAnsi="Times New Roman"/>
                 <w:sz w:val="24"/>
                 <w:szCs w:val="24"/>
               </w:rPr>
@@ -1870,7 +1919,7 @@
             </w:pPr>
             <w:r>
               <w:rPr>
-                <w:rFonts w:eastAsia="Calibri"/>
+                <w:rFonts w:eastAsia="Calibri" w:ascii="Times New Roman" w:hAnsi="Times New Roman"/>
                 <w:sz w:val="24"/>
                 <w:szCs w:val="24"/>
                 <w:lang w:val="ru-RU"/>
@@ -1879,7 +1928,7 @@
             </w:r>
             <w:r>
               <w:rPr>
-                <w:rFonts w:eastAsia="Calibri"/>
+                <w:rFonts w:eastAsia="Calibri" w:ascii="Times New Roman" w:hAnsi="Times New Roman"/>
                 <w:sz w:val="24"/>
                 <w:szCs w:val="24"/>
                 <w:lang w:val="ru-RU"/>
@@ -1914,7 +1963,7 @@
             </w:pPr>
             <w:r>
               <w:rPr>
-                <w:rFonts w:eastAsia="Calibri"/>
+                <w:rFonts w:eastAsia="Calibri" w:ascii="Times New Roman" w:hAnsi="Times New Roman"/>
                 <w:sz w:val="24"/>
                 <w:szCs w:val="24"/>
                 <w:lang w:val="ru-RU"/>
@@ -1923,7 +1972,7 @@
             </w:r>
             <w:r>
               <w:rPr>
-                <w:rFonts w:eastAsia="Calibri"/>
+                <w:rFonts w:eastAsia="Calibri" w:ascii="Times New Roman" w:hAnsi="Times New Roman"/>
                 <w:sz w:val="24"/>
                 <w:szCs w:val="24"/>
                 <w:lang w:val="ru-RU"/>
@@ -1932,7 +1981,7 @@
             </w:r>
             <w:r>
               <w:rPr>
-                <w:rFonts w:eastAsia="Calibri"/>
+                <w:rFonts w:eastAsia="Calibri" w:ascii="Times New Roman" w:hAnsi="Times New Roman"/>
                 <w:sz w:val="24"/>
                 <w:szCs w:val="24"/>
                 <w:lang w:val="ru-RU"/>
@@ -1941,7 +1990,7 @@
             </w:r>
             <w:r>
               <w:rPr>
-                <w:rFonts w:eastAsia="Calibri"/>
+                <w:rFonts w:eastAsia="Calibri" w:ascii="Times New Roman" w:hAnsi="Times New Roman"/>
                 <w:sz w:val="24"/>
                 <w:szCs w:val="24"/>
                 <w:lang w:val="ru-RU"/>
@@ -1950,7 +1999,7 @@
             </w:r>
             <w:r>
               <w:rPr>
-                <w:rFonts w:eastAsia="Calibri"/>
+                <w:rFonts w:eastAsia="Calibri" w:ascii="Times New Roman" w:hAnsi="Times New Roman"/>
                 <w:sz w:val="24"/>
                 <w:szCs w:val="24"/>
                 <w:lang w:val="ru-RU"/>
@@ -1959,7 +2008,7 @@
             </w:r>
             <w:r>
               <w:rPr>
-                <w:rFonts w:eastAsia="Calibri"/>
+                <w:rFonts w:eastAsia="Calibri" w:ascii="Times New Roman" w:hAnsi="Times New Roman"/>
                 <w:sz w:val="24"/>
                 <w:szCs w:val="24"/>
                 <w:lang w:val="ru-RU"/>
@@ -1968,7 +2017,7 @@
             </w:r>
             <w:r>
               <w:rPr>
-                <w:rFonts w:eastAsia="Calibri"/>
+                <w:rFonts w:eastAsia="Calibri" w:ascii="Times New Roman" w:hAnsi="Times New Roman"/>
                 <w:sz w:val="24"/>
                 <w:szCs w:val="24"/>
                 <w:lang w:val="ru-RU"/>
@@ -1998,7 +2047,7 @@
             </w:pPr>
             <w:r>
               <w:rPr>
-                <w:rFonts w:eastAsia="Calibri"/>
+                <w:rFonts w:eastAsia="Calibri" w:ascii="Times New Roman" w:hAnsi="Times New Roman"/>
                 <w:sz w:val="24"/>
                 <w:szCs w:val="24"/>
                 <w:lang w:val="ru-RU"/>
@@ -2020,12 +2069,199 @@
             </w:pPr>
             <w:r>
               <w:rPr>
+                <w:rFonts w:eastAsia="Calibri" w:ascii="Times New Roman" w:hAnsi="Times New Roman"/>
+                <w:sz w:val="24"/>
+                <w:szCs w:val="24"/>
+                <w:lang w:val="ru-RU"/>
+              </w:rPr>
+              <w:t>В результате изучения дисциплины обучающиеся должны:</w:t>
+            </w:r>
+          </w:p>
+        </w:tc>
+      </w:tr>
+      <w:tr>
+        <w:trPr>
+          <w:trHeight w:val="253"/>
+          <w:jc w:val="center"/>
+          <w:tblHeader/>
+        </w:trPr>
+        <w:tc>
+          <w:tcPr>
+            <w:tcW w:w="388" w:type="dxa"/>
+            <w:vMerge/>
+            <w:tcBorders>
+              <w:top w:val="nil"/>
+            </w:tcBorders>
+            <w:shd w:val="clear" w:color="auto" w:fill="auto"/>
+          </w:tcPr>
+          <w:p>
+            <w:pPr>
+              <w:widowControl w:val="0"/>
+              <w:autoSpaceDE w:val="0"/>
+              <w:autoSpaceDN w:val="0"/>
+              <w:ind w:left="57"/>
+              <w:rPr>
                 <w:rFonts w:eastAsia="Calibri"/>
                 <w:sz w:val="24"/>
                 <w:szCs w:val="24"/>
-                <w:lang w:val="ru-RU"/>
-              </w:rPr>
-              <w:t>В результате изучения дисциплины обучающиеся должны:</w:t>
+              </w:rPr>
+            </w:pPr>
+          </w:p>
+        </w:tc>
+        <w:tc>
+          <w:tcPr>
+            <w:tcW w:w="2307" w:type="dxa"/>
+            <w:vMerge/>
+            <w:tcBorders>
+              <w:right w:val="single" w:sz="4" w:space="0" w:color="auto"/>
+            </w:tcBorders>
+            <w:shd w:val="clear" w:color="auto" w:fill="auto"/>
+          </w:tcPr>
+          <w:p>
+            <w:pPr>
+              <w:widowControl w:val="0"/>
+              <w:autoSpaceDE w:val="0"/>
+              <w:autoSpaceDN w:val="0"/>
+              <w:ind w:left="57"/>
+              <w:rPr>
+                <w:rFonts w:eastAsia="Calibri"/>
+                <w:sz w:val="24"/>
+                <w:szCs w:val="24"/>
+              </w:rPr>
+            </w:pPr>
+          </w:p>
+        </w:tc>
+        <w:tc>
+          <w:tcPr>
+            <w:tcW w:w="2139" w:type="dxa"/>
+            <w:vMerge/>
+            <w:tcBorders>
+              <w:left w:val="single" w:sz="4" w:space="0" w:color="auto"/>
+            </w:tcBorders>
+            <w:shd w:val="clear" w:color="auto" w:fill="auto"/>
+          </w:tcPr>
+          <w:p>
+            <w:pPr>
+              <w:widowControl w:val="0"/>
+              <w:autoSpaceDE w:val="0"/>
+              <w:autoSpaceDN w:val="0"/>
+              <w:ind w:left="57"/>
+              <w:rPr>
+                <w:rFonts w:eastAsia="Calibri"/>
+                <w:sz w:val="24"/>
+                <w:szCs w:val="24"/>
+              </w:rPr>
+            </w:pPr>
+          </w:p>
+        </w:tc>
+        <w:tc>
+          <w:tcPr>
+            <w:tcW w:w="4014" w:type="dxa"/>
+            <w:shd w:val="clear" w:color="auto" w:fill="auto"/>
+            <w:vAlign w:val="center"/>
+          </w:tcPr>
+          <w:p>
+            <w:pPr>
+              <w:pStyle w:val="TableParagraph"/>
+              <w:ind w:left="57"/>
+              <w:jc w:val="center"/>
+              <w:rPr>
+                <w:rFonts w:eastAsia="Calibri"/>
+                <w:sz w:val="24"/>
+                <w:szCs w:val="24"/>
+                <w:lang w:val="ru-RU"/>
+              </w:rPr>
+            </w:pPr>
+            <w:r>
+              <w:rPr>
+                <w:rFonts w:eastAsia="Calibri" w:ascii="Times New Roman" w:hAnsi="Times New Roman"/>
+                <w:sz w:val="24"/>
+                <w:szCs w:val="24"/>
+                <w:lang w:val="ru-RU"/>
+              </w:rPr>
+              <w:t>Знать</w:t>
+            </w:r>
+          </w:p>
+        </w:tc>
+        <w:tc>
+          <w:tcPr>
+            <w:tcW w:w="3771" w:type="dxa"/>
+            <w:shd w:val="clear" w:color="auto" w:fill="auto"/>
+            <w:vAlign w:val="center"/>
+          </w:tcPr>
+          <w:p>
+            <w:pPr>
+              <w:pStyle w:val="TableParagraph"/>
+              <w:ind w:left="57"/>
+              <w:jc w:val="center"/>
+              <w:rPr>
+                <w:rFonts w:eastAsia="Calibri"/>
+                <w:sz w:val="24"/>
+                <w:szCs w:val="24"/>
+                <w:lang w:val="ru-RU"/>
+              </w:rPr>
+            </w:pPr>
+            <w:r>
+              <w:rPr>
+                <w:rFonts w:eastAsia="Calibri" w:ascii="Times New Roman" w:hAnsi="Times New Roman"/>
+                <w:sz w:val="24"/>
+                <w:szCs w:val="24"/>
+                <w:lang w:val="ru-RU"/>
+              </w:rPr>
+              <w:t>Уметь</w:t>
+            </w:r>
+          </w:p>
+        </w:tc>
+        <w:tc>
+          <w:tcPr>
+            <w:tcW w:w="2880" w:type="dxa"/>
+            <w:shd w:val="clear" w:color="auto" w:fill="auto"/>
+            <w:vAlign w:val="center"/>
+          </w:tcPr>
+          <w:p>
+            <w:pPr>
+              <w:pStyle w:val="TableParagraph"/>
+              <w:ind w:left="57"/>
+              <w:jc w:val="center"/>
+              <w:rPr>
+                <w:rFonts w:eastAsia="Calibri"/>
+                <w:sz w:val="24"/>
+                <w:szCs w:val="24"/>
+              </w:rPr>
+            </w:pPr>
+            <w:r>
+              <w:rPr>
+                <w:rFonts w:eastAsia="Calibri" w:ascii="Times New Roman" w:hAnsi="Times New Roman"/>
+                <w:sz w:val="24"/>
+                <w:szCs w:val="24"/>
+                <w:lang w:val="ru-RU"/>
+              </w:rPr>
+              <w:t xml:space="preserve">Владеть </w:t>
+            </w:r>
+            <w:r>
+              <w:rPr>
+                <w:rFonts w:eastAsia="Calibri" w:ascii="Times New Roman" w:hAnsi="Times New Roman"/>
+                <w:sz w:val="24"/>
+                <w:szCs w:val="24"/>
+              </w:rPr>
+              <w:t>(</w:t>
+            </w:r>
+            <w:r>
+              <w:rPr>
+                <w:rFonts w:eastAsia="Calibri" w:ascii="Times New Roman" w:hAnsi="Times New Roman"/>
+                <w:sz w:val="24"/>
+                <w:szCs w:val="24"/>
+                <w:lang w:val="ru-RU"/>
+              </w:rPr>
+              <w:t>навыками</w:t>
+            </w:r>
+            <w:r>
+              <w:rPr>
+                <w:rFonts w:eastAsia="Calibri" w:ascii="Times New Roman" w:hAnsi="Times New Roman"/>
+                <w:sz w:val="24"/>
+                <w:szCs w:val="24"/>
+              </w:rPr>
+              <w:t>)</w:t>
             </w:r>
           </w:p>
         </w:tc>
@@ -2038,22 +2274,619 @@
         <w:tc>
           <w:tcPr>
             <w:tcW w:w="388" w:type="dxa"/>
-            <w:vMerge/>
+            <w:vMerge w:val="restart"/>
+            <w:shd w:val="clear" w:color="auto" w:fill="auto"/>
+          </w:tcPr>
+          <w:p>
+            <w:pPr>
+              <w:pStyle w:val="TableParagraph"/>
+              <w:ind w:left="57"/>
+              <w:rPr>
+                <w:rFonts w:eastAsia="Calibri"/>
+                <w:sz w:val="24"/>
+                <w:szCs w:val="24"/>
+              </w:rPr>
+            </w:pPr>
+            <w:r>
+              <w:rPr>
+                <w:rFonts w:eastAsia="Calibri" w:ascii="Times New Roman" w:hAnsi="Times New Roman"/>
+                <w:sz w:val="24"/>
+                <w:szCs w:val="24"/>
+              </w:rPr>
+              <w:t xml:space="preserve">1.</w:t>
+            </w:r>
+          </w:p>
+        </w:tc>
+        <w:tc>
+          <w:tcPr>
+            <w:tcW w:w="2307" w:type="dxa"/>
+            <w:vMerge w:val="restart"/>
             <w:tcBorders>
-              <w:top w:val="nil"/>
+              <w:right w:val="single" w:sz="4" w:space="0" w:color="auto"/>
             </w:tcBorders>
             <w:shd w:val="clear" w:color="auto" w:fill="auto"/>
           </w:tcPr>
           <w:p>
             <w:pPr>
-              <w:widowControl w:val="0"/>
-              <w:autoSpaceDE w:val="0"/>
-              <w:autoSpaceDN w:val="0"/>
               <w:ind w:left="57"/>
               <w:rPr>
+                <w:sz w:val="24"/>
+                <w:szCs w:val="24"/>
+              </w:rPr>
+            </w:pPr>
+            <w:r>
+              <w:rPr>
+                <w:rFonts w:ascii="Times New Roman" w:hAnsi="Times New Roman"/>
+                <w:sz w:val="24"/>
+                <w:szCs w:val="24"/>
+              </w:rPr>
+              <w:t xml:space="preserve">УК-4. Способен применять современные коммуникативные технологии, </w:t>
+              <w:br/>
+              <w:t xml:space="preserve">в том числе на иностранном(ых) языке(ах), для академического и профессионального взаимодействия</w:t>
+            </w:r>
+          </w:p>
+        </w:tc>
+        <w:tc>
+          <w:tcPr>
+            <w:tcW w:w="2139" w:type="dxa"/>
+            <w:tcBorders>
+              <w:left w:val="single" w:sz="4" w:space="0" w:color="auto"/>
+            </w:tcBorders>
+            <w:shd w:val="clear" w:color="auto" w:fill="auto"/>
+          </w:tcPr>
+          <w:p>
+            <w:pPr>
+              <w:ind w:left="57"/>
+              <w:rPr>
+                <w:sz w:val="24"/>
+                <w:szCs w:val="24"/>
+              </w:rPr>
+            </w:pPr>
+            <w:r>
+              <w:rPr>
+                <w:rFonts w:ascii="Times New Roman" w:hAnsi="Times New Roman"/>
+                <w:sz w:val="24"/>
+                <w:szCs w:val="24"/>
+              </w:rPr>
+              <w:t xml:space="preserve">УК-4.1. Владеет системой норм русского литературного языка и нормами иностранного(ых) языка(ов)</w:t>
+            </w:r>
+          </w:p>
+        </w:tc>
+        <w:tc>
+          <w:tcPr>
+            <w:tcW w:w="4014" w:type="dxa"/>
+            <w:shd w:val="clear" w:color="auto" w:fill="auto"/>
+          </w:tcPr>
+          <w:p>
+            <w:pPr>
+              <w:pStyle w:val="TableParagraph"/>
+              <w:ind w:left="57"/>
+              <w:rPr>
+                <w:spacing w:val="-2"/>
+                <w:sz w:val="24"/>
+                <w:szCs w:val="24"/>
+                <w:lang w:val="ru-RU"/>
+              </w:rPr>
+            </w:pPr>
+            <w:r>
+              <w:rPr>
+                <w:rFonts w:eastAsia="Calibri" w:ascii="Times New Roman" w:hAnsi="Times New Roman"/>
+                <w:sz w:val="24"/>
+                <w:szCs w:val="24"/>
+                <w:lang w:val="ru-RU"/>
+              </w:rPr>
+              <w:t>1)</w:t>
+            </w:r>
+            <w:r>
+              <w:rPr>
+                <w:rFonts w:ascii="Times New Roman" w:hAnsi="Times New Roman"/>
+                <w:sz w:val="24"/>
+                <w:szCs w:val="24"/>
+                <w:lang w:val="ru-RU"/>
+              </w:rPr>
+              <w:t xml:space="preserve"> </w:t>
+            </w:r>
+            <w:r>
+              <w:rPr>
+                <w:rFonts w:ascii="Times New Roman" w:hAnsi="Times New Roman"/>
+                <w:spacing w:val="-2"/>
+                <w:sz w:val="24"/>
+                <w:szCs w:val="24"/>
+                <w:lang w:val="ru-RU"/>
+              </w:rPr>
+              <w:t>орфоэпические нормы современн</w:t>
+            </w:r>
+            <w:r>
+              <w:rPr>
+                <w:rFonts w:ascii="Times New Roman" w:hAnsi="Times New Roman"/>
+                <w:spacing w:val="-2"/>
+                <w:sz w:val="24"/>
+                <w:szCs w:val="24"/>
+                <w:lang w:val="ru-RU"/>
+              </w:rPr>
+              <w:t>о</w:t>
+            </w:r>
+            <w:r>
+              <w:rPr>
+                <w:rFonts w:ascii="Times New Roman" w:hAnsi="Times New Roman"/>
+                <w:spacing w:val="-2"/>
+                <w:sz w:val="24"/>
+                <w:szCs w:val="24"/>
+                <w:lang w:val="ru-RU"/>
+              </w:rPr>
+              <w:t>го русского литературного языка;</w:t>
+            </w:r>
+          </w:p>
+          <w:p>
+            <w:pPr>
+              <w:pStyle w:val="TableParagraph"/>
+              <w:ind w:left="57"/>
+              <w:rPr>
+                <w:spacing w:val="-2"/>
+                <w:sz w:val="24"/>
+                <w:szCs w:val="24"/>
+                <w:lang w:val="ru-RU"/>
+              </w:rPr>
+            </w:pPr>
+            <w:r>
+              <w:rPr>
+                <w:rFonts w:ascii="Times New Roman" w:hAnsi="Times New Roman"/>
+                <w:spacing w:val="-2"/>
+                <w:sz w:val="24"/>
+                <w:szCs w:val="24"/>
+                <w:lang w:val="ru-RU"/>
+              </w:rPr>
+              <w:t>2) лексические нормы современного русского литературного языка;</w:t>
+            </w:r>
+          </w:p>
+          <w:p>
+            <w:pPr>
+              <w:pStyle w:val="TableParagraph"/>
+              <w:ind w:left="57"/>
+              <w:rPr>
+                <w:spacing w:val="-2"/>
+                <w:sz w:val="24"/>
+                <w:szCs w:val="24"/>
+                <w:lang w:val="ru-RU"/>
+              </w:rPr>
+            </w:pPr>
+            <w:r>
+              <w:rPr>
+                <w:rFonts w:ascii="Times New Roman" w:hAnsi="Times New Roman"/>
+                <w:spacing w:val="-2"/>
+                <w:sz w:val="24"/>
+                <w:szCs w:val="24"/>
+                <w:lang w:val="ru-RU"/>
+              </w:rPr>
+              <w:t>3) грамматические нормы современн</w:t>
+            </w:r>
+            <w:r>
+              <w:rPr>
+                <w:rFonts w:ascii="Times New Roman" w:hAnsi="Times New Roman"/>
+                <w:spacing w:val="-2"/>
+                <w:sz w:val="24"/>
+                <w:szCs w:val="24"/>
+                <w:lang w:val="ru-RU"/>
+              </w:rPr>
+              <w:t>о</w:t>
+            </w:r>
+            <w:r>
+              <w:rPr>
+                <w:rFonts w:ascii="Times New Roman" w:hAnsi="Times New Roman"/>
+                <w:spacing w:val="-2"/>
+                <w:sz w:val="24"/>
+                <w:szCs w:val="24"/>
+                <w:lang w:val="ru-RU"/>
+              </w:rPr>
+              <w:t>го русского литературного языка;</w:t>
+            </w:r>
+          </w:p>
+          <w:p>
+            <w:pPr>
+              <w:pStyle w:val="TableParagraph"/>
+              <w:ind w:left="57"/>
+              <w:rPr>
+                <w:spacing w:val="-2"/>
+                <w:sz w:val="24"/>
+                <w:szCs w:val="24"/>
+                <w:lang w:val="ru-RU"/>
+              </w:rPr>
+            </w:pPr>
+            <w:r>
+              <w:rPr>
+                <w:rFonts w:ascii="Times New Roman" w:hAnsi="Times New Roman"/>
+                <w:spacing w:val="-2"/>
+                <w:sz w:val="24"/>
+                <w:szCs w:val="24"/>
+                <w:lang w:val="ru-RU"/>
+              </w:rPr>
+              <w:t>4) орфографические нормы совреме</w:t>
+            </w:r>
+            <w:r>
+              <w:rPr>
+                <w:rFonts w:ascii="Times New Roman" w:hAnsi="Times New Roman"/>
+                <w:spacing w:val="-2"/>
+                <w:sz w:val="24"/>
+                <w:szCs w:val="24"/>
+                <w:lang w:val="ru-RU"/>
+              </w:rPr>
+              <w:t>н</w:t>
+            </w:r>
+            <w:r>
+              <w:rPr>
+                <w:rFonts w:ascii="Times New Roman" w:hAnsi="Times New Roman"/>
+                <w:spacing w:val="-2"/>
+                <w:sz w:val="24"/>
+                <w:szCs w:val="24"/>
+                <w:lang w:val="ru-RU"/>
+              </w:rPr>
+              <w:t>ного русского литературного языка;</w:t>
+            </w:r>
+          </w:p>
+          <w:p>
+            <w:pPr>
+              <w:pStyle w:val="TableParagraph"/>
+              <w:ind w:left="57"/>
+              <w:rPr>
+                <w:spacing w:val="-2"/>
+                <w:sz w:val="24"/>
+                <w:szCs w:val="24"/>
+                <w:lang w:val="ru-RU"/>
+              </w:rPr>
+            </w:pPr>
+            <w:r>
+              <w:rPr>
+                <w:rFonts w:ascii="Times New Roman" w:hAnsi="Times New Roman"/>
+                <w:spacing w:val="-2"/>
+                <w:sz w:val="24"/>
+                <w:szCs w:val="24"/>
+                <w:lang w:val="ru-RU"/>
+              </w:rPr>
+              <w:t>5) пунктуационные нормы совреме</w:t>
+            </w:r>
+            <w:r>
+              <w:rPr>
+                <w:rFonts w:ascii="Times New Roman" w:hAnsi="Times New Roman"/>
+                <w:spacing w:val="-2"/>
+                <w:sz w:val="24"/>
+                <w:szCs w:val="24"/>
+                <w:lang w:val="ru-RU"/>
+              </w:rPr>
+              <w:t>н</w:t>
+            </w:r>
+            <w:r>
+              <w:rPr>
+                <w:rFonts w:ascii="Times New Roman" w:hAnsi="Times New Roman"/>
+                <w:spacing w:val="-2"/>
+                <w:sz w:val="24"/>
+                <w:szCs w:val="24"/>
+                <w:lang w:val="ru-RU"/>
+              </w:rPr>
+              <w:t>ного русского литературного языка;</w:t>
+            </w:r>
+          </w:p>
+          <w:p>
+            <w:pPr>
+              <w:pStyle w:val="TableParagraph"/>
+              <w:ind w:left="57"/>
+              <w:rPr>
                 <w:rFonts w:eastAsia="Calibri"/>
                 <w:sz w:val="24"/>
                 <w:szCs w:val="24"/>
+                <w:highlight w:val="yellow"/>
+                <w:lang w:val="ru-RU"/>
+              </w:rPr>
+            </w:pPr>
+            <w:r>
+              <w:rPr>
+                <w:rFonts w:ascii="Times New Roman" w:hAnsi="Times New Roman"/>
+                <w:spacing w:val="-2"/>
+                <w:sz w:val="24"/>
+                <w:szCs w:val="24"/>
+                <w:lang w:val="ru-RU"/>
+              </w:rPr>
+              <w:t xml:space="preserve">6) </w:t>
+            </w:r>
+            <w:r>
+              <w:rPr>
+                <w:rFonts w:eastAsia="Calibri" w:ascii="Times New Roman" w:hAnsi="Times New Roman"/>
+                <w:sz w:val="24"/>
+                <w:szCs w:val="24"/>
+                <w:lang w:val="ru-RU"/>
+              </w:rPr>
+              <w:t>принципы организации и освещ</w:t>
+            </w:r>
+            <w:r>
+              <w:rPr>
+                <w:rFonts w:eastAsia="Calibri" w:ascii="Times New Roman" w:hAnsi="Times New Roman"/>
+                <w:sz w:val="24"/>
+                <w:szCs w:val="24"/>
+                <w:lang w:val="ru-RU"/>
+              </w:rPr>
+              <w:t>е</w:t>
+            </w:r>
+            <w:r>
+              <w:rPr>
+                <w:rFonts w:eastAsia="Calibri" w:ascii="Times New Roman" w:hAnsi="Times New Roman"/>
+                <w:sz w:val="24"/>
+                <w:szCs w:val="24"/>
+                <w:lang w:val="ru-RU"/>
+              </w:rPr>
+              <w:t>ния языкового материала в сл</w:t>
+            </w:r>
+            <w:r>
+              <w:rPr>
+                <w:rFonts w:eastAsia="Calibri" w:ascii="Times New Roman" w:hAnsi="Times New Roman"/>
+                <w:sz w:val="24"/>
+                <w:szCs w:val="24"/>
+                <w:lang w:val="ru-RU"/>
+              </w:rPr>
+              <w:t>о</w:t>
+            </w:r>
+            <w:r>
+              <w:rPr>
+                <w:rFonts w:eastAsia="Calibri" w:ascii="Times New Roman" w:hAnsi="Times New Roman"/>
+                <w:sz w:val="24"/>
+                <w:szCs w:val="24"/>
+                <w:lang w:val="ru-RU"/>
+              </w:rPr>
+              <w:t>варях различного типа</w:t>
+            </w:r>
+          </w:p>
+        </w:tc>
+        <w:tc>
+          <w:tcPr>
+            <w:tcW w:w="3771" w:type="dxa"/>
+            <w:shd w:val="clear" w:color="auto" w:fill="auto"/>
+          </w:tcPr>
+          <w:p>
+            <w:pPr>
+              <w:pStyle w:val="TableParagraph"/>
+              <w:ind w:left="57"/>
+              <w:rPr>
+                <w:rFonts w:eastAsia="Calibri"/>
+                <w:sz w:val="24"/>
+                <w:szCs w:val="24"/>
+                <w:highlight w:val="yellow"/>
+                <w:lang w:val="ru-RU"/>
+              </w:rPr>
+            </w:pPr>
+            <w:r>
+              <w:rPr>
+                <w:rFonts w:eastAsia="Calibri" w:ascii="Times New Roman" w:hAnsi="Times New Roman"/>
+                <w:sz w:val="24"/>
+                <w:szCs w:val="24"/>
+                <w:lang w:val="ru-RU"/>
+              </w:rPr>
+              <w:t>1) и</w:t>
+            </w:r>
+            <w:r>
+              <w:rPr>
+                <w:rFonts w:ascii="Times New Roman" w:hAnsi="Times New Roman"/>
+                <w:sz w:val="24"/>
+                <w:szCs w:val="24"/>
+                <w:lang w:val="ru-RU"/>
+              </w:rPr>
+              <w:t>спользовать литературную форму русского языка в разли</w:t>
+            </w:r>
+            <w:r>
+              <w:rPr>
+                <w:rFonts w:ascii="Times New Roman" w:hAnsi="Times New Roman"/>
+                <w:sz w:val="24"/>
+                <w:szCs w:val="24"/>
+                <w:lang w:val="ru-RU"/>
+              </w:rPr>
+              <w:t>ч</w:t>
+            </w:r>
+            <w:r>
+              <w:rPr>
+                <w:rFonts w:ascii="Times New Roman" w:hAnsi="Times New Roman"/>
+                <w:sz w:val="24"/>
+                <w:szCs w:val="24"/>
+                <w:lang w:val="ru-RU"/>
+              </w:rPr>
+              <w:t>ных сферах коммуникации</w:t>
+            </w:r>
+          </w:p>
+        </w:tc>
+        <w:tc>
+          <w:tcPr>
+            <w:tcW w:w="2880" w:type="dxa"/>
+            <w:shd w:val="clear" w:color="auto" w:fill="auto"/>
+          </w:tcPr>
+          <w:p>
+            <w:pPr>
+              <w:pStyle w:val="TableParagraph"/>
+              <w:ind w:left="57"/>
+              <w:rPr>
+                <w:spacing w:val="2"/>
+                <w:sz w:val="24"/>
+                <w:szCs w:val="24"/>
+                <w:lang w:val="ru-RU"/>
+              </w:rPr>
+            </w:pPr>
+            <w:r>
+              <w:rPr>
+                <w:rFonts w:ascii="Times New Roman" w:hAnsi="Times New Roman"/>
+                <w:sz w:val="24"/>
+                <w:szCs w:val="24"/>
+                <w:lang w:val="ru-RU"/>
+              </w:rPr>
+              <w:t xml:space="preserve">1) </w:t>
+            </w:r>
+            <w:r>
+              <w:rPr>
+                <w:rFonts w:ascii="Times New Roman" w:hAnsi="Times New Roman"/>
+                <w:spacing w:val="2"/>
+                <w:sz w:val="24"/>
+                <w:szCs w:val="24"/>
+                <w:lang w:val="ru-RU"/>
+              </w:rPr>
+              <w:t>навыками примен</w:t>
+            </w:r>
+            <w:r>
+              <w:rPr>
+                <w:rFonts w:ascii="Times New Roman" w:hAnsi="Times New Roman"/>
+                <w:spacing w:val="2"/>
+                <w:sz w:val="24"/>
+                <w:szCs w:val="24"/>
+                <w:lang w:val="ru-RU"/>
+              </w:rPr>
+              <w:t>е</w:t>
+            </w:r>
+            <w:r>
+              <w:rPr>
+                <w:rFonts w:ascii="Times New Roman" w:hAnsi="Times New Roman"/>
+                <w:spacing w:val="2"/>
+                <w:sz w:val="24"/>
+                <w:szCs w:val="24"/>
+                <w:lang w:val="ru-RU"/>
+              </w:rPr>
+              <w:t>ния знаний нормы и узуса русского языка при п</w:t>
+            </w:r>
+            <w:r>
+              <w:rPr>
+                <w:rFonts w:ascii="Times New Roman" w:hAnsi="Times New Roman"/>
+                <w:spacing w:val="2"/>
+                <w:sz w:val="24"/>
+                <w:szCs w:val="24"/>
+                <w:lang w:val="ru-RU"/>
+              </w:rPr>
+              <w:t>о</w:t>
+            </w:r>
+            <w:r>
+              <w:rPr>
+                <w:rFonts w:ascii="Times New Roman" w:hAnsi="Times New Roman"/>
+                <w:spacing w:val="2"/>
+                <w:sz w:val="24"/>
+                <w:szCs w:val="24"/>
+                <w:lang w:val="ru-RU"/>
+              </w:rPr>
+              <w:t>рождении устной и  пис</w:t>
+            </w:r>
+            <w:r>
+              <w:rPr>
+                <w:rFonts w:ascii="Times New Roman" w:hAnsi="Times New Roman"/>
+                <w:spacing w:val="2"/>
+                <w:sz w:val="24"/>
+                <w:szCs w:val="24"/>
+                <w:lang w:val="ru-RU"/>
+              </w:rPr>
+              <w:t>ь</w:t>
+            </w:r>
+            <w:r>
+              <w:rPr>
+                <w:rFonts w:ascii="Times New Roman" w:hAnsi="Times New Roman"/>
+                <w:spacing w:val="2"/>
+                <w:sz w:val="24"/>
+                <w:szCs w:val="24"/>
+                <w:lang w:val="ru-RU"/>
+              </w:rPr>
+              <w:t>менной речи;</w:t>
+            </w:r>
+          </w:p>
+          <w:p>
+            <w:pPr>
+              <w:pStyle w:val="TableParagraph"/>
+              <w:ind w:left="57"/>
+              <w:rPr>
+                <w:sz w:val="24"/>
+                <w:szCs w:val="24"/>
+                <w:highlight w:val="yellow"/>
+                <w:lang w:val="ru-RU"/>
+              </w:rPr>
+            </w:pPr>
+            <w:r>
+              <w:rPr>
+                <w:rFonts w:ascii="Times New Roman" w:hAnsi="Times New Roman"/>
+                <w:spacing w:val="2"/>
+                <w:sz w:val="24"/>
+                <w:szCs w:val="24"/>
+                <w:lang w:val="ru-RU"/>
+              </w:rPr>
+              <w:t xml:space="preserve">2) </w:t>
+            </w:r>
+            <w:r>
+              <w:rPr>
+                <w:rFonts w:ascii="Times New Roman" w:hAnsi="Times New Roman"/>
+                <w:sz w:val="24"/>
+                <w:szCs w:val="24"/>
+                <w:lang w:val="ru-RU"/>
+              </w:rPr>
+              <w:t>навыками работы с п</w:t>
+            </w:r>
+            <w:r>
+              <w:rPr>
+                <w:rFonts w:ascii="Times New Roman" w:hAnsi="Times New Roman"/>
+                <w:sz w:val="24"/>
+                <w:szCs w:val="24"/>
+                <w:lang w:val="ru-RU"/>
+              </w:rPr>
+              <w:t>е</w:t>
+            </w:r>
+            <w:r>
+              <w:rPr>
+                <w:rFonts w:ascii="Times New Roman" w:hAnsi="Times New Roman"/>
+                <w:sz w:val="24"/>
+                <w:szCs w:val="24"/>
+                <w:lang w:val="ru-RU"/>
+              </w:rPr>
+              <w:t>чатными и электро</w:t>
+            </w:r>
+            <w:r>
+              <w:rPr>
+                <w:rFonts w:ascii="Times New Roman" w:hAnsi="Times New Roman"/>
+                <w:sz w:val="24"/>
+                <w:szCs w:val="24"/>
+                <w:lang w:val="ru-RU"/>
+              </w:rPr>
+              <w:t>н</w:t>
+            </w:r>
+            <w:r>
+              <w:rPr>
+                <w:rFonts w:ascii="Times New Roman" w:hAnsi="Times New Roman"/>
+                <w:sz w:val="24"/>
+                <w:szCs w:val="24"/>
+                <w:lang w:val="ru-RU"/>
+              </w:rPr>
+              <w:t>ными словарями разных типов</w:t>
+            </w:r>
+          </w:p>
+          <w:p>
+            <w:pPr>
+              <w:pStyle w:val="TableParagraph"/>
+              <w:ind w:left="57"/>
+              <w:rPr>
+                <w:rFonts w:eastAsia="Calibri"/>
+                <w:sz w:val="24"/>
+                <w:szCs w:val="24"/>
+                <w:highlight w:val="yellow"/>
+                <w:lang w:val="ru-RU"/>
+              </w:rPr>
+            </w:pPr>
+          </w:p>
+        </w:tc>
+      </w:tr>
+      <w:tr>
+        <w:trPr>
+          <w:trHeight w:val="249"/>
+          <w:jc w:val="center"/>
+        </w:trPr>
+        <w:tc>
+          <w:tcPr>
+            <w:tcW w:w="388" w:type="dxa"/>
+            <w:vMerge/>
+            <w:shd w:val="clear" w:color="auto" w:fill="auto"/>
+          </w:tcPr>
+          <w:p>
+            <w:pPr>
+              <w:pStyle w:val="TableParagraph"/>
+              <w:ind w:left="57"/>
+              <w:rPr>
+                <w:rFonts w:eastAsia="Calibri"/>
+                <w:sz w:val="24"/>
+                <w:szCs w:val="24"/>
+                <w:lang w:val="ru-RU"/>
               </w:rPr>
             </w:pPr>
           </w:p>
@@ -2069,52 +2902,8 @@
           </w:tcPr>
           <w:p>
             <w:pPr>
-              <w:widowControl w:val="0"/>
-              <w:autoSpaceDE w:val="0"/>
-              <w:autoSpaceDN w:val="0"/>
-              <w:ind w:left="57"/>
-              <w:rPr>
-                <w:rFonts w:eastAsia="Calibri"/>
-                <w:sz w:val="24"/>
-                <w:szCs w:val="24"/>
-              </w:rPr>
-            </w:pPr>
-          </w:p>
-        </w:tc>
-        <w:tc>
-          <w:tcPr>
-            <w:tcW w:w="2139" w:type="dxa"/>
-            <w:vMerge/>
-            <w:tcBorders>
-              <w:left w:val="single" w:sz="4" w:space="0" w:color="auto"/>
-            </w:tcBorders>
-            <w:shd w:val="clear" w:color="auto" w:fill="auto"/>
-          </w:tcPr>
-          <w:p>
-            <w:pPr>
-              <w:widowControl w:val="0"/>
-              <w:autoSpaceDE w:val="0"/>
-              <w:autoSpaceDN w:val="0"/>
-              <w:ind w:left="57"/>
-              <w:rPr>
-                <w:rFonts w:eastAsia="Calibri"/>
-                <w:sz w:val="24"/>
-                <w:szCs w:val="24"/>
-              </w:rPr>
-            </w:pPr>
-          </w:p>
-        </w:tc>
-        <w:tc>
-          <w:tcPr>
-            <w:tcW w:w="4014" w:type="dxa"/>
-            <w:shd w:val="clear" w:color="auto" w:fill="auto"/>
-            <w:vAlign w:val="center"/>
-          </w:tcPr>
-          <w:p>
-            <w:pPr>
               <w:pStyle w:val="TableParagraph"/>
               <w:ind w:left="57"/>
-              <w:jc w:val="center"/>
               <w:rPr>
                 <w:rFonts w:eastAsia="Calibri"/>
                 <w:sz w:val="24"/>
@@ -2122,159 +2911,6 @@
                 <w:lang w:val="ru-RU"/>
               </w:rPr>
             </w:pPr>
-            <w:r>
-              <w:rPr>
-                <w:rFonts w:eastAsia="Calibri"/>
-                <w:sz w:val="24"/>
-                <w:szCs w:val="24"/>
-                <w:lang w:val="ru-RU"/>
-              </w:rPr>
-              <w:t>Знать</w:t>
-            </w:r>
-          </w:p>
-        </w:tc>
-        <w:tc>
-          <w:tcPr>
-            <w:tcW w:w="3771" w:type="dxa"/>
-            <w:shd w:val="clear" w:color="auto" w:fill="auto"/>
-            <w:vAlign w:val="center"/>
-          </w:tcPr>
-          <w:p>
-            <w:pPr>
-              <w:pStyle w:val="TableParagraph"/>
-              <w:ind w:left="57"/>
-              <w:jc w:val="center"/>
-              <w:rPr>
-                <w:rFonts w:eastAsia="Calibri"/>
-                <w:sz w:val="24"/>
-                <w:szCs w:val="24"/>
-                <w:lang w:val="ru-RU"/>
-              </w:rPr>
-            </w:pPr>
-            <w:r>
-              <w:rPr>
-                <w:rFonts w:eastAsia="Calibri"/>
-                <w:sz w:val="24"/>
-                <w:szCs w:val="24"/>
-                <w:lang w:val="ru-RU"/>
-              </w:rPr>
-              <w:t>Уметь</w:t>
-            </w:r>
-          </w:p>
-        </w:tc>
-        <w:tc>
-          <w:tcPr>
-            <w:tcW w:w="2880" w:type="dxa"/>
-            <w:shd w:val="clear" w:color="auto" w:fill="auto"/>
-            <w:vAlign w:val="center"/>
-          </w:tcPr>
-          <w:p>
-            <w:pPr>
-              <w:pStyle w:val="TableParagraph"/>
-              <w:ind w:left="57"/>
-              <w:jc w:val="center"/>
-              <w:rPr>
-                <w:rFonts w:eastAsia="Calibri"/>
-                <w:sz w:val="24"/>
-                <w:szCs w:val="24"/>
-              </w:rPr>
-            </w:pPr>
-            <w:r>
-              <w:rPr>
-                <w:rFonts w:eastAsia="Calibri"/>
-                <w:sz w:val="24"/>
-                <w:szCs w:val="24"/>
-                <w:lang w:val="ru-RU"/>
-              </w:rPr>
-              <w:t xml:space="preserve">Владеть </w:t>
-            </w:r>
-            <w:r>
-              <w:rPr>
-                <w:rFonts w:eastAsia="Calibri"/>
-                <w:sz w:val="24"/>
-                <w:szCs w:val="24"/>
-              </w:rPr>
-              <w:t>(</w:t>
-            </w:r>
-            <w:r>
-              <w:rPr>
-                <w:rFonts w:eastAsia="Calibri"/>
-                <w:sz w:val="24"/>
-                <w:szCs w:val="24"/>
-                <w:lang w:val="ru-RU"/>
-              </w:rPr>
-              <w:t>навыками</w:t>
-            </w:r>
-            <w:r>
-              <w:rPr>
-                <w:rFonts w:eastAsia="Calibri"/>
-                <w:sz w:val="24"/>
-                <w:szCs w:val="24"/>
-              </w:rPr>
-              <w:t>)</w:t>
-            </w:r>
-          </w:p>
-        </w:tc>
-      </w:tr>
-      <w:tr>
-        <w:trPr>
-          <w:trHeight w:val="73"/>
-          <w:jc w:val="center"/>
-        </w:trPr>
-        <w:tc>
-          <w:tcPr>
-            <w:tcW w:w="388" w:type="dxa"/>
-            <w:shd w:val="clear" w:color="auto" w:fill="auto"/>
-          </w:tcPr>
-          <w:p>
-            <w:pPr>
-              <w:pStyle w:val="TableParagraph"/>
-              <w:ind w:left="57"/>
-              <w:jc w:val="center"/>
-              <w:rPr>
-                <w:rFonts w:eastAsia="Calibri"/>
-                <w:sz w:val="24"/>
-                <w:szCs w:val="24"/>
-              </w:rPr>
-            </w:pPr>
-            <w:r>
-              <w:rPr>
-                <w:rFonts w:eastAsia="Calibri"/>
-                <w:sz w:val="24"/>
-                <w:szCs w:val="24"/>
-              </w:rPr>
-              <w:t>1</w:t>
-            </w:r>
-          </w:p>
-        </w:tc>
-        <w:tc>
-          <w:tcPr>
-            <w:tcW w:w="2307" w:type="dxa"/>
-            <w:tcBorders>
-              <w:right w:val="single" w:sz="4" w:space="0" w:color="auto"/>
-            </w:tcBorders>
-            <w:shd w:val="clear" w:color="auto" w:fill="auto"/>
-          </w:tcPr>
-          <w:p>
-            <w:pPr>
-              <w:pStyle w:val="TableParagraph"/>
-              <w:ind w:left="57"/>
-              <w:jc w:val="center"/>
-              <w:rPr>
-                <w:rFonts w:eastAsia="Calibri"/>
-                <w:sz w:val="24"/>
-                <w:szCs w:val="24"/>
-                <w:lang w:val="ru-RU"/>
-              </w:rPr>
-            </w:pPr>
-            <w:r>
-              <w:rPr>
-                <w:rFonts w:eastAsia="Calibri"/>
-                <w:sz w:val="24"/>
-                <w:szCs w:val="24"/>
-              </w:rPr>
-              <w:t>2</w:t>
-            </w:r>
           </w:p>
         </w:tc>
         <w:tc>
@@ -2287,50 +2923,128 @@
           </w:tcPr>
           <w:p>
             <w:pPr>
+              <w:ind w:left="57"/>
+              <w:rPr>
+                <w:sz w:val="24"/>
+                <w:szCs w:val="24"/>
+              </w:rPr>
+            </w:pPr>
+            <w:r>
+              <w:rPr>
+                <w:rFonts w:ascii="Times New Roman" w:hAnsi="Times New Roman"/>
+                <w:sz w:val="24"/>
+                <w:szCs w:val="24"/>
+              </w:rPr>
+              <w:t xml:space="preserve">УК-4.2. Использует различные формы, виды устной и письменной коммуникации на русском и иностранном(ых) языках</w:t>
+            </w:r>
+          </w:p>
+        </w:tc>
+        <w:tc>
+          <w:tcPr>
+            <w:tcW w:w="4014" w:type="dxa"/>
+            <w:shd w:val="clear" w:color="auto" w:fill="auto"/>
+          </w:tcPr>
+          <w:p>
+            <w:pPr>
               <w:pStyle w:val="TableParagraph"/>
               <w:ind w:left="57"/>
-              <w:jc w:val="center"/>
-              <w:rPr>
-                <w:rFonts w:eastAsia="Calibri"/>
-                <w:sz w:val="24"/>
-                <w:szCs w:val="24"/>
-                <w:lang w:val="ru-RU"/>
-              </w:rPr>
-            </w:pPr>
-            <w:r>
-              <w:rPr>
-                <w:rFonts w:eastAsia="Calibri"/>
-                <w:sz w:val="24"/>
-                <w:szCs w:val="24"/>
-                <w:lang w:val="ru-RU"/>
-              </w:rPr>
-              <w:t>3</w:t>
-            </w:r>
-          </w:p>
-        </w:tc>
-        <w:tc>
-          <w:tcPr>
-            <w:tcW w:w="4014" w:type="dxa"/>
-            <w:shd w:val="clear" w:color="auto" w:fill="auto"/>
-          </w:tcPr>
+              <w:rPr>
+                <w:spacing w:val="-2"/>
+                <w:sz w:val="24"/>
+                <w:szCs w:val="24"/>
+                <w:lang w:val="ru-RU"/>
+              </w:rPr>
+            </w:pPr>
+            <w:r>
+              <w:rPr>
+                <w:rFonts w:ascii="Times New Roman" w:hAnsi="Times New Roman"/>
+                <w:spacing w:val="-2"/>
+                <w:sz w:val="24"/>
+                <w:szCs w:val="24"/>
+                <w:lang w:val="ru-RU"/>
+              </w:rPr>
+              <w:t>1) систему стилей русского языка;</w:t>
+            </w:r>
+          </w:p>
           <w:p>
             <w:pPr>
               <w:pStyle w:val="TableParagraph"/>
               <w:ind w:left="57"/>
-              <w:jc w:val="center"/>
+              <w:rPr>
+                <w:spacing w:val="-2"/>
+                <w:sz w:val="24"/>
+                <w:szCs w:val="24"/>
+                <w:lang w:val="ru-RU"/>
+              </w:rPr>
+            </w:pPr>
+            <w:r>
+              <w:rPr>
+                <w:rFonts w:ascii="Times New Roman" w:hAnsi="Times New Roman"/>
+                <w:spacing w:val="-2"/>
+                <w:sz w:val="24"/>
+                <w:szCs w:val="24"/>
+                <w:lang w:val="ru-RU"/>
+              </w:rPr>
+              <w:t>2) коммуникативные качества ру</w:t>
+            </w:r>
+            <w:r>
+              <w:rPr>
+                <w:rFonts w:ascii="Times New Roman" w:hAnsi="Times New Roman"/>
+                <w:spacing w:val="-2"/>
+                <w:sz w:val="24"/>
+                <w:szCs w:val="24"/>
+                <w:lang w:val="ru-RU"/>
+              </w:rPr>
+              <w:t>с</w:t>
+            </w:r>
+            <w:r>
+              <w:rPr>
+                <w:rFonts w:ascii="Times New Roman" w:hAnsi="Times New Roman"/>
+                <w:spacing w:val="-2"/>
+                <w:sz w:val="24"/>
+                <w:szCs w:val="24"/>
+                <w:lang w:val="ru-RU"/>
+              </w:rPr>
+              <w:t>ской речи;</w:t>
+            </w:r>
+          </w:p>
+          <w:p>
+            <w:pPr>
+              <w:pStyle w:val="TableParagraph"/>
+              <w:ind w:left="57"/>
               <w:rPr>
                 <w:rFonts w:eastAsia="Calibri"/>
                 <w:sz w:val="24"/>
                 <w:szCs w:val="24"/>
-              </w:rPr>
-            </w:pPr>
-            <w:r>
-              <w:rPr>
-                <w:rFonts w:eastAsia="Calibri"/>
-                <w:sz w:val="24"/>
-                <w:szCs w:val="24"/>
-              </w:rPr>
-              <w:t>4</w:t>
+                <w:lang w:val="ru-RU"/>
+              </w:rPr>
+            </w:pPr>
+            <w:r>
+              <w:rPr>
+                <w:rFonts w:ascii="Times New Roman" w:hAnsi="Times New Roman"/>
+                <w:sz w:val="24"/>
+                <w:szCs w:val="24"/>
+                <w:lang w:val="ru-RU"/>
+              </w:rPr>
+              <w:t>3) виды и приемы слушания, чт</w:t>
+            </w:r>
+            <w:r>
+              <w:rPr>
+                <w:rFonts w:ascii="Times New Roman" w:hAnsi="Times New Roman"/>
+                <w:sz w:val="24"/>
+                <w:szCs w:val="24"/>
+                <w:lang w:val="ru-RU"/>
+              </w:rPr>
+              <w:t>е</w:t>
+            </w:r>
+            <w:r>
+              <w:rPr>
+                <w:rFonts w:ascii="Times New Roman" w:hAnsi="Times New Roman"/>
+                <w:sz w:val="24"/>
+                <w:szCs w:val="24"/>
+                <w:lang w:val="ru-RU"/>
+              </w:rPr>
+              <w:t>ния, говорения, письма</w:t>
             </w:r>
           </w:p>
         </w:tc>
@@ -2343,20 +3057,298 @@
             <w:pPr>
               <w:pStyle w:val="TableParagraph"/>
               <w:ind w:left="57"/>
-              <w:jc w:val="center"/>
+              <w:rPr>
+                <w:iCs/>
+                <w:sz w:val="24"/>
+                <w:szCs w:val="24"/>
+                <w:lang w:val="ru-RU"/>
+              </w:rPr>
+            </w:pPr>
+            <w:r>
+              <w:rPr>
+                <w:rFonts w:ascii="Times New Roman" w:hAnsi="Times New Roman"/>
+                <w:iCs/>
+                <w:sz w:val="24"/>
+                <w:szCs w:val="24"/>
+                <w:lang w:val="ru-RU"/>
+              </w:rPr>
+              <w:t>1) логически верно оформлять ус</w:t>
+            </w:r>
+            <w:r>
+              <w:rPr>
+                <w:rFonts w:ascii="Times New Roman" w:hAnsi="Times New Roman"/>
+                <w:iCs/>
+                <w:sz w:val="24"/>
+                <w:szCs w:val="24"/>
+                <w:lang w:val="ru-RU"/>
+              </w:rPr>
+              <w:t>т</w:t>
+            </w:r>
+            <w:r>
+              <w:rPr>
+                <w:rFonts w:ascii="Times New Roman" w:hAnsi="Times New Roman"/>
+                <w:iCs/>
+                <w:sz w:val="24"/>
+                <w:szCs w:val="24"/>
+                <w:lang w:val="ru-RU"/>
+              </w:rPr>
+              <w:t>ную и письменную речь;</w:t>
+            </w:r>
+          </w:p>
+          <w:p>
+            <w:pPr>
+              <w:pStyle w:val="TableParagraph"/>
+              <w:ind w:left="57"/>
+              <w:rPr>
+                <w:spacing w:val="2"/>
+                <w:sz w:val="24"/>
+                <w:szCs w:val="24"/>
+                <w:lang w:val="ru-RU"/>
+              </w:rPr>
+            </w:pPr>
+            <w:r>
+              <w:rPr>
+                <w:rFonts w:ascii="Times New Roman" w:hAnsi="Times New Roman"/>
+                <w:iCs/>
+                <w:sz w:val="24"/>
+                <w:szCs w:val="24"/>
+                <w:lang w:val="ru-RU"/>
+              </w:rPr>
+              <w:t xml:space="preserve">2) </w:t>
+            </w:r>
+            <w:r>
+              <w:rPr>
+                <w:rFonts w:ascii="Times New Roman" w:hAnsi="Times New Roman"/>
+                <w:spacing w:val="2"/>
+                <w:sz w:val="24"/>
+                <w:szCs w:val="24"/>
+                <w:lang w:val="ru-RU"/>
+              </w:rPr>
+              <w:t>использовать языковые ед</w:t>
+            </w:r>
+            <w:r>
+              <w:rPr>
+                <w:rFonts w:ascii="Times New Roman" w:hAnsi="Times New Roman"/>
+                <w:spacing w:val="2"/>
+                <w:sz w:val="24"/>
+                <w:szCs w:val="24"/>
+                <w:lang w:val="ru-RU"/>
+              </w:rPr>
+              <w:t>и</w:t>
+            </w:r>
+            <w:r>
+              <w:rPr>
+                <w:rFonts w:ascii="Times New Roman" w:hAnsi="Times New Roman"/>
+                <w:spacing w:val="2"/>
+                <w:sz w:val="24"/>
+                <w:szCs w:val="24"/>
+                <w:lang w:val="ru-RU"/>
+              </w:rPr>
+              <w:t>ницы всех уровней для выражения ко</w:t>
+            </w:r>
+            <w:r>
+              <w:rPr>
+                <w:rFonts w:ascii="Times New Roman" w:hAnsi="Times New Roman"/>
+                <w:spacing w:val="2"/>
+                <w:sz w:val="24"/>
+                <w:szCs w:val="24"/>
+                <w:lang w:val="ru-RU"/>
+              </w:rPr>
+              <w:t>м</w:t>
+            </w:r>
+            <w:r>
+              <w:rPr>
+                <w:rFonts w:ascii="Times New Roman" w:hAnsi="Times New Roman"/>
+                <w:spacing w:val="2"/>
+                <w:sz w:val="24"/>
+                <w:szCs w:val="24"/>
+                <w:lang w:val="ru-RU"/>
+              </w:rPr>
+              <w:t>муникативных намерений в усло</w:t>
+            </w:r>
+            <w:r>
+              <w:rPr>
+                <w:rFonts w:ascii="Times New Roman" w:hAnsi="Times New Roman"/>
+                <w:spacing w:val="2"/>
+                <w:sz w:val="24"/>
+                <w:szCs w:val="24"/>
+                <w:lang w:val="ru-RU"/>
+              </w:rPr>
+              <w:t>в</w:t>
+            </w:r>
+            <w:r>
+              <w:rPr>
+                <w:rFonts w:ascii="Times New Roman" w:hAnsi="Times New Roman"/>
+                <w:spacing w:val="2"/>
+                <w:sz w:val="24"/>
+                <w:szCs w:val="24"/>
+                <w:lang w:val="ru-RU"/>
+              </w:rPr>
+              <w:t>ных различных ко</w:t>
+            </w:r>
+            <w:r>
+              <w:rPr>
+                <w:rFonts w:ascii="Times New Roman" w:hAnsi="Times New Roman"/>
+                <w:spacing w:val="2"/>
+                <w:sz w:val="24"/>
+                <w:szCs w:val="24"/>
+                <w:lang w:val="ru-RU"/>
+              </w:rPr>
+              <w:t>м</w:t>
+            </w:r>
+            <w:r>
+              <w:rPr>
+                <w:rFonts w:ascii="Times New Roman" w:hAnsi="Times New Roman"/>
+                <w:spacing w:val="2"/>
+                <w:sz w:val="24"/>
+                <w:szCs w:val="24"/>
+                <w:lang w:val="ru-RU"/>
+              </w:rPr>
+              <w:t>муникативных ситуаций;</w:t>
+            </w:r>
+          </w:p>
+          <w:p>
+            <w:pPr>
+              <w:pStyle w:val="TableParagraph"/>
+              <w:ind w:left="57"/>
+              <w:rPr>
+                <w:sz w:val="24"/>
+                <w:szCs w:val="24"/>
+                <w:lang w:val="ru-RU"/>
+              </w:rPr>
+            </w:pPr>
+            <w:r>
+              <w:rPr>
+                <w:rFonts w:ascii="Times New Roman" w:hAnsi="Times New Roman"/>
+                <w:spacing w:val="2"/>
+                <w:sz w:val="24"/>
+                <w:szCs w:val="24"/>
+                <w:lang w:val="ru-RU"/>
+              </w:rPr>
+              <w:t xml:space="preserve">3) </w:t>
+            </w:r>
+            <w:r>
+              <w:rPr>
+                <w:rFonts w:ascii="Times New Roman" w:hAnsi="Times New Roman"/>
+                <w:sz w:val="24"/>
+                <w:szCs w:val="24"/>
+                <w:lang w:val="ru-RU"/>
+              </w:rPr>
+              <w:t>оценивать степень эффективн</w:t>
+            </w:r>
+            <w:r>
+              <w:rPr>
+                <w:rFonts w:ascii="Times New Roman" w:hAnsi="Times New Roman"/>
+                <w:sz w:val="24"/>
+                <w:szCs w:val="24"/>
+                <w:lang w:val="ru-RU"/>
+              </w:rPr>
+              <w:t>о</w:t>
+            </w:r>
+            <w:r>
+              <w:rPr>
+                <w:rFonts w:ascii="Times New Roman" w:hAnsi="Times New Roman"/>
+                <w:sz w:val="24"/>
+                <w:szCs w:val="24"/>
+                <w:lang w:val="ru-RU"/>
+              </w:rPr>
+              <w:t>сти общения, определяя пр</w:t>
+            </w:r>
+            <w:r>
+              <w:rPr>
+                <w:rFonts w:ascii="Times New Roman" w:hAnsi="Times New Roman"/>
+                <w:sz w:val="24"/>
+                <w:szCs w:val="24"/>
+                <w:lang w:val="ru-RU"/>
+              </w:rPr>
+              <w:t>и</w:t>
+            </w:r>
+            <w:r>
+              <w:rPr>
+                <w:rFonts w:ascii="Times New Roman" w:hAnsi="Times New Roman"/>
+                <w:sz w:val="24"/>
+                <w:szCs w:val="24"/>
+                <w:lang w:val="ru-RU"/>
+              </w:rPr>
+              <w:t>чины коммуникативных удач и неудач;</w:t>
+            </w:r>
+          </w:p>
+          <w:p>
+            <w:pPr>
+              <w:pStyle w:val="TableParagraph"/>
+              <w:ind w:left="57"/>
+              <w:rPr>
+                <w:sz w:val="24"/>
+                <w:szCs w:val="24"/>
+                <w:lang w:val="ru-RU"/>
+              </w:rPr>
+            </w:pPr>
+            <w:r>
+              <w:rPr>
+                <w:rFonts w:ascii="Times New Roman" w:hAnsi="Times New Roman"/>
+                <w:sz w:val="24"/>
+                <w:szCs w:val="24"/>
+                <w:lang w:val="ru-RU"/>
+              </w:rPr>
+              <w:lastRenderedPageBreak/>
+              <w:t>4) строить выступление в соотве</w:t>
+            </w:r>
+            <w:r>
+              <w:rPr>
+                <w:rFonts w:ascii="Times New Roman" w:hAnsi="Times New Roman"/>
+                <w:sz w:val="24"/>
+                <w:szCs w:val="24"/>
+                <w:lang w:val="ru-RU"/>
+              </w:rPr>
+              <w:t>т</w:t>
+            </w:r>
+            <w:r>
+              <w:rPr>
+                <w:rFonts w:ascii="Times New Roman" w:hAnsi="Times New Roman"/>
+                <w:sz w:val="24"/>
+                <w:szCs w:val="24"/>
+                <w:lang w:val="ru-RU"/>
+              </w:rPr>
+              <w:t>ствии с определенным замы</w:t>
+            </w:r>
+            <w:r>
+              <w:rPr>
+                <w:rFonts w:ascii="Times New Roman" w:hAnsi="Times New Roman"/>
+                <w:sz w:val="24"/>
+                <w:szCs w:val="24"/>
+                <w:lang w:val="ru-RU"/>
+              </w:rPr>
+              <w:t>с</w:t>
+            </w:r>
+            <w:r>
+              <w:rPr>
+                <w:rFonts w:ascii="Times New Roman" w:hAnsi="Times New Roman"/>
+                <w:sz w:val="24"/>
+                <w:szCs w:val="24"/>
+                <w:lang w:val="ru-RU"/>
+              </w:rPr>
+              <w:t>лом;</w:t>
+            </w:r>
+          </w:p>
+          <w:p>
+            <w:pPr>
+              <w:pStyle w:val="TableParagraph"/>
+              <w:ind w:left="57"/>
               <w:rPr>
                 <w:rFonts w:eastAsia="Calibri"/>
                 <w:sz w:val="24"/>
                 <w:szCs w:val="24"/>
-              </w:rPr>
-            </w:pPr>
-            <w:r>
-              <w:rPr>
-                <w:rFonts w:eastAsia="Calibri"/>
-                <w:sz w:val="24"/>
-                <w:szCs w:val="24"/>
-              </w:rPr>
-              <w:t>5</w:t>
+                <w:lang w:val="ru-RU"/>
+              </w:rPr>
+            </w:pPr>
+            <w:r>
+              <w:rPr>
+                <w:rFonts w:ascii="Times New Roman" w:hAnsi="Times New Roman"/>
+                <w:sz w:val="24"/>
+                <w:szCs w:val="24"/>
+                <w:lang w:val="ru-RU"/>
+              </w:rPr>
+              <w:t>5) осуществлять обратную связь с аудиторией</w:t>
             </w:r>
           </w:p>
         </w:tc>
@@ -2367,587 +3359,145 @@
           </w:tcPr>
           <w:p>
             <w:pPr>
+              <w:tabs>
+                <w:tab w:val="left" w:pos="708"/>
+                <w:tab w:val="right" w:leader="underscore" w:pos="9639"/>
+              </w:tabs>
+              <w:ind w:left="57"/>
+              <w:rPr>
+                <w:sz w:val="24"/>
+                <w:szCs w:val="24"/>
+              </w:rPr>
+            </w:pPr>
+            <w:r>
+              <w:rPr>
+                <w:rFonts w:ascii="Times New Roman" w:hAnsi="Times New Roman"/>
+                <w:spacing w:val="2"/>
+                <w:sz w:val="24"/>
+                <w:szCs w:val="24"/>
+              </w:rPr>
+              <w:lastRenderedPageBreak/>
+              <w:t xml:space="preserve">1) </w:t>
+            </w:r>
+            <w:r>
+              <w:rPr>
+                <w:rFonts w:ascii="Times New Roman" w:hAnsi="Times New Roman"/>
+                <w:sz w:val="24"/>
+                <w:szCs w:val="24"/>
+              </w:rPr>
+              <w:t>навыками взаимоде</w:t>
+            </w:r>
+            <w:r>
+              <w:rPr>
+                <w:rFonts w:ascii="Times New Roman" w:hAnsi="Times New Roman"/>
+                <w:sz w:val="24"/>
+                <w:szCs w:val="24"/>
+              </w:rPr>
+              <w:t>й</w:t>
+            </w:r>
+            <w:r>
+              <w:rPr>
+                <w:rFonts w:ascii="Times New Roman" w:hAnsi="Times New Roman"/>
+                <w:sz w:val="24"/>
+                <w:szCs w:val="24"/>
+              </w:rPr>
+              <w:t>ствия в типичных реч</w:t>
+            </w:r>
+            <w:r>
+              <w:rPr>
+                <w:rFonts w:ascii="Times New Roman" w:hAnsi="Times New Roman"/>
+                <w:sz w:val="24"/>
+                <w:szCs w:val="24"/>
+              </w:rPr>
+              <w:t>е</w:t>
+            </w:r>
+            <w:r>
+              <w:rPr>
+                <w:rFonts w:ascii="Times New Roman" w:hAnsi="Times New Roman"/>
+                <w:sz w:val="24"/>
+                <w:szCs w:val="24"/>
+              </w:rPr>
+              <w:t>вых ситуациях и тактиками р</w:t>
+            </w:r>
+            <w:r>
+              <w:rPr>
+                <w:rFonts w:ascii="Times New Roman" w:hAnsi="Times New Roman"/>
+                <w:sz w:val="24"/>
+                <w:szCs w:val="24"/>
+              </w:rPr>
+              <w:t>е</w:t>
+            </w:r>
+            <w:r>
+              <w:rPr>
+                <w:rFonts w:ascii="Times New Roman" w:hAnsi="Times New Roman"/>
+                <w:sz w:val="24"/>
+                <w:szCs w:val="24"/>
+              </w:rPr>
+              <w:t>чевого поведения в форм</w:t>
+            </w:r>
+            <w:r>
+              <w:rPr>
+                <w:rFonts w:ascii="Times New Roman" w:hAnsi="Times New Roman"/>
+                <w:sz w:val="24"/>
+                <w:szCs w:val="24"/>
+              </w:rPr>
+              <w:t>а</w:t>
+            </w:r>
+            <w:r>
+              <w:rPr>
+                <w:rFonts w:ascii="Times New Roman" w:hAnsi="Times New Roman"/>
+                <w:sz w:val="24"/>
+                <w:szCs w:val="24"/>
+              </w:rPr>
+              <w:t>тах диалога, монолога и полилога;</w:t>
+            </w:r>
+          </w:p>
+          <w:p>
+            <w:pPr>
+              <w:tabs>
+                <w:tab w:val="left" w:pos="708"/>
+                <w:tab w:val="right" w:leader="underscore" w:pos="9639"/>
+              </w:tabs>
+              <w:ind w:left="57"/>
+              <w:rPr>
+                <w:spacing w:val="2"/>
+                <w:sz w:val="24"/>
+                <w:szCs w:val="24"/>
+              </w:rPr>
+            </w:pPr>
+            <w:r>
+              <w:rPr>
+                <w:rFonts w:ascii="Times New Roman" w:hAnsi="Times New Roman"/>
+                <w:sz w:val="24"/>
+                <w:szCs w:val="24"/>
+              </w:rPr>
+              <w:t>2) навыками публичных выступлений в учебно-научных ситуациях общ</w:t>
+            </w:r>
+            <w:r>
+              <w:rPr>
+                <w:rFonts w:ascii="Times New Roman" w:hAnsi="Times New Roman"/>
+                <w:sz w:val="24"/>
+                <w:szCs w:val="24"/>
+              </w:rPr>
+              <w:t>е</w:t>
+            </w:r>
+            <w:r>
+              <w:rPr>
+                <w:rFonts w:ascii="Times New Roman" w:hAnsi="Times New Roman"/>
+                <w:sz w:val="24"/>
+                <w:szCs w:val="24"/>
+              </w:rPr>
+              <w:t>ния</w:t>
+            </w:r>
+          </w:p>
+          <w:p>
+            <w:pPr>
               <w:pStyle w:val="TableParagraph"/>
               <w:ind w:left="57"/>
-              <w:jc w:val="center"/>
               <w:rPr>
                 <w:rFonts w:eastAsia="Calibri"/>
                 <w:sz w:val="24"/>
                 <w:szCs w:val="24"/>
-              </w:rPr>
-            </w:pPr>
-            <w:r>
-              <w:rPr>
-                <w:rFonts w:eastAsia="Calibri"/>
-                <w:sz w:val="24"/>
-                <w:szCs w:val="24"/>
-              </w:rPr>
-              <w:t>6</w:t>
-            </w:r>
-          </w:p>
-        </w:tc>
-      </w:tr>
-      <w:tr>
-        <w:trPr>
-          <w:trHeight w:val="253"/>
-          <w:jc w:val="center"/>
-        </w:trPr>
-        <w:tc>
-          <w:tcPr>
-            <w:tcW w:w="388" w:type="dxa"/>
-            <w:vMerge w:val="restart"/>
-            <w:shd w:val="clear" w:color="auto" w:fill="auto"/>
-          </w:tcPr>
-          <w:p>
-            <w:pPr>
-              <w:pStyle w:val="TableParagraph"/>
-              <w:ind w:left="57"/>
-              <w:rPr>
-                <w:rFonts w:eastAsia="Calibri"/>
-                <w:sz w:val="24"/>
-                <w:szCs w:val="24"/>
-              </w:rPr>
-            </w:pPr>
-            <w:r>
-              <w:rPr>
-                <w:rFonts w:eastAsia="Calibri"/>
-                <w:sz w:val="24"/>
-                <w:szCs w:val="24"/>
-              </w:rPr>
-              <w:t xml:space="preserve">1.</w:t>
-            </w:r>
-          </w:p>
-        </w:tc>
-        <w:tc>
-          <w:tcPr>
-            <w:tcW w:w="2307" w:type="dxa"/>
-            <w:vMerge w:val="restart"/>
-            <w:tcBorders>
-              <w:right w:val="single" w:sz="4" w:space="0" w:color="auto"/>
-            </w:tcBorders>
-            <w:shd w:val="clear" w:color="auto" w:fill="auto"/>
-          </w:tcPr>
-          <w:p>
-            <w:pPr>
-              <w:ind w:left="57"/>
-              <w:rPr>
-                <w:sz w:val="24"/>
-                <w:szCs w:val="24"/>
-              </w:rPr>
-            </w:pPr>
-            <w:r>
-              <w:rPr>
-                <w:sz w:val="24"/>
-                <w:szCs w:val="24"/>
-              </w:rPr>
-              <w:t xml:space="preserve">УК-4. Способен применять современные коммуникативные технологии, </w:t>
-              <w:br/>
-              <w:t xml:space="preserve">в том числе на иностранном(ых) языке(ах), для академического и профессионального взаимодействия</w:t>
-            </w:r>
-          </w:p>
-        </w:tc>
-        <w:tc>
-          <w:tcPr>
-            <w:tcW w:w="2139" w:type="dxa"/>
-            <w:tcBorders>
-              <w:left w:val="single" w:sz="4" w:space="0" w:color="auto"/>
-            </w:tcBorders>
-            <w:shd w:val="clear" w:color="auto" w:fill="auto"/>
-          </w:tcPr>
-          <w:p>
-            <w:pPr>
-              <w:ind w:left="57"/>
-              <w:rPr>
-                <w:sz w:val="24"/>
-                <w:szCs w:val="24"/>
-              </w:rPr>
-            </w:pPr>
-            <w:r>
-              <w:rPr>
-                <w:sz w:val="24"/>
-                <w:szCs w:val="24"/>
-              </w:rPr>
-              <w:t xml:space="preserve">УК-4.1. Владеет системой норм русского литературного языка и нормами иностранного(ых) языка(ов)</w:t>
-            </w:r>
-          </w:p>
-        </w:tc>
-        <w:tc>
-          <w:tcPr>
-            <w:tcW w:w="4014" w:type="dxa"/>
-            <w:shd w:val="clear" w:color="auto" w:fill="auto"/>
-          </w:tcPr>
-          <w:p>
-            <w:pPr>
-              <w:pStyle w:val="TableParagraph"/>
-              <w:ind w:left="57"/>
-              <w:rPr>
-                <w:spacing w:val="-2"/>
-                <w:sz w:val="24"/>
-                <w:szCs w:val="24"/>
-                <w:lang w:val="ru-RU"/>
-              </w:rPr>
-            </w:pPr>
-            <w:r>
-              <w:rPr>
-                <w:rFonts w:eastAsia="Calibri"/>
-                <w:sz w:val="24"/>
-                <w:szCs w:val="24"/>
-                <w:lang w:val="ru-RU"/>
-              </w:rPr>
-              <w:t>1)</w:t>
-            </w:r>
-            <w:r>
-              <w:rPr>
-                <w:sz w:val="24"/>
-                <w:szCs w:val="24"/>
-                <w:lang w:val="ru-RU"/>
-              </w:rPr>
-              <w:t xml:space="preserve"> </w:t>
-            </w:r>
-            <w:r>
-              <w:rPr>
-                <w:spacing w:val="-2"/>
-                <w:sz w:val="24"/>
-                <w:szCs w:val="24"/>
-                <w:lang w:val="ru-RU"/>
-              </w:rPr>
-              <w:t>орфоэпические нормы современн</w:t>
-            </w:r>
-            <w:r>
-              <w:rPr>
-                <w:spacing w:val="-2"/>
-                <w:sz w:val="24"/>
-                <w:szCs w:val="24"/>
-                <w:lang w:val="ru-RU"/>
-              </w:rPr>
-              <w:t>о</w:t>
-            </w:r>
-            <w:r>
-              <w:rPr>
-                <w:spacing w:val="-2"/>
-                <w:sz w:val="24"/>
-                <w:szCs w:val="24"/>
-                <w:lang w:val="ru-RU"/>
-              </w:rPr>
-              <w:t>го русского литературного языка;</w:t>
-            </w:r>
-          </w:p>
-          <w:p>
-            <w:pPr>
-              <w:pStyle w:val="TableParagraph"/>
-              <w:ind w:left="57"/>
-              <w:rPr>
-                <w:spacing w:val="-2"/>
-                <w:sz w:val="24"/>
-                <w:szCs w:val="24"/>
-                <w:lang w:val="ru-RU"/>
-              </w:rPr>
-            </w:pPr>
-            <w:r>
-              <w:rPr>
-                <w:spacing w:val="-2"/>
-                <w:sz w:val="24"/>
-                <w:szCs w:val="24"/>
-                <w:lang w:val="ru-RU"/>
-              </w:rPr>
-              <w:t>2) лексические нормы современного русского литературного языка;</w:t>
-            </w:r>
-          </w:p>
-          <w:p>
-            <w:pPr>
-              <w:pStyle w:val="TableParagraph"/>
-              <w:ind w:left="57"/>
-              <w:rPr>
-                <w:spacing w:val="-2"/>
-                <w:sz w:val="24"/>
-                <w:szCs w:val="24"/>
-                <w:lang w:val="ru-RU"/>
-              </w:rPr>
-            </w:pPr>
-            <w:r>
-              <w:rPr>
-                <w:spacing w:val="-2"/>
-                <w:sz w:val="24"/>
-                <w:szCs w:val="24"/>
-                <w:lang w:val="ru-RU"/>
-              </w:rPr>
-              <w:t>3) грамматические нормы современн</w:t>
-            </w:r>
-            <w:r>
-              <w:rPr>
-                <w:spacing w:val="-2"/>
-                <w:sz w:val="24"/>
-                <w:szCs w:val="24"/>
-                <w:lang w:val="ru-RU"/>
-              </w:rPr>
-              <w:t>о</w:t>
-            </w:r>
-            <w:r>
-              <w:rPr>
-                <w:spacing w:val="-2"/>
-                <w:sz w:val="24"/>
-                <w:szCs w:val="24"/>
-                <w:lang w:val="ru-RU"/>
-              </w:rPr>
-              <w:t>го русского литературного языка;</w:t>
-            </w:r>
-          </w:p>
-          <w:p>
-            <w:pPr>
-              <w:pStyle w:val="TableParagraph"/>
-              <w:ind w:left="57"/>
-              <w:rPr>
-                <w:spacing w:val="-2"/>
-                <w:sz w:val="24"/>
-                <w:szCs w:val="24"/>
-                <w:lang w:val="ru-RU"/>
-              </w:rPr>
-            </w:pPr>
-            <w:r>
-              <w:rPr>
-                <w:spacing w:val="-2"/>
-                <w:sz w:val="24"/>
-                <w:szCs w:val="24"/>
-                <w:lang w:val="ru-RU"/>
-              </w:rPr>
-              <w:t>4) орфографические нормы совреме</w:t>
-            </w:r>
-            <w:r>
-              <w:rPr>
-                <w:spacing w:val="-2"/>
-                <w:sz w:val="24"/>
-                <w:szCs w:val="24"/>
-                <w:lang w:val="ru-RU"/>
-              </w:rPr>
-              <w:t>н</w:t>
-            </w:r>
-            <w:r>
-              <w:rPr>
-                <w:spacing w:val="-2"/>
-                <w:sz w:val="24"/>
-                <w:szCs w:val="24"/>
-                <w:lang w:val="ru-RU"/>
-              </w:rPr>
-              <w:t>ного русского литературного языка;</w:t>
-            </w:r>
-          </w:p>
-          <w:p>
-            <w:pPr>
-              <w:pStyle w:val="TableParagraph"/>
-              <w:ind w:left="57"/>
-              <w:rPr>
-                <w:spacing w:val="-2"/>
-                <w:sz w:val="24"/>
-                <w:szCs w:val="24"/>
-                <w:lang w:val="ru-RU"/>
-              </w:rPr>
-            </w:pPr>
-            <w:r>
-              <w:rPr>
-                <w:spacing w:val="-2"/>
-                <w:sz w:val="24"/>
-                <w:szCs w:val="24"/>
-                <w:lang w:val="ru-RU"/>
-              </w:rPr>
-              <w:t>5) пунктуационные нормы совреме</w:t>
-            </w:r>
-            <w:r>
-              <w:rPr>
-                <w:spacing w:val="-2"/>
-                <w:sz w:val="24"/>
-                <w:szCs w:val="24"/>
-                <w:lang w:val="ru-RU"/>
-              </w:rPr>
-              <w:t>н</w:t>
-            </w:r>
-            <w:r>
-              <w:rPr>
-                <w:spacing w:val="-2"/>
-                <w:sz w:val="24"/>
-                <w:szCs w:val="24"/>
-                <w:lang w:val="ru-RU"/>
-              </w:rPr>
-              <w:t>ного русского литературного языка;</w:t>
-            </w:r>
-          </w:p>
-          <w:p>
-            <w:pPr>
-              <w:pStyle w:val="TableParagraph"/>
-              <w:ind w:left="57"/>
-              <w:rPr>
-                <w:rFonts w:eastAsia="Calibri"/>
-                <w:sz w:val="24"/>
-                <w:szCs w:val="24"/>
-                <w:highlight w:val="yellow"/>
-                <w:lang w:val="ru-RU"/>
-              </w:rPr>
-            </w:pPr>
-            <w:r>
-              <w:rPr>
-                <w:spacing w:val="-2"/>
-                <w:sz w:val="24"/>
-                <w:szCs w:val="24"/>
-                <w:lang w:val="ru-RU"/>
-              </w:rPr>
-              <w:t xml:space="preserve">6) </w:t>
-            </w:r>
-            <w:r>
-              <w:rPr>
-                <w:rFonts w:eastAsia="Calibri"/>
-                <w:sz w:val="24"/>
-                <w:szCs w:val="24"/>
-                <w:lang w:val="ru-RU"/>
-              </w:rPr>
-              <w:t>принципы организации и освещ</w:t>
-            </w:r>
-            <w:r>
-              <w:rPr>
-                <w:rFonts w:eastAsia="Calibri"/>
-                <w:sz w:val="24"/>
-                <w:szCs w:val="24"/>
-                <w:lang w:val="ru-RU"/>
-              </w:rPr>
-              <w:t>е</w:t>
-            </w:r>
-            <w:r>
-              <w:rPr>
-                <w:rFonts w:eastAsia="Calibri"/>
-                <w:sz w:val="24"/>
-                <w:szCs w:val="24"/>
-                <w:lang w:val="ru-RU"/>
-              </w:rPr>
-              <w:t>ния языкового материала в сл</w:t>
-            </w:r>
-            <w:r>
-              <w:rPr>
-                <w:rFonts w:eastAsia="Calibri"/>
-                <w:sz w:val="24"/>
-                <w:szCs w:val="24"/>
-                <w:lang w:val="ru-RU"/>
-              </w:rPr>
-              <w:t>о</w:t>
-            </w:r>
-            <w:r>
-              <w:rPr>
-                <w:rFonts w:eastAsia="Calibri"/>
-                <w:sz w:val="24"/>
-                <w:szCs w:val="24"/>
-                <w:lang w:val="ru-RU"/>
-              </w:rPr>
-              <w:t>варях различного типа</w:t>
-            </w:r>
-          </w:p>
-        </w:tc>
-        <w:tc>
-          <w:tcPr>
-            <w:tcW w:w="3771" w:type="dxa"/>
-            <w:shd w:val="clear" w:color="auto" w:fill="auto"/>
-          </w:tcPr>
-          <w:p>
-            <w:pPr>
-              <w:pStyle w:val="TableParagraph"/>
-              <w:ind w:left="57"/>
-              <w:rPr>
-                <w:rFonts w:eastAsia="Calibri"/>
-                <w:sz w:val="24"/>
-                <w:szCs w:val="24"/>
-                <w:highlight w:val="yellow"/>
-                <w:lang w:val="ru-RU"/>
-              </w:rPr>
-            </w:pPr>
-            <w:r>
-              <w:rPr>
-                <w:rFonts w:eastAsia="Calibri"/>
-                <w:sz w:val="24"/>
-                <w:szCs w:val="24"/>
-                <w:lang w:val="ru-RU"/>
-              </w:rPr>
-              <w:t>1) и</w:t>
-            </w:r>
-            <w:r>
-              <w:rPr>
-                <w:sz w:val="24"/>
-                <w:szCs w:val="24"/>
-                <w:lang w:val="ru-RU"/>
-              </w:rPr>
-              <w:t>спользовать литературную форму русского языка в разли</w:t>
-            </w:r>
-            <w:r>
-              <w:rPr>
-                <w:sz w:val="24"/>
-                <w:szCs w:val="24"/>
-                <w:lang w:val="ru-RU"/>
-              </w:rPr>
-              <w:t>ч</w:t>
-            </w:r>
-            <w:r>
-              <w:rPr>
-                <w:sz w:val="24"/>
-                <w:szCs w:val="24"/>
-                <w:lang w:val="ru-RU"/>
-              </w:rPr>
-              <w:t>ных сферах коммуникации</w:t>
-            </w:r>
-          </w:p>
-        </w:tc>
-        <w:tc>
-          <w:tcPr>
-            <w:tcW w:w="2880" w:type="dxa"/>
-            <w:shd w:val="clear" w:color="auto" w:fill="auto"/>
-          </w:tcPr>
-          <w:p>
-            <w:pPr>
-              <w:pStyle w:val="TableParagraph"/>
-              <w:ind w:left="57"/>
-              <w:rPr>
-                <w:spacing w:val="2"/>
-                <w:sz w:val="24"/>
-                <w:szCs w:val="24"/>
-                <w:lang w:val="ru-RU"/>
-              </w:rPr>
-            </w:pPr>
-            <w:r>
-              <w:rPr>
-                <w:sz w:val="24"/>
-                <w:szCs w:val="24"/>
-                <w:lang w:val="ru-RU"/>
-              </w:rPr>
-              <w:t xml:space="preserve">1) </w:t>
-            </w:r>
-            <w:r>
-              <w:rPr>
-                <w:spacing w:val="2"/>
-                <w:sz w:val="24"/>
-                <w:szCs w:val="24"/>
-                <w:lang w:val="ru-RU"/>
-              </w:rPr>
-              <w:t>навыками примен</w:t>
-            </w:r>
-            <w:r>
-              <w:rPr>
-                <w:spacing w:val="2"/>
-                <w:sz w:val="24"/>
-                <w:szCs w:val="24"/>
-                <w:lang w:val="ru-RU"/>
-              </w:rPr>
-              <w:t>е</w:t>
-            </w:r>
-            <w:r>
-              <w:rPr>
-                <w:spacing w:val="2"/>
-                <w:sz w:val="24"/>
-                <w:szCs w:val="24"/>
-                <w:lang w:val="ru-RU"/>
-              </w:rPr>
-              <w:t>ния знаний нормы и узуса русского языка при п</w:t>
-            </w:r>
-            <w:r>
-              <w:rPr>
-                <w:spacing w:val="2"/>
-                <w:sz w:val="24"/>
-                <w:szCs w:val="24"/>
-                <w:lang w:val="ru-RU"/>
-              </w:rPr>
-              <w:t>о</w:t>
-            </w:r>
-            <w:r>
-              <w:rPr>
-                <w:spacing w:val="2"/>
-                <w:sz w:val="24"/>
-                <w:szCs w:val="24"/>
-                <w:lang w:val="ru-RU"/>
-              </w:rPr>
-              <w:t>рождении устной и  пис</w:t>
-            </w:r>
-            <w:r>
-              <w:rPr>
-                <w:spacing w:val="2"/>
-                <w:sz w:val="24"/>
-                <w:szCs w:val="24"/>
-                <w:lang w:val="ru-RU"/>
-              </w:rPr>
-              <w:t>ь</w:t>
-            </w:r>
-            <w:r>
-              <w:rPr>
-                <w:spacing w:val="2"/>
-                <w:sz w:val="24"/>
-                <w:szCs w:val="24"/>
-                <w:lang w:val="ru-RU"/>
-              </w:rPr>
-              <w:t>менной речи;</w:t>
-            </w:r>
-          </w:p>
-          <w:p>
-            <w:pPr>
-              <w:pStyle w:val="TableParagraph"/>
-              <w:ind w:left="57"/>
-              <w:rPr>
-                <w:sz w:val="24"/>
-                <w:szCs w:val="24"/>
-                <w:highlight w:val="yellow"/>
-                <w:lang w:val="ru-RU"/>
-              </w:rPr>
-            </w:pPr>
-            <w:r>
-              <w:rPr>
-                <w:spacing w:val="2"/>
-                <w:sz w:val="24"/>
-                <w:szCs w:val="24"/>
-                <w:lang w:val="ru-RU"/>
-              </w:rPr>
-              <w:t xml:space="preserve">2) </w:t>
-            </w:r>
-            <w:r>
-              <w:rPr>
-                <w:sz w:val="24"/>
-                <w:szCs w:val="24"/>
-                <w:lang w:val="ru-RU"/>
-              </w:rPr>
-              <w:t>навыками работы с п</w:t>
-            </w:r>
-            <w:r>
-              <w:rPr>
-                <w:sz w:val="24"/>
-                <w:szCs w:val="24"/>
-                <w:lang w:val="ru-RU"/>
-              </w:rPr>
-              <w:t>е</w:t>
-            </w:r>
-            <w:r>
-              <w:rPr>
-                <w:sz w:val="24"/>
-                <w:szCs w:val="24"/>
-                <w:lang w:val="ru-RU"/>
-              </w:rPr>
-              <w:t>чатными и электро</w:t>
-            </w:r>
-            <w:r>
-              <w:rPr>
-                <w:sz w:val="24"/>
-                <w:szCs w:val="24"/>
-                <w:lang w:val="ru-RU"/>
-              </w:rPr>
-              <w:t>н</w:t>
-            </w:r>
-            <w:r>
-              <w:rPr>
-                <w:sz w:val="24"/>
-                <w:szCs w:val="24"/>
-                <w:lang w:val="ru-RU"/>
-              </w:rPr>
-              <w:t>ными словарями разных типов</w:t>
-            </w:r>
-          </w:p>
-          <w:p>
-            <w:pPr>
-              <w:pStyle w:val="TableParagraph"/>
-              <w:ind w:left="57"/>
-              <w:rPr>
-                <w:rFonts w:eastAsia="Calibri"/>
-                <w:sz w:val="24"/>
-                <w:szCs w:val="24"/>
-                <w:highlight w:val="yellow"/>
                 <w:lang w:val="ru-RU"/>
               </w:rPr>
             </w:pPr>
@@ -3018,10 +3568,11 @@
             </w:pPr>
             <w:r>
               <w:rPr>
-                <w:sz w:val="24"/>
-                <w:szCs w:val="24"/>
-              </w:rPr>
-              <w:t xml:space="preserve">УК-4.2. Использует различные формы, виды устной и письменной коммуникации на русском и иностранном(ых) языках</w:t>
+                <w:rFonts w:ascii="Times New Roman" w:hAnsi="Times New Roman"/>
+                <w:sz w:val="24"/>
+                <w:szCs w:val="24"/>
+              </w:rPr>
+              <w:t xml:space="preserve">УК-4.3. Создает на русском и иностранном(ых) языках устные и письменные тексты в соответствии с коммуникативной задачей в рамках профессионального общения</w:t>
             </w:r>
           </w:p>
         </w:tc>
@@ -3035,20 +3586,64 @@
               <w:pStyle w:val="TableParagraph"/>
               <w:ind w:left="57"/>
               <w:rPr>
-                <w:spacing w:val="-2"/>
-                <w:sz w:val="24"/>
-                <w:szCs w:val="24"/>
-                <w:lang w:val="ru-RU"/>
-              </w:rPr>
-            </w:pPr>
-            <w:r>
-              <w:rPr>
-                <w:spacing w:val="-2"/>
-                <w:sz w:val="24"/>
-                <w:szCs w:val="24"/>
-                <w:lang w:val="ru-RU"/>
-              </w:rPr>
-              <w:t>1) систему стилей русского языка;</w:t>
+                <w:sz w:val="24"/>
+                <w:szCs w:val="24"/>
+                <w:lang w:val="ru-RU"/>
+              </w:rPr>
+            </w:pPr>
+            <w:r>
+              <w:rPr>
+                <w:rFonts w:eastAsia="Calibri" w:ascii="Times New Roman" w:hAnsi="Times New Roman"/>
+                <w:sz w:val="24"/>
+                <w:szCs w:val="24"/>
+                <w:lang w:val="ru-RU"/>
+              </w:rPr>
+              <w:t xml:space="preserve">1) </w:t>
+            </w:r>
+            <w:r>
+              <w:rPr>
+                <w:rFonts w:ascii="Times New Roman" w:hAnsi="Times New Roman"/>
+                <w:sz w:val="24"/>
+                <w:szCs w:val="24"/>
+                <w:lang w:val="ru-RU"/>
+              </w:rPr>
+              <w:t>основы создания речевых жа</w:t>
+            </w:r>
+            <w:r>
+              <w:rPr>
+                <w:rFonts w:ascii="Times New Roman" w:hAnsi="Times New Roman"/>
+                <w:sz w:val="24"/>
+                <w:szCs w:val="24"/>
+                <w:lang w:val="ru-RU"/>
+              </w:rPr>
+              <w:t>н</w:t>
+            </w:r>
+            <w:r>
+              <w:rPr>
+                <w:rFonts w:ascii="Times New Roman" w:hAnsi="Times New Roman"/>
+                <w:sz w:val="24"/>
+                <w:szCs w:val="24"/>
+                <w:lang w:val="ru-RU"/>
+              </w:rPr>
+              <w:t>ров, актуальных для учебно-научного о</w:t>
+            </w:r>
+            <w:r>
+              <w:rPr>
+                <w:rFonts w:ascii="Times New Roman" w:hAnsi="Times New Roman"/>
+                <w:sz w:val="24"/>
+                <w:szCs w:val="24"/>
+                <w:lang w:val="ru-RU"/>
+              </w:rPr>
+              <w:t>б</w:t>
+            </w:r>
+            <w:r>
+              <w:rPr>
+                <w:rFonts w:ascii="Times New Roman" w:hAnsi="Times New Roman"/>
+                <w:sz w:val="24"/>
+                <w:szCs w:val="24"/>
+                <w:lang w:val="ru-RU"/>
+              </w:rPr>
+              <w:t>щения;</w:t>
             </w:r>
           </w:p>
           <w:p>
@@ -3056,40 +3651,82 @@
               <w:pStyle w:val="TableParagraph"/>
               <w:ind w:left="57"/>
               <w:rPr>
-                <w:spacing w:val="-2"/>
-                <w:sz w:val="24"/>
-                <w:szCs w:val="24"/>
-                <w:lang w:val="ru-RU"/>
-              </w:rPr>
-            </w:pPr>
-            <w:r>
-              <w:rPr>
-                <w:spacing w:val="-2"/>
-                <w:sz w:val="24"/>
-                <w:szCs w:val="24"/>
-                <w:lang w:val="ru-RU"/>
-              </w:rPr>
-              <w:t>2) коммуникативные качества ру</w:t>
-            </w:r>
-            <w:r>
-              <w:rPr>
-                <w:spacing w:val="-2"/>
-                <w:sz w:val="24"/>
-                <w:szCs w:val="24"/>
-                <w:lang w:val="ru-RU"/>
-              </w:rPr>
-              <w:t>с</w:t>
-            </w:r>
-            <w:r>
-              <w:rPr>
-                <w:spacing w:val="-2"/>
-                <w:sz w:val="24"/>
-                <w:szCs w:val="24"/>
-                <w:lang w:val="ru-RU"/>
-              </w:rPr>
-              <w:t>ской речи;</w:t>
-            </w:r>
-          </w:p>
+                <w:rFonts w:eastAsia="Calibri"/>
+                <w:sz w:val="24"/>
+                <w:szCs w:val="24"/>
+                <w:lang w:val="ru-RU"/>
+              </w:rPr>
+            </w:pPr>
+            <w:r>
+              <w:rPr>
+                <w:rFonts w:ascii="Times New Roman" w:hAnsi="Times New Roman"/>
+                <w:sz w:val="24"/>
+                <w:szCs w:val="24"/>
+                <w:lang w:val="ru-RU"/>
+              </w:rPr>
+              <w:t>2) основные способы и средства с</w:t>
+            </w:r>
+            <w:r>
+              <w:rPr>
+                <w:rFonts w:ascii="Times New Roman" w:hAnsi="Times New Roman"/>
+                <w:sz w:val="24"/>
+                <w:szCs w:val="24"/>
+                <w:lang w:val="ru-RU"/>
+              </w:rPr>
+              <w:t>о</w:t>
+            </w:r>
+            <w:r>
+              <w:rPr>
+                <w:rFonts w:ascii="Times New Roman" w:hAnsi="Times New Roman"/>
+                <w:sz w:val="24"/>
+                <w:szCs w:val="24"/>
+                <w:lang w:val="ru-RU"/>
+              </w:rPr>
+              <w:t>здания вербальных и невербальных текстов в различных ситуациях ли</w:t>
+            </w:r>
+            <w:r>
+              <w:rPr>
+                <w:rFonts w:ascii="Times New Roman" w:hAnsi="Times New Roman"/>
+                <w:sz w:val="24"/>
+                <w:szCs w:val="24"/>
+                <w:lang w:val="ru-RU"/>
+              </w:rPr>
+              <w:t>ч</w:t>
+            </w:r>
+            <w:r>
+              <w:rPr>
+                <w:rFonts w:ascii="Times New Roman" w:hAnsi="Times New Roman"/>
+                <w:sz w:val="24"/>
+                <w:szCs w:val="24"/>
+                <w:lang w:val="ru-RU"/>
+              </w:rPr>
+              <w:t>ного и профессионального о</w:t>
+            </w:r>
+            <w:r>
+              <w:rPr>
+                <w:rFonts w:ascii="Times New Roman" w:hAnsi="Times New Roman"/>
+                <w:sz w:val="24"/>
+                <w:szCs w:val="24"/>
+                <w:lang w:val="ru-RU"/>
+              </w:rPr>
+              <w:t>б</w:t>
+            </w:r>
+            <w:r>
+              <w:rPr>
+                <w:rFonts w:ascii="Times New Roman" w:hAnsi="Times New Roman"/>
+                <w:sz w:val="24"/>
+                <w:szCs w:val="24"/>
+                <w:lang w:val="ru-RU"/>
+              </w:rPr>
+              <w:t>щения</w:t>
+            </w:r>
+          </w:p>
+        </w:tc>
+        <w:tc>
+          <w:tcPr>
+            <w:tcW w:w="3771" w:type="dxa"/>
+            <w:shd w:val="clear" w:color="auto" w:fill="auto"/>
+          </w:tcPr>
           <w:p>
             <w:pPr>
               <w:pStyle w:val="TableParagraph"/>
@@ -3103,33 +3740,45 @@
             </w:pPr>
             <w:r>
               <w:rPr>
-                <w:sz w:val="24"/>
-                <w:szCs w:val="24"/>
-                <w:lang w:val="ru-RU"/>
-              </w:rPr>
-              <w:t>3) виды и приемы слушания, чт</w:t>
-            </w:r>
-            <w:r>
-              <w:rPr>
-                <w:sz w:val="24"/>
-                <w:szCs w:val="24"/>
-                <w:lang w:val="ru-RU"/>
-              </w:rPr>
-              <w:t>е</w:t>
-            </w:r>
-            <w:r>
-              <w:rPr>
-                <w:sz w:val="24"/>
-                <w:szCs w:val="24"/>
-                <w:lang w:val="ru-RU"/>
-              </w:rPr>
-              <w:t>ния, говорения, письма</w:t>
-            </w:r>
-          </w:p>
-        </w:tc>
-        <w:tc>
-          <w:tcPr>
-            <w:tcW w:w="3771" w:type="dxa"/>
+                <w:rFonts w:eastAsia="Calibri" w:ascii="Times New Roman" w:hAnsi="Times New Roman"/>
+                <w:sz w:val="24"/>
+                <w:szCs w:val="24"/>
+                <w:lang w:val="ru-RU"/>
+              </w:rPr>
+              <w:t xml:space="preserve">1) </w:t>
+            </w:r>
+            <w:r>
+              <w:rPr>
+                <w:rFonts w:ascii="Times New Roman" w:hAnsi="Times New Roman"/>
+                <w:sz w:val="24"/>
+                <w:szCs w:val="24"/>
+                <w:lang w:val="ru-RU"/>
+              </w:rPr>
+              <w:t>создавать и редактировать те</w:t>
+            </w:r>
+            <w:r>
+              <w:rPr>
+                <w:rFonts w:ascii="Times New Roman" w:hAnsi="Times New Roman"/>
+                <w:sz w:val="24"/>
+                <w:szCs w:val="24"/>
+                <w:lang w:val="ru-RU"/>
+              </w:rPr>
+              <w:t>к</w:t>
+            </w:r>
+            <w:r>
+              <w:rPr>
+                <w:rFonts w:ascii="Times New Roman" w:hAnsi="Times New Roman"/>
+                <w:sz w:val="24"/>
+                <w:szCs w:val="24"/>
+                <w:lang w:val="ru-RU"/>
+              </w:rPr>
+              <w:t xml:space="preserve">сты основных жанров деловой речи </w:t>
+            </w:r>
+          </w:p>
+        </w:tc>
+        <w:tc>
+          <w:tcPr>
+            <w:tcW w:w="2880" w:type="dxa"/>
             <w:shd w:val="clear" w:color="auto" w:fill="auto"/>
           </w:tcPr>
           <w:p>
@@ -3137,259 +3786,6 @@
               <w:pStyle w:val="TableParagraph"/>
               <w:ind w:left="57"/>
               <w:rPr>
-                <w:iCs/>
-                <w:sz w:val="24"/>
-                <w:szCs w:val="24"/>
-                <w:lang w:val="ru-RU"/>
-              </w:rPr>
-            </w:pPr>
-            <w:r>
-              <w:rPr>
-                <w:iCs/>
-                <w:sz w:val="24"/>
-                <w:szCs w:val="24"/>
-                <w:lang w:val="ru-RU"/>
-              </w:rPr>
-              <w:t>1) логически верно оформлять ус</w:t>
-            </w:r>
-            <w:r>
-              <w:rPr>
-                <w:iCs/>
-                <w:sz w:val="24"/>
-                <w:szCs w:val="24"/>
-                <w:lang w:val="ru-RU"/>
-              </w:rPr>
-              <w:t>т</w:t>
-            </w:r>
-            <w:r>
-              <w:rPr>
-                <w:iCs/>
-                <w:sz w:val="24"/>
-                <w:szCs w:val="24"/>
-                <w:lang w:val="ru-RU"/>
-              </w:rPr>
-              <w:t>ную и письменную речь;</w:t>
-            </w:r>
-          </w:p>
-          <w:p>
-            <w:pPr>
-              <w:pStyle w:val="TableParagraph"/>
-              <w:ind w:left="57"/>
-              <w:rPr>
-                <w:spacing w:val="2"/>
-                <w:sz w:val="24"/>
-                <w:szCs w:val="24"/>
-                <w:lang w:val="ru-RU"/>
-              </w:rPr>
-            </w:pPr>
-            <w:r>
-              <w:rPr>
-                <w:iCs/>
-                <w:sz w:val="24"/>
-                <w:szCs w:val="24"/>
-                <w:lang w:val="ru-RU"/>
-              </w:rPr>
-              <w:t xml:space="preserve">2) </w:t>
-            </w:r>
-            <w:r>
-              <w:rPr>
-                <w:spacing w:val="2"/>
-                <w:sz w:val="24"/>
-                <w:szCs w:val="24"/>
-                <w:lang w:val="ru-RU"/>
-              </w:rPr>
-              <w:t>использовать языковые ед</w:t>
-            </w:r>
-            <w:r>
-              <w:rPr>
-                <w:spacing w:val="2"/>
-                <w:sz w:val="24"/>
-                <w:szCs w:val="24"/>
-                <w:lang w:val="ru-RU"/>
-              </w:rPr>
-              <w:t>и</w:t>
-            </w:r>
-            <w:r>
-              <w:rPr>
-                <w:spacing w:val="2"/>
-                <w:sz w:val="24"/>
-                <w:szCs w:val="24"/>
-                <w:lang w:val="ru-RU"/>
-              </w:rPr>
-              <w:t>ницы всех уровней для выражения ко</w:t>
-            </w:r>
-            <w:r>
-              <w:rPr>
-                <w:spacing w:val="2"/>
-                <w:sz w:val="24"/>
-                <w:szCs w:val="24"/>
-                <w:lang w:val="ru-RU"/>
-              </w:rPr>
-              <w:t>м</w:t>
-            </w:r>
-            <w:r>
-              <w:rPr>
-                <w:spacing w:val="2"/>
-                <w:sz w:val="24"/>
-                <w:szCs w:val="24"/>
-                <w:lang w:val="ru-RU"/>
-              </w:rPr>
-              <w:t>муникативных намерений в усло</w:t>
-            </w:r>
-            <w:r>
-              <w:rPr>
-                <w:spacing w:val="2"/>
-                <w:sz w:val="24"/>
-                <w:szCs w:val="24"/>
-                <w:lang w:val="ru-RU"/>
-              </w:rPr>
-              <w:t>в</w:t>
-            </w:r>
-            <w:r>
-              <w:rPr>
-                <w:spacing w:val="2"/>
-                <w:sz w:val="24"/>
-                <w:szCs w:val="24"/>
-                <w:lang w:val="ru-RU"/>
-              </w:rPr>
-              <w:t>ных различных ко</w:t>
-            </w:r>
-            <w:r>
-              <w:rPr>
-                <w:spacing w:val="2"/>
-                <w:sz w:val="24"/>
-                <w:szCs w:val="24"/>
-                <w:lang w:val="ru-RU"/>
-              </w:rPr>
-              <w:t>м</w:t>
-            </w:r>
-            <w:r>
-              <w:rPr>
-                <w:spacing w:val="2"/>
-                <w:sz w:val="24"/>
-                <w:szCs w:val="24"/>
-                <w:lang w:val="ru-RU"/>
-              </w:rPr>
-              <w:t>муникативных ситуаций;</w:t>
-            </w:r>
-          </w:p>
-          <w:p>
-            <w:pPr>
-              <w:pStyle w:val="TableParagraph"/>
-              <w:ind w:left="57"/>
-              <w:rPr>
-                <w:sz w:val="24"/>
-                <w:szCs w:val="24"/>
-                <w:lang w:val="ru-RU"/>
-              </w:rPr>
-            </w:pPr>
-            <w:r>
-              <w:rPr>
-                <w:spacing w:val="2"/>
-                <w:sz w:val="24"/>
-                <w:szCs w:val="24"/>
-                <w:lang w:val="ru-RU"/>
-              </w:rPr>
-              <w:t xml:space="preserve">3) </w:t>
-            </w:r>
-            <w:r>
-              <w:rPr>
-                <w:sz w:val="24"/>
-                <w:szCs w:val="24"/>
-                <w:lang w:val="ru-RU"/>
-              </w:rPr>
-              <w:t>оценивать степень эффективн</w:t>
-            </w:r>
-            <w:r>
-              <w:rPr>
-                <w:sz w:val="24"/>
-                <w:szCs w:val="24"/>
-                <w:lang w:val="ru-RU"/>
-              </w:rPr>
-              <w:t>о</w:t>
-            </w:r>
-            <w:r>
-              <w:rPr>
-                <w:sz w:val="24"/>
-                <w:szCs w:val="24"/>
-                <w:lang w:val="ru-RU"/>
-              </w:rPr>
-              <w:t>сти общения, определяя пр</w:t>
-            </w:r>
-            <w:r>
-              <w:rPr>
-                <w:sz w:val="24"/>
-                <w:szCs w:val="24"/>
-                <w:lang w:val="ru-RU"/>
-              </w:rPr>
-              <w:t>и</w:t>
-            </w:r>
-            <w:r>
-              <w:rPr>
-                <w:sz w:val="24"/>
-                <w:szCs w:val="24"/>
-                <w:lang w:val="ru-RU"/>
-              </w:rPr>
-              <w:t>чины коммуникативных удач и неудач;</w:t>
-            </w:r>
-          </w:p>
-          <w:p>
-            <w:pPr>
-              <w:pStyle w:val="TableParagraph"/>
-              <w:ind w:left="57"/>
-              <w:rPr>
-                <w:sz w:val="24"/>
-                <w:szCs w:val="24"/>
-                <w:lang w:val="ru-RU"/>
-              </w:rPr>
-            </w:pPr>
-            <w:r>
-              <w:rPr>
-                <w:sz w:val="24"/>
-                <w:szCs w:val="24"/>
-                <w:lang w:val="ru-RU"/>
-              </w:rPr>
-              <w:lastRenderedPageBreak/>
-              <w:t>4) строить выступление в соотве</w:t>
-            </w:r>
-            <w:r>
-              <w:rPr>
-                <w:sz w:val="24"/>
-                <w:szCs w:val="24"/>
-                <w:lang w:val="ru-RU"/>
-              </w:rPr>
-              <w:t>т</w:t>
-            </w:r>
-            <w:r>
-              <w:rPr>
-                <w:sz w:val="24"/>
-                <w:szCs w:val="24"/>
-                <w:lang w:val="ru-RU"/>
-              </w:rPr>
-              <w:t>ствии с определенным замы</w:t>
-            </w:r>
-            <w:r>
-              <w:rPr>
-                <w:sz w:val="24"/>
-                <w:szCs w:val="24"/>
-                <w:lang w:val="ru-RU"/>
-              </w:rPr>
-              <w:t>с</w:t>
-            </w:r>
-            <w:r>
-              <w:rPr>
-                <w:sz w:val="24"/>
-                <w:szCs w:val="24"/>
-                <w:lang w:val="ru-RU"/>
-              </w:rPr>
-              <w:t>лом;</w:t>
-            </w:r>
-          </w:p>
-          <w:p>
-            <w:pPr>
-              <w:pStyle w:val="TableParagraph"/>
-              <w:ind w:left="57"/>
-              <w:rPr>
                 <w:rFonts w:eastAsia="Calibri"/>
                 <w:sz w:val="24"/>
                 <w:szCs w:val="24"/>
@@ -3398,496 +3794,79 @@
             </w:pPr>
             <w:r>
               <w:rPr>
-                <w:sz w:val="24"/>
-                <w:szCs w:val="24"/>
-                <w:lang w:val="ru-RU"/>
-              </w:rPr>
-              <w:t>5) осуществлять обратную связь с аудиторией</w:t>
-            </w:r>
-          </w:p>
-        </w:tc>
-        <w:tc>
-          <w:tcPr>
-            <w:tcW w:w="2880" w:type="dxa"/>
-            <w:shd w:val="clear" w:color="auto" w:fill="auto"/>
-          </w:tcPr>
-          <w:p>
-            <w:pPr>
-              <w:tabs>
-                <w:tab w:val="left" w:pos="708"/>
-                <w:tab w:val="right" w:leader="underscore" w:pos="9639"/>
-              </w:tabs>
-              <w:ind w:left="57"/>
-              <w:rPr>
-                <w:sz w:val="24"/>
-                <w:szCs w:val="24"/>
-              </w:rPr>
-            </w:pPr>
-            <w:r>
-              <w:rPr>
-                <w:spacing w:val="2"/>
-                <w:sz w:val="24"/>
-                <w:szCs w:val="24"/>
-              </w:rPr>
-              <w:lastRenderedPageBreak/>
-              <w:t xml:space="preserve">1) </w:t>
-            </w:r>
-            <w:r>
-              <w:rPr>
-                <w:sz w:val="24"/>
-                <w:szCs w:val="24"/>
-              </w:rPr>
-              <w:t>навыками взаимоде</w:t>
-            </w:r>
-            <w:r>
-              <w:rPr>
-                <w:sz w:val="24"/>
-                <w:szCs w:val="24"/>
-              </w:rPr>
-              <w:t>й</w:t>
-            </w:r>
-            <w:r>
-              <w:rPr>
-                <w:sz w:val="24"/>
-                <w:szCs w:val="24"/>
-              </w:rPr>
-              <w:t>ствия в типичных реч</w:t>
-            </w:r>
-            <w:r>
-              <w:rPr>
-                <w:sz w:val="24"/>
-                <w:szCs w:val="24"/>
+                <w:rFonts w:eastAsia="Calibri" w:ascii="Times New Roman" w:hAnsi="Times New Roman"/>
+                <w:sz w:val="24"/>
+                <w:szCs w:val="24"/>
+                <w:lang w:val="ru-RU"/>
+              </w:rPr>
+              <w:t>1) навыками создания св</w:t>
+            </w:r>
+            <w:r>
+              <w:rPr>
+                <w:rFonts w:eastAsia="Calibri" w:ascii="Times New Roman" w:hAnsi="Times New Roman"/>
+                <w:sz w:val="24"/>
+                <w:szCs w:val="24"/>
+                <w:lang w:val="ru-RU"/>
+              </w:rPr>
+              <w:t>я</w:t>
+            </w:r>
+            <w:r>
+              <w:rPr>
+                <w:rFonts w:eastAsia="Calibri" w:ascii="Times New Roman" w:hAnsi="Times New Roman"/>
+                <w:sz w:val="24"/>
+                <w:szCs w:val="24"/>
+                <w:lang w:val="ru-RU"/>
+              </w:rPr>
+              <w:t>занных текстов в рамках профессионального общ</w:t>
+            </w:r>
+            <w:r>
+              <w:rPr>
+                <w:rFonts w:eastAsia="Calibri" w:ascii="Times New Roman" w:hAnsi="Times New Roman"/>
+                <w:sz w:val="24"/>
+                <w:szCs w:val="24"/>
+                <w:lang w:val="ru-RU"/>
               </w:rPr>
               <w:t>е</w:t>
             </w:r>
             <w:r>
               <w:rPr>
-                <w:sz w:val="24"/>
-                <w:szCs w:val="24"/>
-              </w:rPr>
-              <w:t>вых ситуациях и тактиками р</w:t>
-            </w:r>
-            <w:r>
-              <w:rPr>
-                <w:sz w:val="24"/>
-                <w:szCs w:val="24"/>
-              </w:rPr>
-              <w:t>е</w:t>
-            </w:r>
-            <w:r>
-              <w:rPr>
-                <w:sz w:val="24"/>
-                <w:szCs w:val="24"/>
-              </w:rPr>
-              <w:t>чевого поведения в форм</w:t>
-            </w:r>
-            <w:r>
-              <w:rPr>
-                <w:sz w:val="24"/>
-                <w:szCs w:val="24"/>
+                <w:rFonts w:eastAsia="Calibri" w:ascii="Times New Roman" w:hAnsi="Times New Roman"/>
+                <w:sz w:val="24"/>
+                <w:szCs w:val="24"/>
+                <w:lang w:val="ru-RU"/>
+              </w:rPr>
+              <w:t xml:space="preserve">ния </w:t>
+            </w:r>
+            <w:r>
+              <w:rPr>
+                <w:rFonts w:ascii="Times New Roman" w:hAnsi="Times New Roman"/>
+                <w:sz w:val="24"/>
+                <w:szCs w:val="24"/>
+                <w:lang w:val="ru-RU"/>
+              </w:rPr>
+              <w:t>в соответствии с </w:t>
+            </w:r>
+            <w:r>
+              <w:rPr>
+                <w:rFonts w:ascii="Times New Roman" w:hAnsi="Times New Roman"/>
+                <w:sz w:val="24"/>
+                <w:szCs w:val="24"/>
+                <w:lang w:val="ru-RU"/>
+              </w:rPr>
+              <w:t>этическими, коммуник</w:t>
+            </w:r>
+            <w:r>
+              <w:rPr>
+                <w:rFonts w:ascii="Times New Roman" w:hAnsi="Times New Roman"/>
+                <w:sz w:val="24"/>
+                <w:szCs w:val="24"/>
+                <w:lang w:val="ru-RU"/>
               </w:rPr>
               <w:t>а</w:t>
             </w:r>
             <w:r>
               <w:rPr>
-                <w:sz w:val="24"/>
-                <w:szCs w:val="24"/>
-              </w:rPr>
-              <w:t>тах диалога, монолога и полилога;</w:t>
-            </w:r>
-          </w:p>
-          <w:p>
-            <w:pPr>
-              <w:tabs>
-                <w:tab w:val="left" w:pos="708"/>
-                <w:tab w:val="right" w:leader="underscore" w:pos="9639"/>
-              </w:tabs>
-              <w:ind w:left="57"/>
-              <w:rPr>
-                <w:spacing w:val="2"/>
-                <w:sz w:val="24"/>
-                <w:szCs w:val="24"/>
-              </w:rPr>
-            </w:pPr>
-            <w:r>
-              <w:rPr>
-                <w:sz w:val="24"/>
-                <w:szCs w:val="24"/>
-              </w:rPr>
-              <w:t>2) навыками публичных выступлений в учебно-научных ситуациях общ</w:t>
-            </w:r>
-            <w:r>
-              <w:rPr>
-                <w:sz w:val="24"/>
-                <w:szCs w:val="24"/>
-              </w:rPr>
-              <w:t>е</w:t>
-            </w:r>
-            <w:r>
-              <w:rPr>
-                <w:sz w:val="24"/>
-                <w:szCs w:val="24"/>
-              </w:rPr>
-              <w:t>ния</w:t>
-            </w:r>
-          </w:p>
-          <w:p>
-            <w:pPr>
-              <w:pStyle w:val="TableParagraph"/>
-              <w:ind w:left="57"/>
-              <w:rPr>
-                <w:rFonts w:eastAsia="Calibri"/>
-                <w:sz w:val="24"/>
-                <w:szCs w:val="24"/>
-                <w:lang w:val="ru-RU"/>
-              </w:rPr>
-            </w:pPr>
-          </w:p>
-        </w:tc>
-      </w:tr>
-      <w:tr>
-        <w:trPr>
-          <w:trHeight w:val="249"/>
-          <w:jc w:val="center"/>
-        </w:trPr>
-        <w:tc>
-          <w:tcPr>
-            <w:tcW w:w="388" w:type="dxa"/>
-            <w:vMerge/>
-            <w:shd w:val="clear" w:color="auto" w:fill="auto"/>
-          </w:tcPr>
-          <w:p>
-            <w:pPr>
-              <w:pStyle w:val="TableParagraph"/>
-              <w:ind w:left="57"/>
-              <w:rPr>
-                <w:rFonts w:eastAsia="Calibri"/>
-                <w:sz w:val="24"/>
-                <w:szCs w:val="24"/>
-                <w:lang w:val="ru-RU"/>
-              </w:rPr>
-            </w:pPr>
-          </w:p>
-        </w:tc>
-        <w:tc>
-          <w:tcPr>
-            <w:tcW w:w="2307" w:type="dxa"/>
-            <w:vMerge/>
-            <w:tcBorders>
-              <w:right w:val="single" w:sz="4" w:space="0" w:color="auto"/>
-            </w:tcBorders>
-            <w:shd w:val="clear" w:color="auto" w:fill="auto"/>
-          </w:tcPr>
-          <w:p>
-            <w:pPr>
-              <w:pStyle w:val="TableParagraph"/>
-              <w:ind w:left="57"/>
-              <w:rPr>
-                <w:rFonts w:eastAsia="Calibri"/>
-                <w:sz w:val="24"/>
-                <w:szCs w:val="24"/>
-                <w:lang w:val="ru-RU"/>
-              </w:rPr>
-            </w:pPr>
-          </w:p>
-        </w:tc>
-        <w:tc>
-          <w:tcPr>
-            <w:tcW w:w="2139" w:type="dxa"/>
-            <w:tcBorders>
-              <w:left w:val="single" w:sz="4" w:space="0" w:color="auto"/>
-            </w:tcBorders>
-            <w:shd w:val="clear" w:color="auto" w:fill="auto"/>
-          </w:tcPr>
-          <w:p>
-            <w:pPr>
-              <w:ind w:left="57"/>
-              <w:rPr>
-                <w:sz w:val="24"/>
-                <w:szCs w:val="24"/>
-              </w:rPr>
-            </w:pPr>
-            <w:r>
-              <w:rPr>
-                <w:sz w:val="24"/>
-                <w:szCs w:val="24"/>
-              </w:rPr>
-              <w:t xml:space="preserve">УК-4.3. Создает на русском и иностранном(ых) языках устные и письменные тексты в соответствии с коммуникативной задачей в рамках профессионального общения</w:t>
-            </w:r>
-          </w:p>
-        </w:tc>
-        <w:tc>
-          <w:tcPr>
-            <w:tcW w:w="4014" w:type="dxa"/>
-            <w:shd w:val="clear" w:color="auto" w:fill="auto"/>
-          </w:tcPr>
-          <w:p>
-            <w:pPr>
-              <w:pStyle w:val="TableParagraph"/>
-              <w:ind w:left="57"/>
-              <w:rPr>
-                <w:sz w:val="24"/>
-                <w:szCs w:val="24"/>
-                <w:lang w:val="ru-RU"/>
-              </w:rPr>
-            </w:pPr>
-            <w:r>
-              <w:rPr>
-                <w:rFonts w:eastAsia="Calibri"/>
-                <w:sz w:val="24"/>
-                <w:szCs w:val="24"/>
-                <w:lang w:val="ru-RU"/>
-              </w:rPr>
-              <w:t xml:space="preserve">1) </w:t>
-            </w:r>
-            <w:r>
-              <w:rPr>
-                <w:sz w:val="24"/>
-                <w:szCs w:val="24"/>
-                <w:lang w:val="ru-RU"/>
-              </w:rPr>
-              <w:t>основы создания речевых жа</w:t>
-            </w:r>
-            <w:r>
-              <w:rPr>
-                <w:sz w:val="24"/>
-                <w:szCs w:val="24"/>
-                <w:lang w:val="ru-RU"/>
-              </w:rPr>
-              <w:t>н</w:t>
-            </w:r>
-            <w:r>
-              <w:rPr>
-                <w:sz w:val="24"/>
-                <w:szCs w:val="24"/>
-                <w:lang w:val="ru-RU"/>
-              </w:rPr>
-              <w:t>ров, актуальных для учебно-научного о</w:t>
-            </w:r>
-            <w:r>
-              <w:rPr>
-                <w:sz w:val="24"/>
-                <w:szCs w:val="24"/>
-                <w:lang w:val="ru-RU"/>
-              </w:rPr>
-              <w:t>б</w:t>
-            </w:r>
-            <w:r>
-              <w:rPr>
-                <w:sz w:val="24"/>
-                <w:szCs w:val="24"/>
-                <w:lang w:val="ru-RU"/>
-              </w:rPr>
-              <w:t>щения;</w:t>
-            </w:r>
-          </w:p>
-          <w:p>
-            <w:pPr>
-              <w:pStyle w:val="TableParagraph"/>
-              <w:ind w:left="57"/>
-              <w:rPr>
-                <w:rFonts w:eastAsia="Calibri"/>
-                <w:sz w:val="24"/>
-                <w:szCs w:val="24"/>
-                <w:lang w:val="ru-RU"/>
-              </w:rPr>
-            </w:pPr>
-            <w:r>
-              <w:rPr>
-                <w:sz w:val="24"/>
-                <w:szCs w:val="24"/>
-                <w:lang w:val="ru-RU"/>
-              </w:rPr>
-              <w:t>2) основные способы и средства с</w:t>
-            </w:r>
-            <w:r>
-              <w:rPr>
-                <w:sz w:val="24"/>
-                <w:szCs w:val="24"/>
-                <w:lang w:val="ru-RU"/>
-              </w:rPr>
-              <w:t>о</w:t>
-            </w:r>
-            <w:r>
-              <w:rPr>
-                <w:sz w:val="24"/>
-                <w:szCs w:val="24"/>
-                <w:lang w:val="ru-RU"/>
-              </w:rPr>
-              <w:t>здания вербальных и невербальных текстов в различных ситуациях ли</w:t>
-            </w:r>
-            <w:r>
-              <w:rPr>
-                <w:sz w:val="24"/>
-                <w:szCs w:val="24"/>
-                <w:lang w:val="ru-RU"/>
-              </w:rPr>
-              <w:t>ч</w:t>
-            </w:r>
-            <w:r>
-              <w:rPr>
-                <w:sz w:val="24"/>
-                <w:szCs w:val="24"/>
-                <w:lang w:val="ru-RU"/>
-              </w:rPr>
-              <w:t>ного и профессионального о</w:t>
-            </w:r>
-            <w:r>
-              <w:rPr>
-                <w:sz w:val="24"/>
-                <w:szCs w:val="24"/>
-                <w:lang w:val="ru-RU"/>
-              </w:rPr>
-              <w:t>б</w:t>
-            </w:r>
-            <w:r>
-              <w:rPr>
-                <w:sz w:val="24"/>
-                <w:szCs w:val="24"/>
-                <w:lang w:val="ru-RU"/>
-              </w:rPr>
-              <w:t>щения</w:t>
-            </w:r>
-          </w:p>
-        </w:tc>
-        <w:tc>
-          <w:tcPr>
-            <w:tcW w:w="3771" w:type="dxa"/>
-            <w:shd w:val="clear" w:color="auto" w:fill="auto"/>
-          </w:tcPr>
-          <w:p>
-            <w:pPr>
-              <w:pStyle w:val="TableParagraph"/>
-              <w:ind w:left="57"/>
-              <w:rPr>
-                <w:rFonts w:eastAsia="Calibri"/>
-                <w:sz w:val="24"/>
-                <w:szCs w:val="24"/>
-                <w:lang w:val="ru-RU"/>
-              </w:rPr>
-            </w:pPr>
-            <w:r>
-              <w:rPr>
-                <w:rFonts w:eastAsia="Calibri"/>
-                <w:sz w:val="24"/>
-                <w:szCs w:val="24"/>
-                <w:lang w:val="ru-RU"/>
-              </w:rPr>
-              <w:t xml:space="preserve">1) </w:t>
-            </w:r>
-            <w:r>
-              <w:rPr>
-                <w:sz w:val="24"/>
-                <w:szCs w:val="24"/>
-                <w:lang w:val="ru-RU"/>
-              </w:rPr>
-              <w:t>создавать и редактировать те</w:t>
-            </w:r>
-            <w:r>
-              <w:rPr>
-                <w:sz w:val="24"/>
-                <w:szCs w:val="24"/>
-                <w:lang w:val="ru-RU"/>
-              </w:rPr>
-              <w:t>к</w:t>
-            </w:r>
-            <w:r>
-              <w:rPr>
-                <w:sz w:val="24"/>
-                <w:szCs w:val="24"/>
-                <w:lang w:val="ru-RU"/>
-              </w:rPr>
-              <w:t xml:space="preserve">сты основных жанров деловой речи </w:t>
-            </w:r>
-          </w:p>
-        </w:tc>
-        <w:tc>
-          <w:tcPr>
-            <w:tcW w:w="2880" w:type="dxa"/>
-            <w:shd w:val="clear" w:color="auto" w:fill="auto"/>
-          </w:tcPr>
-          <w:p>
-            <w:pPr>
-              <w:pStyle w:val="TableParagraph"/>
-              <w:ind w:left="57"/>
-              <w:rPr>
-                <w:rFonts w:eastAsia="Calibri"/>
-                <w:sz w:val="24"/>
-                <w:szCs w:val="24"/>
-                <w:lang w:val="ru-RU"/>
-              </w:rPr>
-            </w:pPr>
-            <w:r>
-              <w:rPr>
-                <w:rFonts w:eastAsia="Calibri"/>
-                <w:sz w:val="24"/>
-                <w:szCs w:val="24"/>
-                <w:lang w:val="ru-RU"/>
-              </w:rPr>
-              <w:t>1) навыками создания св</w:t>
-            </w:r>
-            <w:r>
-              <w:rPr>
-                <w:rFonts w:eastAsia="Calibri"/>
-                <w:sz w:val="24"/>
-                <w:szCs w:val="24"/>
-                <w:lang w:val="ru-RU"/>
-              </w:rPr>
-              <w:t>я</w:t>
-            </w:r>
-            <w:r>
-              <w:rPr>
-                <w:rFonts w:eastAsia="Calibri"/>
-                <w:sz w:val="24"/>
-                <w:szCs w:val="24"/>
-                <w:lang w:val="ru-RU"/>
-              </w:rPr>
-              <w:t>занных текстов в рамках профессионального общ</w:t>
-            </w:r>
-            <w:r>
-              <w:rPr>
-                <w:rFonts w:eastAsia="Calibri"/>
-                <w:sz w:val="24"/>
-                <w:szCs w:val="24"/>
-                <w:lang w:val="ru-RU"/>
-              </w:rPr>
-              <w:t>е</w:t>
-            </w:r>
-            <w:r>
-              <w:rPr>
-                <w:rFonts w:eastAsia="Calibri"/>
-                <w:sz w:val="24"/>
-                <w:szCs w:val="24"/>
-                <w:lang w:val="ru-RU"/>
-              </w:rPr>
-              <w:t xml:space="preserve">ния </w:t>
-            </w:r>
-            <w:r>
-              <w:rPr>
-                <w:sz w:val="24"/>
-                <w:szCs w:val="24"/>
-                <w:lang w:val="ru-RU"/>
-              </w:rPr>
-              <w:t>в соответствии с </w:t>
-            </w:r>
-            <w:r>
-              <w:rPr>
-                <w:sz w:val="24"/>
-                <w:szCs w:val="24"/>
-                <w:lang w:val="ru-RU"/>
-              </w:rPr>
-              <w:t>этическими, коммуник</w:t>
-            </w:r>
-            <w:r>
-              <w:rPr>
-                <w:sz w:val="24"/>
-                <w:szCs w:val="24"/>
-                <w:lang w:val="ru-RU"/>
-              </w:rPr>
-              <w:t>а</w:t>
-            </w:r>
-            <w:r>
-              <w:rPr>
+                <w:rFonts w:ascii="Times New Roman" w:hAnsi="Times New Roman"/>
                 <w:sz w:val="24"/>
                 <w:szCs w:val="24"/>
                 <w:lang w:val="ru-RU"/>
@@ -3896,6 +3875,7 @@
             </w:r>
             <w:r>
               <w:rPr>
+                <w:rFonts w:ascii="Times New Roman" w:hAnsi="Times New Roman"/>
                 <w:sz w:val="24"/>
                 <w:szCs w:val="24"/>
                 <w:lang w:val="ru-RU"/>
@@ -3904,6 +3884,7 @@
             </w:r>
             <w:r>
               <w:rPr>
+                <w:rFonts w:ascii="Times New Roman" w:hAnsi="Times New Roman"/>
                 <w:sz w:val="24"/>
                 <w:szCs w:val="24"/>
                 <w:lang w:val="ru-RU"/>
@@ -3912,7 +3893,7 @@
             </w:r>
             <w:r>
               <w:rPr>
-                <w:rFonts w:eastAsia="Calibri"/>
+                <w:rFonts w:eastAsia="Calibri" w:ascii="Times New Roman" w:hAnsi="Times New Roman"/>
                 <w:sz w:val="24"/>
                 <w:szCs w:val="24"/>
                 <w:lang w:val="ru-RU"/>
@@ -3925,48 +3906,20 @@
     </w:tbl>
     <w:p>
       <w:pPr>
-        <w:ind w:firstLine="567"/>
-        <w:rPr>
-          <w:sz w:val="8"/>
-          <w:szCs w:val="8"/>
-        </w:rPr>
-      </w:pPr>
-    </w:p>
-    <w:p>
-      <w:pPr>
-        <w:ind w:firstLine="567"/>
-        <w:jc w:val="both"/>
-        <w:rPr>
-          <w:sz w:val="28"/>
-          <w:szCs w:val="28"/>
-        </w:rPr>
-      </w:pPr>
-    </w:p>
-    <w:p>
-      <w:pPr>
-        <w:pStyle w:val="ae"/>
-        <w:ind w:right="-2"/>
-        <w:rPr>
-          <w:sz w:val="8"/>
-          <w:szCs w:val="8"/>
-        </w:rPr>
-      </w:pPr>
-    </w:p>
-    <w:p>
-      <w:pPr>
-        <w:rPr>
-          <w:sz w:val="24"/>
-          <w:szCs w:val="24"/>
+        <w:rPr>
+          <w:sz w:val="2"/>
+          <w:szCs w:val="2"/>
         </w:rPr>
         <w:sectPr>
           <w:headerReference w:type="default" r:id="rId9"/>
           <w:pgSz w:w="16838" w:h="11906" w:orient="landscape"/>
-          <w:pgMar w:top="1276" w:right="1134" w:bottom="1134" w:left="1134" w:header="709" w:footer="709" w:gutter="0"/>
+          <w:pgMar w:top="1701" w:right="1134" w:bottom="1134" w:left="1134" w:header="709" w:footer="709" w:gutter="0"/>
           <w:pgNumType w:start="3"/>
           <w:cols w:space="708"/>
           <w:titlePg/>
           <w:docGrid w:linePitch="360"/>
         </w:sectPr>
+        <w:spacing w:before="0" w:after="0" w:line="20" w:lineRule="exact"/>
       </w:pPr>
     </w:p>
     <w:p>
@@ -4023,28 +3976,29 @@
     </w:p>
     <w:tbl>
       <w:tblPr>
+        <w:tblW w:w="5000" w:type="pct"/>
+        <w:tblBorders>
+          <w:top w:val="single" w:sz="4" w:space="0" w:color="000000"/>
+          <w:left w:val="single" w:sz="4" w:space="0" w:color="000000"/>
+          <w:bottom w:val="single" w:sz="4" w:space="0" w:color="000000"/>
+          <w:right w:val="single" w:sz="4" w:space="0" w:color="000000"/>
+          <w:insideH w:val="single" w:sz="4" w:space="0" w:color="000000"/>
+          <w:insideV w:val="single" w:sz="4" w:space="0" w:color="000000"/>
+        </w:tblBorders>
+        <w:tblLayout w:type="fixed"/>
+        <w:tblCellMar>
+          <w:left w:w="0" w:type="dxa"/>
+          <w:right w:w="0" w:type="dxa"/>
+        </w:tblCellMar>
         <w:tblLook w:val="01E0" w:firstRow="1" w:lastRow="1" w:firstColumn="1" w:lastColumn="1" w:noHBand="0" w:noVBand="0"/>
-        <w:tblW w:w="9900" w:type="dxa"/>
-        <w:tblLayout w:type="fixed"/>
-        <w:tblBorders>
-          <w:top w:val="single" w:sz="4" w:color="000000"/>
-          <w:left w:val="single" w:sz="4" w:color="000000"/>
-          <w:bottom w:val="single" w:sz="4" w:color="000000"/>
-          <w:right w:val="single" w:sz="4" w:color="000000"/>
-          <w:insideH w:val="single" w:sz="4" w:color="000000"/>
-          <w:insideV w:val="single" w:sz="4" w:color="000000"/>
-        </w:tblBorders>
-        <w:tblCellMar>
-          <w:top w:w="65" w:type="dxa"/>
-          <w:left w:w="65" w:type="dxa"/>
-          <w:bottom w:w="65" w:type="dxa"/>
-          <w:right w:w="65" w:type="dxa"/>
-        </w:tblCellMar>
       </w:tblPr>
       <w:tblGrid>
-        <w:gridCol w:w="7326"/>
-        <w:gridCol w:w="1287"/>
-        <w:gridCol w:w="1287"/>
+        <w:gridCol w:w="454"/>
+        <w:gridCol w:w="1814"/>
+        <w:gridCol w:w="1361"/>
+        <w:gridCol w:w="737"/>
+        <w:gridCol w:w="1587"/>
+        <w:gridCol w:w="3402"/>
       </w:tblGrid>
       <w:tr>
         <w:trPr>
@@ -4052,19 +4006,42 @@
         </w:trPr>
         <w:tc>
           <w:tcPr>
-            <w:tcW w:w="7326" w:type="dxa"/>
+            <w:tcW w:type="dxa" w:w="454"/>
+            <w:vMerge w:val="restart"/>
             <w:vAlign w:val="center"/>
           </w:tcPr>
           <w:p>
             <w:pPr>
-              <w:spacing w:before="0" w:after="0" w:line="240" w:lineRule="auto"/>
+              <w:spacing w:before="0" w:after="20" w:line="240" w:lineRule="auto"/>
               <w:jc w:val="center"/>
             </w:pPr>
             <w:r>
               <w:rPr>
-                <w:rFonts w:ascii="Times New Roman" w:hAnsi="Times New Roman" w:cs="Times New Roman"/>
-                <w:sz w:val="24"/>
+                <w:rFonts w:ascii="Times New Roman" w:hAnsi="Times New Roman"/>
                 <w:b/>
+                <w:sz w:val="24"/>
+              </w:rPr>
+              <w:t>№ п/п</w:t>
+            </w:r>
+          </w:p>
+        </w:tc>
+        <w:tc>
+          <w:tcPr>
+            <w:tcW w:type="dxa" w:w="3175"/>
+            <w:gridSpan w:val="2"/>
+            <w:vMerge w:val="restart"/>
+            <w:vAlign w:val="center"/>
+          </w:tcPr>
+          <w:p>
+            <w:pPr>
+              <w:spacing w:before="0" w:after="20" w:line="240" w:lineRule="auto"/>
+              <w:jc w:val="center"/>
+            </w:pPr>
+            <w:r>
+              <w:rPr>
+                <w:rFonts w:ascii="Times New Roman" w:hAnsi="Times New Roman"/>
+                <w:b/>
+                <w:sz w:val="24"/>
               </w:rPr>
               <w:t>Вид учебной работы</w:t>
             </w:r>
@@ -4072,159 +4049,171 @@
         </w:tc>
         <w:tc>
           <w:tcPr>
-            <w:tcW w:w="1287" w:type="dxa"/>
+            <w:tcW w:type="dxa" w:w="737"/>
+            <w:vMerge w:val="restart"/>
             <w:vAlign w:val="center"/>
           </w:tcPr>
           <w:p>
             <w:pPr>
-              <w:spacing w:before="0" w:after="0" w:line="240" w:lineRule="auto"/>
+              <w:spacing w:before="0" w:after="20" w:line="240" w:lineRule="auto"/>
               <w:jc w:val="center"/>
             </w:pPr>
             <w:r>
               <w:rPr>
-                <w:rFonts w:ascii="Times New Roman" w:hAnsi="Times New Roman" w:cs="Times New Roman"/>
-                <w:sz w:val="24"/>
+                <w:rFonts w:ascii="Times New Roman" w:hAnsi="Times New Roman"/>
                 <w:b/>
-              </w:rPr>
-              <w:t>Всего</w:t>
-            </w:r>
-          </w:p>
-        </w:tc>
-        <w:tc>
-          <w:tcPr>
-            <w:tcW w:w="1287" w:type="dxa"/>
+                <w:sz w:val="24"/>
+              </w:rPr>
+              <w:t>Всего часов</w:t>
+            </w:r>
+          </w:p>
+        </w:tc>
+        <w:tc>
+          <w:tcPr>
+            <w:tcW w:type="dxa" w:w="1587"/>
+            <w:vMerge w:val="restart"/>
             <w:vAlign w:val="center"/>
           </w:tcPr>
           <w:p>
             <w:pPr>
-              <w:spacing w:before="0" w:after="0" w:line="240" w:lineRule="auto"/>
+              <w:spacing w:before="0" w:after="20" w:line="240" w:lineRule="auto"/>
               <w:jc w:val="center"/>
             </w:pPr>
             <w:r>
               <w:rPr>
-                <w:rFonts w:ascii="Times New Roman" w:hAnsi="Times New Roman" w:cs="Times New Roman"/>
-                <w:sz w:val="24"/>
+                <w:rFonts w:ascii="Times New Roman" w:hAnsi="Times New Roman"/>
                 <w:b/>
-              </w:rPr>
-              <w:t>3 семестр</w:t>
+                <w:sz w:val="24"/>
+              </w:rPr>
+              <w:t>В том числе практическая подготовка</w:t>
+            </w:r>
+          </w:p>
+        </w:tc>
+        <w:tc>
+          <w:tcPr>
+            <w:tcW w:type="dxa" w:w="3402"/>
+            <w:vAlign w:val="center"/>
+          </w:tcPr>
+          <w:p>
+            <w:pPr>
+              <w:spacing w:before="0" w:after="20" w:line="240" w:lineRule="auto"/>
+              <w:jc w:val="center"/>
+            </w:pPr>
+            <w:r>
+              <w:rPr>
+                <w:rFonts w:ascii="Times New Roman" w:hAnsi="Times New Roman"/>
+                <w:b/>
+                <w:sz w:val="24"/>
+              </w:rPr>
+              <w:t>Семестры / курсы</w:t>
             </w:r>
           </w:p>
         </w:tc>
       </w:tr>
       <w:tr>
-        <w:tc>
-          <w:tcPr>
-            <w:tcW w:w="7326" w:type="dxa"/>
+        <w:trPr>
+          <w:tblHeader/>
+        </w:trPr>
+        <w:tc>
+          <w:tcPr>
+            <w:tcW w:type="dxa" w:w="454"/>
+            <w:vMerge/>
+          </w:tcPr>
+          <w:p/>
+        </w:tc>
+        <w:tc>
+          <w:tcPr>
+            <w:tcW w:type="dxa" w:w="3175"/>
+            <w:gridSpan w:val="2"/>
+            <w:vMerge/>
+          </w:tcPr>
+          <w:p/>
+        </w:tc>
+        <w:tc>
+          <w:tcPr>
+            <w:tcW w:type="dxa" w:w="737"/>
+            <w:vMerge/>
+          </w:tcPr>
+          <w:p/>
+        </w:tc>
+        <w:tc>
+          <w:tcPr>
+            <w:tcW w:type="dxa" w:w="1587"/>
+            <w:vMerge/>
+          </w:tcPr>
+          <w:p/>
+        </w:tc>
+        <w:tc>
+          <w:tcPr>
+            <w:tcW w:type="dxa" w:w="3402"/>
             <w:vAlign w:val="center"/>
           </w:tcPr>
           <w:p>
             <w:pPr>
-              <w:spacing w:before="0" w:after="0" w:line="240" w:lineRule="auto"/>
-              <w:jc w:val="left"/>
-            </w:pPr>
-            <w:r>
-              <w:rPr>
-                <w:rFonts w:ascii="Times New Roman" w:hAnsi="Times New Roman" w:cs="Times New Roman"/>
-                <w:sz w:val="24"/>
-              </w:rPr>
-              <w:t>Контактная работа с преподавателем, часов</w:t>
-            </w:r>
-          </w:p>
-        </w:tc>
-        <w:tc>
-          <w:tcPr>
-            <w:tcW w:w="1287" w:type="dxa"/>
-            <w:vAlign w:val="center"/>
-          </w:tcPr>
-          <w:p>
-            <w:pPr>
-              <w:spacing w:before="0" w:after="0" w:line="240" w:lineRule="auto"/>
+              <w:spacing w:before="0" w:after="20" w:line="240" w:lineRule="auto"/>
               <w:jc w:val="center"/>
             </w:pPr>
             <w:r>
               <w:rPr>
-                <w:rFonts w:ascii="Times New Roman" w:hAnsi="Times New Roman" w:cs="Times New Roman"/>
-                <w:sz w:val="24"/>
-              </w:rPr>
-              <w:t>34</w:t>
-            </w:r>
-          </w:p>
-        </w:tc>
-        <w:tc>
-          <w:tcPr>
-            <w:tcW w:w="1287" w:type="dxa"/>
-            <w:vAlign w:val="center"/>
-          </w:tcPr>
-          <w:p>
-            <w:pPr>
-              <w:spacing w:before="0" w:after="0" w:line="240" w:lineRule="auto"/>
-              <w:jc w:val="center"/>
-            </w:pPr>
-            <w:r>
-              <w:rPr>
-                <w:rFonts w:ascii="Times New Roman" w:hAnsi="Times New Roman" w:cs="Times New Roman"/>
-                <w:sz w:val="24"/>
-              </w:rPr>
-              <w:t>34</w:t>
+                <w:rFonts w:ascii="Times New Roman" w:hAnsi="Times New Roman"/>
+                <w:b/>
+                <w:sz w:val="24"/>
+              </w:rPr>
+              <w:t>№ 3</w:t>
             </w:r>
           </w:p>
         </w:tc>
       </w:tr>
       <w:tr>
-        <w:tc>
-          <w:tcPr>
-            <w:tcW w:w="7326" w:type="dxa"/>
+        <w:trPr>
+          <w:tblHeader/>
+        </w:trPr>
+        <w:tc>
+          <w:tcPr>
+            <w:tcW w:type="dxa" w:w="454"/>
+            <w:vMerge/>
+          </w:tcPr>
+          <w:p/>
+        </w:tc>
+        <w:tc>
+          <w:tcPr>
+            <w:tcW w:type="dxa" w:w="3175"/>
+            <w:gridSpan w:val="2"/>
+            <w:vMerge/>
+          </w:tcPr>
+          <w:p/>
+        </w:tc>
+        <w:tc>
+          <w:tcPr>
+            <w:tcW w:type="dxa" w:w="737"/>
+            <w:vMerge/>
+          </w:tcPr>
+          <w:p/>
+        </w:tc>
+        <w:tc>
+          <w:tcPr>
+            <w:tcW w:type="dxa" w:w="1587"/>
+            <w:vMerge/>
+          </w:tcPr>
+          <w:p/>
+        </w:tc>
+        <w:tc>
+          <w:tcPr>
+            <w:tcW w:type="dxa" w:w="3402"/>
             <w:vAlign w:val="center"/>
           </w:tcPr>
           <w:p>
             <w:pPr>
-              <w:spacing w:before="0" w:after="0" w:line="240" w:lineRule="auto"/>
-              <w:jc w:val="left"/>
-            </w:pPr>
-            <w:r>
-              <w:rPr>
-                <w:rFonts w:ascii="Times New Roman" w:hAnsi="Times New Roman" w:cs="Times New Roman"/>
-                <w:sz w:val="24"/>
-              </w:rPr>
-              <w:t>Лекции (Л)</w:t>
-            </w:r>
-          </w:p>
-        </w:tc>
-        <w:tc>
-          <w:tcPr>
-            <w:tcW w:w="1287" w:type="dxa"/>
-            <w:vAlign w:val="center"/>
-          </w:tcPr>
-          <w:p>
-            <w:pPr>
-              <w:spacing w:before="0" w:after="0" w:line="240" w:lineRule="auto"/>
+              <w:spacing w:before="0" w:after="20" w:line="240" w:lineRule="auto"/>
               <w:jc w:val="center"/>
             </w:pPr>
             <w:r>
               <w:rPr>
-                <w:rFonts w:ascii="Times New Roman" w:hAnsi="Times New Roman" w:cs="Times New Roman"/>
-                <w:sz w:val="24"/>
-              </w:rPr>
-              <w:t>16</w:t>
-            </w:r>
-          </w:p>
-        </w:tc>
-        <w:tc>
-          <w:tcPr>
-            <w:tcW w:w="1287" w:type="dxa"/>
-            <w:vAlign w:val="center"/>
-          </w:tcPr>
-          <w:p>
-            <w:pPr>
-              <w:spacing w:before="0" w:after="0" w:line="240" w:lineRule="auto"/>
-              <w:jc w:val="center"/>
-            </w:pPr>
-            <w:r>
-              <w:rPr>
-                <w:rFonts w:ascii="Times New Roman" w:hAnsi="Times New Roman" w:cs="Times New Roman"/>
-                <w:sz w:val="24"/>
-              </w:rPr>
-              <w:t>16</w:t>
+                <w:rFonts w:ascii="Times New Roman" w:hAnsi="Times New Roman"/>
+                <w:b/>
+                <w:sz w:val="24"/>
+              </w:rPr>
+              <w:t>часов</w:t>
             </w:r>
           </w:p>
         </w:tc>
@@ -4232,58 +4221,102 @@
       <w:tr>
         <w:tc>
           <w:tcPr>
-            <w:tcW w:w="7326" w:type="dxa"/>
+            <w:tcW w:type="dxa" w:w="454"/>
             <w:vAlign w:val="center"/>
           </w:tcPr>
           <w:p>
             <w:pPr>
-              <w:spacing w:before="0" w:after="0" w:line="240" w:lineRule="auto"/>
+              <w:spacing w:before="0" w:after="20" w:line="240" w:lineRule="auto"/>
+              <w:jc w:val="center"/>
+            </w:pPr>
+            <w:r>
+              <w:rPr>
+                <w:rFonts w:ascii="Times New Roman" w:hAnsi="Times New Roman"/>
+                <w:b w:val="0"/>
+                <w:sz w:val="24"/>
+              </w:rPr>
+              <w:t>1</w:t>
+            </w:r>
+          </w:p>
+        </w:tc>
+        <w:tc>
+          <w:tcPr>
+            <w:tcW w:type="dxa" w:w="3175"/>
+            <w:gridSpan w:val="2"/>
+            <w:vAlign w:val="center"/>
+          </w:tcPr>
+          <w:p>
+            <w:pPr>
+              <w:spacing w:before="0" w:after="20" w:line="240" w:lineRule="auto"/>
               <w:jc w:val="left"/>
             </w:pPr>
             <w:r>
               <w:rPr>
-                <w:rFonts w:ascii="Times New Roman" w:hAnsi="Times New Roman" w:cs="Times New Roman"/>
-                <w:sz w:val="24"/>
-              </w:rPr>
-              <w:t>Практические занятия (ПЗ)</w:t>
-            </w:r>
-          </w:p>
-        </w:tc>
-        <w:tc>
-          <w:tcPr>
-            <w:tcW w:w="1287" w:type="dxa"/>
+                <w:rFonts w:ascii="Times New Roman" w:hAnsi="Times New Roman"/>
+                <w:b/>
+                <w:sz w:val="24"/>
+              </w:rPr>
+              <w:t>Контактная работа обучающихся с преподавателем (по видам учебных занятий), всего</w:t>
+            </w:r>
+          </w:p>
+        </w:tc>
+        <w:tc>
+          <w:tcPr>
+            <w:tcW w:type="dxa" w:w="737"/>
             <w:vAlign w:val="center"/>
           </w:tcPr>
           <w:p>
             <w:pPr>
-              <w:spacing w:before="0" w:after="0" w:line="240" w:lineRule="auto"/>
+              <w:spacing w:before="0" w:after="20" w:line="240" w:lineRule="auto"/>
               <w:jc w:val="center"/>
             </w:pPr>
             <w:r>
               <w:rPr>
-                <w:rFonts w:ascii="Times New Roman" w:hAnsi="Times New Roman" w:cs="Times New Roman"/>
-                <w:sz w:val="24"/>
-              </w:rPr>
-              <w:t>18</w:t>
-            </w:r>
-          </w:p>
-        </w:tc>
-        <w:tc>
-          <w:tcPr>
-            <w:tcW w:w="1287" w:type="dxa"/>
+                <w:rFonts w:ascii="Times New Roman" w:hAnsi="Times New Roman"/>
+                <w:b w:val="0"/>
+                <w:sz w:val="24"/>
+              </w:rPr>
+              <w:t>34</w:t>
+            </w:r>
+          </w:p>
+        </w:tc>
+        <w:tc>
+          <w:tcPr>
+            <w:tcW w:type="dxa" w:w="1587"/>
             <w:vAlign w:val="center"/>
           </w:tcPr>
           <w:p>
             <w:pPr>
-              <w:spacing w:before="0" w:after="0" w:line="240" w:lineRule="auto"/>
+              <w:spacing w:before="0" w:after="20" w:line="240" w:lineRule="auto"/>
               <w:jc w:val="center"/>
             </w:pPr>
             <w:r>
               <w:rPr>
-                <w:rFonts w:ascii="Times New Roman" w:hAnsi="Times New Roman" w:cs="Times New Roman"/>
-                <w:sz w:val="24"/>
-              </w:rPr>
-              <w:t>18</w:t>
+                <w:rFonts w:ascii="Times New Roman" w:hAnsi="Times New Roman"/>
+                <w:b w:val="0"/>
+                <w:sz w:val="24"/>
+              </w:rPr>
+              <w:t>0</w:t>
+            </w:r>
+          </w:p>
+        </w:tc>
+        <w:tc>
+          <w:tcPr>
+            <w:tcW w:type="dxa" w:w="3402"/>
+            <w:vAlign w:val="center"/>
+          </w:tcPr>
+          <w:p>
+            <w:pPr>
+              <w:spacing w:before="0" w:after="20" w:line="240" w:lineRule="auto"/>
+              <w:jc w:val="center"/>
+            </w:pPr>
+            <w:r>
+              <w:rPr>
+                <w:rFonts w:ascii="Times New Roman" w:hAnsi="Times New Roman"/>
+                <w:b w:val="0"/>
+                <w:sz w:val="24"/>
+              </w:rPr>
+              <w:t>34</w:t>
             </w:r>
           </w:p>
         </w:tc>
@@ -4291,95 +4324,139 @@
       <w:tr>
         <w:tc>
           <w:tcPr>
-            <w:tcW w:w="7326" w:type="dxa"/>
+            <w:tcW w:type="dxa" w:w="454"/>
             <w:vAlign w:val="center"/>
           </w:tcPr>
           <w:p>
             <w:pPr>
-              <w:spacing w:before="0" w:after="0" w:line="240" w:lineRule="auto"/>
+              <w:spacing w:before="0" w:after="20" w:line="240" w:lineRule="auto"/>
+              <w:jc w:val="center"/>
+            </w:pPr>
+            <w:r>
+              <w:rPr>
+                <w:rFonts w:ascii="Times New Roman" w:hAnsi="Times New Roman"/>
+                <w:b w:val="0"/>
+                <w:sz w:val="24"/>
+              </w:rPr>
+            </w:r>
+          </w:p>
+        </w:tc>
+        <w:tc>
+          <w:tcPr>
+            <w:tcW w:type="dxa" w:w="3175"/>
+            <w:gridSpan w:val="2"/>
+            <w:vAlign w:val="center"/>
+          </w:tcPr>
+          <w:p>
+            <w:pPr>
+              <w:spacing w:before="0" w:after="20" w:line="240" w:lineRule="auto"/>
               <w:jc w:val="left"/>
             </w:pPr>
             <w:r>
               <w:rPr>
-                <w:rFonts w:ascii="Times New Roman" w:hAnsi="Times New Roman" w:cs="Times New Roman"/>
-                <w:sz w:val="24"/>
-              </w:rPr>
-              <w:t>Семинары (С)</w:t>
-            </w:r>
-          </w:p>
-        </w:tc>
-        <w:tc>
-          <w:tcPr>
-            <w:tcW w:w="1287" w:type="dxa"/>
-            <w:vAlign w:val="center"/>
-          </w:tcPr>
-          <w:p>
-            <w:pPr>
-              <w:spacing w:before="0" w:after="0" w:line="240" w:lineRule="auto"/>
-              <w:jc w:val="center"/>
-            </w:pPr>
-            <w:r>
-              <w:rPr>
-                <w:rFonts w:ascii="Times New Roman" w:hAnsi="Times New Roman" w:cs="Times New Roman"/>
-                <w:sz w:val="24"/>
-              </w:rPr>
-              <w:t>0</w:t>
-            </w:r>
-          </w:p>
-        </w:tc>
-        <w:tc>
-          <w:tcPr>
-            <w:tcW w:w="1287" w:type="dxa"/>
-            <w:vAlign w:val="center"/>
-          </w:tcPr>
-          <w:p>
-            <w:pPr>
-              <w:spacing w:before="0" w:after="0" w:line="240" w:lineRule="auto"/>
-              <w:jc w:val="center"/>
-            </w:pPr>
-            <w:r>
-              <w:rPr>
-                <w:rFonts w:ascii="Times New Roman" w:hAnsi="Times New Roman" w:cs="Times New Roman"/>
-                <w:sz w:val="24"/>
-              </w:rPr>
-              <w:t>–</w:t>
-            </w:r>
-          </w:p>
+                <w:rFonts w:ascii="Times New Roman" w:hAnsi="Times New Roman"/>
+                <w:b w:val="0"/>
+                <w:sz w:val="24"/>
+              </w:rPr>
+              <w:t>в том числе:</w:t>
+            </w:r>
+          </w:p>
+        </w:tc>
+        <w:tc>
+          <w:tcPr>
+            <w:tcW w:type="dxa" w:w="737"/>
+          </w:tcPr>
+          <w:p/>
+        </w:tc>
+        <w:tc>
+          <w:tcPr>
+            <w:tcW w:type="dxa" w:w="1587"/>
+          </w:tcPr>
+          <w:p/>
+        </w:tc>
+        <w:tc>
+          <w:tcPr>
+            <w:tcW w:type="dxa" w:w="3402"/>
+          </w:tcPr>
+          <w:p/>
         </w:tc>
       </w:tr>
       <w:tr>
         <w:tc>
           <w:tcPr>
-            <w:tcW w:w="7326" w:type="dxa"/>
+            <w:tcW w:type="dxa" w:w="454"/>
             <w:vAlign w:val="center"/>
           </w:tcPr>
           <w:p>
             <w:pPr>
-              <w:spacing w:before="0" w:after="0" w:line="240" w:lineRule="auto"/>
+              <w:spacing w:before="0" w:after="20" w:line="240" w:lineRule="auto"/>
+              <w:jc w:val="center"/>
+            </w:pPr>
+            <w:r>
+              <w:rPr>
+                <w:rFonts w:ascii="Times New Roman" w:hAnsi="Times New Roman"/>
+                <w:b w:val="0"/>
+                <w:sz w:val="24"/>
+              </w:rPr>
+              <w:t>1.1</w:t>
+            </w:r>
+          </w:p>
+        </w:tc>
+        <w:tc>
+          <w:tcPr>
+            <w:tcW w:type="dxa" w:w="3175"/>
+            <w:gridSpan w:val="2"/>
+            <w:vAlign w:val="center"/>
+          </w:tcPr>
+          <w:p>
+            <w:pPr>
+              <w:spacing w:before="0" w:after="20" w:line="240" w:lineRule="auto"/>
               <w:jc w:val="left"/>
             </w:pPr>
             <w:r>
               <w:rPr>
-                <w:rFonts w:ascii="Times New Roman" w:hAnsi="Times New Roman" w:cs="Times New Roman"/>
-                <w:sz w:val="24"/>
-              </w:rPr>
-              <w:t>Лабораторные работы (ЛР)</w:t>
-            </w:r>
-          </w:p>
-        </w:tc>
-        <w:tc>
-          <w:tcPr>
-            <w:tcW w:w="1287" w:type="dxa"/>
+                <w:rFonts w:ascii="Times New Roman" w:hAnsi="Times New Roman"/>
+                <w:b w:val="0"/>
+                <w:sz w:val="24"/>
+              </w:rPr>
+              <w:t>Лекции (Л)</w:t>
+            </w:r>
+          </w:p>
+        </w:tc>
+        <w:tc>
+          <w:tcPr>
+            <w:tcW w:type="dxa" w:w="737"/>
             <w:vAlign w:val="center"/>
           </w:tcPr>
           <w:p>
             <w:pPr>
-              <w:spacing w:before="0" w:after="0" w:line="240" w:lineRule="auto"/>
+              <w:spacing w:before="0" w:after="20" w:line="240" w:lineRule="auto"/>
               <w:jc w:val="center"/>
             </w:pPr>
             <w:r>
               <w:rPr>
-                <w:rFonts w:ascii="Times New Roman" w:hAnsi="Times New Roman" w:cs="Times New Roman"/>
+                <w:rFonts w:ascii="Times New Roman" w:hAnsi="Times New Roman"/>
+                <w:b w:val="0"/>
+                <w:sz w:val="24"/>
+              </w:rPr>
+              <w:t>16</w:t>
+            </w:r>
+          </w:p>
+        </w:tc>
+        <w:tc>
+          <w:tcPr>
+            <w:tcW w:type="dxa" w:w="1587"/>
+            <w:vAlign w:val="center"/>
+          </w:tcPr>
+          <w:p>
+            <w:pPr>
+              <w:spacing w:before="0" w:after="20" w:line="240" w:lineRule="auto"/>
+              <w:jc w:val="center"/>
+            </w:pPr>
+            <w:r>
+              <w:rPr>
+                <w:rFonts w:ascii="Times New Roman" w:hAnsi="Times New Roman"/>
+                <w:b w:val="0"/>
                 <w:sz w:val="24"/>
               </w:rPr>
               <w:t>0</w:t>
@@ -4388,20 +4465,21 @@
         </w:tc>
         <w:tc>
           <w:tcPr>
-            <w:tcW w:w="1287" w:type="dxa"/>
+            <w:tcW w:type="dxa" w:w="3402"/>
             <w:vAlign w:val="center"/>
           </w:tcPr>
           <w:p>
             <w:pPr>
-              <w:spacing w:before="0" w:after="0" w:line="240" w:lineRule="auto"/>
+              <w:spacing w:before="0" w:after="20" w:line="240" w:lineRule="auto"/>
               <w:jc w:val="center"/>
             </w:pPr>
             <w:r>
               <w:rPr>
-                <w:rFonts w:ascii="Times New Roman" w:hAnsi="Times New Roman" w:cs="Times New Roman"/>
-                <w:sz w:val="24"/>
-              </w:rPr>
-              <w:t>–</w:t>
+                <w:rFonts w:ascii="Times New Roman" w:hAnsi="Times New Roman"/>
+                <w:b w:val="0"/>
+                <w:sz w:val="24"/>
+              </w:rPr>
+              <w:t>16</w:t>
             </w:r>
           </w:p>
         </w:tc>
@@ -4409,58 +4487,102 @@
       <w:tr>
         <w:tc>
           <w:tcPr>
-            <w:tcW w:w="7326" w:type="dxa"/>
+            <w:tcW w:type="dxa" w:w="454"/>
             <w:vAlign w:val="center"/>
           </w:tcPr>
           <w:p>
             <w:pPr>
-              <w:spacing w:before="0" w:after="0" w:line="240" w:lineRule="auto"/>
+              <w:spacing w:before="0" w:after="20" w:line="240" w:lineRule="auto"/>
+              <w:jc w:val="center"/>
+            </w:pPr>
+            <w:r>
+              <w:rPr>
+                <w:rFonts w:ascii="Times New Roman" w:hAnsi="Times New Roman"/>
+                <w:b w:val="0"/>
+                <w:sz w:val="24"/>
+              </w:rPr>
+              <w:t>1.2</w:t>
+            </w:r>
+          </w:p>
+        </w:tc>
+        <w:tc>
+          <w:tcPr>
+            <w:tcW w:type="dxa" w:w="3175"/>
+            <w:gridSpan w:val="2"/>
+            <w:vAlign w:val="center"/>
+          </w:tcPr>
+          <w:p>
+            <w:pPr>
+              <w:spacing w:before="0" w:after="20" w:line="240" w:lineRule="auto"/>
               <w:jc w:val="left"/>
             </w:pPr>
             <w:r>
               <w:rPr>
-                <w:rFonts w:ascii="Times New Roman" w:hAnsi="Times New Roman" w:cs="Times New Roman"/>
-                <w:sz w:val="24"/>
-              </w:rPr>
-              <w:t>Самостоятельная работа студента, часов</w:t>
-            </w:r>
-          </w:p>
-        </w:tc>
-        <w:tc>
-          <w:tcPr>
-            <w:tcW w:w="1287" w:type="dxa"/>
+                <w:rFonts w:ascii="Times New Roman" w:hAnsi="Times New Roman"/>
+                <w:b w:val="0"/>
+                <w:sz w:val="24"/>
+              </w:rPr>
+              <w:t>Практические занятия (ПЗ)</w:t>
+            </w:r>
+          </w:p>
+        </w:tc>
+        <w:tc>
+          <w:tcPr>
+            <w:tcW w:type="dxa" w:w="737"/>
             <w:vAlign w:val="center"/>
           </w:tcPr>
           <w:p>
             <w:pPr>
-              <w:spacing w:before="0" w:after="0" w:line="240" w:lineRule="auto"/>
+              <w:spacing w:before="0" w:after="20" w:line="240" w:lineRule="auto"/>
               <w:jc w:val="center"/>
             </w:pPr>
             <w:r>
               <w:rPr>
-                <w:rFonts w:ascii="Times New Roman" w:hAnsi="Times New Roman" w:cs="Times New Roman"/>
-                <w:sz w:val="24"/>
-              </w:rPr>
-              <w:t>38</w:t>
-            </w:r>
-          </w:p>
-        </w:tc>
-        <w:tc>
-          <w:tcPr>
-            <w:tcW w:w="1287" w:type="dxa"/>
+                <w:rFonts w:ascii="Times New Roman" w:hAnsi="Times New Roman"/>
+                <w:b w:val="0"/>
+                <w:sz w:val="24"/>
+              </w:rPr>
+              <w:t>18</w:t>
+            </w:r>
+          </w:p>
+        </w:tc>
+        <w:tc>
+          <w:tcPr>
+            <w:tcW w:type="dxa" w:w="1587"/>
             <w:vAlign w:val="center"/>
           </w:tcPr>
           <w:p>
             <w:pPr>
-              <w:spacing w:before="0" w:after="0" w:line="240" w:lineRule="auto"/>
+              <w:spacing w:before="0" w:after="20" w:line="240" w:lineRule="auto"/>
               <w:jc w:val="center"/>
             </w:pPr>
             <w:r>
               <w:rPr>
-                <w:rFonts w:ascii="Times New Roman" w:hAnsi="Times New Roman" w:cs="Times New Roman"/>
-                <w:sz w:val="24"/>
-              </w:rPr>
-              <w:t>38</w:t>
+                <w:rFonts w:ascii="Times New Roman" w:hAnsi="Times New Roman"/>
+                <w:b w:val="0"/>
+                <w:sz w:val="24"/>
+              </w:rPr>
+              <w:t>0</w:t>
+            </w:r>
+          </w:p>
+        </w:tc>
+        <w:tc>
+          <w:tcPr>
+            <w:tcW w:type="dxa" w:w="3402"/>
+            <w:vAlign w:val="center"/>
+          </w:tcPr>
+          <w:p>
+            <w:pPr>
+              <w:spacing w:before="0" w:after="20" w:line="240" w:lineRule="auto"/>
+              <w:jc w:val="center"/>
+            </w:pPr>
+            <w:r>
+              <w:rPr>
+                <w:rFonts w:ascii="Times New Roman" w:hAnsi="Times New Roman"/>
+                <w:b w:val="0"/>
+                <w:sz w:val="24"/>
+              </w:rPr>
+              <w:t>18</w:t>
             </w:r>
           </w:p>
         </w:tc>
@@ -4468,36 +4590,59 @@
       <w:tr>
         <w:tc>
           <w:tcPr>
-            <w:tcW w:w="7326" w:type="dxa"/>
+            <w:tcW w:type="dxa" w:w="454"/>
             <w:vAlign w:val="center"/>
           </w:tcPr>
           <w:p>
             <w:pPr>
-              <w:spacing w:before="0" w:after="0" w:line="240" w:lineRule="auto"/>
+              <w:spacing w:before="0" w:after="20" w:line="240" w:lineRule="auto"/>
+              <w:jc w:val="center"/>
+            </w:pPr>
+            <w:r>
+              <w:rPr>
+                <w:rFonts w:ascii="Times New Roman" w:hAnsi="Times New Roman"/>
+                <w:b w:val="0"/>
+                <w:sz w:val="24"/>
+              </w:rPr>
+              <w:t>1.3</w:t>
+            </w:r>
+          </w:p>
+        </w:tc>
+        <w:tc>
+          <w:tcPr>
+            <w:tcW w:type="dxa" w:w="3175"/>
+            <w:gridSpan w:val="2"/>
+            <w:vAlign w:val="center"/>
+          </w:tcPr>
+          <w:p>
+            <w:pPr>
+              <w:spacing w:before="0" w:after="20" w:line="240" w:lineRule="auto"/>
               <w:jc w:val="left"/>
             </w:pPr>
             <w:r>
               <w:rPr>
-                <w:rFonts w:ascii="Times New Roman" w:hAnsi="Times New Roman" w:cs="Times New Roman"/>
-                <w:sz w:val="24"/>
-              </w:rPr>
-              <w:t>Контроль (подготовка и сдача экзамена), часов</w:t>
-            </w:r>
-          </w:p>
-        </w:tc>
-        <w:tc>
-          <w:tcPr>
-            <w:tcW w:w="1287" w:type="dxa"/>
+                <w:rFonts w:ascii="Times New Roman" w:hAnsi="Times New Roman"/>
+                <w:b w:val="0"/>
+                <w:sz w:val="24"/>
+              </w:rPr>
+              <w:t>Семинары (С)</w:t>
+            </w:r>
+          </w:p>
+        </w:tc>
+        <w:tc>
+          <w:tcPr>
+            <w:tcW w:type="dxa" w:w="737"/>
             <w:vAlign w:val="center"/>
           </w:tcPr>
           <w:p>
             <w:pPr>
-              <w:spacing w:before="0" w:after="0" w:line="240" w:lineRule="auto"/>
+              <w:spacing w:before="0" w:after="20" w:line="240" w:lineRule="auto"/>
               <w:jc w:val="center"/>
             </w:pPr>
             <w:r>
               <w:rPr>
-                <w:rFonts w:ascii="Times New Roman" w:hAnsi="Times New Roman" w:cs="Times New Roman"/>
+                <w:rFonts w:ascii="Times New Roman" w:hAnsi="Times New Roman"/>
+                <w:b w:val="0"/>
                 <w:sz w:val="24"/>
               </w:rPr>
               <w:t>0</w:t>
@@ -4506,20 +4651,41 @@
         </w:tc>
         <w:tc>
           <w:tcPr>
-            <w:tcW w:w="1287" w:type="dxa"/>
+            <w:tcW w:type="dxa" w:w="1587"/>
             <w:vAlign w:val="center"/>
           </w:tcPr>
           <w:p>
             <w:pPr>
-              <w:spacing w:before="0" w:after="0" w:line="240" w:lineRule="auto"/>
+              <w:spacing w:before="0" w:after="20" w:line="240" w:lineRule="auto"/>
               <w:jc w:val="center"/>
             </w:pPr>
             <w:r>
               <w:rPr>
-                <w:rFonts w:ascii="Times New Roman" w:hAnsi="Times New Roman" w:cs="Times New Roman"/>
-                <w:sz w:val="24"/>
-              </w:rPr>
-              <w:t>–</w:t>
+                <w:rFonts w:ascii="Times New Roman" w:hAnsi="Times New Roman"/>
+                <w:b w:val="0"/>
+                <w:sz w:val="24"/>
+              </w:rPr>
+              <w:t>0</w:t>
+            </w:r>
+          </w:p>
+        </w:tc>
+        <w:tc>
+          <w:tcPr>
+            <w:tcW w:type="dxa" w:w="3402"/>
+            <w:vAlign w:val="center"/>
+          </w:tcPr>
+          <w:p>
+            <w:pPr>
+              <w:spacing w:before="0" w:after="20" w:line="240" w:lineRule="auto"/>
+              <w:jc w:val="center"/>
+            </w:pPr>
+            <w:r>
+              <w:rPr>
+                <w:rFonts w:ascii="Times New Roman" w:hAnsi="Times New Roman"/>
+                <w:b w:val="0"/>
+                <w:sz w:val="24"/>
+              </w:rPr>
+              <w:t>0</w:t>
             </w:r>
           </w:p>
         </w:tc>
@@ -4527,58 +4693,102 @@
       <w:tr>
         <w:tc>
           <w:tcPr>
-            <w:tcW w:w="7326" w:type="dxa"/>
+            <w:tcW w:type="dxa" w:w="454"/>
             <w:vAlign w:val="center"/>
           </w:tcPr>
           <w:p>
             <w:pPr>
-              <w:spacing w:before="0" w:after="0" w:line="240" w:lineRule="auto"/>
+              <w:spacing w:before="0" w:after="20" w:line="240" w:lineRule="auto"/>
+              <w:jc w:val="center"/>
+            </w:pPr>
+            <w:r>
+              <w:rPr>
+                <w:rFonts w:ascii="Times New Roman" w:hAnsi="Times New Roman"/>
+                <w:b w:val="0"/>
+                <w:sz w:val="24"/>
+              </w:rPr>
+              <w:t>1.4</w:t>
+            </w:r>
+          </w:p>
+        </w:tc>
+        <w:tc>
+          <w:tcPr>
+            <w:tcW w:type="dxa" w:w="3175"/>
+            <w:gridSpan w:val="2"/>
+            <w:vAlign w:val="center"/>
+          </w:tcPr>
+          <w:p>
+            <w:pPr>
+              <w:spacing w:before="0" w:after="20" w:line="240" w:lineRule="auto"/>
               <w:jc w:val="left"/>
             </w:pPr>
             <w:r>
               <w:rPr>
-                <w:rFonts w:ascii="Times New Roman" w:hAnsi="Times New Roman" w:cs="Times New Roman"/>
-                <w:sz w:val="24"/>
-              </w:rPr>
-              <w:t>Курсовая работа / курсовой проект</w:t>
-            </w:r>
-          </w:p>
-        </w:tc>
-        <w:tc>
-          <w:tcPr>
-            <w:tcW w:w="1287" w:type="dxa"/>
+                <w:rFonts w:ascii="Times New Roman" w:hAnsi="Times New Roman"/>
+                <w:b w:val="0"/>
+                <w:sz w:val="24"/>
+              </w:rPr>
+              <w:t>Лабораторные работы (ЛР)</w:t>
+            </w:r>
+          </w:p>
+        </w:tc>
+        <w:tc>
+          <w:tcPr>
+            <w:tcW w:type="dxa" w:w="737"/>
             <w:vAlign w:val="center"/>
           </w:tcPr>
           <w:p>
             <w:pPr>
-              <w:spacing w:before="0" w:after="0" w:line="240" w:lineRule="auto"/>
+              <w:spacing w:before="0" w:after="20" w:line="240" w:lineRule="auto"/>
               <w:jc w:val="center"/>
             </w:pPr>
             <w:r>
               <w:rPr>
-                <w:rFonts w:ascii="Times New Roman" w:hAnsi="Times New Roman" w:cs="Times New Roman"/>
-                <w:sz w:val="24"/>
-              </w:rPr>
-              <w:t>–</w:t>
-            </w:r>
-          </w:p>
-        </w:tc>
-        <w:tc>
-          <w:tcPr>
-            <w:tcW w:w="1287" w:type="dxa"/>
+                <w:rFonts w:ascii="Times New Roman" w:hAnsi="Times New Roman"/>
+                <w:b w:val="0"/>
+                <w:sz w:val="24"/>
+              </w:rPr>
+              <w:t>0</w:t>
+            </w:r>
+          </w:p>
+        </w:tc>
+        <w:tc>
+          <w:tcPr>
+            <w:tcW w:type="dxa" w:w="1587"/>
             <w:vAlign w:val="center"/>
           </w:tcPr>
           <w:p>
             <w:pPr>
-              <w:spacing w:before="0" w:after="0" w:line="240" w:lineRule="auto"/>
+              <w:spacing w:before="0" w:after="20" w:line="240" w:lineRule="auto"/>
               <w:jc w:val="center"/>
             </w:pPr>
             <w:r>
               <w:rPr>
-                <w:rFonts w:ascii="Times New Roman" w:hAnsi="Times New Roman" w:cs="Times New Roman"/>
-                <w:sz w:val="24"/>
-              </w:rPr>
-              <w:t>–</w:t>
+                <w:rFonts w:ascii="Times New Roman" w:hAnsi="Times New Roman"/>
+                <w:b w:val="0"/>
+                <w:sz w:val="24"/>
+              </w:rPr>
+              <w:t>0</w:t>
+            </w:r>
+          </w:p>
+        </w:tc>
+        <w:tc>
+          <w:tcPr>
+            <w:tcW w:type="dxa" w:w="3402"/>
+            <w:vAlign w:val="center"/>
+          </w:tcPr>
+          <w:p>
+            <w:pPr>
+              <w:spacing w:before="0" w:after="20" w:line="240" w:lineRule="auto"/>
+              <w:jc w:val="center"/>
+            </w:pPr>
+            <w:r>
+              <w:rPr>
+                <w:rFonts w:ascii="Times New Roman" w:hAnsi="Times New Roman"/>
+                <w:b w:val="0"/>
+                <w:sz w:val="24"/>
+              </w:rPr>
+              <w:t>0</w:t>
             </w:r>
           </w:p>
         </w:tc>
@@ -4586,58 +4796,102 @@
       <w:tr>
         <w:tc>
           <w:tcPr>
-            <w:tcW w:w="7326" w:type="dxa"/>
+            <w:tcW w:type="dxa" w:w="454"/>
             <w:vAlign w:val="center"/>
           </w:tcPr>
           <w:p>
             <w:pPr>
-              <w:spacing w:before="0" w:after="0" w:line="240" w:lineRule="auto"/>
+              <w:spacing w:before="0" w:after="20" w:line="240" w:lineRule="auto"/>
+              <w:jc w:val="center"/>
+            </w:pPr>
+            <w:r>
+              <w:rPr>
+                <w:rFonts w:ascii="Times New Roman" w:hAnsi="Times New Roman"/>
+                <w:b w:val="0"/>
+                <w:sz w:val="24"/>
+              </w:rPr>
+              <w:t>1.5</w:t>
+            </w:r>
+          </w:p>
+        </w:tc>
+        <w:tc>
+          <w:tcPr>
+            <w:tcW w:type="dxa" w:w="3175"/>
+            <w:gridSpan w:val="2"/>
+            <w:vAlign w:val="center"/>
+          </w:tcPr>
+          <w:p>
+            <w:pPr>
+              <w:spacing w:before="0" w:after="20" w:line="240" w:lineRule="auto"/>
               <w:jc w:val="left"/>
             </w:pPr>
             <w:r>
               <w:rPr>
-                <w:rFonts w:ascii="Times New Roman" w:hAnsi="Times New Roman" w:cs="Times New Roman"/>
-                <w:sz w:val="24"/>
-              </w:rPr>
-              <w:t>Вид промежуточной аттестации</w:t>
-            </w:r>
-          </w:p>
-        </w:tc>
-        <w:tc>
-          <w:tcPr>
-            <w:tcW w:w="1287" w:type="dxa"/>
+                <w:rFonts w:ascii="Times New Roman" w:hAnsi="Times New Roman"/>
+                <w:b w:val="0"/>
+                <w:sz w:val="24"/>
+              </w:rPr>
+              <w:t>Иные виды занятий</w:t>
+            </w:r>
+          </w:p>
+        </w:tc>
+        <w:tc>
+          <w:tcPr>
+            <w:tcW w:type="dxa" w:w="737"/>
             <w:vAlign w:val="center"/>
           </w:tcPr>
           <w:p>
             <w:pPr>
-              <w:spacing w:before="0" w:after="0" w:line="240" w:lineRule="auto"/>
+              <w:spacing w:before="0" w:after="20" w:line="240" w:lineRule="auto"/>
               <w:jc w:val="center"/>
             </w:pPr>
             <w:r>
               <w:rPr>
-                <w:rFonts w:ascii="Times New Roman" w:hAnsi="Times New Roman" w:cs="Times New Roman"/>
-                <w:sz w:val="24"/>
-              </w:rPr>
-              <w:t>зачет</w:t>
-            </w:r>
-          </w:p>
-        </w:tc>
-        <w:tc>
-          <w:tcPr>
-            <w:tcW w:w="1287" w:type="dxa"/>
+                <w:rFonts w:ascii="Times New Roman" w:hAnsi="Times New Roman"/>
+                <w:b w:val="0"/>
+                <w:sz w:val="24"/>
+              </w:rPr>
+              <w:t>0</w:t>
+            </w:r>
+          </w:p>
+        </w:tc>
+        <w:tc>
+          <w:tcPr>
+            <w:tcW w:type="dxa" w:w="1587"/>
             <w:vAlign w:val="center"/>
           </w:tcPr>
           <w:p>
             <w:pPr>
-              <w:spacing w:before="0" w:after="0" w:line="240" w:lineRule="auto"/>
+              <w:spacing w:before="0" w:after="20" w:line="240" w:lineRule="auto"/>
               <w:jc w:val="center"/>
             </w:pPr>
             <w:r>
               <w:rPr>
-                <w:rFonts w:ascii="Times New Roman" w:hAnsi="Times New Roman" w:cs="Times New Roman"/>
-                <w:sz w:val="24"/>
-              </w:rPr>
-              <w:t>зачет</w:t>
+                <w:rFonts w:ascii="Times New Roman" w:hAnsi="Times New Roman"/>
+                <w:b w:val="0"/>
+                <w:sz w:val="24"/>
+              </w:rPr>
+              <w:t>0</w:t>
+            </w:r>
+          </w:p>
+        </w:tc>
+        <w:tc>
+          <w:tcPr>
+            <w:tcW w:type="dxa" w:w="3402"/>
+            <w:vAlign w:val="center"/>
+          </w:tcPr>
+          <w:p>
+            <w:pPr>
+              <w:spacing w:before="0" w:after="20" w:line="240" w:lineRule="auto"/>
+              <w:jc w:val="center"/>
+            </w:pPr>
+            <w:r>
+              <w:rPr>
+                <w:rFonts w:ascii="Times New Roman" w:hAnsi="Times New Roman"/>
+                <w:b w:val="0"/>
+                <w:sz w:val="24"/>
+              </w:rPr>
+              <w:t>0</w:t>
             </w:r>
           </w:p>
         </w:tc>
@@ -4645,61 +4899,102 @@
       <w:tr>
         <w:tc>
           <w:tcPr>
-            <w:tcW w:w="7326" w:type="dxa"/>
+            <w:tcW w:type="dxa" w:w="454"/>
             <w:vAlign w:val="center"/>
           </w:tcPr>
           <w:p>
             <w:pPr>
-              <w:spacing w:before="0" w:after="0" w:line="240" w:lineRule="auto"/>
+              <w:spacing w:before="0" w:after="20" w:line="240" w:lineRule="auto"/>
+              <w:jc w:val="center"/>
+            </w:pPr>
+            <w:r>
+              <w:rPr>
+                <w:rFonts w:ascii="Times New Roman" w:hAnsi="Times New Roman"/>
+                <w:b w:val="0"/>
+                <w:sz w:val="24"/>
+              </w:rPr>
+              <w:t>2</w:t>
+            </w:r>
+          </w:p>
+        </w:tc>
+        <w:tc>
+          <w:tcPr>
+            <w:tcW w:type="dxa" w:w="3175"/>
+            <w:gridSpan w:val="2"/>
+            <w:vAlign w:val="center"/>
+          </w:tcPr>
+          <w:p>
+            <w:pPr>
+              <w:spacing w:before="0" w:after="20" w:line="240" w:lineRule="auto"/>
               <w:jc w:val="left"/>
             </w:pPr>
             <w:r>
               <w:rPr>
-                <w:rFonts w:ascii="Times New Roman" w:hAnsi="Times New Roman" w:cs="Times New Roman"/>
-                <w:sz w:val="24"/>
+                <w:rFonts w:ascii="Times New Roman" w:hAnsi="Times New Roman"/>
                 <w:b/>
-              </w:rPr>
-              <w:t>Общая трудоемкость, часов</w:t>
-            </w:r>
-          </w:p>
-        </w:tc>
-        <w:tc>
-          <w:tcPr>
-            <w:tcW w:w="1287" w:type="dxa"/>
+                <w:sz w:val="24"/>
+              </w:rPr>
+              <w:t>Самостоятельная работа, всего</w:t>
+            </w:r>
+          </w:p>
+        </w:tc>
+        <w:tc>
+          <w:tcPr>
+            <w:tcW w:type="dxa" w:w="737"/>
             <w:vAlign w:val="center"/>
           </w:tcPr>
           <w:p>
             <w:pPr>
-              <w:spacing w:before="0" w:after="0" w:line="240" w:lineRule="auto"/>
+              <w:spacing w:before="0" w:after="20" w:line="240" w:lineRule="auto"/>
               <w:jc w:val="center"/>
             </w:pPr>
             <w:r>
               <w:rPr>
-                <w:rFonts w:ascii="Times New Roman" w:hAnsi="Times New Roman" w:cs="Times New Roman"/>
-                <w:sz w:val="24"/>
-                <w:b/>
-              </w:rPr>
-              <w:t>72</w:t>
-            </w:r>
-          </w:p>
-        </w:tc>
-        <w:tc>
-          <w:tcPr>
-            <w:tcW w:w="1287" w:type="dxa"/>
+                <w:rFonts w:ascii="Times New Roman" w:hAnsi="Times New Roman"/>
+                <w:b w:val="0"/>
+                <w:sz w:val="24"/>
+              </w:rPr>
+              <w:t>38</w:t>
+            </w:r>
+          </w:p>
+        </w:tc>
+        <w:tc>
+          <w:tcPr>
+            <w:tcW w:type="dxa" w:w="1587"/>
             <w:vAlign w:val="center"/>
           </w:tcPr>
           <w:p>
             <w:pPr>
-              <w:spacing w:before="0" w:after="0" w:line="240" w:lineRule="auto"/>
+              <w:spacing w:before="0" w:after="20" w:line="240" w:lineRule="auto"/>
               <w:jc w:val="center"/>
             </w:pPr>
             <w:r>
               <w:rPr>
-                <w:rFonts w:ascii="Times New Roman" w:hAnsi="Times New Roman" w:cs="Times New Roman"/>
-                <w:sz w:val="24"/>
-                <w:b/>
-              </w:rPr>
-              <w:t>72</w:t>
+                <w:rFonts w:ascii="Times New Roman" w:hAnsi="Times New Roman"/>
+                <w:b w:val="0"/>
+                <w:sz w:val="24"/>
+              </w:rPr>
+              <w:t>0</w:t>
+            </w:r>
+          </w:p>
+        </w:tc>
+        <w:tc>
+          <w:tcPr>
+            <w:tcW w:type="dxa" w:w="3402"/>
+            <w:vAlign w:val="center"/>
+          </w:tcPr>
+          <w:p>
+            <w:pPr>
+              <w:spacing w:before="0" w:after="20" w:line="240" w:lineRule="auto"/>
+              <w:jc w:val="center"/>
+            </w:pPr>
+            <w:r>
+              <w:rPr>
+                <w:rFonts w:ascii="Times New Roman" w:hAnsi="Times New Roman"/>
+                <w:b w:val="0"/>
+                <w:sz w:val="24"/>
+              </w:rPr>
+              <w:t>38</w:t>
             </w:r>
           </w:p>
         </w:tc>
@@ -4707,39 +5002,928 @@
       <w:tr>
         <w:tc>
           <w:tcPr>
-            <w:tcW w:w="7326" w:type="dxa"/>
+            <w:tcW w:type="dxa" w:w="454"/>
             <w:vAlign w:val="center"/>
           </w:tcPr>
           <w:p>
             <w:pPr>
-              <w:spacing w:before="0" w:after="0" w:line="240" w:lineRule="auto"/>
+              <w:spacing w:before="0" w:after="20" w:line="240" w:lineRule="auto"/>
+              <w:jc w:val="center"/>
+            </w:pPr>
+            <w:r>
+              <w:rPr>
+                <w:rFonts w:ascii="Times New Roman" w:hAnsi="Times New Roman"/>
+                <w:b w:val="0"/>
+                <w:sz w:val="24"/>
+              </w:rPr>
+            </w:r>
+          </w:p>
+        </w:tc>
+        <w:tc>
+          <w:tcPr>
+            <w:tcW w:type="dxa" w:w="3175"/>
+            <w:gridSpan w:val="2"/>
+            <w:vAlign w:val="center"/>
+          </w:tcPr>
+          <w:p>
+            <w:pPr>
+              <w:spacing w:before="0" w:after="20" w:line="240" w:lineRule="auto"/>
               <w:jc w:val="left"/>
             </w:pPr>
             <w:r>
               <w:rPr>
-                <w:rFonts w:ascii="Times New Roman" w:hAnsi="Times New Roman" w:cs="Times New Roman"/>
-                <w:sz w:val="24"/>
+                <w:rFonts w:ascii="Times New Roman" w:hAnsi="Times New Roman"/>
+                <w:b w:val="0"/>
+                <w:sz w:val="24"/>
+              </w:rPr>
+              <w:t>в том числе:</w:t>
+            </w:r>
+          </w:p>
+        </w:tc>
+        <w:tc>
+          <w:tcPr>
+            <w:tcW w:type="dxa" w:w="737"/>
+          </w:tcPr>
+          <w:p/>
+        </w:tc>
+        <w:tc>
+          <w:tcPr>
+            <w:tcW w:type="dxa" w:w="1587"/>
+          </w:tcPr>
+          <w:p/>
+        </w:tc>
+        <w:tc>
+          <w:tcPr>
+            <w:tcW w:type="dxa" w:w="3402"/>
+          </w:tcPr>
+          <w:p/>
+        </w:tc>
+      </w:tr>
+      <w:tr>
+        <w:tc>
+          <w:tcPr>
+            <w:tcW w:type="dxa" w:w="454"/>
+            <w:vAlign w:val="center"/>
+          </w:tcPr>
+          <w:p>
+            <w:pPr>
+              <w:spacing w:before="0" w:after="20" w:line="240" w:lineRule="auto"/>
+              <w:jc w:val="center"/>
+            </w:pPr>
+            <w:r>
+              <w:rPr>
+                <w:rFonts w:ascii="Times New Roman" w:hAnsi="Times New Roman"/>
+                <w:b w:val="0"/>
+                <w:sz w:val="24"/>
+              </w:rPr>
+              <w:t>2.1</w:t>
+            </w:r>
+          </w:p>
+        </w:tc>
+        <w:tc>
+          <w:tcPr>
+            <w:tcW w:type="dxa" w:w="1814"/>
+            <w:vAlign w:val="center"/>
+          </w:tcPr>
+          <w:p>
+            <w:pPr>
+              <w:spacing w:before="0" w:after="20" w:line="240" w:lineRule="auto"/>
+              <w:jc w:val="left"/>
+            </w:pPr>
+            <w:r>
+              <w:rPr>
+                <w:rFonts w:ascii="Times New Roman" w:hAnsi="Times New Roman"/>
+                <w:b w:val="0"/>
+                <w:sz w:val="24"/>
+              </w:rPr>
+              <w:t>Курсовая работа/проект (при наличии)</w:t>
+            </w:r>
+          </w:p>
+        </w:tc>
+        <w:tc>
+          <w:tcPr>
+            <w:tcW w:type="dxa" w:w="1361"/>
+            <w:vAlign w:val="center"/>
+          </w:tcPr>
+          <w:p>
+            <w:pPr>
+              <w:spacing w:before="0" w:after="20" w:line="240" w:lineRule="auto"/>
+              <w:jc w:val="center"/>
+            </w:pPr>
+            <w:r>
+              <w:rPr>
+                <w:rFonts w:ascii="Times New Roman" w:hAnsi="Times New Roman"/>
+                <w:b w:val="0"/>
+                <w:sz w:val="24"/>
+              </w:rPr>
+              <w:t>КР</w:t>
+            </w:r>
+          </w:p>
+        </w:tc>
+        <w:tc>
+          <w:tcPr>
+            <w:tcW w:type="dxa" w:w="737"/>
+            <w:vAlign w:val="center"/>
+          </w:tcPr>
+          <w:p>
+            <w:pPr>
+              <w:spacing w:before="0" w:after="20" w:line="240" w:lineRule="auto"/>
+              <w:jc w:val="center"/>
+            </w:pPr>
+            <w:r>
+              <w:rPr>
+                <w:rFonts w:ascii="Times New Roman" w:hAnsi="Times New Roman"/>
+                <w:b w:val="0"/>
+                <w:sz w:val="24"/>
+              </w:rPr>
+              <w:t>—</w:t>
+            </w:r>
+          </w:p>
+        </w:tc>
+        <w:tc>
+          <w:tcPr>
+            <w:tcW w:type="dxa" w:w="1587"/>
+            <w:vAlign w:val="center"/>
+          </w:tcPr>
+          <w:p>
+            <w:pPr>
+              <w:spacing w:before="0" w:after="20" w:line="240" w:lineRule="auto"/>
+              <w:jc w:val="center"/>
+            </w:pPr>
+            <w:r>
+              <w:rPr>
+                <w:rFonts w:ascii="Times New Roman" w:hAnsi="Times New Roman"/>
+                <w:b w:val="0"/>
+                <w:sz w:val="24"/>
+              </w:rPr>
+              <w:t>—</w:t>
+            </w:r>
+          </w:p>
+        </w:tc>
+        <w:tc>
+          <w:tcPr>
+            <w:tcW w:type="dxa" w:w="3402"/>
+            <w:vAlign w:val="center"/>
+          </w:tcPr>
+          <w:p>
+            <w:pPr>
+              <w:spacing w:before="0" w:after="20" w:line="240" w:lineRule="auto"/>
+              <w:jc w:val="center"/>
+            </w:pPr>
+            <w:r>
+              <w:rPr>
+                <w:rFonts w:ascii="Times New Roman" w:hAnsi="Times New Roman"/>
+                <w:b w:val="0"/>
+                <w:sz w:val="24"/>
+              </w:rPr>
+              <w:t>—</w:t>
+            </w:r>
+          </w:p>
+        </w:tc>
+      </w:tr>
+      <w:tr>
+        <w:tc>
+          <w:tcPr>
+            <w:tcW w:type="dxa" w:w="454"/>
+            <w:vAlign w:val="center"/>
+          </w:tcPr>
+          <w:p>
+            <w:pPr>
+              <w:spacing w:before="0" w:after="20" w:line="240" w:lineRule="auto"/>
+              <w:jc w:val="center"/>
+            </w:pPr>
+            <w:r>
+              <w:rPr>
+                <w:rFonts w:ascii="Times New Roman" w:hAnsi="Times New Roman"/>
+                <w:b w:val="0"/>
+                <w:sz w:val="24"/>
+              </w:rPr>
+              <w:t>2.1</w:t>
+            </w:r>
+          </w:p>
+        </w:tc>
+        <w:tc>
+          <w:tcPr>
+            <w:tcW w:type="dxa" w:w="1814"/>
+            <w:vAlign w:val="center"/>
+          </w:tcPr>
+          <w:p>
+            <w:pPr>
+              <w:spacing w:before="0" w:after="20" w:line="240" w:lineRule="auto"/>
+              <w:jc w:val="left"/>
+            </w:pPr>
+            <w:r>
+              <w:rPr>
+                <w:rFonts w:ascii="Times New Roman" w:hAnsi="Times New Roman"/>
+                <w:b w:val="0"/>
+                <w:sz w:val="24"/>
+              </w:rPr>
+              <w:t>Курсовая работа/проект (при наличии)</w:t>
+            </w:r>
+          </w:p>
+        </w:tc>
+        <w:tc>
+          <w:tcPr>
+            <w:tcW w:type="dxa" w:w="1361"/>
+            <w:vAlign w:val="center"/>
+          </w:tcPr>
+          <w:p>
+            <w:pPr>
+              <w:spacing w:before="0" w:after="20" w:line="240" w:lineRule="auto"/>
+              <w:jc w:val="center"/>
+            </w:pPr>
+            <w:r>
+              <w:rPr>
+                <w:rFonts w:ascii="Times New Roman" w:hAnsi="Times New Roman"/>
+                <w:b w:val="0"/>
+                <w:sz w:val="24"/>
+              </w:rPr>
+              <w:t>КП</w:t>
+            </w:r>
+          </w:p>
+        </w:tc>
+        <w:tc>
+          <w:tcPr>
+            <w:tcW w:type="dxa" w:w="737"/>
+            <w:vAlign w:val="center"/>
+          </w:tcPr>
+          <w:p>
+            <w:pPr>
+              <w:spacing w:before="0" w:after="20" w:line="240" w:lineRule="auto"/>
+              <w:jc w:val="center"/>
+            </w:pPr>
+            <w:r>
+              <w:rPr>
+                <w:rFonts w:ascii="Times New Roman" w:hAnsi="Times New Roman"/>
+                <w:b w:val="0"/>
+                <w:sz w:val="24"/>
+              </w:rPr>
+              <w:t>—</w:t>
+            </w:r>
+          </w:p>
+        </w:tc>
+        <w:tc>
+          <w:tcPr>
+            <w:tcW w:type="dxa" w:w="1587"/>
+            <w:vAlign w:val="center"/>
+          </w:tcPr>
+          <w:p>
+            <w:pPr>
+              <w:spacing w:before="0" w:after="20" w:line="240" w:lineRule="auto"/>
+              <w:jc w:val="center"/>
+            </w:pPr>
+            <w:r>
+              <w:rPr>
+                <w:rFonts w:ascii="Times New Roman" w:hAnsi="Times New Roman"/>
+                <w:b w:val="0"/>
+                <w:sz w:val="24"/>
+              </w:rPr>
+              <w:t>—</w:t>
+            </w:r>
+          </w:p>
+        </w:tc>
+        <w:tc>
+          <w:tcPr>
+            <w:tcW w:type="dxa" w:w="3402"/>
+            <w:vAlign w:val="center"/>
+          </w:tcPr>
+          <w:p>
+            <w:pPr>
+              <w:spacing w:before="0" w:after="20" w:line="240" w:lineRule="auto"/>
+              <w:jc w:val="center"/>
+            </w:pPr>
+            <w:r>
+              <w:rPr>
+                <w:rFonts w:ascii="Times New Roman" w:hAnsi="Times New Roman"/>
+                <w:b w:val="0"/>
+                <w:sz w:val="24"/>
+              </w:rPr>
+              <w:t>—</w:t>
+            </w:r>
+          </w:p>
+        </w:tc>
+      </w:tr>
+      <w:tr>
+        <w:tc>
+          <w:tcPr>
+            <w:tcW w:type="dxa" w:w="454"/>
+            <w:vAlign w:val="center"/>
+          </w:tcPr>
+          <w:p>
+            <w:pPr>
+              <w:spacing w:before="0" w:after="20" w:line="240" w:lineRule="auto"/>
+              <w:jc w:val="center"/>
+            </w:pPr>
+            <w:r>
+              <w:rPr>
+                <w:rFonts w:ascii="Times New Roman" w:hAnsi="Times New Roman"/>
+                <w:b w:val="0"/>
+                <w:sz w:val="24"/>
+              </w:rPr>
+              <w:t>3</w:t>
+            </w:r>
+          </w:p>
+        </w:tc>
+        <w:tc>
+          <w:tcPr>
+            <w:tcW w:type="dxa" w:w="1814"/>
+            <w:vAlign w:val="center"/>
+          </w:tcPr>
+          <w:p>
+            <w:pPr>
+              <w:spacing w:before="0" w:after="20" w:line="240" w:lineRule="auto"/>
+              <w:jc w:val="left"/>
+            </w:pPr>
+            <w:r>
+              <w:rPr>
+                <w:rFonts w:ascii="Times New Roman" w:hAnsi="Times New Roman"/>
+                <w:b w:val="0"/>
+                <w:sz w:val="24"/>
+              </w:rPr>
+              <w:t>Промежуточная аттестация</w:t>
+            </w:r>
+          </w:p>
+        </w:tc>
+        <w:tc>
+          <w:tcPr>
+            <w:tcW w:type="dxa" w:w="1361"/>
+            <w:vAlign w:val="center"/>
+          </w:tcPr>
+          <w:p>
+            <w:pPr>
+              <w:spacing w:before="0" w:after="20" w:line="240" w:lineRule="auto"/>
+              <w:jc w:val="center"/>
+            </w:pPr>
+            <w:r>
+              <w:rPr>
+                <w:rFonts w:ascii="Times New Roman" w:hAnsi="Times New Roman"/>
+                <w:b w:val="0"/>
+                <w:sz w:val="24"/>
+              </w:rPr>
+              <w:t>зачёт (З)</w:t>
+            </w:r>
+          </w:p>
+        </w:tc>
+        <w:tc>
+          <w:tcPr>
+            <w:tcW w:type="dxa" w:w="737"/>
+            <w:vAlign w:val="center"/>
+          </w:tcPr>
+          <w:p>
+            <w:pPr>
+              <w:spacing w:before="0" w:after="20" w:line="240" w:lineRule="auto"/>
+              <w:jc w:val="center"/>
+            </w:pPr>
+            <w:r>
+              <w:rPr>
+                <w:rFonts w:ascii="Times New Roman" w:hAnsi="Times New Roman"/>
+                <w:b w:val="0"/>
+                <w:sz w:val="24"/>
+              </w:rPr>
+              <w:t>0</w:t>
+            </w:r>
+          </w:p>
+        </w:tc>
+        <w:tc>
+          <w:tcPr>
+            <w:tcW w:type="dxa" w:w="1587"/>
+            <w:vAlign w:val="center"/>
+          </w:tcPr>
+          <w:p>
+            <w:pPr>
+              <w:spacing w:before="0" w:after="20" w:line="240" w:lineRule="auto"/>
+              <w:jc w:val="center"/>
+            </w:pPr>
+            <w:r>
+              <w:rPr>
+                <w:rFonts w:ascii="Times New Roman" w:hAnsi="Times New Roman"/>
+                <w:b w:val="0"/>
+                <w:sz w:val="24"/>
+              </w:rPr>
+              <w:t>0</w:t>
+            </w:r>
+          </w:p>
+        </w:tc>
+        <w:tc>
+          <w:tcPr>
+            <w:tcW w:type="dxa" w:w="3402"/>
+            <w:vAlign w:val="center"/>
+          </w:tcPr>
+          <w:p>
+            <w:pPr>
+              <w:spacing w:before="0" w:after="20" w:line="240" w:lineRule="auto"/>
+              <w:jc w:val="center"/>
+            </w:pPr>
+            <w:r>
+              <w:rPr>
+                <w:rFonts w:ascii="Times New Roman" w:hAnsi="Times New Roman"/>
+                <w:b w:val="0"/>
+                <w:sz w:val="24"/>
+              </w:rPr>
+              <w:t>0</w:t>
+            </w:r>
+          </w:p>
+        </w:tc>
+      </w:tr>
+      <w:tr>
+        <w:tc>
+          <w:tcPr>
+            <w:tcW w:type="dxa" w:w="454"/>
+            <w:vAlign w:val="center"/>
+          </w:tcPr>
+          <w:p>
+            <w:pPr>
+              <w:spacing w:before="0" w:after="20" w:line="240" w:lineRule="auto"/>
+              <w:jc w:val="center"/>
+            </w:pPr>
+            <w:r>
+              <w:rPr>
+                <w:rFonts w:ascii="Times New Roman" w:hAnsi="Times New Roman"/>
+                <w:b w:val="0"/>
+                <w:sz w:val="24"/>
+              </w:rPr>
+              <w:t>3</w:t>
+            </w:r>
+          </w:p>
+        </w:tc>
+        <w:tc>
+          <w:tcPr>
+            <w:tcW w:type="dxa" w:w="1814"/>
+            <w:vAlign w:val="center"/>
+          </w:tcPr>
+          <w:p>
+            <w:pPr>
+              <w:spacing w:before="0" w:after="20" w:line="240" w:lineRule="auto"/>
+              <w:jc w:val="left"/>
+            </w:pPr>
+            <w:r>
+              <w:rPr>
+                <w:rFonts w:ascii="Times New Roman" w:hAnsi="Times New Roman"/>
+                <w:b w:val="0"/>
+                <w:sz w:val="24"/>
+              </w:rPr>
+              <w:t>Промежуточная аттестация</w:t>
+            </w:r>
+          </w:p>
+        </w:tc>
+        <w:tc>
+          <w:tcPr>
+            <w:tcW w:type="dxa" w:w="1361"/>
+            <w:vAlign w:val="center"/>
+          </w:tcPr>
+          <w:p>
+            <w:pPr>
+              <w:spacing w:before="0" w:after="20" w:line="240" w:lineRule="auto"/>
+              <w:jc w:val="center"/>
+            </w:pPr>
+            <w:r>
+              <w:rPr>
+                <w:rFonts w:ascii="Times New Roman" w:hAnsi="Times New Roman"/>
+                <w:b w:val="0"/>
+                <w:sz w:val="24"/>
+              </w:rPr>
+              <w:t>зачёт с оценкой (ЗаО)</w:t>
+            </w:r>
+          </w:p>
+        </w:tc>
+        <w:tc>
+          <w:tcPr>
+            <w:tcW w:type="dxa" w:w="737"/>
+            <w:vAlign w:val="center"/>
+          </w:tcPr>
+          <w:p>
+            <w:pPr>
+              <w:spacing w:before="0" w:after="20" w:line="240" w:lineRule="auto"/>
+              <w:jc w:val="center"/>
+            </w:pPr>
+            <w:r>
+              <w:rPr>
+                <w:rFonts w:ascii="Times New Roman" w:hAnsi="Times New Roman"/>
+                <w:b w:val="0"/>
+                <w:sz w:val="24"/>
+              </w:rPr>
+              <w:t>—</w:t>
+            </w:r>
+          </w:p>
+        </w:tc>
+        <w:tc>
+          <w:tcPr>
+            <w:tcW w:type="dxa" w:w="1587"/>
+            <w:vAlign w:val="center"/>
+          </w:tcPr>
+          <w:p>
+            <w:pPr>
+              <w:spacing w:before="0" w:after="20" w:line="240" w:lineRule="auto"/>
+              <w:jc w:val="center"/>
+            </w:pPr>
+            <w:r>
+              <w:rPr>
+                <w:rFonts w:ascii="Times New Roman" w:hAnsi="Times New Roman"/>
+                <w:b w:val="0"/>
+                <w:sz w:val="24"/>
+              </w:rPr>
+              <w:t>—</w:t>
+            </w:r>
+          </w:p>
+        </w:tc>
+        <w:tc>
+          <w:tcPr>
+            <w:tcW w:type="dxa" w:w="3402"/>
+            <w:vAlign w:val="center"/>
+          </w:tcPr>
+          <w:p>
+            <w:pPr>
+              <w:spacing w:before="0" w:after="20" w:line="240" w:lineRule="auto"/>
+              <w:jc w:val="center"/>
+            </w:pPr>
+            <w:r>
+              <w:rPr>
+                <w:rFonts w:ascii="Times New Roman" w:hAnsi="Times New Roman"/>
+                <w:b w:val="0"/>
+                <w:sz w:val="24"/>
+              </w:rPr>
+              <w:t>—</w:t>
+            </w:r>
+          </w:p>
+        </w:tc>
+      </w:tr>
+      <w:tr>
+        <w:tc>
+          <w:tcPr>
+            <w:tcW w:type="dxa" w:w="454"/>
+            <w:vAlign w:val="center"/>
+          </w:tcPr>
+          <w:p>
+            <w:pPr>
+              <w:spacing w:before="0" w:after="20" w:line="240" w:lineRule="auto"/>
+              <w:jc w:val="center"/>
+            </w:pPr>
+            <w:r>
+              <w:rPr>
+                <w:rFonts w:ascii="Times New Roman" w:hAnsi="Times New Roman"/>
+                <w:b w:val="0"/>
+                <w:sz w:val="24"/>
+              </w:rPr>
+              <w:t>3</w:t>
+            </w:r>
+          </w:p>
+        </w:tc>
+        <w:tc>
+          <w:tcPr>
+            <w:tcW w:type="dxa" w:w="1814"/>
+            <w:vAlign w:val="center"/>
+          </w:tcPr>
+          <w:p>
+            <w:pPr>
+              <w:spacing w:before="0" w:after="20" w:line="240" w:lineRule="auto"/>
+              <w:jc w:val="left"/>
+            </w:pPr>
+            <w:r>
+              <w:rPr>
+                <w:rFonts w:ascii="Times New Roman" w:hAnsi="Times New Roman"/>
+                <w:b w:val="0"/>
+                <w:sz w:val="24"/>
+              </w:rPr>
+              <w:t>Промежуточная аттестация</w:t>
+            </w:r>
+          </w:p>
+        </w:tc>
+        <w:tc>
+          <w:tcPr>
+            <w:tcW w:type="dxa" w:w="1361"/>
+            <w:vAlign w:val="center"/>
+          </w:tcPr>
+          <w:p>
+            <w:pPr>
+              <w:spacing w:before="0" w:after="20" w:line="240" w:lineRule="auto"/>
+              <w:jc w:val="center"/>
+            </w:pPr>
+            <w:r>
+              <w:rPr>
+                <w:rFonts w:ascii="Times New Roman" w:hAnsi="Times New Roman"/>
+                <w:b w:val="0"/>
+                <w:sz w:val="24"/>
+              </w:rPr>
+              <w:t>экзамен (Э)</w:t>
+            </w:r>
+          </w:p>
+        </w:tc>
+        <w:tc>
+          <w:tcPr>
+            <w:tcW w:type="dxa" w:w="737"/>
+            <w:vAlign w:val="center"/>
+          </w:tcPr>
+          <w:p>
+            <w:pPr>
+              <w:spacing w:before="0" w:after="20" w:line="240" w:lineRule="auto"/>
+              <w:jc w:val="center"/>
+            </w:pPr>
+            <w:r>
+              <w:rPr>
+                <w:rFonts w:ascii="Times New Roman" w:hAnsi="Times New Roman"/>
+                <w:b w:val="0"/>
+                <w:sz w:val="24"/>
+              </w:rPr>
+              <w:t>—</w:t>
+            </w:r>
+          </w:p>
+        </w:tc>
+        <w:tc>
+          <w:tcPr>
+            <w:tcW w:type="dxa" w:w="1587"/>
+            <w:vAlign w:val="center"/>
+          </w:tcPr>
+          <w:p>
+            <w:pPr>
+              <w:spacing w:before="0" w:after="20" w:line="240" w:lineRule="auto"/>
+              <w:jc w:val="center"/>
+            </w:pPr>
+            <w:r>
+              <w:rPr>
+                <w:rFonts w:ascii="Times New Roman" w:hAnsi="Times New Roman"/>
+                <w:b w:val="0"/>
+                <w:sz w:val="24"/>
+              </w:rPr>
+              <w:t>—</w:t>
+            </w:r>
+          </w:p>
+        </w:tc>
+        <w:tc>
+          <w:tcPr>
+            <w:tcW w:type="dxa" w:w="3402"/>
+            <w:vAlign w:val="center"/>
+          </w:tcPr>
+          <w:p>
+            <w:pPr>
+              <w:spacing w:before="0" w:after="20" w:line="240" w:lineRule="auto"/>
+              <w:jc w:val="center"/>
+            </w:pPr>
+            <w:r>
+              <w:rPr>
+                <w:rFonts w:ascii="Times New Roman" w:hAnsi="Times New Roman"/>
+                <w:b w:val="0"/>
+                <w:sz w:val="24"/>
+              </w:rPr>
+              <w:t>—</w:t>
+            </w:r>
+          </w:p>
+        </w:tc>
+      </w:tr>
+      <w:tr>
+        <w:tc>
+          <w:tcPr>
+            <w:tcW w:type="dxa" w:w="454"/>
+            <w:vAlign w:val="center"/>
+          </w:tcPr>
+          <w:p>
+            <w:pPr>
+              <w:spacing w:before="0" w:after="20" w:line="240" w:lineRule="auto"/>
+              <w:jc w:val="center"/>
+            </w:pPr>
+            <w:r>
+              <w:rPr>
+                <w:rFonts w:ascii="Times New Roman" w:hAnsi="Times New Roman"/>
+                <w:b w:val="0"/>
+                <w:sz w:val="24"/>
+              </w:rPr>
+            </w:r>
+          </w:p>
+        </w:tc>
+        <w:tc>
+          <w:tcPr>
+            <w:tcW w:type="dxa" w:w="3175"/>
+            <w:gridSpan w:val="2"/>
+            <w:vAlign w:val="center"/>
+          </w:tcPr>
+          <w:p>
+            <w:pPr>
+              <w:spacing w:before="0" w:after="20" w:line="240" w:lineRule="auto"/>
+              <w:jc w:val="left"/>
+            </w:pPr>
+            <w:r>
+              <w:rPr>
+                <w:rFonts w:ascii="Times New Roman" w:hAnsi="Times New Roman"/>
+                <w:b w:val="0"/>
+                <w:sz w:val="24"/>
+              </w:rPr>
+            </w:r>
+          </w:p>
+        </w:tc>
+        <w:tc>
+          <w:tcPr>
+            <w:tcW w:type="dxa" w:w="737"/>
+          </w:tcPr>
+          <w:p/>
+        </w:tc>
+        <w:tc>
+          <w:tcPr>
+            <w:tcW w:type="dxa" w:w="1587"/>
+          </w:tcPr>
+          <w:p/>
+        </w:tc>
+        <w:tc>
+          <w:tcPr>
+            <w:tcW w:type="dxa" w:w="3402"/>
+          </w:tcPr>
+          <w:p/>
+        </w:tc>
+      </w:tr>
+      <w:tr>
+        <w:tc>
+          <w:tcPr>
+            <w:tcW w:type="dxa" w:w="454"/>
+            <w:vAlign w:val="center"/>
+          </w:tcPr>
+          <w:p>
+            <w:pPr>
+              <w:spacing w:before="0" w:after="20" w:line="240" w:lineRule="auto"/>
+              <w:jc w:val="center"/>
+            </w:pPr>
+            <w:r>
+              <w:rPr>
+                <w:rFonts w:ascii="Times New Roman" w:hAnsi="Times New Roman"/>
+                <w:b w:val="0"/>
+                <w:sz w:val="24"/>
+              </w:rPr>
+            </w:r>
+          </w:p>
+        </w:tc>
+        <w:tc>
+          <w:tcPr>
+            <w:tcW w:type="dxa" w:w="1814"/>
+            <w:vAlign w:val="center"/>
+          </w:tcPr>
+          <w:p>
+            <w:pPr>
+              <w:spacing w:before="0" w:after="20" w:line="240" w:lineRule="auto"/>
+              <w:jc w:val="left"/>
+            </w:pPr>
+            <w:r>
+              <w:rPr>
+                <w:rFonts w:ascii="Times New Roman" w:hAnsi="Times New Roman"/>
                 <w:b/>
-              </w:rPr>
-              <w:t>Общая трудоемкость, зачетных единиц</w:t>
-            </w:r>
-          </w:p>
-        </w:tc>
-        <w:tc>
-          <w:tcPr>
-            <w:tcW w:w="1287" w:type="dxa"/>
+                <w:sz w:val="24"/>
+              </w:rPr>
+              <w:t>ИТОГО: общая трудоёмкость</w:t>
+            </w:r>
+          </w:p>
+        </w:tc>
+        <w:tc>
+          <w:tcPr>
+            <w:tcW w:type="dxa" w:w="1361"/>
             <w:vAlign w:val="center"/>
           </w:tcPr>
           <w:p>
             <w:pPr>
-              <w:spacing w:before="0" w:after="0" w:line="240" w:lineRule="auto"/>
+              <w:spacing w:before="0" w:after="20" w:line="240" w:lineRule="auto"/>
               <w:jc w:val="center"/>
             </w:pPr>
             <w:r>
               <w:rPr>
-                <w:rFonts w:ascii="Times New Roman" w:hAnsi="Times New Roman" w:cs="Times New Roman"/>
-                <w:sz w:val="24"/>
+                <w:rFonts w:ascii="Times New Roman" w:hAnsi="Times New Roman"/>
+                <w:b w:val="0"/>
+                <w:sz w:val="24"/>
+              </w:rPr>
+              <w:t>часов</w:t>
+            </w:r>
+          </w:p>
+        </w:tc>
+        <w:tc>
+          <w:tcPr>
+            <w:tcW w:type="dxa" w:w="737"/>
+            <w:vAlign w:val="center"/>
+          </w:tcPr>
+          <w:p>
+            <w:pPr>
+              <w:spacing w:before="0" w:after="20" w:line="240" w:lineRule="auto"/>
+              <w:jc w:val="center"/>
+            </w:pPr>
+            <w:r>
+              <w:rPr>
+                <w:rFonts w:ascii="Times New Roman" w:hAnsi="Times New Roman"/>
                 <w:b/>
+                <w:sz w:val="24"/>
+              </w:rPr>
+              <w:t>72</w:t>
+            </w:r>
+          </w:p>
+        </w:tc>
+        <w:tc>
+          <w:tcPr>
+            <w:tcW w:type="dxa" w:w="1587"/>
+            <w:vAlign w:val="center"/>
+          </w:tcPr>
+          <w:p>
+            <w:pPr>
+              <w:spacing w:before="0" w:after="20" w:line="240" w:lineRule="auto"/>
+              <w:jc w:val="center"/>
+            </w:pPr>
+            <w:r>
+              <w:rPr>
+                <w:rFonts w:ascii="Times New Roman" w:hAnsi="Times New Roman"/>
+                <w:b w:val="0"/>
+                <w:sz w:val="24"/>
+              </w:rPr>
+              <w:t>0</w:t>
+            </w:r>
+          </w:p>
+        </w:tc>
+        <w:tc>
+          <w:tcPr>
+            <w:tcW w:type="dxa" w:w="3402"/>
+            <w:vAlign w:val="center"/>
+          </w:tcPr>
+          <w:p>
+            <w:pPr>
+              <w:spacing w:before="0" w:after="20" w:line="240" w:lineRule="auto"/>
+              <w:jc w:val="center"/>
+            </w:pPr>
+            <w:r>
+              <w:rPr>
+                <w:rFonts w:ascii="Times New Roman" w:hAnsi="Times New Roman"/>
+                <w:b/>
+                <w:sz w:val="24"/>
+              </w:rPr>
+              <w:t>72</w:t>
+            </w:r>
+          </w:p>
+        </w:tc>
+      </w:tr>
+      <w:tr>
+        <w:tc>
+          <w:tcPr>
+            <w:tcW w:type="dxa" w:w="454"/>
+            <w:vAlign w:val="center"/>
+          </w:tcPr>
+          <w:p>
+            <w:pPr>
+              <w:spacing w:before="0" w:after="20" w:line="240" w:lineRule="auto"/>
+              <w:jc w:val="center"/>
+            </w:pPr>
+            <w:r>
+              <w:rPr>
+                <w:rFonts w:ascii="Times New Roman" w:hAnsi="Times New Roman"/>
+                <w:b w:val="0"/>
+                <w:sz w:val="24"/>
+              </w:rPr>
+            </w:r>
+          </w:p>
+        </w:tc>
+        <w:tc>
+          <w:tcPr>
+            <w:tcW w:type="dxa" w:w="1814"/>
+            <w:vAlign w:val="center"/>
+          </w:tcPr>
+          <w:p>
+            <w:pPr>
+              <w:spacing w:before="0" w:after="20" w:line="240" w:lineRule="auto"/>
+              <w:jc w:val="left"/>
+            </w:pPr>
+            <w:r>
+              <w:rPr>
+                <w:rFonts w:ascii="Times New Roman" w:hAnsi="Times New Roman"/>
+                <w:b/>
+                <w:sz w:val="24"/>
+              </w:rPr>
+              <w:t>ИТОГО: общая трудоёмкость</w:t>
+            </w:r>
+          </w:p>
+        </w:tc>
+        <w:tc>
+          <w:tcPr>
+            <w:tcW w:type="dxa" w:w="1361"/>
+            <w:vAlign w:val="center"/>
+          </w:tcPr>
+          <w:p>
+            <w:pPr>
+              <w:spacing w:before="0" w:after="20" w:line="240" w:lineRule="auto"/>
+              <w:jc w:val="center"/>
+            </w:pPr>
+            <w:r>
+              <w:rPr>
+                <w:rFonts w:ascii="Times New Roman" w:hAnsi="Times New Roman"/>
+                <w:b w:val="0"/>
+                <w:sz w:val="24"/>
+              </w:rPr>
+              <w:t>з.е.</w:t>
+            </w:r>
+          </w:p>
+        </w:tc>
+        <w:tc>
+          <w:tcPr>
+            <w:tcW w:type="dxa" w:w="737"/>
+            <w:vAlign w:val="center"/>
+          </w:tcPr>
+          <w:p>
+            <w:pPr>
+              <w:spacing w:before="0" w:after="20" w:line="240" w:lineRule="auto"/>
+              <w:jc w:val="center"/>
+            </w:pPr>
+            <w:r>
+              <w:rPr>
+                <w:rFonts w:ascii="Times New Roman" w:hAnsi="Times New Roman"/>
+                <w:b/>
+                <w:sz w:val="24"/>
               </w:rPr>
               <w:t>2</w:t>
             </w:r>
@@ -4747,19 +5931,39 @@
         </w:tc>
         <w:tc>
           <w:tcPr>
-            <w:tcW w:w="1287" w:type="dxa"/>
+            <w:tcW w:type="dxa" w:w="1587"/>
             <w:vAlign w:val="center"/>
           </w:tcPr>
           <w:p>
             <w:pPr>
-              <w:spacing w:before="0" w:after="0" w:line="240" w:lineRule="auto"/>
+              <w:spacing w:before="0" w:after="20" w:line="240" w:lineRule="auto"/>
               <w:jc w:val="center"/>
             </w:pPr>
             <w:r>
               <w:rPr>
-                <w:rFonts w:ascii="Times New Roman" w:hAnsi="Times New Roman" w:cs="Times New Roman"/>
-                <w:sz w:val="24"/>
+                <w:rFonts w:ascii="Times New Roman" w:hAnsi="Times New Roman"/>
+                <w:b w:val="0"/>
+                <w:sz w:val="24"/>
+              </w:rPr>
+              <w:t>—</w:t>
+            </w:r>
+          </w:p>
+        </w:tc>
+        <w:tc>
+          <w:tcPr>
+            <w:tcW w:type="dxa" w:w="3402"/>
+            <w:vAlign w:val="center"/>
+          </w:tcPr>
+          <w:p>
+            <w:pPr>
+              <w:spacing w:before="0" w:after="20" w:line="240" w:lineRule="auto"/>
+              <w:jc w:val="center"/>
+            </w:pPr>
+            <w:r>
+              <w:rPr>
+                <w:rFonts w:ascii="Times New Roman" w:hAnsi="Times New Roman"/>
                 <w:b/>
+                <w:sz w:val="24"/>
               </w:rPr>
               <w:t>2</w:t>
             </w:r>
@@ -4835,6 +6039,7 @@
     <w:p>
       <w:pPr>
         <w:pStyle w:val="af0"/>
+        <w:keepNext/>
         <w:ind w:left="0" w:firstLine="0"/>
         <w:jc w:val="center"/>
         <w:rPr>
@@ -4844,43 +6049,25 @@
       </w:pPr>
       <w:r>
         <w:rPr>
+          <w:rFonts w:ascii="Times New Roman" w:hAnsi="Times New Roman"/>
+          <w:b/>
+          <w:color w:val="000000"/>
           <w:sz w:val="28"/>
           <w:lang w:val="ru-RU"/>
         </w:rPr>
-        <w:br w:type="page"/>
-      </w:r>
-      <w:r>
-        <w:rPr>
-          <w:sz w:val="28"/>
-          <w:lang w:val="ru-RU"/>
-        </w:rPr>
-        <w:t>2.</w:t>
-      </w:r>
-      <w:r>
-        <w:rPr>
-          <w:sz w:val="28"/>
-          <w:lang w:val="ru-RU"/>
-        </w:rPr>
-        <w:tab/>
-        <w:t>СОДЕРЖАНИЕ ДИСЦИПЛИНЫ</w:t>
-      </w:r>
-      <w:r>
-        <w:rPr>
-          <w:spacing w:val="1"/>
-          <w:sz w:val="28"/>
-          <w:lang w:val="ru-RU"/>
-        </w:rPr>
-        <w:t xml:space="preserve"> </w:t>
+        <w:t xml:space="preserve">2. СОДЕРЖАНИЕ ДИСЦИПЛИНЫ (МОДУЛЯ)</w:t>
       </w:r>
     </w:p>
     <w:p>
       <w:pPr>
         <w:pStyle w:val="ae"/>
+        <w:keepNext/>
       </w:pPr>
     </w:p>
     <w:p>
       <w:pPr>
         <w:pStyle w:val="af0"/>
+        <w:keepNext/>
         <w:ind w:left="567" w:firstLine="0"/>
         <w:jc w:val="center"/>
         <w:rPr>
@@ -4890,30 +6077,19 @@
       </w:pPr>
       <w:r>
         <w:rPr>
+          <w:rFonts w:ascii="Times New Roman" w:hAnsi="Times New Roman"/>
+          <w:b/>
+          <w:color w:val="000000"/>
           <w:sz w:val="28"/>
           <w:lang w:val="ru-RU"/>
         </w:rPr>
-        <w:t xml:space="preserve">2.1. </w:t>
-      </w:r>
-      <w:r>
-        <w:rPr>
-          <w:sz w:val="28"/>
-          <w:lang w:val="ru-RU"/>
-        </w:rPr>
-        <w:t>Содержание разделов дисциплины</w:t>
-      </w:r>
-      <w:r>
-        <w:rPr>
-          <w:spacing w:val="1"/>
-          <w:sz w:val="28"/>
-          <w:lang w:val="ru-RU"/>
-        </w:rPr>
-        <w:t xml:space="preserve"> </w:t>
+        <w:t xml:space="preserve">2.1. Содержание разделов дисциплины (модуля)</w:t>
       </w:r>
     </w:p>
     <w:p>
       <w:pPr>
         <w:pStyle w:val="ae"/>
+        <w:keepNext/>
       </w:pPr>
     </w:p>
     <w:tbl>
@@ -4948,71 +6124,20 @@
           <w:tcPr>
             <w:tcW w:w="777" w:type="dxa"/>
             <w:shd w:val="clear" w:color="auto" w:fill="auto"/>
-          </w:tcPr>
-          <w:p>
-            <w:pPr>
+            <w:vAlign w:val="center"/>
+          </w:tcPr>
+          <w:p>
+            <w:pPr>
+              <w:spacing w:before="0" w:after="20" w:line="240" w:lineRule="auto"/>
               <w:jc w:val="center"/>
-              <w:rPr>
-                <w:bCs/>
-                <w:sz w:val="24"/>
-                <w:szCs w:val="24"/>
-              </w:rPr>
-            </w:pPr>
-            <w:r>
-              <w:rPr>
-                <w:sz w:val="24"/>
-                <w:szCs w:val="24"/>
-              </w:rPr>
-              <w:t>№</w:t>
-            </w:r>
-          </w:p>
-          <w:p>
-            <w:pPr>
-              <w:jc w:val="center"/>
-              <w:rPr>
-                <w:sz w:val="24"/>
-                <w:szCs w:val="24"/>
-              </w:rPr>
-            </w:pPr>
-            <w:r>
-              <w:rPr>
-                <w:bCs/>
-                <w:sz w:val="24"/>
-                <w:szCs w:val="24"/>
-              </w:rPr>
-              <w:t>с</w:t>
-            </w:r>
-            <w:r>
-              <w:rPr>
-                <w:bCs/>
-                <w:sz w:val="24"/>
-                <w:szCs w:val="24"/>
-              </w:rPr>
-              <w:t>е</w:t>
-            </w:r>
-            <w:r>
-              <w:rPr>
-                <w:bCs/>
-                <w:sz w:val="24"/>
-                <w:szCs w:val="24"/>
-              </w:rPr>
-              <w:t>мес</w:t>
-            </w:r>
-            <w:r>
-              <w:rPr>
-                <w:bCs/>
-                <w:sz w:val="24"/>
-                <w:szCs w:val="24"/>
-              </w:rPr>
-              <w:t>т</w:t>
-            </w:r>
-            <w:r>
-              <w:rPr>
-                <w:bCs/>
-                <w:sz w:val="24"/>
-                <w:szCs w:val="24"/>
-              </w:rPr>
-              <w:t>ра</w:t>
+            </w:pPr>
+            <w:r>
+              <w:rPr>
+                <w:rFonts w:ascii="Times New Roman" w:hAnsi="Times New Roman"/>
+                <w:b/>
+                <w:sz w:val="24"/>
+              </w:rPr>
+              <w:t>№ семестра/курса</w:t>
             </w:r>
           </w:p>
         </w:tc>
@@ -6066,84 +7191,20 @@
         </w:rPr>
       </w:pPr>
     </w:p>
+    <w:p/>
     <w:p>
       <w:pPr>
-        <w:pStyle w:val="af0"/>
-        <w:numPr>
-          <w:ilvl w:val="1"/>
-          <w:numId w:val="5"/>
-        </w:numPr>
-        <w:jc w:val="both"/>
-        <w:rPr>
-          <w:sz w:val="28"/>
-          <w:szCs w:val="28"/>
-          <w:lang w:val="ru-RU"/>
-        </w:rPr>
-      </w:pPr>
-      <w:r>
-        <w:rPr>
-          <w:sz w:val="28"/>
-          <w:szCs w:val="28"/>
-          <w:lang w:val="ru-RU"/>
-        </w:rPr>
-        <w:t>Перечень лабораторных работ (при наличии), примерная тематика курсовых работ (при наличии)</w:t>
-      </w:r>
+        <w:ind w:firstLine="567"/>
+        <w:jc w:val="center"/>
+        <w:rPr>
+          <w:sz w:val="28"/>
+        </w:rPr>
+      </w:pPr>
     </w:p>
     <w:p>
       <w:pPr>
-        <w:pStyle w:val="ae"/>
-        <w:spacing w:after="0"/>
-        <w:ind w:firstLine="567"/>
-        <w:jc w:val="both"/>
-        <w:rPr>
-          <w:i/>
-          <w:sz w:val="28"/>
-          <w:szCs w:val="28"/>
-        </w:rPr>
-      </w:pPr>
-      <w:r>
-        <w:rPr>
-          <w:i/>
-          <w:sz w:val="28"/>
-          <w:szCs w:val="28"/>
-        </w:rPr>
-        <w:t>Лабораторные работы не предусмотрены</w:t>
-      </w:r>
-    </w:p>
-    <w:p>
-      <w:pPr>
-        <w:pStyle w:val="ae"/>
-        <w:spacing w:after="0"/>
-        <w:ind w:firstLine="567"/>
-        <w:jc w:val="both"/>
-        <w:rPr>
-          <w:i/>
-          <w:sz w:val="28"/>
-          <w:szCs w:val="28"/>
-        </w:rPr>
-      </w:pPr>
-      <w:r>
-        <w:rPr>
-          <w:i/>
-          <w:sz w:val="28"/>
-          <w:szCs w:val="28"/>
-        </w:rPr>
-        <w:t>Курсовые работы не предусмотрены</w:t>
-      </w:r>
-    </w:p>
-    <w:p/>
-    <w:p>
-      <w:pPr>
-        <w:ind w:firstLine="567"/>
-        <w:jc w:val="center"/>
-        <w:rPr>
-          <w:sz w:val="28"/>
-        </w:rPr>
-      </w:pPr>
-    </w:p>
-    <w:p>
-      <w:pPr>
         <w:pStyle w:val="af0"/>
+        <w:keepNext/>
         <w:spacing w:after="120"/>
         <w:ind w:left="567" w:firstLine="0"/>
         <w:jc w:val="center"/>
@@ -6154,17 +7215,13 @@
       </w:pPr>
       <w:r>
         <w:rPr>
+          <w:rFonts w:ascii="Times New Roman" w:hAnsi="Times New Roman"/>
+          <w:b/>
+          <w:color w:val="000000"/>
           <w:sz w:val="28"/>
           <w:lang w:val="ru-RU"/>
         </w:rPr>
-        <w:t xml:space="preserve">3. </w:t>
-      </w:r>
-      <w:r>
-        <w:rPr>
-          <w:sz w:val="28"/>
-          <w:lang w:val="ru-RU"/>
-        </w:rPr>
-        <w:t>САМОСТОЯТЕЛЬНАЯ РАБОТА СТУДЕНТА</w:t>
+        <w:t xml:space="preserve">3. САМОСТОЯТЕЛЬНАЯ РАБОТА ОБУЧАЮЩЕГОСЯ</w:t>
       </w:r>
     </w:p>
     <w:p>
@@ -6194,11 +7251,11 @@
       </w:pPr>
       <w:r>
         <w:rPr>
-          <w:color w:val="auto"/>
-          <w:sz w:val="28"/>
-          <w:szCs w:val="28"/>
-        </w:rPr>
-        <w:t xml:space="preserve">Видами СРС являются: </w:t>
+          <w:color w:val="000000"/>
+          <w:sz w:val="28"/>
+          <w:szCs w:val="28"/>
+        </w:rPr>
+        <w:t xml:space="preserve">Видами самостоятельной работы обучающегося являются:</w:t>
       </w:r>
     </w:p>
     <w:p>
@@ -6306,209 +7363,69 @@
     </w:p>
     <w:p>
       <w:pPr>
-        <w:pStyle w:val="af0"/>
-        <w:ind w:left="0" w:right="-2" w:firstLine="0"/>
-        <w:jc w:val="center"/>
-        <w:rPr>
-          <w:sz w:val="28"/>
-          <w:lang w:val="ru-RU"/>
-        </w:rPr>
-      </w:pPr>
-      <w:r>
-        <w:rPr>
-          <w:sz w:val="28"/>
-          <w:lang w:val="ru-RU"/>
-        </w:rPr>
-        <w:t xml:space="preserve">4. </w:t>
-      </w:r>
-      <w:r>
-        <w:rPr>
-          <w:sz w:val="28"/>
-          <w:lang w:val="ru-RU"/>
-        </w:rPr>
-        <w:t>ОЦЕНОЧНЫЕ СРЕДСТВА ДЛЯ ТЕКУЩЕГО КОНТРОЛЯ УСПЕВА</w:t>
-      </w:r>
-      <w:r>
-        <w:rPr>
-          <w:sz w:val="28"/>
-          <w:lang w:val="ru-RU"/>
-        </w:rPr>
-        <w:t>Е</w:t>
-      </w:r>
-      <w:r>
-        <w:rPr>
-          <w:sz w:val="28"/>
-          <w:lang w:val="ru-RU"/>
-        </w:rPr>
-        <w:t>МОСТИ И ПРОМЕЖУТОЧНОЙ АТТЕСТАЦИИ</w:t>
-      </w:r>
-      <w:r>
-        <w:rPr>
-          <w:sz w:val="28"/>
-          <w:lang w:val="ru-RU"/>
-        </w:rPr>
-        <w:br/>
-        <w:t>(</w:t>
-      </w:r>
-      <w:r>
-        <w:rPr>
-          <w:i/>
-          <w:sz w:val="28"/>
-          <w:lang w:val="ru-RU"/>
-        </w:rPr>
-        <w:t>см</w:t>
-      </w:r>
-      <w:r>
-        <w:rPr>
-          <w:sz w:val="28"/>
-          <w:lang w:val="ru-RU"/>
-        </w:rPr>
-        <w:t xml:space="preserve">. </w:t>
-      </w:r>
-      <w:r>
-        <w:rPr>
-          <w:i/>
-          <w:sz w:val="28"/>
-          <w:lang w:val="ru-RU"/>
-        </w:rPr>
-        <w:t>Фонд оценочных средств</w:t>
-      </w:r>
-      <w:r>
-        <w:rPr>
-          <w:sz w:val="28"/>
-          <w:lang w:val="ru-RU"/>
-        </w:rPr>
-        <w:t>)</w:t>
+        <w:keepNext/>
+        <w:spacing w:after="160"/>
+      </w:pPr>
+      <w:r>
+        <w:rPr>
+          <w:rFonts w:ascii="Times New Roman" w:hAnsi="Times New Roman"/>
+          <w:b/>
+          <w:sz w:val="28"/>
+        </w:rPr>
+        <w:t>4. ОЦЕНОЧНЫЕ СРЕДСТВА ДЛЯ ТЕКУЩЕГО КОНТРОЛЯ УСПЕВАЕМОСТИ И ПРОМЕЖУТОЧНОЙ АТТЕСТАЦИИ</w:t>
       </w:r>
     </w:p>
     <w:p>
       <w:pPr>
-        <w:rPr>
-          <w:sz w:val="16"/>
-          <w:szCs w:val="16"/>
-        </w:rPr>
-      </w:pPr>
+        <w:spacing w:after="160"/>
+      </w:pPr>
+      <w:r>
+        <w:rPr>
+          <w:rFonts w:ascii="Times New Roman" w:hAnsi="Times New Roman"/>
+          <w:b w:val="0"/>
+          <w:sz w:val="28"/>
+        </w:rPr>
+        <w:t>4.1. Формы текущего контроля успеваемости указаны в Оценочных средствах.</w:t>
+      </w:r>
     </w:p>
     <w:p>
       <w:pPr>
-        <w:pStyle w:val="af0"/>
-        <w:ind w:left="567" w:right="-2" w:firstLine="0"/>
-        <w:rPr>
-          <w:i/>
-          <w:sz w:val="28"/>
-          <w:lang w:val="ru-RU"/>
-        </w:rPr>
-      </w:pPr>
-      <w:r>
-        <w:rPr>
-          <w:sz w:val="28"/>
-          <w:lang w:val="ru-RU"/>
-        </w:rPr>
-        <w:t xml:space="preserve">4.1. </w:t>
-      </w:r>
-      <w:r>
-        <w:rPr>
-          <w:sz w:val="28"/>
-          <w:lang w:val="ru-RU"/>
-        </w:rPr>
-        <w:t>Рейтинговая система оценки знаний обучающихся по дисциплине (модулю</w:t>
-      </w:r>
-      <w:r>
-        <w:rPr>
-          <w:i/>
-          <w:sz w:val="28"/>
-          <w:lang w:val="ru-RU"/>
-        </w:rPr>
-        <w:t>) (</w:t>
-      </w:r>
-      <w:r>
-        <w:rPr>
-          <w:i/>
-          <w:sz w:val="28"/>
-          <w:lang w:val="ru-RU"/>
-        </w:rPr>
-        <w:t>не предусмотрена</w:t>
-      </w:r>
-      <w:r>
-        <w:rPr>
-          <w:i/>
-          <w:sz w:val="28"/>
-          <w:lang w:val="ru-RU"/>
-        </w:rPr>
-        <w:t>).</w:t>
+        <w:spacing w:after="160"/>
+      </w:pPr>
+      <w:r>
+        <w:rPr>
+          <w:rFonts w:ascii="Times New Roman" w:hAnsi="Times New Roman"/>
+          <w:b w:val="0"/>
+          <w:sz w:val="28"/>
+        </w:rPr>
+        <w:t>4.2. Рейтинговая система оценки знаний обучающихся по дисциплине (модулю): нет.</w:t>
       </w:r>
     </w:p>
     <w:p>
       <w:pPr>
-        <w:pStyle w:val="af0"/>
-        <w:ind w:left="567" w:right="-2" w:firstLine="0"/>
-        <w:rPr>
-          <w:sz w:val="28"/>
-          <w:lang w:val="ru-RU"/>
-        </w:rPr>
-      </w:pPr>
-      <w:r>
-        <w:rPr>
-          <w:iCs/>
-          <w:sz w:val="28"/>
-          <w:lang w:val="ru-RU"/>
-        </w:rPr>
-        <w:t xml:space="preserve">4.2. </w:t>
-      </w:r>
-      <w:bookmarkStart w:id="0" w:name="_Hlk102325634"/>
-      <w:r>
-        <w:rPr>
-          <w:sz w:val="28"/>
-          <w:lang w:val="ru-RU"/>
-        </w:rPr>
-        <w:t>Формы текущего контроля успеваемости по дисциплине</w:t>
-      </w:r>
-      <w:bookmarkEnd w:id="0"/>
+        <w:spacing w:after="160"/>
+      </w:pPr>
+      <w:r>
+        <w:rPr>
+          <w:rFonts w:ascii="Times New Roman" w:hAnsi="Times New Roman"/>
+          <w:b w:val="0"/>
+          <w:sz w:val="28"/>
+        </w:rPr>
+        <w:t>4.3. Лабораторные работы: нет.</w:t>
+      </w:r>
     </w:p>
     <w:p>
       <w:pPr>
-        <w:ind w:firstLine="567"/>
-        <w:rPr>
-          <w:color w:val="000000"/>
-          <w:sz w:val="27"/>
-          <w:szCs w:val="27"/>
-        </w:rPr>
-      </w:pPr>
-      <w:r>
-        <w:rPr>
-          <w:color w:val="000000"/>
-          <w:sz w:val="27"/>
-          <w:szCs w:val="27"/>
-        </w:rPr>
-        <w:t xml:space="preserve">– тестирование, </w:t>
-      </w:r>
-    </w:p>
-    <w:p>
-      <w:pPr>
-        <w:ind w:firstLine="567"/>
-        <w:rPr>
-          <w:sz w:val="28"/>
-          <w:szCs w:val="28"/>
-        </w:rPr>
-      </w:pPr>
-      <w:r>
-        <w:rPr>
-          <w:color w:val="000000"/>
-          <w:sz w:val="27"/>
-          <w:szCs w:val="27"/>
-        </w:rPr>
-        <w:t>– контрольная работа.</w:t>
-      </w:r>
-    </w:p>
-    <w:p>
-      <w:pPr>
-        <w:pStyle w:val="af0"/>
-        <w:ind w:left="0" w:right="-2" w:firstLine="0"/>
-        <w:rPr>
-          <w:sz w:val="28"/>
-          <w:lang w:val="ru-RU"/>
-        </w:rPr>
-      </w:pPr>
+        <w:spacing w:after="160"/>
+      </w:pPr>
+      <w:r>
+        <w:rPr>
+          <w:rFonts w:ascii="Times New Roman" w:hAnsi="Times New Roman"/>
+          <w:b w:val="0"/>
+          <w:sz w:val="28"/>
+        </w:rPr>
+        <w:t>4.4. Курсовая работа/курсовой проект: нет.</w:t>
+      </w:r>
     </w:p>
     <w:p>
       <w:pPr>
@@ -6692,25 +7609,18 @@
           <w:tcPr>
             <w:tcW w:w="709" w:type="dxa"/>
             <w:shd w:val="clear" w:color="auto" w:fill="auto"/>
-          </w:tcPr>
-          <w:p>
-            <w:pPr>
-              <w:pStyle w:val="TableParagraph"/>
-              <w:ind w:left="14"/>
+            <w:vAlign w:val="center"/>
+          </w:tcPr>
+          <w:p>
+            <w:pPr>
+              <w:spacing w:before="0" w:after="20" w:line="240" w:lineRule="auto"/>
               <w:jc w:val="center"/>
-              <w:rPr>
-                <w:rFonts w:eastAsia="Calibri"/>
-                <w:sz w:val="24"/>
-                <w:szCs w:val="24"/>
-                <w:lang w:val="ru-RU"/>
-              </w:rPr>
-            </w:pPr>
-            <w:r>
-              <w:rPr>
-                <w:rFonts w:eastAsia="Calibri"/>
-                <w:sz w:val="24"/>
-                <w:szCs w:val="24"/>
-                <w:lang w:val="ru-RU"/>
+            </w:pPr>
+            <w:r>
+              <w:rPr>
+                <w:rFonts w:ascii="Times New Roman" w:hAnsi="Times New Roman"/>
+                <w:b w:val="0"/>
+                <w:sz w:val="24"/>
               </w:rPr>
               <w:t>1</w:t>
             </w:r>
@@ -6741,6 +7651,115 @@
                 <w:lang w:val="ru-RU"/>
               </w:rPr>
               <w:t>2</w:t>
+            </w:r>
+          </w:p>
+        </w:tc>
+      </w:tr>
+      <w:tr>
+        <w:trPr>
+          <w:trHeight w:val="104"/>
+        </w:trPr>
+        <w:tc>
+          <w:tcPr>
+            <w:tcW w:w="709" w:type="dxa"/>
+            <w:shd w:val="clear" w:color="auto" w:fill="auto"/>
+            <w:vAlign w:val="center"/>
+          </w:tcPr>
+          <w:p>
+            <w:pPr>
+              <w:spacing w:before="0" w:after="20" w:line="240" w:lineRule="auto"/>
+              <w:jc w:val="center"/>
+            </w:pPr>
+            <w:r>
+              <w:rPr>
+                <w:rFonts w:ascii="Times New Roman" w:hAnsi="Times New Roman"/>
+                <w:b w:val="0"/>
+                <w:sz w:val="24"/>
+              </w:rPr>
+              <w:t>2</w:t>
+            </w:r>
+          </w:p>
+        </w:tc>
+        <w:tc>
+          <w:tcPr>
+            <w:tcW w:w="8789" w:type="dxa"/>
+            <w:shd w:val="clear" w:color="auto" w:fill="auto"/>
+            <w:vAlign w:val="center"/>
+          </w:tcPr>
+          <w:p>
+            <w:pPr>
+              <w:rPr>
+                <w:sz w:val="24"/>
+                <w:szCs w:val="24"/>
+                <w:shd w:val="clear" w:color="auto" w:fill="E6EEFB"/>
+              </w:rPr>
+            </w:pPr>
+            <w:r>
+              <w:rPr>
+                <w:sz w:val="24"/>
+                <w:szCs w:val="24"/>
+              </w:rPr>
+              <w:t xml:space="preserve">Русский язык и культура речи : учебник и практикум для вузов / В. Д. Черняк, А. И. </w:t>
+            </w:r>
+            <w:proofErr w:type="spellStart"/>
+            <w:r>
+              <w:rPr>
+                <w:sz w:val="24"/>
+                <w:szCs w:val="24"/>
+              </w:rPr>
+              <w:t>Дунев</w:t>
+            </w:r>
+            <w:proofErr w:type="spellEnd"/>
+            <w:r>
+              <w:rPr>
+                <w:sz w:val="24"/>
+                <w:szCs w:val="24"/>
+              </w:rPr>
+              <w:t xml:space="preserve">, В. А. Ефремов, Е. В. Сергеева ; под общей редакцией В. Д. Черняк. — 4-е изд., </w:t>
+            </w:r>
+            <w:proofErr w:type="spellStart"/>
+            <w:r>
+              <w:rPr>
+                <w:sz w:val="24"/>
+                <w:szCs w:val="24"/>
+              </w:rPr>
+              <w:t>перераб</w:t>
+            </w:r>
+            <w:proofErr w:type="spellEnd"/>
+            <w:r>
+              <w:rPr>
+                <w:sz w:val="24"/>
+                <w:szCs w:val="24"/>
+              </w:rPr>
+              <w:t xml:space="preserve">. и доп. — Москва : Издательство Юрайт, </w:t>
+            </w:r>
+            <w:r>
+              <w:rPr>
+                <w:sz w:val="24"/>
+                <w:szCs w:val="24"/>
+              </w:rPr>
+              <w:t>2021</w:t>
+            </w:r>
+            <w:r>
+              <w:rPr>
+                <w:sz w:val="24"/>
+                <w:szCs w:val="24"/>
+              </w:rPr>
+              <w:t xml:space="preserve">. — 389 с. — (Высшее образование). — ISBN 978-5-534-04154-5. — Текст : электронный // ЭБС Юрайт [сайт]. — URL: http://biblio-online.ru/bcode/449717 (дата обращения: </w:t>
+            </w:r>
+            <w:r>
+              <w:rPr>
+                <w:sz w:val="24"/>
+                <w:szCs w:val="24"/>
+              </w:rPr>
+              <w:t>21.02.2024</w:t>
+            </w:r>
+            <w:r>
+              <w:rPr>
+                <w:sz w:val="24"/>
+                <w:szCs w:val="24"/>
+              </w:rPr>
+              <w:t>).</w:t>
             </w:r>
           </w:p>
         </w:tc>
@@ -6753,27 +7772,130 @@
           <w:tcPr>
             <w:tcW w:w="709" w:type="dxa"/>
             <w:shd w:val="clear" w:color="auto" w:fill="auto"/>
+            <w:vAlign w:val="center"/>
+          </w:tcPr>
+          <w:p>
+            <w:pPr>
+              <w:spacing w:before="0" w:after="20" w:line="240" w:lineRule="auto"/>
+              <w:jc w:val="center"/>
+            </w:pPr>
+            <w:r>
+              <w:rPr>
+                <w:rFonts w:ascii="Times New Roman" w:hAnsi="Times New Roman"/>
+                <w:b w:val="0"/>
+                <w:sz w:val="24"/>
+              </w:rPr>
+              <w:t>3</w:t>
+            </w:r>
+          </w:p>
+        </w:tc>
+        <w:tc>
+          <w:tcPr>
+            <w:tcW w:w="8789" w:type="dxa"/>
+            <w:shd w:val="clear" w:color="auto" w:fill="auto"/>
           </w:tcPr>
           <w:p>
             <w:pPr>
               <w:pStyle w:val="TableParagraph"/>
-              <w:ind w:left="14"/>
+              <w:ind w:left="15"/>
+              <w:jc w:val="both"/>
+              <w:rPr>
+                <w:rFonts w:eastAsia="Calibri"/>
+                <w:sz w:val="24"/>
+                <w:szCs w:val="24"/>
+                <w:lang w:val="ru-RU"/>
+              </w:rPr>
+            </w:pPr>
+            <w:r>
+              <w:rPr>
+                <w:rFonts w:eastAsia="Calibri"/>
+                <w:sz w:val="24"/>
+                <w:szCs w:val="24"/>
+                <w:lang w:val="ru-RU"/>
+              </w:rPr>
+              <w:t xml:space="preserve">Русский язык и культура речи : учебник и практикум для вузов / Т. Ю. Волошинова [и др.] ; под редакцией А. В. Голубевой, В. И. Максимова. — 4-е изд., </w:t>
+            </w:r>
+            <w:proofErr w:type="spellStart"/>
+            <w:r>
+              <w:rPr>
+                <w:rFonts w:eastAsia="Calibri"/>
+                <w:sz w:val="24"/>
+                <w:szCs w:val="24"/>
+                <w:lang w:val="ru-RU"/>
+              </w:rPr>
+              <w:t>перераб</w:t>
+            </w:r>
+            <w:proofErr w:type="spellEnd"/>
+            <w:r>
+              <w:rPr>
+                <w:rFonts w:eastAsia="Calibri"/>
+                <w:sz w:val="24"/>
+                <w:szCs w:val="24"/>
+                <w:lang w:val="ru-RU"/>
+              </w:rPr>
+              <w:t xml:space="preserve">. и доп. — Москва : Издательство Юрайт, </w:t>
+            </w:r>
+            <w:r>
+              <w:rPr>
+                <w:rFonts w:eastAsia="Calibri"/>
+                <w:sz w:val="24"/>
+                <w:szCs w:val="24"/>
+                <w:lang w:val="ru-RU"/>
+              </w:rPr>
+              <w:t>2021</w:t>
+            </w:r>
+            <w:r>
+              <w:rPr>
+                <w:rFonts w:eastAsia="Calibri"/>
+                <w:sz w:val="24"/>
+                <w:szCs w:val="24"/>
+                <w:lang w:val="ru-RU"/>
+              </w:rPr>
+              <w:t xml:space="preserve">. — 306 с. — (Высшее образование). — ISBN 978-5-534-06066-9. — Текст : электронный // ЭБС Юрайт [сайт]. — URL: http://www.biblio-online.ru/bcode/449653 (дата обращения: </w:t>
+            </w:r>
+            <w:r>
+              <w:rPr>
+                <w:rFonts w:eastAsia="Calibri"/>
+                <w:sz w:val="24"/>
+                <w:szCs w:val="24"/>
+                <w:lang w:val="ru-RU"/>
+              </w:rPr>
+              <w:t>21.02.2024</w:t>
+            </w:r>
+            <w:r>
+              <w:rPr>
+                <w:rFonts w:eastAsia="Calibri"/>
+                <w:sz w:val="24"/>
+                <w:szCs w:val="24"/>
+                <w:lang w:val="ru-RU"/>
+              </w:rPr>
+              <w:t>).</w:t>
+            </w:r>
+          </w:p>
+        </w:tc>
+      </w:tr>
+      <w:tr>
+        <w:trPr>
+          <w:trHeight w:val="161"/>
+        </w:trPr>
+        <w:tc>
+          <w:tcPr>
+            <w:tcW w:w="709" w:type="dxa"/>
+            <w:shd w:val="clear" w:color="auto" w:fill="auto"/>
+            <w:vAlign w:val="center"/>
+          </w:tcPr>
+          <w:p>
+            <w:pPr>
+              <w:spacing w:before="0" w:after="20" w:line="240" w:lineRule="auto"/>
               <w:jc w:val="center"/>
-              <w:rPr>
-                <w:rFonts w:eastAsia="Calibri"/>
-                <w:sz w:val="24"/>
-                <w:szCs w:val="24"/>
-                <w:lang w:val="ru-RU"/>
-              </w:rPr>
-            </w:pPr>
-            <w:r>
-              <w:rPr>
-                <w:rFonts w:eastAsia="Calibri"/>
-                <w:sz w:val="24"/>
-                <w:szCs w:val="24"/>
-                <w:lang w:val="ru-RU"/>
-              </w:rPr>
-              <w:t>1.</w:t>
+            </w:pPr>
+            <w:r>
+              <w:rPr>
+                <w:rFonts w:ascii="Times New Roman" w:hAnsi="Times New Roman"/>
+                <w:b w:val="0"/>
+                <w:sz w:val="24"/>
+              </w:rPr>
+              <w:t>4</w:t>
             </w:r>
           </w:p>
         </w:tc>
@@ -6859,256 +7981,6 @@
                 <w:sz w:val="24"/>
                 <w:szCs w:val="24"/>
                 <w:lang w:val="ru-RU"/>
-              </w:rPr>
-              <w:t>).</w:t>
-            </w:r>
-          </w:p>
-        </w:tc>
-      </w:tr>
-      <w:tr>
-        <w:trPr>
-          <w:trHeight w:val="161"/>
-        </w:trPr>
-        <w:tc>
-          <w:tcPr>
-            <w:tcW w:w="709" w:type="dxa"/>
-            <w:shd w:val="clear" w:color="auto" w:fill="auto"/>
-          </w:tcPr>
-          <w:p>
-            <w:pPr>
-              <w:pStyle w:val="TableParagraph"/>
-              <w:ind w:left="14"/>
-              <w:jc w:val="center"/>
-              <w:rPr>
-                <w:rFonts w:eastAsia="Calibri"/>
-                <w:sz w:val="24"/>
-                <w:szCs w:val="24"/>
-                <w:lang w:val="ru-RU"/>
-              </w:rPr>
-            </w:pPr>
-            <w:r>
-              <w:rPr>
-                <w:rFonts w:eastAsia="Calibri"/>
-                <w:sz w:val="24"/>
-                <w:szCs w:val="24"/>
-                <w:lang w:val="ru-RU"/>
-              </w:rPr>
-              <w:t>2</w:t>
-            </w:r>
-            <w:r>
-              <w:rPr>
-                <w:rFonts w:eastAsia="Calibri"/>
-                <w:sz w:val="24"/>
-                <w:szCs w:val="24"/>
-                <w:lang w:val="ru-RU"/>
-              </w:rPr>
-              <w:t>.</w:t>
-            </w:r>
-          </w:p>
-        </w:tc>
-        <w:tc>
-          <w:tcPr>
-            <w:tcW w:w="8789" w:type="dxa"/>
-            <w:shd w:val="clear" w:color="auto" w:fill="auto"/>
-          </w:tcPr>
-          <w:p>
-            <w:pPr>
-              <w:pStyle w:val="TableParagraph"/>
-              <w:ind w:left="15"/>
-              <w:jc w:val="both"/>
-              <w:rPr>
-                <w:rFonts w:eastAsia="Calibri"/>
-                <w:sz w:val="24"/>
-                <w:szCs w:val="24"/>
-                <w:lang w:val="ru-RU"/>
-              </w:rPr>
-            </w:pPr>
-            <w:r>
-              <w:rPr>
-                <w:rFonts w:eastAsia="Calibri"/>
-                <w:sz w:val="24"/>
-                <w:szCs w:val="24"/>
-                <w:lang w:val="ru-RU"/>
-              </w:rPr>
-              <w:t xml:space="preserve">Русский язык и культура речи : учебник и практикум для вузов / Т. Ю. Волошинова [и др.] ; под редакцией А. В. Голубевой, В. И. Максимова. — 4-е изд., </w:t>
-            </w:r>
-            <w:proofErr w:type="spellStart"/>
-            <w:r>
-              <w:rPr>
-                <w:rFonts w:eastAsia="Calibri"/>
-                <w:sz w:val="24"/>
-                <w:szCs w:val="24"/>
-                <w:lang w:val="ru-RU"/>
-              </w:rPr>
-              <w:t>перераб</w:t>
-            </w:r>
-            <w:proofErr w:type="spellEnd"/>
-            <w:r>
-              <w:rPr>
-                <w:rFonts w:eastAsia="Calibri"/>
-                <w:sz w:val="24"/>
-                <w:szCs w:val="24"/>
-                <w:lang w:val="ru-RU"/>
-              </w:rPr>
-              <w:t xml:space="preserve">. и доп. — Москва : Издательство Юрайт, </w:t>
-            </w:r>
-            <w:r>
-              <w:rPr>
-                <w:rFonts w:eastAsia="Calibri"/>
-                <w:sz w:val="24"/>
-                <w:szCs w:val="24"/>
-                <w:lang w:val="ru-RU"/>
-              </w:rPr>
-              <w:t>2021</w:t>
-            </w:r>
-            <w:r>
-              <w:rPr>
-                <w:rFonts w:eastAsia="Calibri"/>
-                <w:sz w:val="24"/>
-                <w:szCs w:val="24"/>
-                <w:lang w:val="ru-RU"/>
-              </w:rPr>
-              <w:t xml:space="preserve">. — 306 с. — (Высшее образование). — ISBN 978-5-534-06066-9. — Текст : электронный // ЭБС Юрайт [сайт]. — URL: http://www.biblio-online.ru/bcode/449653 (дата обращения: </w:t>
-            </w:r>
-            <w:r>
-              <w:rPr>
-                <w:rFonts w:eastAsia="Calibri"/>
-                <w:sz w:val="24"/>
-                <w:szCs w:val="24"/>
-                <w:lang w:val="ru-RU"/>
-              </w:rPr>
-              <w:t>21.02.2024</w:t>
-            </w:r>
-            <w:r>
-              <w:rPr>
-                <w:rFonts w:eastAsia="Calibri"/>
-                <w:sz w:val="24"/>
-                <w:szCs w:val="24"/>
-                <w:lang w:val="ru-RU"/>
-              </w:rPr>
-              <w:t>).</w:t>
-            </w:r>
-          </w:p>
-        </w:tc>
-      </w:tr>
-      <w:tr>
-        <w:trPr>
-          <w:trHeight w:val="104"/>
-        </w:trPr>
-        <w:tc>
-          <w:tcPr>
-            <w:tcW w:w="709" w:type="dxa"/>
-            <w:shd w:val="clear" w:color="auto" w:fill="auto"/>
-          </w:tcPr>
-          <w:p>
-            <w:pPr>
-              <w:pStyle w:val="TableParagraph"/>
-              <w:ind w:left="113"/>
-              <w:rPr>
-                <w:rFonts w:eastAsia="Calibri"/>
-                <w:sz w:val="24"/>
-                <w:szCs w:val="24"/>
-                <w:lang w:val="ru-RU"/>
-              </w:rPr>
-            </w:pPr>
-            <w:r>
-              <w:rPr>
-                <w:rFonts w:eastAsia="Calibri"/>
-                <w:sz w:val="24"/>
-                <w:szCs w:val="24"/>
-                <w:lang w:val="ru-RU"/>
-              </w:rPr>
-              <w:t>3</w:t>
-            </w:r>
-            <w:r>
-              <w:rPr>
-                <w:rFonts w:eastAsia="Calibri"/>
-                <w:sz w:val="24"/>
-                <w:szCs w:val="24"/>
-                <w:lang w:val="ru-RU"/>
-              </w:rPr>
-              <w:t>.</w:t>
-            </w:r>
-          </w:p>
-        </w:tc>
-        <w:tc>
-          <w:tcPr>
-            <w:tcW w:w="8789" w:type="dxa"/>
-            <w:shd w:val="clear" w:color="auto" w:fill="auto"/>
-            <w:vAlign w:val="center"/>
-          </w:tcPr>
-          <w:p>
-            <w:pPr>
-              <w:rPr>
-                <w:sz w:val="24"/>
-                <w:szCs w:val="24"/>
-                <w:shd w:val="clear" w:color="auto" w:fill="E6EEFB"/>
-              </w:rPr>
-            </w:pPr>
-            <w:r>
-              <w:rPr>
-                <w:sz w:val="24"/>
-                <w:szCs w:val="24"/>
-              </w:rPr>
-              <w:t xml:space="preserve">Русский язык и культура речи : учебник и практикум для вузов / В. Д. Черняк, А. И. </w:t>
-            </w:r>
-            <w:proofErr w:type="spellStart"/>
-            <w:r>
-              <w:rPr>
-                <w:sz w:val="24"/>
-                <w:szCs w:val="24"/>
-              </w:rPr>
-              <w:t>Дунев</w:t>
-            </w:r>
-            <w:proofErr w:type="spellEnd"/>
-            <w:r>
-              <w:rPr>
-                <w:sz w:val="24"/>
-                <w:szCs w:val="24"/>
-              </w:rPr>
-              <w:t xml:space="preserve">, В. А. Ефремов, Е. В. Сергеева ; под общей редакцией В. Д. Черняк. — 4-е изд., </w:t>
-            </w:r>
-            <w:proofErr w:type="spellStart"/>
-            <w:r>
-              <w:rPr>
-                <w:sz w:val="24"/>
-                <w:szCs w:val="24"/>
-              </w:rPr>
-              <w:t>перераб</w:t>
-            </w:r>
-            <w:proofErr w:type="spellEnd"/>
-            <w:r>
-              <w:rPr>
-                <w:sz w:val="24"/>
-                <w:szCs w:val="24"/>
-              </w:rPr>
-              <w:t xml:space="preserve">. и доп. — Москва : Издательство Юрайт, </w:t>
-            </w:r>
-            <w:r>
-              <w:rPr>
-                <w:sz w:val="24"/>
-                <w:szCs w:val="24"/>
-              </w:rPr>
-              <w:t>2021</w:t>
-            </w:r>
-            <w:r>
-              <w:rPr>
-                <w:sz w:val="24"/>
-                <w:szCs w:val="24"/>
-              </w:rPr>
-              <w:t xml:space="preserve">. — 389 с. — (Высшее образование). — ISBN 978-5-534-04154-5. — Текст : электронный // ЭБС Юрайт [сайт]. — URL: http://biblio-online.ru/bcode/449717 (дата обращения: </w:t>
-            </w:r>
-            <w:r>
-              <w:rPr>
-                <w:sz w:val="24"/>
-                <w:szCs w:val="24"/>
-              </w:rPr>
-              <w:t>21.02.2024</w:t>
-            </w:r>
-            <w:r>
-              <w:rPr>
-                <w:sz w:val="24"/>
-                <w:szCs w:val="24"/>
               </w:rPr>
               <w:t>).</w:t>
             </w:r>
@@ -7273,25 +8145,18 @@
           <w:tcPr>
             <w:tcW w:w="709" w:type="dxa"/>
             <w:shd w:val="clear" w:color="auto" w:fill="auto"/>
-          </w:tcPr>
-          <w:p>
-            <w:pPr>
-              <w:pStyle w:val="TableParagraph"/>
-              <w:ind w:left="14"/>
+            <w:vAlign w:val="center"/>
+          </w:tcPr>
+          <w:p>
+            <w:pPr>
+              <w:spacing w:before="0" w:after="20" w:line="240" w:lineRule="auto"/>
               <w:jc w:val="center"/>
-              <w:rPr>
-                <w:rFonts w:eastAsia="Calibri"/>
-                <w:sz w:val="24"/>
-                <w:szCs w:val="24"/>
-                <w:lang w:val="ru-RU"/>
-              </w:rPr>
-            </w:pPr>
-            <w:r>
-              <w:rPr>
-                <w:rFonts w:eastAsia="Calibri"/>
-                <w:sz w:val="24"/>
-                <w:szCs w:val="24"/>
-                <w:lang w:val="ru-RU"/>
+            </w:pPr>
+            <w:r>
+              <w:rPr>
+                <w:rFonts w:ascii="Times New Roman" w:hAnsi="Times New Roman"/>
+                <w:b w:val="0"/>
+                <w:sz w:val="24"/>
               </w:rPr>
               <w:t>1</w:t>
             </w:r>
@@ -7322,6 +8187,95 @@
                 <w:lang w:val="ru-RU"/>
               </w:rPr>
               <w:t>2</w:t>
+            </w:r>
+          </w:p>
+        </w:tc>
+      </w:tr>
+      <w:tr>
+        <w:trPr>
+          <w:trHeight w:val="112"/>
+        </w:trPr>
+        <w:tc>
+          <w:tcPr>
+            <w:tcW w:w="709" w:type="dxa"/>
+            <w:shd w:val="clear" w:color="auto" w:fill="auto"/>
+            <w:vAlign w:val="center"/>
+          </w:tcPr>
+          <w:p>
+            <w:pPr>
+              <w:spacing w:before="0" w:after="20" w:line="240" w:lineRule="auto"/>
+              <w:jc w:val="center"/>
+            </w:pPr>
+            <w:r>
+              <w:rPr>
+                <w:rFonts w:ascii="Times New Roman" w:hAnsi="Times New Roman"/>
+                <w:b w:val="0"/>
+                <w:sz w:val="24"/>
+              </w:rPr>
+              <w:t>2</w:t>
+            </w:r>
+          </w:p>
+        </w:tc>
+        <w:tc>
+          <w:tcPr>
+            <w:tcW w:w="8789" w:type="dxa"/>
+            <w:shd w:val="clear" w:color="auto" w:fill="auto"/>
+          </w:tcPr>
+          <w:p>
+            <w:pPr>
+              <w:rPr>
+                <w:sz w:val="24"/>
+                <w:szCs w:val="24"/>
+                <w:shd w:val="clear" w:color="auto" w:fill="FFFFFF"/>
+              </w:rPr>
+            </w:pPr>
+            <w:r>
+              <w:rPr>
+                <w:sz w:val="24"/>
+                <w:szCs w:val="24"/>
+                <w:shd w:val="clear" w:color="auto" w:fill="FFFFFF"/>
+              </w:rPr>
+              <w:t>Арбатская</w:t>
+            </w:r>
+            <w:r>
+              <w:rPr>
+                <w:sz w:val="24"/>
+                <w:szCs w:val="24"/>
+                <w:shd w:val="clear" w:color="auto" w:fill="FFFFFF"/>
+              </w:rPr>
+              <w:t xml:space="preserve"> О. А.  Русский язык и культура речи. Практикум : учебное пособие для вузов / О. А. Арбатская. — 2-е изд. — Москва : Издательство Юрайт, </w:t>
+            </w:r>
+            <w:r>
+              <w:rPr>
+                <w:sz w:val="24"/>
+                <w:szCs w:val="24"/>
+                <w:shd w:val="clear" w:color="auto" w:fill="FFFFFF"/>
+              </w:rPr>
+              <w:t>2021</w:t>
+            </w:r>
+            <w:r>
+              <w:rPr>
+                <w:sz w:val="24"/>
+                <w:szCs w:val="24"/>
+                <w:shd w:val="clear" w:color="auto" w:fill="FFFFFF"/>
+              </w:rPr>
+              <w:t xml:space="preserve">. — 123 с. — (Высшее образование). — ISBN 978-5-534-08869-4. — Текст : электронный // ЭБС Юрайт [сайт]. — URL: http://biblio-online.ru/bcode/455820 (дата обращения: </w:t>
+            </w:r>
+            <w:r>
+              <w:rPr>
+                <w:sz w:val="24"/>
+                <w:szCs w:val="24"/>
+                <w:shd w:val="clear" w:color="auto" w:fill="FFFFFF"/>
+              </w:rPr>
+              <w:t>21.02.2024</w:t>
+            </w:r>
+            <w:r>
+              <w:rPr>
+                <w:sz w:val="24"/>
+                <w:szCs w:val="24"/>
+                <w:shd w:val="clear" w:color="auto" w:fill="FFFFFF"/>
+              </w:rPr>
+              <w:t>).</w:t>
             </w:r>
           </w:p>
         </w:tc>
@@ -7334,27 +8288,20 @@
           <w:tcPr>
             <w:tcW w:w="709" w:type="dxa"/>
             <w:shd w:val="clear" w:color="auto" w:fill="auto"/>
-          </w:tcPr>
-          <w:p>
-            <w:pPr>
-              <w:pStyle w:val="TableParagraph"/>
-              <w:ind w:left="14"/>
+            <w:vAlign w:val="center"/>
+          </w:tcPr>
+          <w:p>
+            <w:pPr>
+              <w:spacing w:before="0" w:after="20" w:line="240" w:lineRule="auto"/>
               <w:jc w:val="center"/>
-              <w:rPr>
-                <w:rFonts w:eastAsia="Calibri"/>
-                <w:sz w:val="24"/>
-                <w:szCs w:val="24"/>
-                <w:lang w:val="ru-RU"/>
-              </w:rPr>
-            </w:pPr>
-            <w:r>
-              <w:rPr>
-                <w:rFonts w:eastAsia="Calibri"/>
-                <w:sz w:val="24"/>
-                <w:szCs w:val="24"/>
-                <w:lang w:val="ru-RU"/>
-              </w:rPr>
-              <w:t>1.</w:t>
+            </w:pPr>
+            <w:r>
+              <w:rPr>
+                <w:rFonts w:ascii="Times New Roman" w:hAnsi="Times New Roman"/>
+                <w:b w:val="0"/>
+                <w:sz w:val="24"/>
+              </w:rPr>
+              <w:t>3</w:t>
             </w:r>
           </w:p>
         </w:tc>
@@ -7467,27 +8414,20 @@
           <w:tcPr>
             <w:tcW w:w="709" w:type="dxa"/>
             <w:shd w:val="clear" w:color="auto" w:fill="auto"/>
-          </w:tcPr>
-          <w:p>
-            <w:pPr>
-              <w:pStyle w:val="TableParagraph"/>
-              <w:ind w:left="14"/>
+            <w:vAlign w:val="center"/>
+          </w:tcPr>
+          <w:p>
+            <w:pPr>
+              <w:spacing w:before="0" w:after="20" w:line="240" w:lineRule="auto"/>
               <w:jc w:val="center"/>
-              <w:rPr>
-                <w:rFonts w:eastAsia="Calibri"/>
-                <w:sz w:val="24"/>
-                <w:szCs w:val="24"/>
-                <w:lang w:val="ru-RU"/>
-              </w:rPr>
-            </w:pPr>
-            <w:r>
-              <w:rPr>
-                <w:rFonts w:eastAsia="Calibri"/>
-                <w:sz w:val="24"/>
-                <w:szCs w:val="24"/>
-                <w:lang w:val="ru-RU"/>
-              </w:rPr>
-              <w:t>2.</w:t>
+            </w:pPr>
+            <w:r>
+              <w:rPr>
+                <w:rFonts w:ascii="Times New Roman" w:hAnsi="Times New Roman"/>
+                <w:b w:val="0"/>
+                <w:sz w:val="24"/>
+              </w:rPr>
+              <w:t>4</w:t>
             </w:r>
           </w:p>
         </w:tc>
@@ -7550,6 +8490,249 @@
                 <w:sz w:val="24"/>
                 <w:szCs w:val="24"/>
                 <w:lang w:val="ru-RU"/>
+              </w:rPr>
+              <w:t>).</w:t>
+            </w:r>
+          </w:p>
+        </w:tc>
+      </w:tr>
+      <w:tr>
+        <w:trPr>
+          <w:trHeight w:val="158"/>
+        </w:trPr>
+        <w:tc>
+          <w:tcPr>
+            <w:tcW w:w="709" w:type="dxa"/>
+            <w:shd w:val="clear" w:color="auto" w:fill="auto"/>
+            <w:vAlign w:val="center"/>
+          </w:tcPr>
+          <w:p>
+            <w:pPr>
+              <w:spacing w:before="0" w:after="20" w:line="240" w:lineRule="auto"/>
+              <w:jc w:val="center"/>
+            </w:pPr>
+            <w:r>
+              <w:rPr>
+                <w:rFonts w:ascii="Times New Roman" w:hAnsi="Times New Roman"/>
+                <w:b w:val="0"/>
+                <w:sz w:val="24"/>
+              </w:rPr>
+              <w:t>5</w:t>
+            </w:r>
+          </w:p>
+        </w:tc>
+        <w:tc>
+          <w:tcPr>
+            <w:tcW w:w="8789" w:type="dxa"/>
+            <w:shd w:val="clear" w:color="auto" w:fill="auto"/>
+          </w:tcPr>
+          <w:p>
+            <w:pPr>
+              <w:tabs>
+                <w:tab w:val="left" w:pos="708"/>
+              </w:tabs>
+              <w:rPr>
+                <w:sz w:val="24"/>
+                <w:szCs w:val="24"/>
+              </w:rPr>
+            </w:pPr>
+            <w:r>
+              <w:rPr>
+                <w:sz w:val="24"/>
+                <w:szCs w:val="24"/>
+              </w:rPr>
+              <w:t xml:space="preserve">Русский язык и культура речи : учебник / под ред. проф. О.Я. </w:t>
+            </w:r>
+            <w:proofErr w:type="spellStart"/>
+            <w:r>
+              <w:rPr>
+                <w:sz w:val="24"/>
+                <w:szCs w:val="24"/>
+              </w:rPr>
+              <w:t>Гойхмана</w:t>
+            </w:r>
+            <w:proofErr w:type="spellEnd"/>
+            <w:r>
+              <w:rPr>
+                <w:sz w:val="24"/>
+                <w:szCs w:val="24"/>
+              </w:rPr>
+              <w:t xml:space="preserve">. — 2-е изд., </w:t>
+            </w:r>
+            <w:proofErr w:type="spellStart"/>
+            <w:r>
+              <w:rPr>
+                <w:sz w:val="24"/>
+                <w:szCs w:val="24"/>
+              </w:rPr>
+              <w:t>перераб</w:t>
+            </w:r>
+            <w:proofErr w:type="spellEnd"/>
+            <w:r>
+              <w:rPr>
+                <w:sz w:val="24"/>
+                <w:szCs w:val="24"/>
+              </w:rPr>
+              <w:t xml:space="preserve">. и доп. — М. : ИНФРА-М, </w:t>
+            </w:r>
+            <w:r>
+              <w:rPr>
+                <w:sz w:val="24"/>
+                <w:szCs w:val="24"/>
+              </w:rPr>
+              <w:t>2021</w:t>
+            </w:r>
+            <w:r>
+              <w:rPr>
+                <w:sz w:val="24"/>
+                <w:szCs w:val="24"/>
+              </w:rPr>
+              <w:t>. — 240 с. — (Высшее образование: Бак</w:t>
+            </w:r>
+            <w:r>
+              <w:rPr>
+                <w:sz w:val="24"/>
+                <w:szCs w:val="24"/>
+              </w:rPr>
+              <w:t>а</w:t>
+            </w:r>
+            <w:r>
+              <w:rPr>
+                <w:sz w:val="24"/>
+                <w:szCs w:val="24"/>
+              </w:rPr>
+              <w:t>лавриат). — www.dx.doi.org/10.12737/3428. - ISBN 978-5-16-101532-2. - Текст : эле</w:t>
+            </w:r>
+            <w:r>
+              <w:rPr>
+                <w:sz w:val="24"/>
+                <w:szCs w:val="24"/>
+              </w:rPr>
+              <w:t>к</w:t>
+            </w:r>
+            <w:r>
+              <w:rPr>
+                <w:sz w:val="24"/>
+                <w:szCs w:val="24"/>
+              </w:rPr>
+              <w:t xml:space="preserve">тронный. - URL: https://new.znanium.com/catalog/product/1043836 (дата обращения: </w:t>
+            </w:r>
+            <w:r>
+              <w:rPr>
+                <w:sz w:val="24"/>
+                <w:szCs w:val="24"/>
+              </w:rPr>
+              <w:t>21.02.2024</w:t>
+            </w:r>
+            <w:r>
+              <w:rPr>
+                <w:sz w:val="24"/>
+                <w:szCs w:val="24"/>
+              </w:rPr>
+              <w:t>)</w:t>
+            </w:r>
+          </w:p>
+        </w:tc>
+      </w:tr>
+      <w:tr>
+        <w:trPr>
+          <w:trHeight w:val="158"/>
+        </w:trPr>
+        <w:tc>
+          <w:tcPr>
+            <w:tcW w:w="709" w:type="dxa"/>
+            <w:shd w:val="clear" w:color="auto" w:fill="auto"/>
+            <w:vAlign w:val="center"/>
+          </w:tcPr>
+          <w:p>
+            <w:pPr>
+              <w:spacing w:before="0" w:after="20" w:line="240" w:lineRule="auto"/>
+              <w:jc w:val="center"/>
+            </w:pPr>
+            <w:r>
+              <w:rPr>
+                <w:rFonts w:ascii="Times New Roman" w:hAnsi="Times New Roman"/>
+                <w:b w:val="0"/>
+                <w:sz w:val="24"/>
+              </w:rPr>
+              <w:t>6</w:t>
+            </w:r>
+          </w:p>
+        </w:tc>
+        <w:tc>
+          <w:tcPr>
+            <w:tcW w:w="8789" w:type="dxa"/>
+            <w:shd w:val="clear" w:color="auto" w:fill="auto"/>
+          </w:tcPr>
+          <w:p>
+            <w:pPr>
+              <w:rPr>
+                <w:sz w:val="24"/>
+                <w:szCs w:val="24"/>
+              </w:rPr>
+            </w:pPr>
+            <w:r>
+              <w:rPr>
+                <w:sz w:val="24"/>
+                <w:szCs w:val="24"/>
+              </w:rPr>
+              <w:t>Русский язык и культура речи. Семнадцать практических занятий : учебное пособие для вузов / Е. В. Ганапольская [и др.] ; под редакцией Е. В. Ганапольской, Т. Ю. В</w:t>
+            </w:r>
+            <w:r>
+              <w:rPr>
+                <w:sz w:val="24"/>
+                <w:szCs w:val="24"/>
+              </w:rPr>
+              <w:t>о</w:t>
+            </w:r>
+            <w:r>
+              <w:rPr>
+                <w:sz w:val="24"/>
+                <w:szCs w:val="24"/>
+              </w:rPr>
+              <w:t xml:space="preserve">лошиновой. — 2-е изд., </w:t>
+            </w:r>
+            <w:proofErr w:type="spellStart"/>
+            <w:r>
+              <w:rPr>
+                <w:sz w:val="24"/>
+                <w:szCs w:val="24"/>
+              </w:rPr>
+              <w:t>испр</w:t>
+            </w:r>
+            <w:proofErr w:type="spellEnd"/>
+            <w:r>
+              <w:rPr>
+                <w:sz w:val="24"/>
+                <w:szCs w:val="24"/>
+              </w:rPr>
+              <w:t xml:space="preserve">. и доп. — Москва : Издательство Юрайт, </w:t>
+            </w:r>
+            <w:r>
+              <w:rPr>
+                <w:sz w:val="24"/>
+                <w:szCs w:val="24"/>
+              </w:rPr>
+              <w:t>2021</w:t>
+            </w:r>
+            <w:r>
+              <w:rPr>
+                <w:sz w:val="24"/>
+                <w:szCs w:val="24"/>
+              </w:rPr>
+              <w:t xml:space="preserve">. — 304 с. — (Высшее образование). — ISBN 978-5-534-10423-3. — Текст : электронный // ЭБС Юрайт [сайт]. — URL: http://biblio-online.ru/bcode/453282 (дата обращения: </w:t>
+            </w:r>
+            <w:r>
+              <w:rPr>
+                <w:sz w:val="24"/>
+                <w:szCs w:val="24"/>
+              </w:rPr>
+              <w:t>21.02.2024</w:t>
+            </w:r>
+            <w:r>
+              <w:rPr>
+                <w:sz w:val="24"/>
+                <w:szCs w:val="24"/>
               </w:rPr>
               <w:t>).</w:t>
             </w:r>
@@ -7564,26 +8747,20 @@
           <w:tcPr>
             <w:tcW w:w="709" w:type="dxa"/>
             <w:shd w:val="clear" w:color="auto" w:fill="auto"/>
-          </w:tcPr>
-          <w:p>
-            <w:pPr>
-              <w:pStyle w:val="TableParagraph"/>
-              <w:ind w:left="113"/>
-              <w:rPr>
-                <w:rFonts w:eastAsia="Calibri"/>
-                <w:sz w:val="24"/>
-                <w:szCs w:val="24"/>
-                <w:lang w:val="ru-RU"/>
-              </w:rPr>
-            </w:pPr>
-            <w:r>
-              <w:rPr>
-                <w:rFonts w:eastAsia="Calibri"/>
-                <w:sz w:val="24"/>
-                <w:szCs w:val="24"/>
-                <w:lang w:val="ru-RU"/>
-              </w:rPr>
-              <w:t>3.</w:t>
+            <w:vAlign w:val="center"/>
+          </w:tcPr>
+          <w:p>
+            <w:pPr>
+              <w:spacing w:before="0" w:after="20" w:line="240" w:lineRule="auto"/>
+              <w:jc w:val="center"/>
+            </w:pPr>
+            <w:r>
+              <w:rPr>
+                <w:rFonts w:ascii="Times New Roman" w:hAnsi="Times New Roman"/>
+                <w:b w:val="0"/>
+                <w:sz w:val="24"/>
+              </w:rPr>
+              <w:t>7</w:t>
             </w:r>
           </w:p>
         </w:tc>
@@ -7617,101 +8794,6 @@
               <w:rPr>
                 <w:sz w:val="24"/>
                 <w:szCs w:val="24"/>
-              </w:rPr>
-              <w:t>).</w:t>
-            </w:r>
-          </w:p>
-        </w:tc>
-      </w:tr>
-      <w:tr>
-        <w:trPr>
-          <w:trHeight w:val="112"/>
-        </w:trPr>
-        <w:tc>
-          <w:tcPr>
-            <w:tcW w:w="709" w:type="dxa"/>
-            <w:shd w:val="clear" w:color="auto" w:fill="auto"/>
-          </w:tcPr>
-          <w:p>
-            <w:pPr>
-              <w:pStyle w:val="TableParagraph"/>
-              <w:ind w:left="113"/>
-              <w:rPr>
-                <w:rFonts w:eastAsia="Calibri"/>
-                <w:sz w:val="24"/>
-                <w:szCs w:val="24"/>
-                <w:lang w:val="ru-RU"/>
-              </w:rPr>
-            </w:pPr>
-            <w:r>
-              <w:rPr>
-                <w:rFonts w:eastAsia="Calibri"/>
-                <w:sz w:val="24"/>
-                <w:szCs w:val="24"/>
-                <w:lang w:val="ru-RU"/>
-              </w:rPr>
-              <w:t>4.</w:t>
-            </w:r>
-          </w:p>
-        </w:tc>
-        <w:tc>
-          <w:tcPr>
-            <w:tcW w:w="8789" w:type="dxa"/>
-            <w:shd w:val="clear" w:color="auto" w:fill="auto"/>
-          </w:tcPr>
-          <w:p>
-            <w:pPr>
-              <w:rPr>
-                <w:sz w:val="24"/>
-                <w:szCs w:val="24"/>
-                <w:shd w:val="clear" w:color="auto" w:fill="FFFFFF"/>
-              </w:rPr>
-            </w:pPr>
-            <w:r>
-              <w:rPr>
-                <w:sz w:val="24"/>
-                <w:szCs w:val="24"/>
-                <w:shd w:val="clear" w:color="auto" w:fill="FFFFFF"/>
-              </w:rPr>
-              <w:t>Арбатская</w:t>
-            </w:r>
-            <w:r>
-              <w:rPr>
-                <w:sz w:val="24"/>
-                <w:szCs w:val="24"/>
-                <w:shd w:val="clear" w:color="auto" w:fill="FFFFFF"/>
-              </w:rPr>
-              <w:t xml:space="preserve"> О. А.  Русский язык и культура речи. Практикум : учебное пособие для вузов / О. А. Арбатская. — 2-е изд. — Москва : Издательство Юрайт, </w:t>
-            </w:r>
-            <w:r>
-              <w:rPr>
-                <w:sz w:val="24"/>
-                <w:szCs w:val="24"/>
-                <w:shd w:val="clear" w:color="auto" w:fill="FFFFFF"/>
-              </w:rPr>
-              <w:t>2021</w:t>
-            </w:r>
-            <w:r>
-              <w:rPr>
-                <w:sz w:val="24"/>
-                <w:szCs w:val="24"/>
-                <w:shd w:val="clear" w:color="auto" w:fill="FFFFFF"/>
-              </w:rPr>
-              <w:t xml:space="preserve">. — 123 с. — (Высшее образование). — ISBN 978-5-534-08869-4. — Текст : электронный // ЭБС Юрайт [сайт]. — URL: http://biblio-online.ru/bcode/455820 (дата обращения: </w:t>
-            </w:r>
-            <w:r>
-              <w:rPr>
-                <w:sz w:val="24"/>
-                <w:szCs w:val="24"/>
-                <w:shd w:val="clear" w:color="auto" w:fill="FFFFFF"/>
-              </w:rPr>
-              <w:t>21.02.2024</w:t>
-            </w:r>
-            <w:r>
-              <w:rPr>
-                <w:sz w:val="24"/>
-                <w:szCs w:val="24"/>
-                <w:shd w:val="clear" w:color="auto" w:fill="FFFFFF"/>
               </w:rPr>
               <w:t>).</w:t>
             </w:r>
@@ -7726,137 +8808,20 @@
           <w:tcPr>
             <w:tcW w:w="709" w:type="dxa"/>
             <w:shd w:val="clear" w:color="auto" w:fill="auto"/>
-          </w:tcPr>
-          <w:p>
-            <w:pPr>
-              <w:pStyle w:val="TableParagraph"/>
-              <w:ind w:left="113"/>
-              <w:rPr>
-                <w:rFonts w:eastAsia="Calibri"/>
-                <w:sz w:val="24"/>
-                <w:szCs w:val="24"/>
-                <w:lang w:val="ru-RU"/>
-              </w:rPr>
-            </w:pPr>
-            <w:r>
-              <w:rPr>
-                <w:rFonts w:eastAsia="Calibri"/>
-                <w:sz w:val="24"/>
-                <w:szCs w:val="24"/>
-                <w:lang w:val="ru-RU"/>
-              </w:rPr>
-              <w:t>5.</w:t>
-            </w:r>
-          </w:p>
-        </w:tc>
-        <w:tc>
-          <w:tcPr>
-            <w:tcW w:w="8789" w:type="dxa"/>
-            <w:shd w:val="clear" w:color="auto" w:fill="auto"/>
-          </w:tcPr>
-          <w:p>
-            <w:pPr>
-              <w:rPr>
-                <w:sz w:val="24"/>
-                <w:szCs w:val="24"/>
-              </w:rPr>
-            </w:pPr>
-            <w:r>
-              <w:rPr>
-                <w:sz w:val="24"/>
-                <w:szCs w:val="24"/>
-              </w:rPr>
-              <w:t>Русский язык и культура речи. Семнадцать практических занятий : учебное пособие для вузов / Е. В. Ганапольская [и др.] ; под редакцией Е. В. Ганапольской, Т. Ю. В</w:t>
-            </w:r>
-            <w:r>
-              <w:rPr>
-                <w:sz w:val="24"/>
-                <w:szCs w:val="24"/>
-              </w:rPr>
-              <w:t>о</w:t>
-            </w:r>
-            <w:r>
-              <w:rPr>
-                <w:sz w:val="24"/>
-                <w:szCs w:val="24"/>
-              </w:rPr>
-              <w:t xml:space="preserve">лошиновой. — 2-е изд., </w:t>
-            </w:r>
-            <w:proofErr w:type="spellStart"/>
-            <w:r>
-              <w:rPr>
-                <w:sz w:val="24"/>
-                <w:szCs w:val="24"/>
-              </w:rPr>
-              <w:t>испр</w:t>
-            </w:r>
-            <w:proofErr w:type="spellEnd"/>
-            <w:r>
-              <w:rPr>
-                <w:sz w:val="24"/>
-                <w:szCs w:val="24"/>
-              </w:rPr>
-              <w:t xml:space="preserve">. и доп. — Москва : Издательство Юрайт, </w:t>
-            </w:r>
-            <w:r>
-              <w:rPr>
-                <w:sz w:val="24"/>
-                <w:szCs w:val="24"/>
-              </w:rPr>
-              <w:t>2021</w:t>
-            </w:r>
-            <w:r>
-              <w:rPr>
-                <w:sz w:val="24"/>
-                <w:szCs w:val="24"/>
-              </w:rPr>
-              <w:t xml:space="preserve">. — 304 с. — (Высшее образование). — ISBN 978-5-534-10423-3. — Текст : электронный // ЭБС Юрайт [сайт]. — URL: http://biblio-online.ru/bcode/453282 (дата обращения: </w:t>
-            </w:r>
-            <w:r>
-              <w:rPr>
-                <w:sz w:val="24"/>
-                <w:szCs w:val="24"/>
-              </w:rPr>
-              <w:t>21.02.2024</w:t>
-            </w:r>
-            <w:r>
-              <w:rPr>
-                <w:sz w:val="24"/>
-                <w:szCs w:val="24"/>
-              </w:rPr>
-              <w:t>).</w:t>
-            </w:r>
-          </w:p>
-        </w:tc>
-      </w:tr>
-      <w:tr>
-        <w:trPr>
-          <w:trHeight w:val="158"/>
-        </w:trPr>
-        <w:tc>
-          <w:tcPr>
-            <w:tcW w:w="709" w:type="dxa"/>
-            <w:shd w:val="clear" w:color="auto" w:fill="auto"/>
-          </w:tcPr>
-          <w:p>
-            <w:pPr>
-              <w:pStyle w:val="TableParagraph"/>
-              <w:ind w:left="113"/>
-              <w:rPr>
-                <w:rFonts w:eastAsia="Calibri"/>
-                <w:sz w:val="24"/>
-                <w:szCs w:val="24"/>
-                <w:lang w:val="ru-RU"/>
-              </w:rPr>
-            </w:pPr>
-            <w:r>
-              <w:rPr>
-                <w:rFonts w:eastAsia="Calibri"/>
-                <w:sz w:val="24"/>
-                <w:szCs w:val="24"/>
-                <w:lang w:val="ru-RU"/>
-              </w:rPr>
-              <w:t>6.</w:t>
+            <w:vAlign w:val="center"/>
+          </w:tcPr>
+          <w:p>
+            <w:pPr>
+              <w:spacing w:before="0" w:after="20" w:line="240" w:lineRule="auto"/>
+              <w:jc w:val="center"/>
+            </w:pPr>
+            <w:r>
+              <w:rPr>
+                <w:rFonts w:ascii="Times New Roman" w:hAnsi="Times New Roman"/>
+                <w:b w:val="0"/>
+                <w:sz w:val="24"/>
+              </w:rPr>
+              <w:t>8</w:t>
             </w:r>
           </w:p>
         </w:tc>
@@ -7895,150 +8860,6 @@
                 <w:szCs w:val="24"/>
               </w:rPr>
               <w:t>).</w:t>
-            </w:r>
-          </w:p>
-        </w:tc>
-      </w:tr>
-      <w:tr>
-        <w:trPr>
-          <w:trHeight w:val="158"/>
-        </w:trPr>
-        <w:tc>
-          <w:tcPr>
-            <w:tcW w:w="709" w:type="dxa"/>
-            <w:shd w:val="clear" w:color="auto" w:fill="auto"/>
-          </w:tcPr>
-          <w:p>
-            <w:pPr>
-              <w:pStyle w:val="TableParagraph"/>
-              <w:ind w:left="113"/>
-              <w:rPr>
-                <w:rFonts w:eastAsia="Calibri"/>
-                <w:sz w:val="24"/>
-                <w:szCs w:val="24"/>
-                <w:lang w:val="ru-RU"/>
-              </w:rPr>
-            </w:pPr>
-            <w:r>
-              <w:rPr>
-                <w:rFonts w:eastAsia="Calibri"/>
-                <w:sz w:val="24"/>
-                <w:szCs w:val="24"/>
-                <w:lang w:val="ru-RU"/>
-              </w:rPr>
-              <w:t>7.</w:t>
-            </w:r>
-          </w:p>
-        </w:tc>
-        <w:tc>
-          <w:tcPr>
-            <w:tcW w:w="8789" w:type="dxa"/>
-            <w:shd w:val="clear" w:color="auto" w:fill="auto"/>
-          </w:tcPr>
-          <w:p>
-            <w:pPr>
-              <w:tabs>
-                <w:tab w:val="left" w:pos="708"/>
-              </w:tabs>
-              <w:rPr>
-                <w:sz w:val="24"/>
-                <w:szCs w:val="24"/>
-              </w:rPr>
-            </w:pPr>
-            <w:r>
-              <w:rPr>
-                <w:sz w:val="24"/>
-                <w:szCs w:val="24"/>
-              </w:rPr>
-              <w:t xml:space="preserve">Русский язык и культура речи : учебник / под ред. проф. О.Я. </w:t>
-            </w:r>
-            <w:proofErr w:type="spellStart"/>
-            <w:r>
-              <w:rPr>
-                <w:sz w:val="24"/>
-                <w:szCs w:val="24"/>
-              </w:rPr>
-              <w:t>Гойхмана</w:t>
-            </w:r>
-            <w:proofErr w:type="spellEnd"/>
-            <w:r>
-              <w:rPr>
-                <w:sz w:val="24"/>
-                <w:szCs w:val="24"/>
-              </w:rPr>
-              <w:t xml:space="preserve">. — 2-е изд., </w:t>
-            </w:r>
-            <w:proofErr w:type="spellStart"/>
-            <w:r>
-              <w:rPr>
-                <w:sz w:val="24"/>
-                <w:szCs w:val="24"/>
-              </w:rPr>
-              <w:t>перераб</w:t>
-            </w:r>
-            <w:proofErr w:type="spellEnd"/>
-            <w:r>
-              <w:rPr>
-                <w:sz w:val="24"/>
-                <w:szCs w:val="24"/>
-              </w:rPr>
-              <w:t xml:space="preserve">. и доп. — М. : ИНФРА-М, </w:t>
-            </w:r>
-            <w:r>
-              <w:rPr>
-                <w:sz w:val="24"/>
-                <w:szCs w:val="24"/>
-              </w:rPr>
-              <w:t>2021</w:t>
-            </w:r>
-            <w:r>
-              <w:rPr>
-                <w:sz w:val="24"/>
-                <w:szCs w:val="24"/>
-              </w:rPr>
-              <w:t>. — 240 с. — (Высшее образование: Бак</w:t>
-            </w:r>
-            <w:r>
-              <w:rPr>
-                <w:sz w:val="24"/>
-                <w:szCs w:val="24"/>
-              </w:rPr>
-              <w:t>а</w:t>
-            </w:r>
-            <w:r>
-              <w:rPr>
-                <w:sz w:val="24"/>
-                <w:szCs w:val="24"/>
-              </w:rPr>
-              <w:t>лавриат). — www.dx.doi.org/10.12737/3428. - ISBN 978-5-16-101532-2. - Текст : эле</w:t>
-            </w:r>
-            <w:r>
-              <w:rPr>
-                <w:sz w:val="24"/>
-                <w:szCs w:val="24"/>
-              </w:rPr>
-              <w:t>к</w:t>
-            </w:r>
-            <w:r>
-              <w:rPr>
-                <w:sz w:val="24"/>
-                <w:szCs w:val="24"/>
-              </w:rPr>
-              <w:t xml:space="preserve">тронный. - URL: https://new.znanium.com/catalog/product/1043836 (дата обращения: </w:t>
-            </w:r>
-            <w:r>
-              <w:rPr>
-                <w:sz w:val="24"/>
-                <w:szCs w:val="24"/>
-              </w:rPr>
-              <w:t>21.02.2024</w:t>
-            </w:r>
-            <w:r>
-              <w:rPr>
-                <w:sz w:val="24"/>
-                <w:szCs w:val="24"/>
-              </w:rPr>
-              <w:t>)</w:t>
             </w:r>
           </w:p>
         </w:tc>
@@ -8287,70 +9108,11 @@
       </w:pPr>
       <w:r>
         <w:rPr>
-          <w:sz w:val="28"/>
-          <w:szCs w:val="28"/>
-        </w:rPr>
-        <w:t>3</w:t>
-      </w:r>
-      <w:r>
-        <w:rPr>
-          <w:sz w:val="28"/>
-          <w:szCs w:val="28"/>
-        </w:rPr>
-        <w:t xml:space="preserve">. Научная библиотека РГУ имени С. А. Есенина: сайт. – URL: </w:t>
-      </w:r>
-      <w:hyperlink r:id="rId13" w:history="1">
-        <w:r>
-          <w:rPr>
-            <w:rStyle w:val="a4"/>
-            <w:sz w:val="28"/>
-            <w:szCs w:val="28"/>
-          </w:rPr>
-          <w:t>https://library.rsu.edu.ru/</w:t>
-        </w:r>
-      </w:hyperlink>
-      <w:r>
-        <w:rPr>
-          <w:sz w:val="28"/>
-          <w:szCs w:val="28"/>
-          <w:u w:val="single"/>
-        </w:rPr>
-        <w:t xml:space="preserve"> </w:t>
-      </w:r>
-      <w:r>
-        <w:rPr>
-          <w:sz w:val="28"/>
-          <w:szCs w:val="28"/>
-        </w:rPr>
-        <w:t xml:space="preserve">(дата обращения: </w:t>
-      </w:r>
-      <w:r>
-        <w:rPr>
-          <w:sz w:val="28"/>
-          <w:szCs w:val="28"/>
-        </w:rPr>
-        <w:t>21.02.2024</w:t>
-      </w:r>
-      <w:r>
-        <w:rPr>
-          <w:sz w:val="28"/>
-          <w:szCs w:val="28"/>
-        </w:rPr>
-        <w:t>). – Режим доступа: св</w:t>
-      </w:r>
-      <w:r>
-        <w:rPr>
-          <w:sz w:val="28"/>
-          <w:szCs w:val="28"/>
-        </w:rPr>
-        <w:t>о</w:t>
-      </w:r>
-      <w:r>
-        <w:rPr>
-          <w:sz w:val="28"/>
-          <w:szCs w:val="28"/>
-        </w:rPr>
-        <w:t xml:space="preserve">бодный. – Текст: электронный. </w:t>
+          <w:color w:val="000000"/>
+          <w:sz w:val="28"/>
+          <w:szCs w:val="28"/>
+        </w:rPr>
+        <w:t xml:space="preserve">3. Научная библиотека РГУ имени С. А. Есенина: сайт. – URL: https://library.rsu-rzn.ru/marc/Default.asp (дата обращения: 21.02.2024). – Режим доступа: свободный. – Текст: электронный. </w:t>
       </w:r>
     </w:p>
     <w:p>
@@ -8673,71 +9435,11 @@
       </w:pPr>
       <w:r>
         <w:rPr>
-          <w:sz w:val="28"/>
-          <w:szCs w:val="28"/>
-        </w:rPr>
-        <w:t>6</w:t>
-      </w:r>
-      <w:r>
-        <w:rPr>
-          <w:sz w:val="28"/>
-          <w:szCs w:val="28"/>
-        </w:rPr>
-        <w:t xml:space="preserve">. ЮРАЙТ: образовательная  платформа : сайт. – Москва, 2013. – </w:t>
-      </w:r>
-      <w:r>
-        <w:rPr>
-          <w:sz w:val="28"/>
-          <w:szCs w:val="28"/>
-          <w:lang w:val="en-US"/>
-        </w:rPr>
-        <w:t>URL</w:t>
-      </w:r>
-      <w:r>
-        <w:rPr>
-          <w:sz w:val="28"/>
-          <w:szCs w:val="28"/>
-        </w:rPr>
-        <w:t xml:space="preserve">: </w:t>
-      </w:r>
-      <w:hyperlink r:id="rId17" w:history="1">
-        <w:r>
-          <w:rPr>
-            <w:rStyle w:val="a4"/>
-            <w:sz w:val="28"/>
-            <w:szCs w:val="28"/>
-          </w:rPr>
-          <w:t>https://www.biblio-online.ru</w:t>
-        </w:r>
-      </w:hyperlink>
-      <w:r>
-        <w:rPr>
-          <w:sz w:val="28"/>
-          <w:szCs w:val="28"/>
-          <w:u w:val="single"/>
-        </w:rPr>
-        <w:t xml:space="preserve"> </w:t>
-      </w:r>
-      <w:r>
-        <w:rPr>
-          <w:sz w:val="28"/>
-          <w:szCs w:val="28"/>
-        </w:rPr>
-        <w:t xml:space="preserve">(дата обращения: </w:t>
-      </w:r>
-      <w:r>
-        <w:rPr>
-          <w:sz w:val="28"/>
-          <w:szCs w:val="28"/>
-        </w:rPr>
-        <w:t>21.02.2024</w:t>
-      </w:r>
-      <w:r>
-        <w:rPr>
-          <w:sz w:val="28"/>
-          <w:szCs w:val="28"/>
-        </w:rPr>
-        <w:t xml:space="preserve">). – Режим доступа: для зарегистрированных пользователей. – Текст : электронный. </w:t>
+          <w:color w:val="000000"/>
+          <w:sz w:val="28"/>
+          <w:szCs w:val="28"/>
+        </w:rPr>
+        <w:t xml:space="preserve">6. ЮРАЙТ: образовательная  платформа : сайт. – Москва, 2013. – URL: https://urait.ru/ (дата обращения: 21.02.2024). – Режим доступа: для зарегистрированных пользователей. – Текст : электронный. </w:t>
       </w:r>
     </w:p>
     <w:p>
@@ -8942,114 +9644,11 @@
       </w:pPr>
       <w:r>
         <w:rPr>
-          <w:sz w:val="28"/>
-          <w:szCs w:val="28"/>
-        </w:rPr>
-        <w:t xml:space="preserve">8. </w:t>
-      </w:r>
-      <w:r>
-        <w:rPr>
-          <w:sz w:val="28"/>
-          <w:szCs w:val="28"/>
-        </w:rPr>
-        <w:t>Книги. – Текст: электронный // Электронная библиотека научной би</w:t>
-      </w:r>
-      <w:r>
-        <w:rPr>
-          <w:sz w:val="28"/>
-          <w:szCs w:val="28"/>
-        </w:rPr>
-        <w:t>б</w:t>
-      </w:r>
-      <w:r>
-        <w:rPr>
-          <w:sz w:val="28"/>
-          <w:szCs w:val="28"/>
-        </w:rPr>
-        <w:t xml:space="preserve">лиотеки РГУ имени С.А. Есенина: сайт. – </w:t>
-      </w:r>
-      <w:r>
-        <w:rPr>
-          <w:sz w:val="28"/>
-          <w:szCs w:val="28"/>
-          <w:lang w:val="en-US"/>
-        </w:rPr>
-        <w:t>URL</w:t>
-      </w:r>
-      <w:r>
-        <w:rPr>
-          <w:sz w:val="28"/>
-          <w:szCs w:val="28"/>
-        </w:rPr>
-        <w:t xml:space="preserve">: </w:t>
-      </w:r>
-      <w:hyperlink r:id="rId19" w:history="1">
-        <w:r>
-          <w:rPr>
-            <w:rStyle w:val="a4"/>
-            <w:sz w:val="28"/>
-            <w:szCs w:val="28"/>
-          </w:rPr>
-          <w:t>https://library.rsu.edu.ru/marc/Default.asp</w:t>
-        </w:r>
-      </w:hyperlink>
-      <w:r>
-        <w:rPr>
-          <w:sz w:val="28"/>
-          <w:szCs w:val="28"/>
-          <w:u w:val="single"/>
-        </w:rPr>
-        <w:t xml:space="preserve"> </w:t>
-      </w:r>
-      <w:r>
-        <w:rPr>
-          <w:sz w:val="28"/>
-          <w:szCs w:val="28"/>
-        </w:rPr>
-        <w:t xml:space="preserve">(дата обращения: </w:t>
-      </w:r>
-      <w:r>
-        <w:rPr>
-          <w:sz w:val="28"/>
-          <w:szCs w:val="28"/>
-        </w:rPr>
-        <w:t>21.02.2024</w:t>
-      </w:r>
-      <w:r>
-        <w:rPr>
-          <w:sz w:val="28"/>
-          <w:szCs w:val="28"/>
-        </w:rPr>
-        <w:t>).</w:t>
-      </w:r>
-      <w:r>
-        <w:rPr>
-          <w:sz w:val="28"/>
-          <w:szCs w:val="28"/>
-          <w:u w:val="single"/>
-        </w:rPr>
-        <w:t xml:space="preserve"> </w:t>
-      </w:r>
-      <w:r>
-        <w:rPr>
-          <w:sz w:val="28"/>
-          <w:szCs w:val="28"/>
-        </w:rPr>
-        <w:t>– Р</w:t>
-      </w:r>
-      <w:r>
-        <w:rPr>
-          <w:sz w:val="28"/>
-          <w:szCs w:val="28"/>
-        </w:rPr>
-        <w:t>е</w:t>
-      </w:r>
-      <w:r>
-        <w:rPr>
-          <w:sz w:val="28"/>
-          <w:szCs w:val="28"/>
-        </w:rPr>
-        <w:t xml:space="preserve">жим доступа: свободный. </w:t>
+          <w:color w:val="000000"/>
+          <w:sz w:val="28"/>
+          <w:szCs w:val="28"/>
+        </w:rPr>
+        <w:t xml:space="preserve">8. Книги. – Текст: электронный // Электронная библиотека научной библиотеки РГУ имени С.А. Есенина: сайт. – URL: https://library.rsu-rzn.ru/marc/Default.asp (дата обращения: 21.02.2024). – Режим доступа: свободный. </w:t>
       </w:r>
     </w:p>
     <w:p>
@@ -9062,114 +9661,11 @@
       </w:pPr>
       <w:r>
         <w:rPr>
-          <w:sz w:val="28"/>
-          <w:szCs w:val="28"/>
-        </w:rPr>
-        <w:t xml:space="preserve">9. </w:t>
-      </w:r>
-      <w:r>
-        <w:rPr>
-          <w:sz w:val="28"/>
-          <w:szCs w:val="28"/>
-        </w:rPr>
-        <w:t>Краеведение. – Текст: электронный // Электронная библиотека нау</w:t>
-      </w:r>
-      <w:r>
-        <w:rPr>
-          <w:sz w:val="28"/>
-          <w:szCs w:val="28"/>
-        </w:rPr>
-        <w:t>ч</w:t>
-      </w:r>
-      <w:r>
-        <w:rPr>
-          <w:sz w:val="28"/>
-          <w:szCs w:val="28"/>
-        </w:rPr>
-        <w:t xml:space="preserve">ной библиотеки РГУ имени С.А. Есенина: сайт. – </w:t>
-      </w:r>
-      <w:r>
-        <w:rPr>
-          <w:sz w:val="28"/>
-          <w:szCs w:val="28"/>
-          <w:lang w:val="en-US"/>
-        </w:rPr>
-        <w:t>URL</w:t>
-      </w:r>
-      <w:r>
-        <w:rPr>
-          <w:sz w:val="28"/>
-          <w:szCs w:val="28"/>
-        </w:rPr>
-        <w:t xml:space="preserve">: </w:t>
-      </w:r>
-      <w:hyperlink r:id="rId20" w:history="1">
-        <w:r>
-          <w:rPr>
-            <w:rStyle w:val="a4"/>
-            <w:sz w:val="28"/>
-            <w:szCs w:val="28"/>
-          </w:rPr>
-          <w:t>https://library.rsu.edu.ru/marc/Default.asp</w:t>
-        </w:r>
-      </w:hyperlink>
-      <w:r>
-        <w:rPr>
-          <w:sz w:val="28"/>
-          <w:szCs w:val="28"/>
-          <w:u w:val="single"/>
-        </w:rPr>
-        <w:t xml:space="preserve"> </w:t>
-      </w:r>
-      <w:r>
-        <w:rPr>
-          <w:sz w:val="28"/>
-          <w:szCs w:val="28"/>
-        </w:rPr>
-        <w:t xml:space="preserve">(дата обращения: </w:t>
-      </w:r>
-      <w:r>
-        <w:rPr>
-          <w:sz w:val="28"/>
-          <w:szCs w:val="28"/>
-        </w:rPr>
-        <w:t>21.02.2024</w:t>
-      </w:r>
-      <w:r>
-        <w:rPr>
-          <w:sz w:val="28"/>
-          <w:szCs w:val="28"/>
-        </w:rPr>
-        <w:t>).</w:t>
-      </w:r>
-      <w:r>
-        <w:rPr>
-          <w:sz w:val="28"/>
-          <w:szCs w:val="28"/>
-          <w:u w:val="single"/>
-        </w:rPr>
-        <w:t xml:space="preserve"> </w:t>
-      </w:r>
-      <w:r>
-        <w:rPr>
-          <w:sz w:val="28"/>
-          <w:szCs w:val="28"/>
-        </w:rPr>
-        <w:t>– Р</w:t>
-      </w:r>
-      <w:r>
-        <w:rPr>
-          <w:sz w:val="28"/>
-          <w:szCs w:val="28"/>
-        </w:rPr>
-        <w:t>е</w:t>
-      </w:r>
-      <w:r>
-        <w:rPr>
-          <w:sz w:val="28"/>
-          <w:szCs w:val="28"/>
-        </w:rPr>
-        <w:t xml:space="preserve">жим доступа: свободный. </w:t>
+          <w:color w:val="000000"/>
+          <w:sz w:val="28"/>
+          <w:szCs w:val="28"/>
+        </w:rPr>
+        <w:t xml:space="preserve">9. Краеведение. – Текст: электронный // Электронная библиотека научной библиотеки РГУ имени С.А. Есенина: сайт. – URL: https://library.rsu-rzn.ru/marc/Default.asp (дата обращения: 21.02.2024). – Режим доступа: свободный. </w:t>
       </w:r>
     </w:p>
     <w:p>
@@ -9182,93 +9678,11 @@
       </w:pPr>
       <w:r>
         <w:rPr>
-          <w:sz w:val="28"/>
-          <w:szCs w:val="28"/>
-        </w:rPr>
-        <w:t xml:space="preserve">10. </w:t>
-      </w:r>
-      <w:r>
-        <w:rPr>
-          <w:sz w:val="28"/>
-          <w:szCs w:val="28"/>
-        </w:rPr>
-        <w:t xml:space="preserve">Медиа ресурсы. – Текст: электронный </w:t>
-      </w:r>
-      <w:r>
-        <w:rPr>
-          <w:sz w:val="28"/>
-          <w:szCs w:val="28"/>
-          <w:lang w:bidi="ru-RU"/>
-        </w:rPr>
-        <w:t xml:space="preserve">// Электронная библиотека научной библиотеки РГУ имени С.А. Есенина : сайт. – </w:t>
-      </w:r>
-      <w:r>
-        <w:rPr>
-          <w:sz w:val="28"/>
-          <w:szCs w:val="28"/>
-          <w:lang w:val="en-US"/>
-        </w:rPr>
-        <w:t>URL</w:t>
-      </w:r>
-      <w:r>
-        <w:rPr>
-          <w:sz w:val="28"/>
-          <w:szCs w:val="28"/>
-        </w:rPr>
-        <w:t xml:space="preserve">: </w:t>
-      </w:r>
-      <w:hyperlink r:id="rId21" w:history="1">
-        <w:r>
-          <w:rPr>
-            <w:rStyle w:val="a4"/>
-            <w:sz w:val="28"/>
-            <w:szCs w:val="28"/>
-          </w:rPr>
-          <w:t>https://library.rsu.edu.ru/marc/Default.asp</w:t>
-        </w:r>
-      </w:hyperlink>
-      <w:r>
-        <w:rPr>
-          <w:sz w:val="28"/>
-          <w:szCs w:val="28"/>
-          <w:u w:val="single"/>
-        </w:rPr>
-        <w:t xml:space="preserve"> </w:t>
-      </w:r>
-      <w:r>
-        <w:rPr>
-          <w:sz w:val="28"/>
-          <w:szCs w:val="28"/>
-        </w:rPr>
-        <w:t xml:space="preserve">(дата обращения: </w:t>
-      </w:r>
-      <w:r>
-        <w:rPr>
-          <w:sz w:val="28"/>
-          <w:szCs w:val="28"/>
-        </w:rPr>
-        <w:t>21.02.2024</w:t>
-      </w:r>
-      <w:r>
-        <w:rPr>
-          <w:sz w:val="28"/>
-          <w:szCs w:val="28"/>
-        </w:rPr>
-        <w:t>). – Р</w:t>
-      </w:r>
-      <w:r>
-        <w:rPr>
-          <w:sz w:val="28"/>
-          <w:szCs w:val="28"/>
-        </w:rPr>
-        <w:t>е</w:t>
-      </w:r>
-      <w:r>
-        <w:rPr>
-          <w:sz w:val="28"/>
-          <w:szCs w:val="28"/>
-        </w:rPr>
-        <w:t xml:space="preserve">жим доступа: свободный. </w:t>
+          <w:color w:val="000000"/>
+          <w:sz w:val="28"/>
+          <w:szCs w:val="28"/>
+        </w:rPr>
+        <w:t xml:space="preserve">10. Медиа ресурсы. – Текст: электронный // Электронная библиотека научной библиотеки РГУ имени С.А. Есенина : сайт. – URL: https://library.rsu-rzn.ru/marc/Default.asp (дата обращения: 21.02.2024). – Режим доступа: свободный. </w:t>
       </w:r>
     </w:p>
     <w:p>
@@ -9281,96 +9695,12 @@
       </w:pPr>
       <w:r>
         <w:rPr>
+          <w:color w:val="000000"/>
           <w:sz w:val="28"/>
           <w:szCs w:val="28"/>
           <w:lang w:bidi="ru-RU"/>
         </w:rPr>
-        <w:t xml:space="preserve">11. </w:t>
-      </w:r>
-      <w:r>
-        <w:rPr>
-          <w:sz w:val="28"/>
-          <w:szCs w:val="28"/>
-          <w:lang w:bidi="ru-RU"/>
-        </w:rPr>
-        <w:t>Статьи из журналов фонда НБ РГУ</w:t>
-      </w:r>
-      <w:r>
-        <w:rPr>
-          <w:sz w:val="28"/>
-          <w:szCs w:val="28"/>
-        </w:rPr>
-        <w:t>. – Текст: электронный</w:t>
-      </w:r>
-      <w:r>
-        <w:rPr>
-          <w:sz w:val="28"/>
-          <w:szCs w:val="28"/>
-          <w:lang w:bidi="ru-RU"/>
-        </w:rPr>
-        <w:t xml:space="preserve"> // Эле</w:t>
-      </w:r>
-      <w:r>
-        <w:rPr>
-          <w:sz w:val="28"/>
-          <w:szCs w:val="28"/>
-          <w:lang w:bidi="ru-RU"/>
-        </w:rPr>
-        <w:t>к</w:t>
-      </w:r>
-      <w:r>
-        <w:rPr>
-          <w:sz w:val="28"/>
-          <w:szCs w:val="28"/>
-          <w:lang w:bidi="ru-RU"/>
-        </w:rPr>
-        <w:t xml:space="preserve">тронная библиотека научной библиотеки РГУ имени С.А. Есенина : сайт. – </w:t>
-      </w:r>
-      <w:r>
-        <w:rPr>
-          <w:sz w:val="28"/>
-          <w:szCs w:val="28"/>
-          <w:lang w:val="en-US"/>
-        </w:rPr>
-        <w:t>URL</w:t>
-      </w:r>
-      <w:r>
-        <w:rPr>
-          <w:sz w:val="28"/>
-          <w:szCs w:val="28"/>
-        </w:rPr>
-        <w:t xml:space="preserve">: </w:t>
-      </w:r>
-      <w:hyperlink r:id="rId22" w:history="1">
-        <w:r>
-          <w:rPr>
-            <w:rStyle w:val="a4"/>
-            <w:sz w:val="28"/>
-            <w:szCs w:val="28"/>
-          </w:rPr>
-          <w:t>https://library.rsu.edu.ru/marc/Default.asp</w:t>
-        </w:r>
-      </w:hyperlink>
-      <w:r>
-        <w:rPr>
-          <w:sz w:val="28"/>
-          <w:szCs w:val="28"/>
-        </w:rPr>
-        <w:t xml:space="preserve"> (дата обращения: </w:t>
-      </w:r>
-      <w:r>
-        <w:rPr>
-          <w:sz w:val="28"/>
-          <w:szCs w:val="28"/>
-        </w:rPr>
-        <w:t>21.02.2024</w:t>
-      </w:r>
-      <w:r>
-        <w:rPr>
-          <w:sz w:val="28"/>
-          <w:szCs w:val="28"/>
-        </w:rPr>
-        <w:t xml:space="preserve">). –  Режим доступа: свободный. </w:t>
+        <w:t xml:space="preserve">11. Статьи из журналов фонда НБ РГУ. – Текст: электронный // Электронная библиотека научной библиотеки РГУ имени С.А. Есенина : сайт. – URL: https://library.rsu-rzn.ru/marc/Default.asp (дата обращения: 21.02.2024). –  Режим доступа: свободный. </w:t>
       </w:r>
     </w:p>
     <w:p>
@@ -9383,99 +9713,11 @@
       </w:pPr>
       <w:r>
         <w:rPr>
-          <w:sz w:val="28"/>
-          <w:szCs w:val="28"/>
-        </w:rPr>
-        <w:t xml:space="preserve">12. </w:t>
-      </w:r>
-      <w:r>
-        <w:rPr>
-          <w:sz w:val="28"/>
-          <w:szCs w:val="28"/>
-        </w:rPr>
-        <w:t>Труды преподавателей РГУ имени С.А. Есенина. – Текст: электро</w:t>
-      </w:r>
-      <w:r>
-        <w:rPr>
-          <w:sz w:val="28"/>
-          <w:szCs w:val="28"/>
-        </w:rPr>
-        <w:t>н</w:t>
-      </w:r>
-      <w:r>
-        <w:rPr>
-          <w:sz w:val="28"/>
-          <w:szCs w:val="28"/>
-        </w:rPr>
-        <w:t>ный // Электронная библиотека научной библиотеки РГУ имени С.А. Есен</w:t>
-      </w:r>
-      <w:r>
-        <w:rPr>
-          <w:sz w:val="28"/>
-          <w:szCs w:val="28"/>
-        </w:rPr>
-        <w:t>и</w:t>
-      </w:r>
-      <w:r>
-        <w:rPr>
-          <w:sz w:val="28"/>
-          <w:szCs w:val="28"/>
-        </w:rPr>
-        <w:t xml:space="preserve">на: сайт. – </w:t>
-      </w:r>
-      <w:r>
-        <w:rPr>
-          <w:sz w:val="28"/>
-          <w:szCs w:val="28"/>
-          <w:lang w:val="en-US"/>
-        </w:rPr>
-        <w:t>URL</w:t>
-      </w:r>
-      <w:r>
-        <w:rPr>
-          <w:sz w:val="28"/>
-          <w:szCs w:val="28"/>
-        </w:rPr>
-        <w:t xml:space="preserve">: </w:t>
-      </w:r>
-      <w:hyperlink r:id="rId23" w:history="1">
-        <w:r>
-          <w:rPr>
-            <w:rStyle w:val="a4"/>
-            <w:sz w:val="28"/>
-            <w:szCs w:val="28"/>
-          </w:rPr>
-          <w:t>https://library.rsu.edu.ru/marc/Default.asp</w:t>
-        </w:r>
-      </w:hyperlink>
-      <w:r>
-        <w:rPr>
-          <w:sz w:val="28"/>
-          <w:szCs w:val="28"/>
-          <w:u w:val="single"/>
-        </w:rPr>
-        <w:t xml:space="preserve"> </w:t>
-      </w:r>
-      <w:r>
-        <w:rPr>
-          <w:sz w:val="28"/>
-          <w:szCs w:val="28"/>
-        </w:rPr>
-        <w:t xml:space="preserve">(дата обращения: </w:t>
-      </w:r>
-      <w:r>
-        <w:rPr>
-          <w:sz w:val="28"/>
-          <w:szCs w:val="28"/>
-        </w:rPr>
-        <w:t>21.02.2024</w:t>
-      </w:r>
-      <w:r>
-        <w:rPr>
-          <w:sz w:val="28"/>
-          <w:szCs w:val="28"/>
-        </w:rPr>
-        <w:t>). – Режим доступа: свободный.</w:t>
+          <w:color w:val="000000"/>
+          <w:sz w:val="28"/>
+          <w:szCs w:val="28"/>
+        </w:rPr>
+        <w:t xml:space="preserve">12. Труды преподавателей РГУ имени С.А. Есенина. – Текст: электронный // Электронная библиотека научной библиотеки РГУ имени С.А. Есенина: сайт. – URL: https://library.rsu-rzn.ru/marc/Default.asp (дата обращения: 21.02.2024). – Режим доступа: свободный.</w:t>
       </w:r>
     </w:p>
     <w:p>
@@ -10993,6 +11235,51 @@
         <w:gridCol w:w="4957"/>
         <w:gridCol w:w="4394"/>
       </w:tblGrid>
+      <w:tr>
+        <w:trPr>
+          <w:tblHeader/>
+        </w:trPr>
+        <w:tc>
+          <w:tcPr>
+            <w:tcW w:type="dxa" w:w="4957"/>
+            <w:vAlign w:val="center"/>
+          </w:tcPr>
+          <w:p>
+            <w:pPr>
+              <w:spacing w:before="0" w:after="20" w:line="240" w:lineRule="auto"/>
+              <w:jc w:val="center"/>
+            </w:pPr>
+            <w:r>
+              <w:rPr>
+                <w:rFonts w:ascii="Times New Roman" w:hAnsi="Times New Roman"/>
+                <w:b/>
+                <w:sz w:val="24"/>
+              </w:rPr>
+              <w:t>Название ПО</w:t>
+            </w:r>
+          </w:p>
+        </w:tc>
+        <w:tc>
+          <w:tcPr>
+            <w:tcW w:type="dxa" w:w="4394"/>
+            <w:vAlign w:val="center"/>
+          </w:tcPr>
+          <w:p>
+            <w:pPr>
+              <w:spacing w:before="0" w:after="20" w:line="240" w:lineRule="auto"/>
+              <w:jc w:val="center"/>
+            </w:pPr>
+            <w:r>
+              <w:rPr>
+                <w:rFonts w:ascii="Times New Roman" w:hAnsi="Times New Roman"/>
+                <w:b/>
+                <w:sz w:val="24"/>
+              </w:rPr>
+              <w:t>Основание</w:t>
+            </w:r>
+          </w:p>
+        </w:tc>
+      </w:tr>
       <w:tr>
         <w:tc>
           <w:tcPr>

--- a/МатМодиИИ/rpd__doc_docx/Б1.О.02.02_Русский язык и культура речи.docx
+++ b/МатМодиИИ/rpd__doc_docx/Б1.О.02.02_Русский язык и культура речи.docx
@@ -5064,6 +5064,7 @@
           <w:tcPr>
             <w:tcW w:type="dxa" w:w="454"/>
             <w:vAlign w:val="center"/>
+            <w:vMerge w:val="restart"/>
           </w:tcPr>
           <w:p>
             <w:pPr>
@@ -5084,6 +5085,7 @@
           <w:tcPr>
             <w:tcW w:type="dxa" w:w="1814"/>
             <w:vAlign w:val="center"/>
+            <w:vMerge w:val="restart"/>
           </w:tcPr>
           <w:p>
             <w:pPr>
@@ -5186,6 +5188,22 @@
           <w:tcPr>
             <w:tcW w:type="dxa" w:w="454"/>
             <w:vAlign w:val="center"/>
+            <w:vMerge w:val="continue"/>
+          </w:tcPr>
+          <w:p/>
+        </w:tc>
+        <w:tc>
+          <w:tcPr>
+            <w:tcW w:type="dxa" w:w="1814"/>
+            <w:vAlign w:val="center"/>
+            <w:vMerge w:val="continue"/>
+          </w:tcPr>
+          <w:p/>
+        </w:tc>
+        <w:tc>
+          <w:tcPr>
+            <w:tcW w:type="dxa" w:w="1361"/>
+            <w:vAlign w:val="center"/>
           </w:tcPr>
           <w:p>
             <w:pPr>
@@ -5198,7 +5216,90 @@
                 <w:b w:val="0"/>
                 <w:sz w:val="24"/>
               </w:rPr>
-              <w:t>2.1</w:t>
+              <w:t>КП</w:t>
+            </w:r>
+          </w:p>
+        </w:tc>
+        <w:tc>
+          <w:tcPr>
+            <w:tcW w:type="dxa" w:w="737"/>
+            <w:vAlign w:val="center"/>
+          </w:tcPr>
+          <w:p>
+            <w:pPr>
+              <w:spacing w:before="0" w:after="20" w:line="240" w:lineRule="auto"/>
+              <w:jc w:val="center"/>
+            </w:pPr>
+            <w:r>
+              <w:rPr>
+                <w:rFonts w:ascii="Times New Roman" w:hAnsi="Times New Roman"/>
+                <w:b w:val="0"/>
+                <w:sz w:val="24"/>
+              </w:rPr>
+              <w:t>—</w:t>
+            </w:r>
+          </w:p>
+        </w:tc>
+        <w:tc>
+          <w:tcPr>
+            <w:tcW w:type="dxa" w:w="1587"/>
+            <w:vAlign w:val="center"/>
+          </w:tcPr>
+          <w:p>
+            <w:pPr>
+              <w:spacing w:before="0" w:after="20" w:line="240" w:lineRule="auto"/>
+              <w:jc w:val="center"/>
+            </w:pPr>
+            <w:r>
+              <w:rPr>
+                <w:rFonts w:ascii="Times New Roman" w:hAnsi="Times New Roman"/>
+                <w:b w:val="0"/>
+                <w:sz w:val="24"/>
+              </w:rPr>
+              <w:t>—</w:t>
+            </w:r>
+          </w:p>
+        </w:tc>
+        <w:tc>
+          <w:tcPr>
+            <w:tcW w:type="dxa" w:w="3402"/>
+            <w:vAlign w:val="center"/>
+          </w:tcPr>
+          <w:p>
+            <w:pPr>
+              <w:spacing w:before="0" w:after="20" w:line="240" w:lineRule="auto"/>
+              <w:jc w:val="center"/>
+            </w:pPr>
+            <w:r>
+              <w:rPr>
+                <w:rFonts w:ascii="Times New Roman" w:hAnsi="Times New Roman"/>
+                <w:b w:val="0"/>
+                <w:sz w:val="24"/>
+              </w:rPr>
+              <w:t>—</w:t>
+            </w:r>
+          </w:p>
+        </w:tc>
+      </w:tr>
+      <w:tr>
+        <w:tc>
+          <w:tcPr>
+            <w:tcW w:type="dxa" w:w="454"/>
+            <w:vAlign w:val="center"/>
+            <w:vMerge w:val="restart"/>
+          </w:tcPr>
+          <w:p>
+            <w:pPr>
+              <w:spacing w:before="0" w:after="20" w:line="240" w:lineRule="auto"/>
+              <w:jc w:val="center"/>
+            </w:pPr>
+            <w:r>
+              <w:rPr>
+                <w:rFonts w:ascii="Times New Roman" w:hAnsi="Times New Roman"/>
+                <w:b w:val="0"/>
+                <w:sz w:val="24"/>
+              </w:rPr>
+              <w:t>3</w:t>
             </w:r>
           </w:p>
         </w:tc>
@@ -5206,6 +5307,7 @@
           <w:tcPr>
             <w:tcW w:type="dxa" w:w="1814"/>
             <w:vAlign w:val="center"/>
+            <w:vMerge w:val="restart"/>
           </w:tcPr>
           <w:p>
             <w:pPr>
@@ -5218,7 +5320,7 @@
                 <w:b w:val="0"/>
                 <w:sz w:val="24"/>
               </w:rPr>
-              <w:t>Курсовая работа/проект (при наличии)</w:t>
+              <w:t>Промежуточная аттестация</w:t>
             </w:r>
           </w:p>
         </w:tc>
@@ -5238,7 +5340,7 @@
                 <w:b w:val="0"/>
                 <w:sz w:val="24"/>
               </w:rPr>
-              <w:t>КП</w:t>
+              <w:t>зачёт (З)</w:t>
             </w:r>
           </w:p>
         </w:tc>
@@ -5258,7 +5360,7 @@
                 <w:b w:val="0"/>
                 <w:sz w:val="24"/>
               </w:rPr>
-              <w:t>—</w:t>
+              <w:t>0</w:t>
             </w:r>
           </w:p>
         </w:tc>
@@ -5278,7 +5380,7 @@
                 <w:b w:val="0"/>
                 <w:sz w:val="24"/>
               </w:rPr>
-              <w:t>—</w:t>
+              <w:t>0</w:t>
             </w:r>
           </w:p>
         </w:tc>
@@ -5298,7 +5400,7 @@
                 <w:b w:val="0"/>
                 <w:sz w:val="24"/>
               </w:rPr>
-              <w:t>—</w:t>
+              <w:t>0</w:t>
             </w:r>
           </w:p>
         </w:tc>
@@ -5308,6 +5410,22 @@
           <w:tcPr>
             <w:tcW w:type="dxa" w:w="454"/>
             <w:vAlign w:val="center"/>
+            <w:vMerge w:val="continue"/>
+          </w:tcPr>
+          <w:p/>
+        </w:tc>
+        <w:tc>
+          <w:tcPr>
+            <w:tcW w:type="dxa" w:w="1814"/>
+            <w:vAlign w:val="center"/>
+            <w:vMerge w:val="continue"/>
+          </w:tcPr>
+          <w:p/>
+        </w:tc>
+        <w:tc>
+          <w:tcPr>
+            <w:tcW w:type="dxa" w:w="1361"/>
+            <w:vAlign w:val="center"/>
           </w:tcPr>
           <w:p>
             <w:pPr>
@@ -5320,273 +5438,87 @@
                 <w:b w:val="0"/>
                 <w:sz w:val="24"/>
               </w:rPr>
-              <w:t>3</w:t>
-            </w:r>
-          </w:p>
+              <w:t>зачёт с оценкой (ЗаО)</w:t>
+            </w:r>
+          </w:p>
+        </w:tc>
+        <w:tc>
+          <w:tcPr>
+            <w:tcW w:type="dxa" w:w="737"/>
+            <w:vAlign w:val="center"/>
+          </w:tcPr>
+          <w:p>
+            <w:pPr>
+              <w:spacing w:before="0" w:after="20" w:line="240" w:lineRule="auto"/>
+              <w:jc w:val="center"/>
+            </w:pPr>
+            <w:r>
+              <w:rPr>
+                <w:rFonts w:ascii="Times New Roman" w:hAnsi="Times New Roman"/>
+                <w:b w:val="0"/>
+                <w:sz w:val="24"/>
+              </w:rPr>
+              <w:t>—</w:t>
+            </w:r>
+          </w:p>
+        </w:tc>
+        <w:tc>
+          <w:tcPr>
+            <w:tcW w:type="dxa" w:w="1587"/>
+            <w:vAlign w:val="center"/>
+          </w:tcPr>
+          <w:p>
+            <w:pPr>
+              <w:spacing w:before="0" w:after="20" w:line="240" w:lineRule="auto"/>
+              <w:jc w:val="center"/>
+            </w:pPr>
+            <w:r>
+              <w:rPr>
+                <w:rFonts w:ascii="Times New Roman" w:hAnsi="Times New Roman"/>
+                <w:b w:val="0"/>
+                <w:sz w:val="24"/>
+              </w:rPr>
+              <w:t>—</w:t>
+            </w:r>
+          </w:p>
+        </w:tc>
+        <w:tc>
+          <w:tcPr>
+            <w:tcW w:type="dxa" w:w="3402"/>
+            <w:vAlign w:val="center"/>
+          </w:tcPr>
+          <w:p>
+            <w:pPr>
+              <w:spacing w:before="0" w:after="20" w:line="240" w:lineRule="auto"/>
+              <w:jc w:val="center"/>
+            </w:pPr>
+            <w:r>
+              <w:rPr>
+                <w:rFonts w:ascii="Times New Roman" w:hAnsi="Times New Roman"/>
+                <w:b w:val="0"/>
+                <w:sz w:val="24"/>
+              </w:rPr>
+              <w:t>—</w:t>
+            </w:r>
+          </w:p>
+        </w:tc>
+      </w:tr>
+      <w:tr>
+        <w:tc>
+          <w:tcPr>
+            <w:tcW w:type="dxa" w:w="454"/>
+            <w:vAlign w:val="center"/>
+            <w:vMerge w:val="continue"/>
+          </w:tcPr>
+          <w:p/>
         </w:tc>
         <w:tc>
           <w:tcPr>
             <w:tcW w:type="dxa" w:w="1814"/>
             <w:vAlign w:val="center"/>
-          </w:tcPr>
-          <w:p>
-            <w:pPr>
-              <w:spacing w:before="0" w:after="20" w:line="240" w:lineRule="auto"/>
-              <w:jc w:val="left"/>
-            </w:pPr>
-            <w:r>
-              <w:rPr>
-                <w:rFonts w:ascii="Times New Roman" w:hAnsi="Times New Roman"/>
-                <w:b w:val="0"/>
-                <w:sz w:val="24"/>
-              </w:rPr>
-              <w:t>Промежуточная аттестация</w:t>
-            </w:r>
-          </w:p>
-        </w:tc>
-        <w:tc>
-          <w:tcPr>
-            <w:tcW w:type="dxa" w:w="1361"/>
-            <w:vAlign w:val="center"/>
-          </w:tcPr>
-          <w:p>
-            <w:pPr>
-              <w:spacing w:before="0" w:after="20" w:line="240" w:lineRule="auto"/>
-              <w:jc w:val="center"/>
-            </w:pPr>
-            <w:r>
-              <w:rPr>
-                <w:rFonts w:ascii="Times New Roman" w:hAnsi="Times New Roman"/>
-                <w:b w:val="0"/>
-                <w:sz w:val="24"/>
-              </w:rPr>
-              <w:t>зачёт (З)</w:t>
-            </w:r>
-          </w:p>
-        </w:tc>
-        <w:tc>
-          <w:tcPr>
-            <w:tcW w:type="dxa" w:w="737"/>
-            <w:vAlign w:val="center"/>
-          </w:tcPr>
-          <w:p>
-            <w:pPr>
-              <w:spacing w:before="0" w:after="20" w:line="240" w:lineRule="auto"/>
-              <w:jc w:val="center"/>
-            </w:pPr>
-            <w:r>
-              <w:rPr>
-                <w:rFonts w:ascii="Times New Roman" w:hAnsi="Times New Roman"/>
-                <w:b w:val="0"/>
-                <w:sz w:val="24"/>
-              </w:rPr>
-              <w:t>0</w:t>
-            </w:r>
-          </w:p>
-        </w:tc>
-        <w:tc>
-          <w:tcPr>
-            <w:tcW w:type="dxa" w:w="1587"/>
-            <w:vAlign w:val="center"/>
-          </w:tcPr>
-          <w:p>
-            <w:pPr>
-              <w:spacing w:before="0" w:after="20" w:line="240" w:lineRule="auto"/>
-              <w:jc w:val="center"/>
-            </w:pPr>
-            <w:r>
-              <w:rPr>
-                <w:rFonts w:ascii="Times New Roman" w:hAnsi="Times New Roman"/>
-                <w:b w:val="0"/>
-                <w:sz w:val="24"/>
-              </w:rPr>
-              <w:t>0</w:t>
-            </w:r>
-          </w:p>
-        </w:tc>
-        <w:tc>
-          <w:tcPr>
-            <w:tcW w:type="dxa" w:w="3402"/>
-            <w:vAlign w:val="center"/>
-          </w:tcPr>
-          <w:p>
-            <w:pPr>
-              <w:spacing w:before="0" w:after="20" w:line="240" w:lineRule="auto"/>
-              <w:jc w:val="center"/>
-            </w:pPr>
-            <w:r>
-              <w:rPr>
-                <w:rFonts w:ascii="Times New Roman" w:hAnsi="Times New Roman"/>
-                <w:b w:val="0"/>
-                <w:sz w:val="24"/>
-              </w:rPr>
-              <w:t>0</w:t>
-            </w:r>
-          </w:p>
-        </w:tc>
-      </w:tr>
-      <w:tr>
-        <w:tc>
-          <w:tcPr>
-            <w:tcW w:type="dxa" w:w="454"/>
-            <w:vAlign w:val="center"/>
-          </w:tcPr>
-          <w:p>
-            <w:pPr>
-              <w:spacing w:before="0" w:after="20" w:line="240" w:lineRule="auto"/>
-              <w:jc w:val="center"/>
-            </w:pPr>
-            <w:r>
-              <w:rPr>
-                <w:rFonts w:ascii="Times New Roman" w:hAnsi="Times New Roman"/>
-                <w:b w:val="0"/>
-                <w:sz w:val="24"/>
-              </w:rPr>
-              <w:t>3</w:t>
-            </w:r>
-          </w:p>
-        </w:tc>
-        <w:tc>
-          <w:tcPr>
-            <w:tcW w:type="dxa" w:w="1814"/>
-            <w:vAlign w:val="center"/>
-          </w:tcPr>
-          <w:p>
-            <w:pPr>
-              <w:spacing w:before="0" w:after="20" w:line="240" w:lineRule="auto"/>
-              <w:jc w:val="left"/>
-            </w:pPr>
-            <w:r>
-              <w:rPr>
-                <w:rFonts w:ascii="Times New Roman" w:hAnsi="Times New Roman"/>
-                <w:b w:val="0"/>
-                <w:sz w:val="24"/>
-              </w:rPr>
-              <w:t>Промежуточная аттестация</w:t>
-            </w:r>
-          </w:p>
-        </w:tc>
-        <w:tc>
-          <w:tcPr>
-            <w:tcW w:type="dxa" w:w="1361"/>
-            <w:vAlign w:val="center"/>
-          </w:tcPr>
-          <w:p>
-            <w:pPr>
-              <w:spacing w:before="0" w:after="20" w:line="240" w:lineRule="auto"/>
-              <w:jc w:val="center"/>
-            </w:pPr>
-            <w:r>
-              <w:rPr>
-                <w:rFonts w:ascii="Times New Roman" w:hAnsi="Times New Roman"/>
-                <w:b w:val="0"/>
-                <w:sz w:val="24"/>
-              </w:rPr>
-              <w:t>зачёт с оценкой (ЗаО)</w:t>
-            </w:r>
-          </w:p>
-        </w:tc>
-        <w:tc>
-          <w:tcPr>
-            <w:tcW w:type="dxa" w:w="737"/>
-            <w:vAlign w:val="center"/>
-          </w:tcPr>
-          <w:p>
-            <w:pPr>
-              <w:spacing w:before="0" w:after="20" w:line="240" w:lineRule="auto"/>
-              <w:jc w:val="center"/>
-            </w:pPr>
-            <w:r>
-              <w:rPr>
-                <w:rFonts w:ascii="Times New Roman" w:hAnsi="Times New Roman"/>
-                <w:b w:val="0"/>
-                <w:sz w:val="24"/>
-              </w:rPr>
-              <w:t>—</w:t>
-            </w:r>
-          </w:p>
-        </w:tc>
-        <w:tc>
-          <w:tcPr>
-            <w:tcW w:type="dxa" w:w="1587"/>
-            <w:vAlign w:val="center"/>
-          </w:tcPr>
-          <w:p>
-            <w:pPr>
-              <w:spacing w:before="0" w:after="20" w:line="240" w:lineRule="auto"/>
-              <w:jc w:val="center"/>
-            </w:pPr>
-            <w:r>
-              <w:rPr>
-                <w:rFonts w:ascii="Times New Roman" w:hAnsi="Times New Roman"/>
-                <w:b w:val="0"/>
-                <w:sz w:val="24"/>
-              </w:rPr>
-              <w:t>—</w:t>
-            </w:r>
-          </w:p>
-        </w:tc>
-        <w:tc>
-          <w:tcPr>
-            <w:tcW w:type="dxa" w:w="3402"/>
-            <w:vAlign w:val="center"/>
-          </w:tcPr>
-          <w:p>
-            <w:pPr>
-              <w:spacing w:before="0" w:after="20" w:line="240" w:lineRule="auto"/>
-              <w:jc w:val="center"/>
-            </w:pPr>
-            <w:r>
-              <w:rPr>
-                <w:rFonts w:ascii="Times New Roman" w:hAnsi="Times New Roman"/>
-                <w:b w:val="0"/>
-                <w:sz w:val="24"/>
-              </w:rPr>
-              <w:t>—</w:t>
-            </w:r>
-          </w:p>
-        </w:tc>
-      </w:tr>
-      <w:tr>
-        <w:tc>
-          <w:tcPr>
-            <w:tcW w:type="dxa" w:w="454"/>
-            <w:vAlign w:val="center"/>
-          </w:tcPr>
-          <w:p>
-            <w:pPr>
-              <w:spacing w:before="0" w:after="20" w:line="240" w:lineRule="auto"/>
-              <w:jc w:val="center"/>
-            </w:pPr>
-            <w:r>
-              <w:rPr>
-                <w:rFonts w:ascii="Times New Roman" w:hAnsi="Times New Roman"/>
-                <w:b w:val="0"/>
-                <w:sz w:val="24"/>
-              </w:rPr>
-              <w:t>3</w:t>
-            </w:r>
-          </w:p>
-        </w:tc>
-        <w:tc>
-          <w:tcPr>
-            <w:tcW w:type="dxa" w:w="1814"/>
-            <w:vAlign w:val="center"/>
-          </w:tcPr>
-          <w:p>
-            <w:pPr>
-              <w:spacing w:before="0" w:after="20" w:line="240" w:lineRule="auto"/>
-              <w:jc w:val="left"/>
-            </w:pPr>
-            <w:r>
-              <w:rPr>
-                <w:rFonts w:ascii="Times New Roman" w:hAnsi="Times New Roman"/>
-                <w:b w:val="0"/>
-                <w:sz w:val="24"/>
-              </w:rPr>
-              <w:t>Промежуточная аттестация</w:t>
-            </w:r>
-          </w:p>
+            <w:vMerge w:val="continue"/>
+          </w:tcPr>
+          <w:p/>
         </w:tc>
         <w:tc>
           <w:tcPr>

--- a/МатМодиИИ/rpd__doc_docx/Б1.О.02.02_Русский язык и культура речи.docx
+++ b/МатМодиИИ/rpd__doc_docx/Б1.О.02.02_Русский язык и культура речи.docx
@@ -8460,20 +8460,31 @@
           </w:tcPr>
           <w:p>
             <w:pPr>
-              <w:tabs>
-                <w:tab w:val="left" w:pos="708"/>
-              </w:tabs>
-              <w:rPr>
-                <w:sz w:val="24"/>
-                <w:szCs w:val="24"/>
-              </w:rPr>
-            </w:pPr>
-            <w:r>
-              <w:rPr>
-                <w:sz w:val="24"/>
-                <w:szCs w:val="24"/>
-              </w:rPr>
-              <w:t xml:space="preserve">Русский язык и культура речи : учебник / под ред. проф. О.Я. </w:t>
+              <w:rPr>
+                <w:sz w:val="24"/>
+                <w:szCs w:val="24"/>
+              </w:rPr>
+            </w:pPr>
+            <w:r>
+              <w:rPr>
+                <w:sz w:val="24"/>
+                <w:szCs w:val="24"/>
+              </w:rPr>
+              <w:t>Русский язык и культура речи. Семнадцать практических занятий : учебное пособие для вузов / Е. В. Ганапольская [и др.] ; под редакцией Е. В. Ганапольской, Т. Ю. В</w:t>
+            </w:r>
+            <w:r>
+              <w:rPr>
+                <w:sz w:val="24"/>
+                <w:szCs w:val="24"/>
+              </w:rPr>
+              <w:t>о</w:t>
+            </w:r>
+            <w:r>
+              <w:rPr>
+                <w:sz w:val="24"/>
+                <w:szCs w:val="24"/>
+              </w:rPr>
+              <w:t xml:space="preserve">лошиновой. — 2-е изд., </w:t>
             </w:r>
             <w:proofErr w:type="spellStart"/>
             <w:r>
@@ -8481,7 +8492,7 @@
                 <w:sz w:val="24"/>
                 <w:szCs w:val="24"/>
               </w:rPr>
-              <w:t>Гойхмана</w:t>
+              <w:t>испр</w:t>
             </w:r>
             <w:proofErr w:type="spellEnd"/>
             <w:r>
@@ -8489,23 +8500,7 @@
                 <w:sz w:val="24"/>
                 <w:szCs w:val="24"/>
               </w:rPr>
-              <w:t xml:space="preserve">. — 2-е изд., </w:t>
-            </w:r>
-            <w:proofErr w:type="spellStart"/>
-            <w:r>
-              <w:rPr>
-                <w:sz w:val="24"/>
-                <w:szCs w:val="24"/>
-              </w:rPr>
-              <w:t>перераб</w:t>
-            </w:r>
-            <w:proofErr w:type="spellEnd"/>
-            <w:r>
-              <w:rPr>
-                <w:sz w:val="24"/>
-                <w:szCs w:val="24"/>
-              </w:rPr>
-              <w:t xml:space="preserve">. и доп. — М. : ИНФРА-М, </w:t>
+              <w:t xml:space="preserve">. и доп. — Москва : Издательство Юрайт, </w:t>
             </w:r>
             <w:r>
               <w:rPr>
@@ -8519,35 +8514,7 @@
                 <w:sz w:val="24"/>
                 <w:szCs w:val="24"/>
               </w:rPr>
-              <w:t>. — 240 с. — (Высшее образование: Бак</w:t>
-            </w:r>
-            <w:r>
-              <w:rPr>
-                <w:sz w:val="24"/>
-                <w:szCs w:val="24"/>
-              </w:rPr>
-              <w:t>а</w:t>
-            </w:r>
-            <w:r>
-              <w:rPr>
-                <w:sz w:val="24"/>
-                <w:szCs w:val="24"/>
-              </w:rPr>
-              <w:t>лавриат). — www.dx.doi.org/10.12737/3428. - ISBN 978-5-16-101532-2. - Текст : эле</w:t>
-            </w:r>
-            <w:r>
-              <w:rPr>
-                <w:sz w:val="24"/>
-                <w:szCs w:val="24"/>
-              </w:rPr>
-              <w:t>к</w:t>
-            </w:r>
-            <w:r>
-              <w:rPr>
-                <w:sz w:val="24"/>
-                <w:szCs w:val="24"/>
-              </w:rPr>
-              <w:t xml:space="preserve">тронный. - URL: https://new.znanium.com/catalog/product/1043836 (дата обращения: </w:t>
+              <w:t xml:space="preserve">. — 304 с. — (Высшее образование). — ISBN 978-5-534-10423-3. — Текст : электронный // ЭБС Юрайт [сайт]. — URL: http://biblio-online.ru/bcode/453282 (дата обращения: </w:t>
             </w:r>
             <w:r>
               <w:rPr>
@@ -8561,7 +8528,68 @@
                 <w:sz w:val="24"/>
                 <w:szCs w:val="24"/>
               </w:rPr>
-              <w:t>)</w:t>
+              <w:t>).</w:t>
+            </w:r>
+          </w:p>
+        </w:tc>
+      </w:tr>
+      <w:tr>
+        <w:trPr>
+          <w:trHeight w:val="249"/>
+        </w:trPr>
+        <w:tc>
+          <w:tcPr>
+            <w:tcW w:w="709" w:type="dxa"/>
+            <w:shd w:val="clear" w:color="auto" w:fill="auto"/>
+            <w:vAlign w:val="center"/>
+          </w:tcPr>
+          <w:p>
+            <w:pPr>
+              <w:spacing w:before="0" w:after="20" w:line="240" w:lineRule="auto"/>
+              <w:jc w:val="center"/>
+            </w:pPr>
+            <w:r>
+              <w:rPr>
+                <w:rFonts w:ascii="Times New Roman" w:hAnsi="Times New Roman"/>
+                <w:b w:val="0"/>
+                <w:sz w:val="24"/>
+              </w:rPr>
+              <w:t>6</w:t>
+            </w:r>
+          </w:p>
+        </w:tc>
+        <w:tc>
+          <w:tcPr>
+            <w:tcW w:w="8789" w:type="dxa"/>
+            <w:shd w:val="clear" w:color="auto" w:fill="auto"/>
+          </w:tcPr>
+          <w:p>
+            <w:pPr>
+              <w:rPr>
+                <w:sz w:val="24"/>
+                <w:szCs w:val="24"/>
+              </w:rPr>
+            </w:pPr>
+            <w:r>
+              <w:rPr>
+                <w:sz w:val="24"/>
+                <w:szCs w:val="24"/>
+              </w:rPr>
+              <w:t xml:space="preserve">Самокрутова, Л.В. Русский язык: стилистика устной речи : [16+] / Л.В. Самокрутова, О.В. Сорока ; Тамбовский государственный технический университет. – Тамбов : Тамбовский государственный технический университет (ТГТУ), 2017. – 150 с. : ил. – Режим доступа: по подписке. – URL: http://biblioclub.ru/index.php?page=book&amp;id=499044 (дата обращения: </w:t>
+            </w:r>
+            <w:r>
+              <w:rPr>
+                <w:sz w:val="24"/>
+                <w:szCs w:val="24"/>
+              </w:rPr>
+              <w:t>21.02.2024</w:t>
+            </w:r>
+            <w:r>
+              <w:rPr>
+                <w:sz w:val="24"/>
+                <w:szCs w:val="24"/>
+              </w:rPr>
+              <w:t>).</w:t>
             </w:r>
           </w:p>
         </w:tc>
@@ -8587,173 +8615,7 @@
                 <w:b w:val="0"/>
                 <w:sz w:val="24"/>
               </w:rPr>
-              <w:t>6</w:t>
-            </w:r>
-          </w:p>
-        </w:tc>
-        <w:tc>
-          <w:tcPr>
-            <w:tcW w:w="8789" w:type="dxa"/>
-            <w:shd w:val="clear" w:color="auto" w:fill="auto"/>
-          </w:tcPr>
-          <w:p>
-            <w:pPr>
-              <w:rPr>
-                <w:sz w:val="24"/>
-                <w:szCs w:val="24"/>
-              </w:rPr>
-            </w:pPr>
-            <w:r>
-              <w:rPr>
-                <w:sz w:val="24"/>
-                <w:szCs w:val="24"/>
-              </w:rPr>
-              <w:t>Русский язык и культура речи. Семнадцать практических занятий : учебное пособие для вузов / Е. В. Ганапольская [и др.] ; под редакцией Е. В. Ганапольской, Т. Ю. В</w:t>
-            </w:r>
-            <w:r>
-              <w:rPr>
-                <w:sz w:val="24"/>
-                <w:szCs w:val="24"/>
-              </w:rPr>
-              <w:t>о</w:t>
-            </w:r>
-            <w:r>
-              <w:rPr>
-                <w:sz w:val="24"/>
-                <w:szCs w:val="24"/>
-              </w:rPr>
-              <w:t xml:space="preserve">лошиновой. — 2-е изд., </w:t>
-            </w:r>
-            <w:proofErr w:type="spellStart"/>
-            <w:r>
-              <w:rPr>
-                <w:sz w:val="24"/>
-                <w:szCs w:val="24"/>
-              </w:rPr>
-              <w:t>испр</w:t>
-            </w:r>
-            <w:proofErr w:type="spellEnd"/>
-            <w:r>
-              <w:rPr>
-                <w:sz w:val="24"/>
-                <w:szCs w:val="24"/>
-              </w:rPr>
-              <w:t xml:space="preserve">. и доп. — Москва : Издательство Юрайт, </w:t>
-            </w:r>
-            <w:r>
-              <w:rPr>
-                <w:sz w:val="24"/>
-                <w:szCs w:val="24"/>
-              </w:rPr>
-              <w:t>2021</w:t>
-            </w:r>
-            <w:r>
-              <w:rPr>
-                <w:sz w:val="24"/>
-                <w:szCs w:val="24"/>
-              </w:rPr>
-              <w:t xml:space="preserve">. — 304 с. — (Высшее образование). — ISBN 978-5-534-10423-3. — Текст : электронный // ЭБС Юрайт [сайт]. — URL: http://biblio-online.ru/bcode/453282 (дата обращения: </w:t>
-            </w:r>
-            <w:r>
-              <w:rPr>
-                <w:sz w:val="24"/>
-                <w:szCs w:val="24"/>
-              </w:rPr>
-              <w:t>21.02.2024</w:t>
-            </w:r>
-            <w:r>
-              <w:rPr>
-                <w:sz w:val="24"/>
-                <w:szCs w:val="24"/>
-              </w:rPr>
-              <w:t>).</w:t>
-            </w:r>
-          </w:p>
-        </w:tc>
-      </w:tr>
-      <w:tr>
-        <w:trPr>
-          <w:trHeight w:val="249"/>
-        </w:trPr>
-        <w:tc>
-          <w:tcPr>
-            <w:tcW w:w="709" w:type="dxa"/>
-            <w:shd w:val="clear" w:color="auto" w:fill="auto"/>
-            <w:vAlign w:val="center"/>
-          </w:tcPr>
-          <w:p>
-            <w:pPr>
-              <w:spacing w:before="0" w:after="20" w:line="240" w:lineRule="auto"/>
-              <w:jc w:val="center"/>
-            </w:pPr>
-            <w:r>
-              <w:rPr>
-                <w:rFonts w:ascii="Times New Roman" w:hAnsi="Times New Roman"/>
-                <w:b w:val="0"/>
-                <w:sz w:val="24"/>
-              </w:rPr>
               <w:t>7</w:t>
-            </w:r>
-          </w:p>
-        </w:tc>
-        <w:tc>
-          <w:tcPr>
-            <w:tcW w:w="8789" w:type="dxa"/>
-            <w:shd w:val="clear" w:color="auto" w:fill="auto"/>
-          </w:tcPr>
-          <w:p>
-            <w:pPr>
-              <w:rPr>
-                <w:sz w:val="24"/>
-                <w:szCs w:val="24"/>
-              </w:rPr>
-            </w:pPr>
-            <w:r>
-              <w:rPr>
-                <w:sz w:val="24"/>
-                <w:szCs w:val="24"/>
-              </w:rPr>
-              <w:t xml:space="preserve">Самокрутова, Л.В. Русский язык: стилистика устной речи : [16+] / Л.В. Самокрутова, О.В. Сорока ; Тамбовский государственный технический университет. – Тамбов : Тамбовский государственный технический университет (ТГТУ), 2017. – 150 с. : ил. – Режим доступа: по подписке. – URL: http://biblioclub.ru/index.php?page=book&amp;id=499044 (дата обращения: </w:t>
-            </w:r>
-            <w:r>
-              <w:rPr>
-                <w:sz w:val="24"/>
-                <w:szCs w:val="24"/>
-              </w:rPr>
-              <w:t>21.02.2024</w:t>
-            </w:r>
-            <w:r>
-              <w:rPr>
-                <w:sz w:val="24"/>
-                <w:szCs w:val="24"/>
-              </w:rPr>
-              <w:t>).</w:t>
-            </w:r>
-          </w:p>
-        </w:tc>
-      </w:tr>
-      <w:tr>
-        <w:trPr>
-          <w:trHeight w:val="158"/>
-        </w:trPr>
-        <w:tc>
-          <w:tcPr>
-            <w:tcW w:w="709" w:type="dxa"/>
-            <w:shd w:val="clear" w:color="auto" w:fill="auto"/>
-            <w:vAlign w:val="center"/>
-          </w:tcPr>
-          <w:p>
-            <w:pPr>
-              <w:spacing w:before="0" w:after="20" w:line="240" w:lineRule="auto"/>
-              <w:jc w:val="center"/>
-            </w:pPr>
-            <w:r>
-              <w:rPr>
-                <w:rFonts w:ascii="Times New Roman" w:hAnsi="Times New Roman"/>
-                <w:b w:val="0"/>
-                <w:sz w:val="24"/>
-              </w:rPr>
-              <w:t>8</w:t>
             </w:r>
           </w:p>
         </w:tc>
@@ -8872,70 +8734,29 @@
       </w:pPr>
       <w:r>
         <w:rPr>
-          <w:sz w:val="28"/>
-          <w:szCs w:val="28"/>
-        </w:rPr>
-        <w:t xml:space="preserve">1. BOOK.ru : электронная библиотека : сайт. – </w:t>
-      </w:r>
-      <w:r>
-        <w:rPr>
-          <w:sz w:val="28"/>
-          <w:szCs w:val="28"/>
-          <w:lang w:val="en-US"/>
-        </w:rPr>
-        <w:t>URL</w:t>
-      </w:r>
-      <w:r>
-        <w:rPr>
-          <w:sz w:val="28"/>
-          <w:szCs w:val="28"/>
-        </w:rPr>
-        <w:t xml:space="preserve">: </w:t>
-      </w:r>
-      <w:hyperlink r:id="rId11" w:history="1">
+          <w:rFonts w:ascii="Times New Roman" w:hAnsi="Times New Roman"/>
+          <w:sz w:val="24"/>
+          <w:color w:val="000000"/>
+        </w:rPr>
+        <w:t xml:space="preserve">1. BOOK.ru : электронная библиотека : сайт. – URL: </w:t>
+      </w:r>
+      <w:hyperlink r:id="rIdResource1">
         <w:r>
           <w:rPr>
-            <w:rStyle w:val="a4"/>
-            <w:sz w:val="28"/>
-            <w:szCs w:val="28"/>
+            <w:rFonts w:ascii="Times New Roman" w:hAnsi="Times New Roman"/>
+            <w:sz w:val="24"/>
+            <w:color w:val="000000"/>
           </w:rPr>
-          <w:t>http://www.book.ru</w:t>
+          <w:t xml:space="preserve">https://book.ru/</w:t>
         </w:r>
       </w:hyperlink>
       <w:r>
         <w:rPr>
-          <w:sz w:val="28"/>
-          <w:szCs w:val="28"/>
-        </w:rPr>
-        <w:t xml:space="preserve"> (дата обращения: </w:t>
-      </w:r>
-      <w:r>
-        <w:rPr>
-          <w:sz w:val="28"/>
-          <w:szCs w:val="28"/>
-        </w:rPr>
-        <w:t>21.02.2024</w:t>
-      </w:r>
-      <w:r>
-        <w:rPr>
-          <w:sz w:val="28"/>
-          <w:szCs w:val="28"/>
-        </w:rPr>
-        <w:t>). – Режим доступа: для зарегистрированных пользоват</w:t>
-      </w:r>
-      <w:r>
-        <w:rPr>
-          <w:sz w:val="28"/>
-          <w:szCs w:val="28"/>
-        </w:rPr>
-        <w:t>е</w:t>
-      </w:r>
-      <w:r>
-        <w:rPr>
-          <w:sz w:val="28"/>
-          <w:szCs w:val="28"/>
-        </w:rPr>
-        <w:t xml:space="preserve">лей. – Текст электронный. </w:t>
+          <w:rFonts w:ascii="Times New Roman" w:hAnsi="Times New Roman"/>
+          <w:sz w:val="24"/>
+          <w:color w:val="000000"/>
+        </w:rPr>
+        <w:t xml:space="preserve"> (дата обращения: 21.02.2024). – Режим доступа: для зарегистрированных пользователей. – Текст электронный. </w:t>
       </w:r>
     </w:p>
     <w:p>
@@ -8949,84 +8770,29 @@
       </w:pPr>
       <w:r>
         <w:rPr>
-          <w:sz w:val="28"/>
-          <w:szCs w:val="28"/>
-        </w:rPr>
-        <w:t xml:space="preserve">2. Znanium.com : электронная библиотека : сайт.  – </w:t>
-      </w:r>
-      <w:r>
-        <w:rPr>
-          <w:sz w:val="28"/>
-          <w:szCs w:val="28"/>
-          <w:lang w:val="en-US"/>
-        </w:rPr>
-        <w:t>URL</w:t>
-      </w:r>
-      <w:r>
-        <w:rPr>
-          <w:sz w:val="28"/>
-          <w:szCs w:val="28"/>
-        </w:rPr>
-        <w:t xml:space="preserve">: </w:t>
-      </w:r>
-      <w:hyperlink r:id="rId12" w:history="1">
+          <w:rFonts w:ascii="Times New Roman" w:hAnsi="Times New Roman"/>
+          <w:sz w:val="24"/>
+          <w:color w:val="000000"/>
+        </w:rPr>
+        <w:t xml:space="preserve">2. Научная библиотека РГУ имени С. А. Есенина: сайт. – URL: </w:t>
+      </w:r>
+      <w:hyperlink r:id="rIdResource2">
         <w:r>
           <w:rPr>
-            <w:rStyle w:val="a4"/>
-            <w:sz w:val="28"/>
-            <w:szCs w:val="28"/>
+            <w:rFonts w:ascii="Times New Roman" w:hAnsi="Times New Roman"/>
+            <w:sz w:val="24"/>
+            <w:color w:val="000000"/>
           </w:rPr>
-          <w:t>http://znanium.com</w:t>
+          <w:t xml:space="preserve">https://library.rsu-rzn.ru/</w:t>
         </w:r>
       </w:hyperlink>
       <w:r>
         <w:rPr>
-          <w:sz w:val="28"/>
-          <w:szCs w:val="28"/>
-        </w:rPr>
-        <w:t xml:space="preserve"> (дата обращения: </w:t>
-      </w:r>
-      <w:r>
-        <w:rPr>
-          <w:sz w:val="28"/>
-          <w:szCs w:val="28"/>
-        </w:rPr>
-        <w:t>21.02.2024</w:t>
-      </w:r>
-      <w:r>
-        <w:rPr>
-          <w:sz w:val="28"/>
-          <w:szCs w:val="28"/>
-        </w:rPr>
-        <w:t>). – Режим доступа: для зар</w:t>
-      </w:r>
-      <w:r>
-        <w:rPr>
-          <w:sz w:val="28"/>
-          <w:szCs w:val="28"/>
-        </w:rPr>
-        <w:t>е</w:t>
-      </w:r>
-      <w:r>
-        <w:rPr>
-          <w:sz w:val="28"/>
-          <w:szCs w:val="28"/>
-        </w:rPr>
-        <w:t>гистрированных польз</w:t>
-      </w:r>
-      <w:r>
-        <w:rPr>
-          <w:sz w:val="28"/>
-          <w:szCs w:val="28"/>
-        </w:rPr>
-        <w:t>о</w:t>
-      </w:r>
-      <w:r>
-        <w:rPr>
-          <w:sz w:val="28"/>
-          <w:szCs w:val="28"/>
-        </w:rPr>
-        <w:t xml:space="preserve">вателей. – Текст: электронный. </w:t>
+          <w:rFonts w:ascii="Times New Roman" w:hAnsi="Times New Roman"/>
+          <w:sz w:val="24"/>
+          <w:color w:val="000000"/>
+        </w:rPr>
+        <w:t xml:space="preserve"> (дата обращения: 27.10.2026). – Режим доступа: свободный. – Текст: электронный. </w:t>
       </w:r>
     </w:p>
     <w:p>
@@ -9040,11 +8806,29 @@
       </w:pPr>
       <w:r>
         <w:rPr>
+          <w:rFonts w:ascii="Times New Roman" w:hAnsi="Times New Roman"/>
+          <w:sz w:val="24"/>
           <w:color w:val="000000"/>
-          <w:sz w:val="28"/>
-          <w:szCs w:val="28"/>
-        </w:rPr>
-        <w:t xml:space="preserve">3. Научная библиотека РГУ имени С. А. Есенина: сайт. – URL: https://library.rsu-rzn.ru/marc/Default.asp (дата обращения: 21.02.2024). – Режим доступа: свободный. – Текст: электронный. </w:t>
+        </w:rPr>
+        <w:t xml:space="preserve">3. Научная электронная библиотека : сайт. – URL: </w:t>
+      </w:r>
+      <w:hyperlink r:id="rId14">
+        <w:r>
+          <w:rPr>
+            <w:rFonts w:ascii="Times New Roman" w:hAnsi="Times New Roman"/>
+            <w:sz w:val="24"/>
+            <w:color w:val="000000"/>
+          </w:rPr>
+          <w:t xml:space="preserve">http://elibrary.ru</w:t>
+        </w:r>
+      </w:hyperlink>
+      <w:r>
+        <w:rPr>
+          <w:rFonts w:ascii="Times New Roman" w:hAnsi="Times New Roman"/>
+          <w:sz w:val="24"/>
+          <w:color w:val="000000"/>
+        </w:rPr>
+        <w:t xml:space="preserve"> (дата обращения: 21.02.2024). – Режим доступа: свободный. – Текст: электронный. </w:t>
       </w:r>
     </w:p>
     <w:p>
@@ -9058,218 +8842,29 @@
       </w:pPr>
       <w:r>
         <w:rPr>
-          <w:sz w:val="28"/>
-          <w:szCs w:val="28"/>
-        </w:rPr>
-        <w:t>4</w:t>
-      </w:r>
-      <w:r>
-        <w:rPr>
-          <w:sz w:val="28"/>
-          <w:szCs w:val="28"/>
-        </w:rPr>
-        <w:t xml:space="preserve">. Научная электронная библиотека : сайт. – URL: </w:t>
-      </w:r>
-      <w:hyperlink r:id="rId14" w:history="1">
+          <w:rFonts w:ascii="Times New Roman" w:hAnsi="Times New Roman"/>
+          <w:sz w:val="24"/>
+          <w:color w:val="000000"/>
+        </w:rPr>
+        <w:t xml:space="preserve">4. ИВИС (EastView) : универсальная база электронных периодических изданий : сайт. – URL: </w:t>
+      </w:r>
+      <w:hyperlink r:id="rIdResource3">
         <w:r>
           <w:rPr>
-            <w:rStyle w:val="a4"/>
-            <w:sz w:val="28"/>
-            <w:szCs w:val="28"/>
+            <w:rFonts w:ascii="Times New Roman" w:hAnsi="Times New Roman"/>
+            <w:sz w:val="24"/>
+            <w:color w:val="000000"/>
           </w:rPr>
-          <w:t>http://elibrary.ru</w:t>
+          <w:t xml:space="preserve">https://eivis.ru/</w:t>
         </w:r>
       </w:hyperlink>
       <w:r>
         <w:rPr>
-          <w:sz w:val="28"/>
-          <w:szCs w:val="28"/>
-        </w:rPr>
-        <w:t xml:space="preserve"> (дата о</w:t>
-      </w:r>
-      <w:r>
-        <w:rPr>
-          <w:sz w:val="28"/>
-          <w:szCs w:val="28"/>
-        </w:rPr>
-        <w:t>б</w:t>
-      </w:r>
-      <w:r>
-        <w:rPr>
-          <w:sz w:val="28"/>
-          <w:szCs w:val="28"/>
-        </w:rPr>
-        <w:t xml:space="preserve">ращения: </w:t>
-      </w:r>
-      <w:r>
-        <w:rPr>
-          <w:sz w:val="28"/>
-          <w:szCs w:val="28"/>
-        </w:rPr>
-        <w:t>21.02.2024</w:t>
-      </w:r>
-      <w:r>
-        <w:rPr>
-          <w:sz w:val="28"/>
-          <w:szCs w:val="28"/>
-        </w:rPr>
-        <w:t xml:space="preserve">). – Режим доступа: свободный. – Текст: электронный. </w:t>
-      </w:r>
-    </w:p>
-    <w:p>
-      <w:pPr>
-        <w:ind w:firstLine="567"/>
-        <w:jc w:val="both"/>
-        <w:rPr>
-          <w:sz w:val="28"/>
-          <w:szCs w:val="28"/>
-        </w:rPr>
-      </w:pPr>
-      <w:r>
-        <w:rPr>
-          <w:sz w:val="28"/>
-          <w:szCs w:val="28"/>
-        </w:rPr>
-        <w:t xml:space="preserve">7. Универсальная база данных </w:t>
-      </w:r>
-      <w:proofErr w:type="spellStart"/>
-      <w:r>
-        <w:rPr>
-          <w:sz w:val="28"/>
-          <w:szCs w:val="28"/>
-          <w:lang w:val="en-US"/>
-        </w:rPr>
-        <w:t>EastView</w:t>
-      </w:r>
-      <w:proofErr w:type="spellEnd"/>
-      <w:r>
-        <w:rPr>
-          <w:sz w:val="28"/>
-          <w:szCs w:val="28"/>
-        </w:rPr>
-        <w:t xml:space="preserve"> : электронная библиотека : сайт.  – </w:t>
-      </w:r>
-      <w:r>
-        <w:rPr>
-          <w:sz w:val="28"/>
-          <w:szCs w:val="28"/>
-          <w:lang w:val="en-US"/>
-        </w:rPr>
-        <w:t>URL</w:t>
-      </w:r>
-      <w:r>
-        <w:rPr>
-          <w:sz w:val="28"/>
-          <w:szCs w:val="28"/>
-        </w:rPr>
-        <w:t xml:space="preserve">: </w:t>
-      </w:r>
-      <w:hyperlink r:id="rId15" w:history="1">
-        <w:r>
-          <w:rPr>
-            <w:rStyle w:val="a4"/>
-            <w:sz w:val="28"/>
-            <w:szCs w:val="28"/>
-            <w:lang w:val="en-US"/>
-          </w:rPr>
-          <w:t>https</w:t>
-        </w:r>
-        <w:r>
-          <w:rPr>
-            <w:rStyle w:val="a4"/>
-            <w:sz w:val="28"/>
-            <w:szCs w:val="28"/>
-          </w:rPr>
-          <w:t>://</w:t>
-        </w:r>
-        <w:proofErr w:type="spellStart"/>
-        <w:r>
-          <w:rPr>
-            <w:rStyle w:val="a4"/>
-            <w:sz w:val="28"/>
-            <w:szCs w:val="28"/>
-            <w:lang w:val="en-US"/>
-          </w:rPr>
-          <w:t>dlib</w:t>
-        </w:r>
-        <w:proofErr w:type="spellEnd"/>
-        <w:r>
-          <w:rPr>
-            <w:rStyle w:val="a4"/>
-            <w:sz w:val="28"/>
-            <w:szCs w:val="28"/>
-          </w:rPr>
-          <w:t>.</w:t>
-        </w:r>
-        <w:r>
-          <w:rPr>
-            <w:rStyle w:val="a4"/>
-            <w:sz w:val="28"/>
-            <w:szCs w:val="28"/>
-            <w:lang w:val="en-US"/>
-          </w:rPr>
-          <w:t>eastview</w:t>
-        </w:r>
-        <w:r>
-          <w:rPr>
-            <w:rStyle w:val="a4"/>
-            <w:sz w:val="28"/>
-            <w:szCs w:val="28"/>
-          </w:rPr>
-          <w:t>.</w:t>
-        </w:r>
-        <w:r>
-          <w:rPr>
-            <w:rStyle w:val="a4"/>
-            <w:sz w:val="28"/>
-            <w:szCs w:val="28"/>
-            <w:lang w:val="en-US"/>
-          </w:rPr>
-          <w:t>com</w:t>
-        </w:r>
-      </w:hyperlink>
-      <w:r>
-        <w:rPr>
-          <w:sz w:val="28"/>
-          <w:szCs w:val="28"/>
-          <w:u w:val="single"/>
-        </w:rPr>
-        <w:t xml:space="preserve"> </w:t>
-      </w:r>
-      <w:r>
-        <w:rPr>
-          <w:sz w:val="28"/>
-          <w:szCs w:val="28"/>
-        </w:rPr>
-        <w:t xml:space="preserve">(дата обращения: </w:t>
-      </w:r>
-      <w:r>
-        <w:rPr>
-          <w:sz w:val="28"/>
-          <w:szCs w:val="28"/>
-        </w:rPr>
-        <w:t>21.02.2024</w:t>
-      </w:r>
-      <w:r>
-        <w:rPr>
-          <w:sz w:val="28"/>
-          <w:szCs w:val="28"/>
-        </w:rPr>
-        <w:t>).  – Режим д</w:t>
-      </w:r>
-      <w:r>
-        <w:rPr>
-          <w:sz w:val="28"/>
-          <w:szCs w:val="28"/>
-        </w:rPr>
-        <w:t>о</w:t>
-      </w:r>
-      <w:r>
-        <w:rPr>
-          <w:sz w:val="28"/>
-          <w:szCs w:val="28"/>
-        </w:rPr>
-        <w:t xml:space="preserve">ступа: в сети университета. – Текст: электронный. </w:t>
+          <w:rFonts w:ascii="Times New Roman" w:hAnsi="Times New Roman"/>
+          <w:sz w:val="24"/>
+          <w:color w:val="000000"/>
+        </w:rPr>
+        <w:t xml:space="preserve"> (дата обращения: 27.10.2026). – Режим доступа: по подписке университета; в сети университета и удалённо после авторизации. – Текст: электронный.</w:t>
       </w:r>
     </w:p>
     <w:p>
@@ -9576,11 +9171,29 @@
       </w:pPr>
       <w:r>
         <w:rPr>
+          <w:rFonts w:ascii="Times New Roman" w:hAnsi="Times New Roman"/>
+          <w:sz w:val="24"/>
           <w:color w:val="000000"/>
-          <w:sz w:val="28"/>
-          <w:szCs w:val="28"/>
-        </w:rPr>
-        <w:t xml:space="preserve">8. Книги. – Текст: электронный // Электронная библиотека научной библиотеки РГУ имени С.А. Есенина: сайт. – URL: https://library.rsu-rzn.ru/marc/Default.asp (дата обращения: 21.02.2024). – Режим доступа: свободный. </w:t>
+        </w:rPr>
+        <w:t xml:space="preserve">8. Книги. – Текст: электронный // Электронная библиотека научной библиотеки РГУ имени С.А. Есенина: сайт. – URL: </w:t>
+      </w:r>
+      <w:hyperlink r:id="rIdResource4">
+        <w:r>
+          <w:rPr>
+            <w:rFonts w:ascii="Times New Roman" w:hAnsi="Times New Roman"/>
+            <w:sz w:val="24"/>
+            <w:color w:val="000000"/>
+          </w:rPr>
+          <w:t xml:space="preserve">https://library.rsu-rzn.ru/marc/Default.asp</w:t>
+        </w:r>
+      </w:hyperlink>
+      <w:r>
+        <w:rPr>
+          <w:rFonts w:ascii="Times New Roman" w:hAnsi="Times New Roman"/>
+          <w:sz w:val="24"/>
+          <w:color w:val="000000"/>
+        </w:rPr>
+        <w:t xml:space="preserve"> (дата обращения: 27.10.2026). – Режим доступа: свободный. </w:t>
       </w:r>
     </w:p>
     <w:p>
@@ -9593,11 +9206,29 @@
       </w:pPr>
       <w:r>
         <w:rPr>
+          <w:rFonts w:ascii="Times New Roman" w:hAnsi="Times New Roman"/>
+          <w:sz w:val="24"/>
           <w:color w:val="000000"/>
-          <w:sz w:val="28"/>
-          <w:szCs w:val="28"/>
-        </w:rPr>
-        <w:t xml:space="preserve">9. Краеведение. – Текст: электронный // Электронная библиотека научной библиотеки РГУ имени С.А. Есенина: сайт. – URL: https://library.rsu-rzn.ru/marc/Default.asp (дата обращения: 21.02.2024). – Режим доступа: свободный. </w:t>
+        </w:rPr>
+        <w:t xml:space="preserve">9. Краеведение. – Текст: электронный // Электронная библиотека научной библиотеки РГУ имени С.А. Есенина: сайт. – URL: </w:t>
+      </w:r>
+      <w:hyperlink r:id="rIdResource2">
+        <w:r>
+          <w:rPr>
+            <w:rFonts w:ascii="Times New Roman" w:hAnsi="Times New Roman"/>
+            <w:sz w:val="24"/>
+            <w:color w:val="000000"/>
+          </w:rPr>
+          <w:t xml:space="preserve">https://library.rsu-rzn.ru/</w:t>
+        </w:r>
+      </w:hyperlink>
+      <w:r>
+        <w:rPr>
+          <w:rFonts w:ascii="Times New Roman" w:hAnsi="Times New Roman"/>
+          <w:sz w:val="24"/>
+          <w:color w:val="000000"/>
+        </w:rPr>
+        <w:t xml:space="preserve"> (дата обращения: 27.10.2026). – Режим доступа: свободный. </w:t>
       </w:r>
     </w:p>
     <w:p>
@@ -9610,11 +9241,29 @@
       </w:pPr>
       <w:r>
         <w:rPr>
+          <w:rFonts w:ascii="Times New Roman" w:hAnsi="Times New Roman"/>
+          <w:sz w:val="24"/>
           <w:color w:val="000000"/>
-          <w:sz w:val="28"/>
-          <w:szCs w:val="28"/>
-        </w:rPr>
-        <w:t xml:space="preserve">10. Медиа ресурсы. – Текст: электронный // Электронная библиотека научной библиотеки РГУ имени С.А. Есенина : сайт. – URL: https://library.rsu-rzn.ru/marc/Default.asp (дата обращения: 21.02.2024). – Режим доступа: свободный. </w:t>
+        </w:rPr>
+        <w:t xml:space="preserve">10. Медиа ресурсы. – Текст: электронный // Электронная библиотека научной библиотеки РГУ имени С.А. Есенина : сайт. – URL: </w:t>
+      </w:r>
+      <w:hyperlink r:id="rIdResource2">
+        <w:r>
+          <w:rPr>
+            <w:rFonts w:ascii="Times New Roman" w:hAnsi="Times New Roman"/>
+            <w:sz w:val="24"/>
+            <w:color w:val="000000"/>
+          </w:rPr>
+          <w:t xml:space="preserve">https://library.rsu-rzn.ru/</w:t>
+        </w:r>
+      </w:hyperlink>
+      <w:r>
+        <w:rPr>
+          <w:rFonts w:ascii="Times New Roman" w:hAnsi="Times New Roman"/>
+          <w:sz w:val="24"/>
+          <w:color w:val="000000"/>
+        </w:rPr>
+        <w:t xml:space="preserve"> (дата обращения: 27.10.2026). – Режим доступа: свободный. </w:t>
       </w:r>
     </w:p>
     <w:p>
@@ -9627,12 +9276,29 @@
       </w:pPr>
       <w:r>
         <w:rPr>
+          <w:rFonts w:ascii="Times New Roman" w:hAnsi="Times New Roman"/>
+          <w:sz w:val="24"/>
           <w:color w:val="000000"/>
-          <w:sz w:val="28"/>
-          <w:szCs w:val="28"/>
-          <w:lang w:bidi="ru-RU"/>
-        </w:rPr>
-        <w:t xml:space="preserve">11. Статьи из журналов фонда НБ РГУ. – Текст: электронный // Электронная библиотека научной библиотеки РГУ имени С.А. Есенина : сайт. – URL: https://library.rsu-rzn.ru/marc/Default.asp (дата обращения: 21.02.2024). –  Режим доступа: свободный. </w:t>
+        </w:rPr>
+        <w:t xml:space="preserve">11. Статьи из журналов фонда НБ РГУ. – Текст: электронный // Электронная библиотека научной библиотеки РГУ имени С.А. Есенина : сайт. – URL: </w:t>
+      </w:r>
+      <w:hyperlink r:id="rIdResource4">
+        <w:r>
+          <w:rPr>
+            <w:rFonts w:ascii="Times New Roman" w:hAnsi="Times New Roman"/>
+            <w:sz w:val="24"/>
+            <w:color w:val="000000"/>
+          </w:rPr>
+          <w:t xml:space="preserve">https://library.rsu-rzn.ru/marc/Default.asp</w:t>
+        </w:r>
+      </w:hyperlink>
+      <w:r>
+        <w:rPr>
+          <w:rFonts w:ascii="Times New Roman" w:hAnsi="Times New Roman"/>
+          <w:sz w:val="24"/>
+          <w:color w:val="000000"/>
+        </w:rPr>
+        <w:t xml:space="preserve"> (дата обращения: 27.10.2026). –  Режим доступа: свободный. </w:t>
       </w:r>
     </w:p>
     <w:p>
@@ -9645,11 +9311,29 @@
       </w:pPr>
       <w:r>
         <w:rPr>
+          <w:rFonts w:ascii="Times New Roman" w:hAnsi="Times New Roman"/>
+          <w:sz w:val="24"/>
           <w:color w:val="000000"/>
-          <w:sz w:val="28"/>
-          <w:szCs w:val="28"/>
-        </w:rPr>
-        <w:t xml:space="preserve">12. Труды преподавателей РГУ имени С.А. Есенина. – Текст: электронный // Электронная библиотека научной библиотеки РГУ имени С.А. Есенина: сайт. – URL: https://library.rsu-rzn.ru/marc/Default.asp (дата обращения: 21.02.2024). – Режим доступа: свободный.</w:t>
+        </w:rPr>
+        <w:t xml:space="preserve">12. Труды преподавателей РГУ имени С.А. Есенина. – Текст: электронный // Электронная библиотека научной библиотеки РГУ имени С.А. Есенина: сайт. – URL: </w:t>
+      </w:r>
+      <w:hyperlink r:id="rIdResource4">
+        <w:r>
+          <w:rPr>
+            <w:rFonts w:ascii="Times New Roman" w:hAnsi="Times New Roman"/>
+            <w:sz w:val="24"/>
+            <w:color w:val="000000"/>
+          </w:rPr>
+          <w:t xml:space="preserve">https://library.rsu-rzn.ru/marc/Default.asp</w:t>
+        </w:r>
+      </w:hyperlink>
+      <w:r>
+        <w:rPr>
+          <w:rFonts w:ascii="Times New Roman" w:hAnsi="Times New Roman"/>
+          <w:sz w:val="24"/>
+          <w:color w:val="000000"/>
+        </w:rPr>
+        <w:t xml:space="preserve"> (дата обращения: 27.10.2026). – Режим доступа: свободный.</w:t>
       </w:r>
     </w:p>
     <w:p>
@@ -11127,7 +10811,13 @@
         <w:t>УЧЕБНОГО ПРОЦЕССА:</w:t>
       </w:r>
     </w:p>
-    <w:p>
+    <w:bookmarkStart xmlns:w="http://schemas.openxmlformats.org/wordprocessingml/2006/main" xmlns:wpc="http://schemas.microsoft.com/office/word/2010/wordprocessingCanvas" xmlns:cx="http://schemas.microsoft.com/office/drawing/2014/chartex" xmlns:cx1="http://schemas.microsoft.com/office/drawing/2015/9/8/chartex" xmlns:cx2="http://schemas.microsoft.com/office/drawing/2015/10/21/chartex" xmlns:cx3="http://schemas.microsoft.com/office/drawing/2016/5/9/chartex" xmlns:cx4="http://schemas.microsoft.com/office/drawing/2016/5/10/chartex" xmlns:cx5="http://schemas.microsoft.com/office/drawing/2016/5/11/chartex" xmlns:cx6="http://schemas.microsoft.com/office/drawing/2016/5/12/chartex" xmlns:cx7="http://schemas.microsoft.com/office/drawing/2016/5/13/chartex" xmlns:cx8="http://schemas.microsoft.com/office/drawing/2016/5/14/chartex" xmlns:mc="http://schemas.openxmlformats.org/markup-compatibility/2006" xmlns:aink="http://schemas.microsoft.com/office/drawing/2016/ink" xmlns:am3d="http://schemas.microsoft.com/office/drawing/2017/model3d" xmlns:o="urn:schemas-microsoft-com:office:office" xmlns:oel="http://schemas.microsoft.com/office/2019/extlst" xmlns:r="http://schemas.openxmlformats.org/officeDocument/2006/relationships" xmlns:m="http://schemas.openxmlformats.org/officeDocument/2006/math" xmlns:v="urn:schemas-microsoft-com:vml" xmlns:wp14="http://schemas.microsoft.com/office/word/2010/wordprocessingDrawing" xmlns:wp="http://schemas.openxmlformats.org/drawingml/2006/wordprocessingDrawing" xmlns:w10="urn:schemas-microsoft-com:office:word" xmlns:w14="http://schemas.microsoft.com/office/word/2010/wordml" xmlns:w15="http://schemas.microsoft.com/office/word/2012/wordml" xmlns:w16cex="http://schemas.microsoft.com/office/word/2018/wordml/cex" xmlns:w16cid="http://schemas.microsoft.com/office/word/2016/wordml/cid" xmlns:w16="http://schemas.microsoft.com/office/word/2018/wordml" xmlns:w16sdtdh="http://schemas.microsoft.com/office/word/2020/wordml/sdtdatahash" xmlns:w16se="http://schemas.microsoft.com/office/word/2015/wordml/symex" xmlns:wpg="http://schemas.microsoft.com/office/word/2010/wordprocessingGroup" xmlns:wpi="http://schemas.microsoft.com/office/word/2010/wordprocessingInk" xmlns:wne="http://schemas.microsoft.com/office/word/2006/wordml" xmlns:wps="http://schemas.microsoft.com/office/word/2010/wordprocessingShape" w:id="1" w:name="_Hlk171681250"/>
+    <w:bookmarkStart xmlns:w="http://schemas.openxmlformats.org/wordprocessingml/2006/main" xmlns:wpc="http://schemas.microsoft.com/office/word/2010/wordprocessingCanvas" xmlns:cx="http://schemas.microsoft.com/office/drawing/2014/chartex" xmlns:cx1="http://schemas.microsoft.com/office/drawing/2015/9/8/chartex" xmlns:cx2="http://schemas.microsoft.com/office/drawing/2015/10/21/chartex" xmlns:cx3="http://schemas.microsoft.com/office/drawing/2016/5/9/chartex" xmlns:cx4="http://schemas.microsoft.com/office/drawing/2016/5/10/chartex" xmlns:cx5="http://schemas.microsoft.com/office/drawing/2016/5/11/chartex" xmlns:cx6="http://schemas.microsoft.com/office/drawing/2016/5/12/chartex" xmlns:cx7="http://schemas.microsoft.com/office/drawing/2016/5/13/chartex" xmlns:cx8="http://schemas.microsoft.com/office/drawing/2016/5/14/chartex" xmlns:mc="http://schemas.openxmlformats.org/markup-compatibility/2006" xmlns:aink="http://schemas.microsoft.com/office/drawing/2016/ink" xmlns:am3d="http://schemas.microsoft.com/office/drawing/2017/model3d" xmlns:o="urn:schemas-microsoft-com:office:office" xmlns:oel="http://schemas.microsoft.com/office/2019/extlst" xmlns:r="http://schemas.openxmlformats.org/officeDocument/2006/relationships" xmlns:m="http://schemas.openxmlformats.org/officeDocument/2006/math" xmlns:v="urn:schemas-microsoft-com:vml" xmlns:wp14="http://schemas.microsoft.com/office/word/2010/wordprocessingDrawing" xmlns:wp="http://schemas.openxmlformats.org/drawingml/2006/wordprocessingDrawing" xmlns:w10="urn:schemas-microsoft-com:office:word" xmlns:w14="http://schemas.microsoft.com/office/word/2010/wordml" xmlns:w15="http://schemas.microsoft.com/office/word/2012/wordml" xmlns:w16cex="http://schemas.microsoft.com/office/word/2018/wordml/cex" xmlns:w16cid="http://schemas.microsoft.com/office/word/2016/wordml/cid" xmlns:w16="http://schemas.microsoft.com/office/word/2018/wordml" xmlns:w16sdtdh="http://schemas.microsoft.com/office/word/2020/wordml/sdtdatahash" xmlns:w16se="http://schemas.microsoft.com/office/word/2015/wordml/symex" xmlns:wpg="http://schemas.microsoft.com/office/word/2010/wordprocessingGroup" xmlns:wpi="http://schemas.microsoft.com/office/word/2010/wordprocessingInk" xmlns:wne="http://schemas.microsoft.com/office/word/2006/wordml" xmlns:wps="http://schemas.microsoft.com/office/word/2010/wordprocessingShape" w:id="2" w:name="_Hlk163485998"/>
+    <w:bookmarkStart xmlns:w="http://schemas.openxmlformats.org/wordprocessingml/2006/main" xmlns:wpc="http://schemas.microsoft.com/office/word/2010/wordprocessingCanvas" xmlns:cx="http://schemas.microsoft.com/office/drawing/2014/chartex" xmlns:cx1="http://schemas.microsoft.com/office/drawing/2015/9/8/chartex" xmlns:cx2="http://schemas.microsoft.com/office/drawing/2015/10/21/chartex" xmlns:cx3="http://schemas.microsoft.com/office/drawing/2016/5/9/chartex" xmlns:cx4="http://schemas.microsoft.com/office/drawing/2016/5/10/chartex" xmlns:cx5="http://schemas.microsoft.com/office/drawing/2016/5/11/chartex" xmlns:cx6="http://schemas.microsoft.com/office/drawing/2016/5/12/chartex" xmlns:cx7="http://schemas.microsoft.com/office/drawing/2016/5/13/chartex" xmlns:cx8="http://schemas.microsoft.com/office/drawing/2016/5/14/chartex" xmlns:mc="http://schemas.openxmlformats.org/markup-compatibility/2006" xmlns:aink="http://schemas.microsoft.com/office/drawing/2016/ink" xmlns:am3d="http://schemas.microsoft.com/office/drawing/2017/model3d" xmlns:o="urn:schemas-microsoft-com:office:office" xmlns:oel="http://schemas.microsoft.com/office/2019/extlst" xmlns:r="http://schemas.openxmlformats.org/officeDocument/2006/relationships" xmlns:m="http://schemas.openxmlformats.org/officeDocument/2006/math" xmlns:v="urn:schemas-microsoft-com:vml" xmlns:wp14="http://schemas.microsoft.com/office/word/2010/wordprocessingDrawing" xmlns:wp="http://schemas.openxmlformats.org/drawingml/2006/wordprocessingDrawing" xmlns:w10="urn:schemas-microsoft-com:office:word" xmlns:w14="http://schemas.microsoft.com/office/word/2010/wordml" xmlns:w15="http://schemas.microsoft.com/office/word/2012/wordml" xmlns:w16cex="http://schemas.microsoft.com/office/word/2018/wordml/cex" xmlns:w16cid="http://schemas.microsoft.com/office/word/2016/wordml/cid" xmlns:w16="http://schemas.microsoft.com/office/word/2018/wordml" xmlns:w16sdtdh="http://schemas.microsoft.com/office/word/2020/wordml/sdtdatahash" xmlns:w16se="http://schemas.microsoft.com/office/word/2015/wordml/symex" xmlns:wpg="http://schemas.microsoft.com/office/word/2010/wordprocessingGroup" xmlns:wpi="http://schemas.microsoft.com/office/word/2010/wordprocessingInk" xmlns:wne="http://schemas.microsoft.com/office/word/2006/wordml" xmlns:wps="http://schemas.microsoft.com/office/word/2010/wordprocessingShape" w:id="3" w:name="_Hlk163504692"/>
+    <w:bookmarkEnd xmlns:w="http://schemas.openxmlformats.org/wordprocessingml/2006/main" xmlns:wpc="http://schemas.microsoft.com/office/word/2010/wordprocessingCanvas" xmlns:cx="http://schemas.microsoft.com/office/drawing/2014/chartex" xmlns:cx1="http://schemas.microsoft.com/office/drawing/2015/9/8/chartex" xmlns:cx2="http://schemas.microsoft.com/office/drawing/2015/10/21/chartex" xmlns:cx3="http://schemas.microsoft.com/office/drawing/2016/5/9/chartex" xmlns:cx4="http://schemas.microsoft.com/office/drawing/2016/5/10/chartex" xmlns:cx5="http://schemas.microsoft.com/office/drawing/2016/5/11/chartex" xmlns:cx6="http://schemas.microsoft.com/office/drawing/2016/5/12/chartex" xmlns:cx7="http://schemas.microsoft.com/office/drawing/2016/5/13/chartex" xmlns:cx8="http://schemas.microsoft.com/office/drawing/2016/5/14/chartex" xmlns:mc="http://schemas.openxmlformats.org/markup-compatibility/2006" xmlns:aink="http://schemas.microsoft.com/office/drawing/2016/ink" xmlns:am3d="http://schemas.microsoft.com/office/drawing/2017/model3d" xmlns:o="urn:schemas-microsoft-com:office:office" xmlns:oel="http://schemas.microsoft.com/office/2019/extlst" xmlns:r="http://schemas.openxmlformats.org/officeDocument/2006/relationships" xmlns:m="http://schemas.openxmlformats.org/officeDocument/2006/math" xmlns:v="urn:schemas-microsoft-com:vml" xmlns:wp14="http://schemas.microsoft.com/office/word/2010/wordprocessingDrawing" xmlns:wp="http://schemas.openxmlformats.org/drawingml/2006/wordprocessingDrawing" xmlns:w10="urn:schemas-microsoft-com:office:word" xmlns:w14="http://schemas.microsoft.com/office/word/2010/wordml" xmlns:w15="http://schemas.microsoft.com/office/word/2012/wordml" xmlns:w16cex="http://schemas.microsoft.com/office/word/2018/wordml/cex" xmlns:w16cid="http://schemas.microsoft.com/office/word/2016/wordml/cid" xmlns:w16="http://schemas.microsoft.com/office/word/2018/wordml" xmlns:w16sdtdh="http://schemas.microsoft.com/office/word/2020/wordml/sdtdatahash" xmlns:w16se="http://schemas.microsoft.com/office/word/2015/wordml/symex" xmlns:wpg="http://schemas.microsoft.com/office/word/2010/wordprocessingGroup" xmlns:wpi="http://schemas.microsoft.com/office/word/2010/wordprocessingInk" xmlns:wne="http://schemas.microsoft.com/office/word/2006/wordml" xmlns:wps="http://schemas.microsoft.com/office/word/2010/wordprocessingShape" w:id="1"/>
+    <w:bookmarkEnd xmlns:w="http://schemas.openxmlformats.org/wordprocessingml/2006/main" xmlns:wpc="http://schemas.microsoft.com/office/word/2010/wordprocessingCanvas" xmlns:cx="http://schemas.microsoft.com/office/drawing/2014/chartex" xmlns:cx1="http://schemas.microsoft.com/office/drawing/2015/9/8/chartex" xmlns:cx2="http://schemas.microsoft.com/office/drawing/2015/10/21/chartex" xmlns:cx3="http://schemas.microsoft.com/office/drawing/2016/5/9/chartex" xmlns:cx4="http://schemas.microsoft.com/office/drawing/2016/5/10/chartex" xmlns:cx5="http://schemas.microsoft.com/office/drawing/2016/5/11/chartex" xmlns:cx6="http://schemas.microsoft.com/office/drawing/2016/5/12/chartex" xmlns:cx7="http://schemas.microsoft.com/office/drawing/2016/5/13/chartex" xmlns:cx8="http://schemas.microsoft.com/office/drawing/2016/5/14/chartex" xmlns:mc="http://schemas.openxmlformats.org/markup-compatibility/2006" xmlns:aink="http://schemas.microsoft.com/office/drawing/2016/ink" xmlns:am3d="http://schemas.microsoft.com/office/drawing/2017/model3d" xmlns:o="urn:schemas-microsoft-com:office:office" xmlns:oel="http://schemas.microsoft.com/office/2019/extlst" xmlns:r="http://schemas.openxmlformats.org/officeDocument/2006/relationships" xmlns:m="http://schemas.openxmlformats.org/officeDocument/2006/math" xmlns:v="urn:schemas-microsoft-com:vml" xmlns:wp14="http://schemas.microsoft.com/office/word/2010/wordprocessingDrawing" xmlns:wp="http://schemas.openxmlformats.org/drawingml/2006/wordprocessingDrawing" xmlns:w10="urn:schemas-microsoft-com:office:word" xmlns:w14="http://schemas.microsoft.com/office/word/2010/wordml" xmlns:w15="http://schemas.microsoft.com/office/word/2012/wordml" xmlns:w16cex="http://schemas.microsoft.com/office/word/2018/wordml/cex" xmlns:w16cid="http://schemas.microsoft.com/office/word/2016/wordml/cid" xmlns:w16="http://schemas.microsoft.com/office/word/2018/wordml" xmlns:w16sdtdh="http://schemas.microsoft.com/office/word/2020/wordml/sdtdatahash" xmlns:w16se="http://schemas.microsoft.com/office/word/2015/wordml/symex" xmlns:wpg="http://schemas.microsoft.com/office/word/2010/wordprocessingGroup" xmlns:wpi="http://schemas.microsoft.com/office/word/2010/wordprocessingInk" xmlns:wne="http://schemas.microsoft.com/office/word/2006/wordml" xmlns:wps="http://schemas.microsoft.com/office/word/2010/wordprocessingShape" w:id="2"/>
+    <w:bookmarkEnd xmlns:w="http://schemas.openxmlformats.org/wordprocessingml/2006/main" xmlns:wpc="http://schemas.microsoft.com/office/word/2010/wordprocessingCanvas" xmlns:cx="http://schemas.microsoft.com/office/drawing/2014/chartex" xmlns:cx1="http://schemas.microsoft.com/office/drawing/2015/9/8/chartex" xmlns:cx2="http://schemas.microsoft.com/office/drawing/2015/10/21/chartex" xmlns:cx3="http://schemas.microsoft.com/office/drawing/2016/5/9/chartex" xmlns:cx4="http://schemas.microsoft.com/office/drawing/2016/5/10/chartex" xmlns:cx5="http://schemas.microsoft.com/office/drawing/2016/5/11/chartex" xmlns:cx6="http://schemas.microsoft.com/office/drawing/2016/5/12/chartex" xmlns:cx7="http://schemas.microsoft.com/office/drawing/2016/5/13/chartex" xmlns:cx8="http://schemas.microsoft.com/office/drawing/2016/5/14/chartex" xmlns:mc="http://schemas.openxmlformats.org/markup-compatibility/2006" xmlns:aink="http://schemas.microsoft.com/office/drawing/2016/ink" xmlns:am3d="http://schemas.microsoft.com/office/drawing/2017/model3d" xmlns:o="urn:schemas-microsoft-com:office:office" xmlns:oel="http://schemas.microsoft.com/office/2019/extlst" xmlns:r="http://schemas.openxmlformats.org/officeDocument/2006/relationships" xmlns:m="http://schemas.openxmlformats.org/officeDocument/2006/math" xmlns:v="urn:schemas-microsoft-com:vml" xmlns:wp14="http://schemas.microsoft.com/office/word/2010/wordprocessingDrawing" xmlns:wp="http://schemas.openxmlformats.org/drawingml/2006/wordprocessingDrawing" xmlns:w10="urn:schemas-microsoft-com:office:word" xmlns:w14="http://schemas.microsoft.com/office/word/2010/wordml" xmlns:w15="http://schemas.microsoft.com/office/word/2012/wordml" xmlns:w16cex="http://schemas.microsoft.com/office/word/2018/wordml/cex" xmlns:w16cid="http://schemas.microsoft.com/office/word/2016/wordml/cid" xmlns:w16="http://schemas.microsoft.com/office/word/2018/wordml" xmlns:w16sdtdh="http://schemas.microsoft.com/office/word/2020/wordml/sdtdatahash" xmlns:w16se="http://schemas.microsoft.com/office/word/2015/wordml/symex" xmlns:wpg="http://schemas.microsoft.com/office/word/2010/wordprocessingGroup" xmlns:wpi="http://schemas.microsoft.com/office/word/2010/wordprocessingInk" xmlns:wne="http://schemas.microsoft.com/office/word/2006/wordml" xmlns:wps="http://schemas.microsoft.com/office/word/2010/wordprocessingShape" w:id="3"/>
+    <w:p xmlns:w="http://schemas.openxmlformats.org/wordprocessingml/2006/main" xmlns:w14="http://schemas.microsoft.com/office/word/2010/wordml">
       <w:pPr>
         <w:ind w:firstLine="567"/>
         <w:jc w:val="both"/>
@@ -11137,19 +10827,16 @@
           <w:szCs w:val="28"/>
         </w:rPr>
       </w:pPr>
-      <w:bookmarkStart w:id="1" w:name="_Hlk171681250"/>
-      <w:bookmarkStart w:id="2" w:name="_Hlk163485998"/>
-      <w:bookmarkStart w:id="3" w:name="_Hlk163504692"/>
       <w:r>
         <w:rPr>
           <w:b/>
           <w:sz w:val="28"/>
           <w:szCs w:val="28"/>
         </w:rPr>
-        <w:t>Стандартный набор ПО:</w:t>
+        <w:t xml:space="preserve">Стандартный набор ПО:</w:t>
       </w:r>
     </w:p>
-    <w:tbl>
+    <w:tbl xmlns:w="http://schemas.openxmlformats.org/wordprocessingml/2006/main" xmlns:w14="http://schemas.microsoft.com/office/word/2010/wordml">
       <w:tblPr>
         <w:tblW w:w="9351" w:type="dxa"/>
         <w:tblBorders>
@@ -11187,7 +10874,7 @@
                 <w:b/>
                 <w:sz w:val="24"/>
               </w:rPr>
-              <w:t>Название ПО</w:t>
+              <w:t xml:space="preserve">Название ПО</w:t>
             </w:r>
           </w:p>
         </w:tc>
@@ -11207,7 +10894,7 @@
                 <w:b/>
                 <w:sz w:val="24"/>
               </w:rPr>
-              <w:t>Основание</w:t>
+              <w:t xml:space="preserve">Основание</w:t>
             </w:r>
           </w:p>
         </w:tc>
@@ -11231,14 +10918,8 @@
                 <w:szCs w:val="24"/>
               </w:rPr>
               <w:t xml:space="preserve">Операционная система </w:t>
-            </w:r>
-            <w:r>
-              <w:rPr>
-                <w:sz w:val="24"/>
-                <w:szCs w:val="24"/>
-              </w:rPr>
               <w:br/>
-              <w:t>РЕД ОС 7.3 «Рабочая станция»</w:t>
+              <w:t xml:space="preserve">РЕД ОС 8.0 «Рабочая станция»</w:t>
             </w:r>
           </w:p>
         </w:tc>
@@ -11260,7 +10941,7 @@
                 <w:sz w:val="24"/>
                 <w:szCs w:val="24"/>
               </w:rPr>
-              <w:t>Соглашение №93/03-22У от  11.03.2022</w:t>
+              <w:t xml:space="preserve">Соглашение №93/03-22У от 11.03.2022</w:t>
             </w:r>
           </w:p>
         </w:tc>
@@ -11283,59 +10964,7 @@
                 <w:sz w:val="24"/>
                 <w:szCs w:val="24"/>
               </w:rPr>
-              <w:t xml:space="preserve">Архиватор </w:t>
-            </w:r>
-            <w:r>
-              <w:rPr>
-                <w:sz w:val="24"/>
-                <w:szCs w:val="24"/>
-              </w:rPr>
-              <w:br/>
-            </w:r>
-            <w:r>
-              <w:rPr>
-                <w:sz w:val="24"/>
-                <w:szCs w:val="24"/>
-                <w:lang w:val="en-US"/>
-              </w:rPr>
-              <w:t>Engrampa</w:t>
-            </w:r>
-            <w:r>
-              <w:rPr>
-                <w:sz w:val="24"/>
-                <w:szCs w:val="24"/>
-              </w:rPr>
-              <w:t xml:space="preserve"> – </w:t>
-            </w:r>
-            <w:r>
-              <w:rPr>
-                <w:sz w:val="24"/>
-                <w:szCs w:val="24"/>
-                <w:lang w:val="en-US"/>
-              </w:rPr>
-              <w:t>Archive</w:t>
-            </w:r>
-            <w:r>
-              <w:rPr>
-                <w:sz w:val="24"/>
-                <w:szCs w:val="24"/>
-              </w:rPr>
-              <w:t xml:space="preserve"> </w:t>
-            </w:r>
-            <w:r>
-              <w:rPr>
-                <w:sz w:val="24"/>
-                <w:szCs w:val="24"/>
-                <w:lang w:val="en-US"/>
-              </w:rPr>
-              <w:t>Manager</w:t>
-            </w:r>
-            <w:r>
-              <w:rPr>
-                <w:sz w:val="24"/>
-                <w:szCs w:val="24"/>
-              </w:rPr>
-              <w:t xml:space="preserve"> </w:t>
+              <w:t xml:space="preserve">Офисный пакет Р7-Офис</w:t>
             </w:r>
           </w:p>
         </w:tc>
@@ -11347,16 +10976,17 @@
           <w:p>
             <w:pPr>
               <w:rPr>
-                <w:sz w:val="24"/>
-                <w:szCs w:val="24"/>
-              </w:rPr>
-            </w:pPr>
-            <w:r>
-              <w:rPr>
-                <w:sz w:val="24"/>
-                <w:szCs w:val="24"/>
-              </w:rPr>
-              <w:t>Свободно распространяемое ПО</w:t>
+                <w:b/>
+                <w:sz w:val="24"/>
+                <w:szCs w:val="24"/>
+              </w:rPr>
+            </w:pPr>
+            <w:r>
+              <w:rPr>
+                <w:sz w:val="24"/>
+                <w:szCs w:val="24"/>
+              </w:rPr>
+              <w:t xml:space="preserve">Соглашение б/н от 19.01.2026</w:t>
             </w:r>
           </w:p>
         </w:tc>
@@ -11372,72 +11002,14 @@
               <w:rPr>
                 <w:sz w:val="24"/>
                 <w:szCs w:val="24"/>
-                <w:lang w:val="en-US"/>
-              </w:rPr>
-            </w:pPr>
-            <w:r>
-              <w:rPr>
-                <w:sz w:val="24"/>
-                <w:szCs w:val="24"/>
-              </w:rPr>
-              <w:t>Файловые</w:t>
-            </w:r>
-            <w:r>
-              <w:rPr>
-                <w:sz w:val="24"/>
-                <w:szCs w:val="24"/>
-                <w:lang w:val="en-US"/>
-              </w:rPr>
-              <w:t xml:space="preserve"> </w:t>
-            </w:r>
-            <w:r>
-              <w:rPr>
-                <w:sz w:val="24"/>
-                <w:szCs w:val="24"/>
-              </w:rPr>
-              <w:t>менеджеры</w:t>
-            </w:r>
-            <w:r>
-              <w:rPr>
-                <w:sz w:val="24"/>
-                <w:szCs w:val="24"/>
-                <w:lang w:val="en-US"/>
-              </w:rPr>
-              <w:t>:</w:t>
-            </w:r>
-          </w:p>
-          <w:p>
-            <w:pPr>
-              <w:rPr>
-                <w:sz w:val="24"/>
-                <w:szCs w:val="24"/>
-                <w:lang w:val="en-US"/>
-              </w:rPr>
-            </w:pPr>
-            <w:r>
-              <w:rPr>
-                <w:sz w:val="24"/>
-                <w:szCs w:val="24"/>
-                <w:lang w:val="en-US"/>
-              </w:rPr>
-              <w:t>Midnight Commander</w:t>
-            </w:r>
-          </w:p>
-          <w:p>
-            <w:pPr>
-              <w:rPr>
-                <w:sz w:val="24"/>
-                <w:szCs w:val="24"/>
-                <w:lang w:val="en-US"/>
-              </w:rPr>
-            </w:pPr>
-            <w:r>
-              <w:rPr>
-                <w:sz w:val="24"/>
-                <w:szCs w:val="24"/>
-                <w:lang w:val="en-US"/>
-              </w:rPr>
-              <w:t>Double Commander</w:t>
+              </w:rPr>
+            </w:pPr>
+            <w:r>
+              <w:rPr>
+                <w:sz w:val="24"/>
+                <w:szCs w:val="24"/>
+              </w:rPr>
+              <w:t xml:space="preserve">Офисный пакет Libre Office </w:t>
             </w:r>
           </w:p>
         </w:tc>
@@ -11449,16 +11021,17 @@
           <w:p>
             <w:pPr>
               <w:rPr>
-                <w:sz w:val="24"/>
-                <w:szCs w:val="24"/>
-              </w:rPr>
-            </w:pPr>
-            <w:r>
-              <w:rPr>
-                <w:sz w:val="24"/>
-                <w:szCs w:val="24"/>
-              </w:rPr>
-              <w:t>Свободно распространяемое ПО</w:t>
+                <w:b/>
+                <w:sz w:val="24"/>
+                <w:szCs w:val="24"/>
+              </w:rPr>
+            </w:pPr>
+            <w:r>
+              <w:rPr>
+                <w:sz w:val="24"/>
+                <w:szCs w:val="24"/>
+              </w:rPr>
+              <w:t xml:space="preserve">Свободно распространяемое ПО</w:t>
             </w:r>
           </w:p>
         </w:tc>
@@ -11481,37 +11054,9 @@
                 <w:sz w:val="24"/>
                 <w:szCs w:val="24"/>
               </w:rPr>
-              <w:t>Интернет-браузеры:</w:t>
-            </w:r>
-            <w:r>
-              <w:rPr>
-                <w:sz w:val="24"/>
-                <w:szCs w:val="24"/>
-              </w:rPr>
+              <w:t xml:space="preserve">Архиватор: </w:t>
               <w:br/>
-            </w:r>
-            <w:r>
-              <w:rPr>
-                <w:sz w:val="24"/>
-                <w:szCs w:val="24"/>
-                <w:lang w:val="en-US"/>
-              </w:rPr>
-              <w:t>Chromium</w:t>
-            </w:r>
-            <w:r>
-              <w:rPr>
-                <w:sz w:val="24"/>
-                <w:szCs w:val="24"/>
-              </w:rPr>
-              <w:t xml:space="preserve"> </w:t>
-            </w:r>
-            <w:r>
-              <w:rPr>
-                <w:sz w:val="24"/>
-                <w:szCs w:val="24"/>
-                <w:lang w:val="en-US"/>
-              </w:rPr>
-              <w:t>Firefox</w:t>
+              <w:t xml:space="preserve">Engrampa – Archive Manager </w:t>
             </w:r>
           </w:p>
         </w:tc>
@@ -11523,24 +11068,22 @@
           <w:p>
             <w:pPr>
               <w:rPr>
-                <w:sz w:val="24"/>
-                <w:szCs w:val="24"/>
-              </w:rPr>
-            </w:pPr>
-            <w:r>
-              <w:rPr>
-                <w:sz w:val="24"/>
-                <w:szCs w:val="24"/>
-              </w:rPr>
-              <w:t>Свободно распространяемое ПО</w:t>
+                <w:b/>
+                <w:sz w:val="24"/>
+                <w:szCs w:val="24"/>
+              </w:rPr>
+            </w:pPr>
+            <w:r>
+              <w:rPr>
+                <w:sz w:val="24"/>
+                <w:szCs w:val="24"/>
+              </w:rPr>
+              <w:t xml:space="preserve">Свободно распространяемое ПО</w:t>
             </w:r>
           </w:p>
         </w:tc>
       </w:tr>
       <w:tr>
-        <w:trPr>
-          <w:trHeight w:val="599"/>
-        </w:trPr>
         <w:tc>
           <w:tcPr>
             <w:tcW w:w="4957" w:type="dxa"/>
@@ -11558,15 +11101,9 @@
                 <w:sz w:val="24"/>
                 <w:szCs w:val="24"/>
               </w:rPr>
-              <w:t xml:space="preserve">Программа для просмотра и редактирования графических файлов </w:t>
-            </w:r>
-            <w:r>
-              <w:rPr>
-                <w:sz w:val="24"/>
-                <w:szCs w:val="24"/>
-                <w:lang w:val="en-US"/>
-              </w:rPr>
-              <w:t>Pix</w:t>
+              <w:t xml:space="preserve">Файловые менеджеры:</w:t>
+              <w:br/>
+              <w:t xml:space="preserve">Midnight Commander, Double Commander</w:t>
             </w:r>
           </w:p>
         </w:tc>
@@ -11578,24 +11115,22 @@
           <w:p>
             <w:pPr>
               <w:rPr>
-                <w:sz w:val="24"/>
-                <w:szCs w:val="24"/>
-              </w:rPr>
-            </w:pPr>
-            <w:r>
-              <w:rPr>
-                <w:sz w:val="24"/>
-                <w:szCs w:val="24"/>
-              </w:rPr>
-              <w:t>Свободно распространяемое ПО</w:t>
+                <w:b/>
+                <w:sz w:val="24"/>
+                <w:szCs w:val="24"/>
+              </w:rPr>
+            </w:pPr>
+            <w:r>
+              <w:rPr>
+                <w:sz w:val="24"/>
+                <w:szCs w:val="24"/>
+              </w:rPr>
+              <w:t xml:space="preserve">Свободно распространяемое ПО</w:t>
             </w:r>
           </w:p>
         </w:tc>
       </w:tr>
       <w:tr>
-        <w:trPr>
-          <w:trHeight w:val="581"/>
-        </w:trPr>
         <w:tc>
           <w:tcPr>
             <w:tcW w:w="4957" w:type="dxa"/>
@@ -11613,54 +11148,9 @@
                 <w:sz w:val="24"/>
                 <w:szCs w:val="24"/>
               </w:rPr>
-              <w:t xml:space="preserve">Программа для просмотра и редактирования </w:t>
-            </w:r>
-            <w:r>
-              <w:rPr>
-                <w:sz w:val="24"/>
-                <w:szCs w:val="24"/>
-              </w:rPr>
+              <w:t xml:space="preserve">Интернет-браузеры:</w:t>
               <w:br/>
-            </w:r>
-            <w:proofErr w:type="spellStart"/>
-            <w:r>
-              <w:rPr>
-                <w:sz w:val="24"/>
-                <w:szCs w:val="24"/>
-                <w:lang w:val="en-US"/>
-              </w:rPr>
-              <w:t>Atril</w:t>
-            </w:r>
-            <w:proofErr w:type="spellEnd"/>
-            <w:r>
-              <w:rPr>
-                <w:sz w:val="24"/>
-                <w:szCs w:val="24"/>
-              </w:rPr>
-              <w:t xml:space="preserve"> – </w:t>
-            </w:r>
-            <w:r>
-              <w:rPr>
-                <w:sz w:val="24"/>
-                <w:szCs w:val="24"/>
-                <w:lang w:val="en-US"/>
-              </w:rPr>
-              <w:t>Document</w:t>
-            </w:r>
-            <w:r>
-              <w:rPr>
-                <w:sz w:val="24"/>
-                <w:szCs w:val="24"/>
-              </w:rPr>
-              <w:t xml:space="preserve"> </w:t>
-            </w:r>
-            <w:r>
-              <w:rPr>
-                <w:sz w:val="24"/>
-                <w:szCs w:val="24"/>
-                <w:lang w:val="en-US"/>
-              </w:rPr>
-              <w:t>Viewer</w:t>
+              <w:t xml:space="preserve">Chromium, Firefox</w:t>
             </w:r>
           </w:p>
         </w:tc>
@@ -11672,24 +11162,22 @@
           <w:p>
             <w:pPr>
               <w:rPr>
-                <w:sz w:val="24"/>
-                <w:szCs w:val="24"/>
-              </w:rPr>
-            </w:pPr>
-            <w:r>
-              <w:rPr>
-                <w:sz w:val="24"/>
-                <w:szCs w:val="24"/>
-              </w:rPr>
-              <w:t>Свободно распространяемое ПО</w:t>
+                <w:b/>
+                <w:sz w:val="24"/>
+                <w:szCs w:val="24"/>
+              </w:rPr>
+            </w:pPr>
+            <w:r>
+              <w:rPr>
+                <w:sz w:val="24"/>
+                <w:szCs w:val="24"/>
+              </w:rPr>
+              <w:t xml:space="preserve">Свободно распространяемое ПО</w:t>
             </w:r>
           </w:p>
         </w:tc>
       </w:tr>
       <w:tr>
-        <w:trPr>
-          <w:trHeight w:val="357"/>
-        </w:trPr>
         <w:tc>
           <w:tcPr>
             <w:tcW w:w="4957" w:type="dxa"/>
@@ -11700,38 +11188,14 @@
               <w:rPr>
                 <w:sz w:val="24"/>
                 <w:szCs w:val="24"/>
-                <w:lang w:val="en-US"/>
-              </w:rPr>
-            </w:pPr>
-            <w:r>
-              <w:rPr>
-                <w:sz w:val="24"/>
-                <w:szCs w:val="24"/>
-              </w:rPr>
-              <w:t>Медиа</w:t>
-            </w:r>
-            <w:r>
-              <w:rPr>
-                <w:sz w:val="24"/>
-                <w:szCs w:val="24"/>
-                <w:lang w:val="en-US"/>
-              </w:rPr>
-              <w:t>-</w:t>
-            </w:r>
-            <w:r>
-              <w:rPr>
-                <w:sz w:val="24"/>
-                <w:szCs w:val="24"/>
-              </w:rPr>
-              <w:t>плеер</w:t>
-            </w:r>
-            <w:r>
-              <w:rPr>
-                <w:sz w:val="24"/>
-                <w:szCs w:val="24"/>
-                <w:lang w:val="en-US"/>
-              </w:rPr>
-              <w:t xml:space="preserve"> VLC media player </w:t>
+              </w:rPr>
+            </w:pPr>
+            <w:r>
+              <w:rPr>
+                <w:sz w:val="24"/>
+                <w:szCs w:val="24"/>
+              </w:rPr>
+              <w:t xml:space="preserve">Программа для просмотра и редактирования графических файлов Pix</w:t>
             </w:r>
           </w:p>
         </w:tc>
@@ -11743,24 +11207,22 @@
           <w:p>
             <w:pPr>
               <w:rPr>
-                <w:sz w:val="24"/>
-                <w:szCs w:val="24"/>
-              </w:rPr>
-            </w:pPr>
-            <w:r>
-              <w:rPr>
-                <w:sz w:val="24"/>
-                <w:szCs w:val="24"/>
-              </w:rPr>
-              <w:t>Свободно распространяемое ПО</w:t>
+                <w:b/>
+                <w:sz w:val="24"/>
+                <w:szCs w:val="24"/>
+              </w:rPr>
+            </w:pPr>
+            <w:r>
+              <w:rPr>
+                <w:sz w:val="24"/>
+                <w:szCs w:val="24"/>
+              </w:rPr>
+              <w:t xml:space="preserve">Свободно распространяемое ПО</w:t>
             </w:r>
           </w:p>
         </w:tc>
       </w:tr>
       <w:tr>
-        <w:trPr>
-          <w:trHeight w:val="357"/>
-        </w:trPr>
         <w:tc>
           <w:tcPr>
             <w:tcW w:w="4957" w:type="dxa"/>
@@ -11778,23 +11240,9 @@
                 <w:sz w:val="24"/>
                 <w:szCs w:val="24"/>
               </w:rPr>
-              <w:t xml:space="preserve">Офисный пакет </w:t>
-            </w:r>
-            <w:proofErr w:type="spellStart"/>
-            <w:r>
-              <w:rPr>
-                <w:sz w:val="24"/>
-                <w:szCs w:val="24"/>
-              </w:rPr>
-              <w:t>Libre</w:t>
-            </w:r>
-            <w:proofErr w:type="spellEnd"/>
-            <w:r>
-              <w:rPr>
-                <w:sz w:val="24"/>
-                <w:szCs w:val="24"/>
-              </w:rPr>
-              <w:t xml:space="preserve"> Office </w:t>
+              <w:t xml:space="preserve">Программа для просмотра и редактирования </w:t>
+              <w:br/>
+              <w:t xml:space="preserve">Atril – Document Viewer</w:t>
             </w:r>
           </w:p>
         </w:tc>
@@ -11816,15 +11264,12 @@
                 <w:sz w:val="24"/>
                 <w:szCs w:val="24"/>
               </w:rPr>
-              <w:t>Свободно распространяемое ПО</w:t>
+              <w:t xml:space="preserve">Свободно распространяемое ПО</w:t>
             </w:r>
           </w:p>
         </w:tc>
       </w:tr>
       <w:tr>
-        <w:trPr>
-          <w:trHeight w:val="402"/>
-        </w:trPr>
         <w:tc>
           <w:tcPr>
             <w:tcW w:w="4957" w:type="dxa"/>
@@ -11842,7 +11287,7 @@
                 <w:sz w:val="24"/>
                 <w:szCs w:val="24"/>
               </w:rPr>
-              <w:t>Система электронного обучения Moodle⃰</w:t>
+              <w:t xml:space="preserve">Медиа-плеер VLC media player </w:t>
             </w:r>
           </w:p>
         </w:tc>
@@ -11854,47 +11299,41 @@
           <w:p>
             <w:pPr>
               <w:rPr>
-                <w:sz w:val="24"/>
-                <w:szCs w:val="24"/>
-              </w:rPr>
-            </w:pPr>
-            <w:r>
-              <w:rPr>
-                <w:sz w:val="24"/>
-                <w:szCs w:val="24"/>
-              </w:rPr>
-              <w:t>Свободно распространяемое ПО</w:t>
+                <w:b/>
+                <w:sz w:val="24"/>
+                <w:szCs w:val="24"/>
+              </w:rPr>
+            </w:pPr>
+            <w:r>
+              <w:rPr>
+                <w:sz w:val="24"/>
+                <w:szCs w:val="24"/>
+              </w:rPr>
+              <w:t xml:space="preserve">Свободно распространяемое ПО</w:t>
             </w:r>
           </w:p>
         </w:tc>
       </w:tr>
     </w:tbl>
-    <w:p>
-      <w:pPr>
+    <w:p xmlns:w="http://schemas.openxmlformats.org/wordprocessingml/2006/main" xmlns:w14="http://schemas.microsoft.com/office/word/2010/wordml">
+      <w:pPr>
+        <w:ind w:firstLine="567"/>
         <w:jc w:val="both"/>
         <w:rPr>
-          <w:sz w:val="24"/>
-          <w:szCs w:val="24"/>
-        </w:rPr>
-      </w:pPr>
-      <w:r>
-        <w:rPr>
-          <w:i/>
-          <w:sz w:val="24"/>
-          <w:szCs w:val="24"/>
-        </w:rPr>
-        <w:t xml:space="preserve">⃰ </w:t>
-      </w:r>
-      <w:r>
-        <w:rPr>
-          <w:sz w:val="24"/>
-          <w:szCs w:val="24"/>
-        </w:rPr>
-        <w:t>При реализации дисциплины с частичным применением дистанционных образовательных технологий</w:t>
-      </w:r>
-      <w:bookmarkEnd w:id="1"/>
-      <w:bookmarkEnd w:id="2"/>
-      <w:bookmarkEnd w:id="3"/>
+          <w:b/>
+          <w:sz w:val="28"/>
+          <w:szCs w:val="28"/>
+        </w:rPr>
+        <w:spacing w:before="0" w:after="0" w:line="20" w:lineRule="exact"/>
+      </w:pPr>
+      <w:r>
+        <w:rPr>
+          <w:b/>
+          <w:sz w:val="28"/>
+          <w:szCs w:val="28"/>
+        </w:rPr>
+        <w:t xml:space="preserve"/>
+      </w:r>
     </w:p>
     <w:sectPr>
       <w:headerReference w:type="default" r:id="rId26"/>
